--- a/3 Проектирование информационных систем (Миронов Александр Юрьевич)/Курсовая/Курсовая Соколов Д.А. Ик-731 (ПИС).docx
+++ b/3 Проектирование информационных систем (Миронов Александр Юрьевич)/Курсовая/Курсовая Соколов Д.А. Ик-731 (ПИС).docx
@@ -2404,18 +2404,7 @@
           <w:szCs w:val="28"/>
           <w:lang w:val="ru-RU"/>
         </w:rPr>
-        <w:t>М</w:t>
-      </w:r>
-      <w:r>
-        <w:rPr>
-          <w:rFonts w:ascii="Times New Roman" w:hAnsi="Times New Roman"/>
-          <w:b/>
-          <w:bCs/>
-          <w:sz w:val="28"/>
-          <w:szCs w:val="28"/>
-          <w:lang w:val="ru-RU"/>
-        </w:rPr>
-        <w:t>астер или механик</w:t>
+        <w:t>Мастер или механик</w:t>
       </w:r>
       <w:r>
         <w:rPr>
@@ -2435,16 +2424,7 @@
           <w:szCs w:val="28"/>
           <w:lang w:val="ru-RU"/>
         </w:rPr>
-        <w:t xml:space="preserve"> </w:t>
-      </w:r>
-      <w:r>
-        <w:rPr>
-          <w:rFonts w:ascii="Times New Roman" w:hAnsi="Times New Roman"/>
-          <w:sz w:val="28"/>
-          <w:szCs w:val="28"/>
-          <w:lang w:val="ru-RU"/>
-        </w:rPr>
-        <w:t>выполняет</w:t>
+        <w:t xml:space="preserve"> выполняет</w:t>
       </w:r>
       <w:r>
         <w:rPr>
@@ -2817,6 +2797,7 @@
           <w:bCs/>
           <w:sz w:val="28"/>
           <w:szCs w:val="28"/>
+          <w:lang w:val="ru-RU"/>
         </w:rPr>
       </w:pPr>
       <w:r>
@@ -2837,6 +2818,7 @@
           <w:bCs/>
           <w:sz w:val="28"/>
           <w:szCs w:val="28"/>
+          <w:lang w:val="ru-RU"/>
         </w:rPr>
         <w:t>:</w:t>
       </w:r>
@@ -3448,105 +3430,51 @@
           <w:szCs w:val="28"/>
           <w:lang w:val="ru-RU"/>
         </w:rPr>
-        <w:t xml:space="preserve">О </w:t>
-      </w:r>
-      <w:r>
-        <w:rPr>
-          <w:rFonts w:ascii="Times New Roman" w:hAnsi="Times New Roman"/>
-          <w:sz w:val="28"/>
-          <w:szCs w:val="28"/>
-          <w:lang w:val="ru-RU"/>
-        </w:rPr>
-        <w:t>-</w:t>
-      </w:r>
-      <w:r>
-        <w:rPr>
-          <w:rFonts w:ascii="Times New Roman" w:hAnsi="Times New Roman"/>
-          <w:sz w:val="28"/>
-          <w:szCs w:val="28"/>
-          <w:lang w:val="ru-RU"/>
-        </w:rPr>
-        <w:t xml:space="preserve"> основной исполнитель функции;</w:t>
-      </w:r>
-    </w:p>
-    <w:p>
-      <w:pPr>
-        <w:spacing w:line="360" w:lineRule="auto"/>
-        <w:ind w:firstLine="425"/>
-        <w:jc w:val="both"/>
-        <w:rPr>
-          <w:rFonts w:ascii="Times New Roman" w:hAnsi="Times New Roman"/>
-          <w:sz w:val="28"/>
-          <w:szCs w:val="28"/>
-          <w:lang w:val="ru-RU"/>
-        </w:rPr>
-      </w:pPr>
-      <w:r>
-        <w:rPr>
-          <w:rFonts w:ascii="Times New Roman" w:hAnsi="Times New Roman"/>
-          <w:sz w:val="28"/>
-          <w:szCs w:val="28"/>
-          <w:lang w:val="ru-RU"/>
-        </w:rPr>
-        <w:t xml:space="preserve">У </w:t>
-      </w:r>
-      <w:r>
-        <w:rPr>
-          <w:rFonts w:ascii="Times New Roman" w:hAnsi="Times New Roman"/>
-          <w:sz w:val="28"/>
-          <w:szCs w:val="28"/>
-          <w:lang w:val="ru-RU"/>
-        </w:rPr>
-        <w:t>-</w:t>
-      </w:r>
-      <w:r>
-        <w:rPr>
-          <w:rFonts w:ascii="Times New Roman" w:hAnsi="Times New Roman"/>
-          <w:sz w:val="28"/>
-          <w:szCs w:val="28"/>
-          <w:lang w:val="ru-RU"/>
-        </w:rPr>
-        <w:t xml:space="preserve"> участник функции;</w:t>
-      </w:r>
-    </w:p>
-    <w:p>
-      <w:pPr>
-        <w:spacing w:line="360" w:lineRule="auto"/>
-        <w:ind w:firstLine="425"/>
-        <w:jc w:val="both"/>
-        <w:rPr>
-          <w:rFonts w:ascii="Times New Roman" w:hAnsi="Times New Roman"/>
-          <w:sz w:val="28"/>
-          <w:szCs w:val="28"/>
-          <w:lang w:val="ru-RU"/>
-        </w:rPr>
-      </w:pPr>
-      <w:r>
-        <w:rPr>
-          <w:rFonts w:ascii="Times New Roman" w:hAnsi="Times New Roman"/>
-          <w:sz w:val="28"/>
-          <w:szCs w:val="28"/>
-          <w:lang w:val="ru-RU"/>
-        </w:rPr>
-        <w:t xml:space="preserve">К </w:t>
-      </w:r>
-      <w:r>
-        <w:rPr>
-          <w:rFonts w:ascii="Times New Roman" w:hAnsi="Times New Roman"/>
-          <w:sz w:val="28"/>
-          <w:szCs w:val="28"/>
-          <w:lang w:val="ru-RU"/>
-        </w:rPr>
-        <w:t>-</w:t>
-      </w:r>
-      <w:r>
-        <w:rPr>
-          <w:rFonts w:ascii="Times New Roman" w:hAnsi="Times New Roman"/>
-          <w:sz w:val="28"/>
-          <w:szCs w:val="28"/>
-          <w:lang w:val="ru-RU"/>
-        </w:rPr>
-        <w:t xml:space="preserve"> контролирует или использует результат.</w:t>
+        <w:t>О - основной исполнитель функции;</w:t>
+      </w:r>
+    </w:p>
+    <w:p>
+      <w:pPr>
+        <w:spacing w:line="360" w:lineRule="auto"/>
+        <w:ind w:firstLine="425"/>
+        <w:jc w:val="both"/>
+        <w:rPr>
+          <w:rFonts w:ascii="Times New Roman" w:hAnsi="Times New Roman"/>
+          <w:sz w:val="28"/>
+          <w:szCs w:val="28"/>
+          <w:lang w:val="ru-RU"/>
+        </w:rPr>
+      </w:pPr>
+      <w:r>
+        <w:rPr>
+          <w:rFonts w:ascii="Times New Roman" w:hAnsi="Times New Roman"/>
+          <w:sz w:val="28"/>
+          <w:szCs w:val="28"/>
+          <w:lang w:val="ru-RU"/>
+        </w:rPr>
+        <w:t>У - участник функции;</w:t>
+      </w:r>
+    </w:p>
+    <w:p>
+      <w:pPr>
+        <w:spacing w:line="360" w:lineRule="auto"/>
+        <w:ind w:firstLine="425"/>
+        <w:jc w:val="both"/>
+        <w:rPr>
+          <w:rFonts w:ascii="Times New Roman" w:hAnsi="Times New Roman"/>
+          <w:sz w:val="28"/>
+          <w:szCs w:val="28"/>
+          <w:lang w:val="ru-RU"/>
+        </w:rPr>
+      </w:pPr>
+      <w:r>
+        <w:rPr>
+          <w:rFonts w:ascii="Times New Roman" w:hAnsi="Times New Roman"/>
+          <w:sz w:val="28"/>
+          <w:szCs w:val="28"/>
+          <w:lang w:val="ru-RU"/>
+        </w:rPr>
+        <w:t>К - контролирует или использует результат.</w:t>
       </w:r>
     </w:p>
     <w:p>
@@ -6364,17 +6292,7 @@
           <w:szCs w:val="28"/>
           <w:lang w:val="ru-RU"/>
         </w:rPr>
-        <w:t xml:space="preserve">В качестве CASE-средства моделирования в данной работе выбран </w:t>
-      </w:r>
-      <w:bookmarkStart w:id="0" w:name="_GoBack"/>
-      <w:r>
-        <w:rPr>
-          <w:rFonts w:ascii="Times New Roman" w:hAnsi="Times New Roman"/>
-          <w:sz w:val="28"/>
-          <w:szCs w:val="28"/>
-          <w:lang w:val="ru-RU"/>
-        </w:rPr>
-        <w:t>diagrams.net</w:t>
+        <w:t>В качестве CASE-средства моделирования в данной работе выбран diagrams.net</w:t>
       </w:r>
       <w:r>
         <w:rPr>
@@ -6385,7 +6303,6 @@
         </w:rPr>
         <w:t xml:space="preserve"> </w:t>
       </w:r>
-      <w:bookmarkEnd w:id="0"/>
       <w:r>
         <w:rPr>
           <w:rFonts w:ascii="Times New Roman" w:hAnsi="Times New Roman"/>
@@ -6871,25 +6788,7 @@
           <w:szCs w:val="28"/>
           <w:lang w:val="ru-RU"/>
         </w:rPr>
-        <w:t>diagrams.net</w:t>
-      </w:r>
-      <w:r>
-        <w:rPr>
-          <w:rFonts w:ascii="Times New Roman" w:hAnsi="Times New Roman"/>
-          <w:sz w:val="28"/>
-          <w:szCs w:val="28"/>
-          <w:lang w:val="ru-RU"/>
-        </w:rPr>
-        <w:t xml:space="preserve"> </w:t>
-      </w:r>
-      <w:r>
-        <w:rPr>
-          <w:rFonts w:ascii="Times New Roman" w:hAnsi="Times New Roman"/>
-          <w:sz w:val="28"/>
-          <w:szCs w:val="28"/>
-          <w:lang w:val="ru-RU"/>
-        </w:rPr>
-        <w:t xml:space="preserve">позволяет построить все необходимые диаграммы в рамках визуального проектирования, </w:t>
+        <w:t xml:space="preserve">diagrams.net позволяет построить все необходимые диаграммы в рамках визуального проектирования, </w:t>
       </w:r>
       <w:proofErr w:type="spellStart"/>
       <w:r>
@@ -7499,10 +7398,400 @@
         <w:jc w:val="both"/>
         <w:rPr>
           <w:rFonts w:ascii="Times New Roman" w:hAnsi="Times New Roman"/>
-          <w:b/>
-          <w:bCs/>
-          <w:sz w:val="28"/>
-          <w:szCs w:val="28"/>
+          <w:sz w:val="28"/>
+          <w:szCs w:val="28"/>
+          <w:lang w:val="ru-RU"/>
+        </w:rPr>
+      </w:pPr>
+      <w:r>
+        <w:rPr>
+          <w:rFonts w:ascii="Times New Roman" w:hAnsi="Times New Roman"/>
+          <w:sz w:val="28"/>
+          <w:szCs w:val="28"/>
+          <w:lang w:val="ru-RU"/>
+        </w:rPr>
+        <w:t xml:space="preserve">Модель «Как есть» отражает текущее состояние учета услуг и запчастей в автосервисе до внедрения проектируемой информационной системы. </w:t>
+      </w:r>
+    </w:p>
+    <w:p>
+      <w:pPr>
+        <w:spacing w:line="360" w:lineRule="auto"/>
+        <w:ind w:firstLine="425"/>
+        <w:jc w:val="both"/>
+        <w:rPr>
+          <w:rFonts w:ascii="Times New Roman" w:hAnsi="Times New Roman"/>
+          <w:sz w:val="28"/>
+          <w:szCs w:val="28"/>
+          <w:lang w:val="ru-RU"/>
+        </w:rPr>
+      </w:pPr>
+      <w:r>
+        <w:rPr>
+          <w:rFonts w:ascii="Times New Roman" w:hAnsi="Times New Roman"/>
+          <w:sz w:val="28"/>
+          <w:szCs w:val="28"/>
+          <w:lang w:val="ru-RU"/>
+        </w:rPr>
+        <w:t>Процесс обслуживания автомобиля включает несколько последовательных этапов: прием автомобиля, диагностику неисправностей, выполнение работ, проверку качества и выдачу автомобиля клиенту. На каждом из этих этапов формируются документы и происходит обмен информацией между различными участниками процесса.</w:t>
+      </w:r>
+    </w:p>
+    <w:p>
+      <w:pPr>
+        <w:spacing w:line="360" w:lineRule="auto"/>
+        <w:ind w:firstLine="425"/>
+        <w:jc w:val="both"/>
+        <w:rPr>
+          <w:rFonts w:ascii="Times New Roman" w:hAnsi="Times New Roman"/>
+          <w:sz w:val="28"/>
+          <w:szCs w:val="28"/>
+          <w:lang w:val="ru-RU"/>
+        </w:rPr>
+      </w:pPr>
+      <w:r>
+        <w:rPr>
+          <w:rFonts w:ascii="Times New Roman" w:hAnsi="Times New Roman"/>
+          <w:sz w:val="28"/>
+          <w:szCs w:val="28"/>
+          <w:lang w:val="ru-RU"/>
+        </w:rPr>
+        <w:t xml:space="preserve">В текущем состоянии учет услуг и запчастей ведется преимущественно вручную или с использованием разрозненных документов и таблиц. </w:t>
+      </w:r>
+    </w:p>
+    <w:p>
+      <w:pPr>
+        <w:spacing w:line="360" w:lineRule="auto"/>
+        <w:ind w:firstLine="425"/>
+        <w:jc w:val="both"/>
+        <w:rPr>
+          <w:rFonts w:ascii="Times New Roman" w:hAnsi="Times New Roman"/>
+          <w:sz w:val="28"/>
+          <w:szCs w:val="28"/>
+          <w:lang w:val="ru-RU"/>
+        </w:rPr>
+      </w:pPr>
+      <w:r>
+        <w:rPr>
+          <w:rFonts w:ascii="Times New Roman" w:hAnsi="Times New Roman"/>
+          <w:sz w:val="28"/>
+          <w:szCs w:val="28"/>
+          <w:lang w:val="ru-RU"/>
+        </w:rPr>
+        <w:t xml:space="preserve">Основным недостатком текущей модели является отсутствие единого централизованного хранилища данных. </w:t>
+      </w:r>
+    </w:p>
+    <w:p>
+      <w:pPr>
+        <w:spacing w:line="360" w:lineRule="auto"/>
+        <w:ind w:firstLine="425"/>
+        <w:jc w:val="both"/>
+        <w:rPr>
+          <w:rFonts w:ascii="Times New Roman" w:hAnsi="Times New Roman"/>
+          <w:sz w:val="28"/>
+          <w:szCs w:val="28"/>
+          <w:lang w:val="ru-RU"/>
+        </w:rPr>
+      </w:pPr>
+      <w:r>
+        <w:rPr>
+          <w:rFonts w:ascii="Times New Roman" w:hAnsi="Times New Roman"/>
+          <w:sz w:val="28"/>
+          <w:szCs w:val="28"/>
+          <w:lang w:val="ru-RU"/>
+        </w:rPr>
+        <w:t xml:space="preserve">Таким образом, модель «Как есть» показывает, что в текущем состоянии процесс учета услуг и запчастей в автосервисе организован недостаточно эффективно. </w:t>
+      </w:r>
+    </w:p>
+    <w:p>
+      <w:pPr>
+        <w:spacing w:line="360" w:lineRule="auto"/>
+        <w:ind w:firstLine="425"/>
+        <w:jc w:val="both"/>
+        <w:rPr>
+          <w:rFonts w:ascii="Times New Roman" w:hAnsi="Times New Roman"/>
+          <w:sz w:val="28"/>
+          <w:szCs w:val="28"/>
+          <w:lang w:val="ru-RU"/>
+        </w:rPr>
+      </w:pPr>
+      <w:r>
+        <w:rPr>
+          <w:rFonts w:ascii="Times New Roman" w:hAnsi="Times New Roman"/>
+          <w:sz w:val="28"/>
+          <w:szCs w:val="28"/>
+          <w:lang w:val="ru-RU"/>
+        </w:rPr>
+        <w:t>В связи с этим была реализована модель «Как есть» приведенная на рисунке 2.1.</w:t>
+      </w:r>
+    </w:p>
+    <w:p>
+      <w:pPr>
+        <w:spacing w:line="360" w:lineRule="auto"/>
+        <w:jc w:val="both"/>
+        <w:rPr>
+          <w:rFonts w:ascii="Times New Roman" w:hAnsi="Times New Roman"/>
+          <w:sz w:val="28"/>
+          <w:szCs w:val="28"/>
+          <w:lang w:val="ru-RU"/>
+        </w:rPr>
+      </w:pPr>
+      <w:r>
+        <w:rPr>
+          <w:rFonts w:ascii="Times New Roman" w:hAnsi="Times New Roman"/>
+          <w:sz w:val="28"/>
+          <w:szCs w:val="28"/>
+          <w:lang w:val="ru-RU"/>
+        </w:rPr>
+        <w:lastRenderedPageBreak/>
+        <w:drawing>
+          <wp:inline distT="0" distB="0" distL="0" distR="0" wp14:anchorId="3A16E0ED" wp14:editId="3740EE02">
+            <wp:extent cx="6120130" cy="4221480"/>
+            <wp:effectExtent l="0" t="0" r="0" b="7620"/>
+            <wp:docPr id="1" name="Рисунок 1"/>
+            <wp:cNvGraphicFramePr>
+              <a:graphicFrameLocks xmlns:a="http://schemas.openxmlformats.org/drawingml/2006/main" noChangeAspect="1"/>
+            </wp:cNvGraphicFramePr>
+            <a:graphic xmlns:a="http://schemas.openxmlformats.org/drawingml/2006/main">
+              <a:graphicData uri="http://schemas.openxmlformats.org/drawingml/2006/picture">
+                <pic:pic xmlns:pic="http://schemas.openxmlformats.org/drawingml/2006/picture">
+                  <pic:nvPicPr>
+                    <pic:cNvPr id="1" name=""/>
+                    <pic:cNvPicPr/>
+                  </pic:nvPicPr>
+                  <pic:blipFill>
+                    <a:blip r:embed="rId8"/>
+                    <a:stretch>
+                      <a:fillRect/>
+                    </a:stretch>
+                  </pic:blipFill>
+                  <pic:spPr>
+                    <a:xfrm>
+                      <a:off x="0" y="0"/>
+                      <a:ext cx="6120130" cy="4221480"/>
+                    </a:xfrm>
+                    <a:prstGeom prst="rect">
+                      <a:avLst/>
+                    </a:prstGeom>
+                  </pic:spPr>
+                </pic:pic>
+              </a:graphicData>
+            </a:graphic>
+          </wp:inline>
+        </w:drawing>
+      </w:r>
+    </w:p>
+    <w:p>
+      <w:pPr>
+        <w:spacing w:line="360" w:lineRule="auto"/>
+        <w:ind w:firstLine="425"/>
+        <w:jc w:val="center"/>
+        <w:rPr>
+          <w:rFonts w:ascii="Times New Roman" w:hAnsi="Times New Roman"/>
+          <w:sz w:val="28"/>
+          <w:szCs w:val="28"/>
+          <w:lang w:val="ru-RU"/>
+        </w:rPr>
+      </w:pPr>
+      <w:r>
+        <w:rPr>
+          <w:rFonts w:ascii="Times New Roman" w:hAnsi="Times New Roman"/>
+          <w:sz w:val="28"/>
+          <w:szCs w:val="28"/>
+          <w:lang w:val="ru-RU"/>
+        </w:rPr>
+        <w:t xml:space="preserve">Рисунок 2.1 – </w:t>
+      </w:r>
+      <w:r>
+        <w:rPr>
+          <w:rFonts w:ascii="Times New Roman" w:hAnsi="Times New Roman"/>
+          <w:sz w:val="28"/>
+          <w:szCs w:val="28"/>
+        </w:rPr>
+        <w:t>ID</w:t>
+      </w:r>
+      <w:r>
+        <w:rPr>
+          <w:rFonts w:ascii="Times New Roman" w:hAnsi="Times New Roman"/>
+          <w:sz w:val="28"/>
+          <w:szCs w:val="28"/>
+        </w:rPr>
+        <w:t>E</w:t>
+      </w:r>
+      <w:r>
+        <w:rPr>
+          <w:rFonts w:ascii="Times New Roman" w:hAnsi="Times New Roman"/>
+          <w:sz w:val="28"/>
+          <w:szCs w:val="28"/>
+        </w:rPr>
+        <w:t>F</w:t>
+      </w:r>
+      <w:r>
+        <w:rPr>
+          <w:rFonts w:ascii="Times New Roman" w:hAnsi="Times New Roman"/>
+          <w:sz w:val="28"/>
+          <w:szCs w:val="28"/>
+          <w:lang w:val="ru-RU"/>
+        </w:rPr>
+        <w:t xml:space="preserve">0 </w:t>
+      </w:r>
+      <w:r>
+        <w:rPr>
+          <w:rFonts w:ascii="Times New Roman" w:hAnsi="Times New Roman"/>
+          <w:sz w:val="28"/>
+          <w:szCs w:val="28"/>
+          <w:lang w:val="ru-RU"/>
+        </w:rPr>
+        <w:t>диаграмма «Как есть»</w:t>
+      </w:r>
+    </w:p>
+    <w:p>
+      <w:pPr>
+        <w:spacing w:line="360" w:lineRule="auto"/>
+        <w:ind w:firstLine="425"/>
+        <w:jc w:val="center"/>
+        <w:rPr>
+          <w:rFonts w:ascii="Times New Roman" w:hAnsi="Times New Roman"/>
+          <w:sz w:val="28"/>
+          <w:szCs w:val="28"/>
+          <w:lang w:val="ru-RU"/>
+        </w:rPr>
+      </w:pPr>
+    </w:p>
+    <w:p>
+      <w:pPr>
+        <w:spacing w:line="360" w:lineRule="auto"/>
+        <w:ind w:firstLine="425"/>
+        <w:jc w:val="both"/>
+        <w:rPr>
+          <w:rFonts w:ascii="Times New Roman" w:hAnsi="Times New Roman"/>
+          <w:sz w:val="28"/>
+          <w:szCs w:val="28"/>
+          <w:lang w:val="ru-RU"/>
+        </w:rPr>
+      </w:pPr>
+      <w:r>
+        <w:rPr>
+          <w:rFonts w:ascii="Times New Roman" w:hAnsi="Times New Roman"/>
+          <w:sz w:val="28"/>
+          <w:szCs w:val="28"/>
+          <w:lang w:val="ru-RU"/>
+        </w:rPr>
+        <w:t>Также была произведена декомпозиция, результат представлен на рисунке 2.2.</w:t>
+      </w:r>
+    </w:p>
+    <w:p>
+      <w:pPr>
+        <w:spacing w:line="360" w:lineRule="auto"/>
+        <w:jc w:val="both"/>
+        <w:rPr>
+          <w:rFonts w:ascii="Times New Roman" w:hAnsi="Times New Roman"/>
+          <w:sz w:val="28"/>
+          <w:szCs w:val="28"/>
+          <w:lang w:val="ru-RU"/>
+        </w:rPr>
+      </w:pPr>
+      <w:r>
+        <w:rPr>
+          <w:rFonts w:ascii="Times New Roman" w:hAnsi="Times New Roman"/>
+          <w:sz w:val="28"/>
+          <w:szCs w:val="28"/>
+          <w:lang w:val="ru-RU"/>
+        </w:rPr>
+        <w:lastRenderedPageBreak/>
+        <w:drawing>
+          <wp:inline distT="0" distB="0" distL="0" distR="0" wp14:anchorId="6369345F" wp14:editId="5448F1CF">
+            <wp:extent cx="6120130" cy="4246245"/>
+            <wp:effectExtent l="0" t="0" r="0" b="1905"/>
+            <wp:docPr id="2" name="Рисунок 2"/>
+            <wp:cNvGraphicFramePr>
+              <a:graphicFrameLocks xmlns:a="http://schemas.openxmlformats.org/drawingml/2006/main" noChangeAspect="1"/>
+            </wp:cNvGraphicFramePr>
+            <a:graphic xmlns:a="http://schemas.openxmlformats.org/drawingml/2006/main">
+              <a:graphicData uri="http://schemas.openxmlformats.org/drawingml/2006/picture">
+                <pic:pic xmlns:pic="http://schemas.openxmlformats.org/drawingml/2006/picture">
+                  <pic:nvPicPr>
+                    <pic:cNvPr id="1" name=""/>
+                    <pic:cNvPicPr/>
+                  </pic:nvPicPr>
+                  <pic:blipFill>
+                    <a:blip r:embed="rId9"/>
+                    <a:stretch>
+                      <a:fillRect/>
+                    </a:stretch>
+                  </pic:blipFill>
+                  <pic:spPr>
+                    <a:xfrm>
+                      <a:off x="0" y="0"/>
+                      <a:ext cx="6120130" cy="4246245"/>
+                    </a:xfrm>
+                    <a:prstGeom prst="rect">
+                      <a:avLst/>
+                    </a:prstGeom>
+                  </pic:spPr>
+                </pic:pic>
+              </a:graphicData>
+            </a:graphic>
+          </wp:inline>
+        </w:drawing>
+      </w:r>
+    </w:p>
+    <w:p>
+      <w:pPr>
+        <w:spacing w:line="360" w:lineRule="auto"/>
+        <w:ind w:firstLine="425"/>
+        <w:jc w:val="center"/>
+        <w:rPr>
+          <w:rFonts w:ascii="Times New Roman" w:hAnsi="Times New Roman"/>
+          <w:sz w:val="28"/>
+          <w:szCs w:val="28"/>
+          <w:lang w:val="ru-RU"/>
+        </w:rPr>
+      </w:pPr>
+      <w:r>
+        <w:rPr>
+          <w:rFonts w:ascii="Times New Roman" w:hAnsi="Times New Roman"/>
+          <w:sz w:val="28"/>
+          <w:szCs w:val="28"/>
+          <w:lang w:val="ru-RU"/>
+        </w:rPr>
+        <w:t xml:space="preserve">Рисунок 2.1 – </w:t>
+      </w:r>
+      <w:r>
+        <w:rPr>
+          <w:rFonts w:ascii="Times New Roman" w:hAnsi="Times New Roman"/>
+          <w:sz w:val="28"/>
+          <w:szCs w:val="28"/>
+        </w:rPr>
+        <w:t>IDEF</w:t>
+      </w:r>
+      <w:r>
+        <w:rPr>
+          <w:rFonts w:ascii="Times New Roman" w:hAnsi="Times New Roman"/>
+          <w:sz w:val="28"/>
+          <w:szCs w:val="28"/>
+          <w:lang w:val="ru-RU"/>
+        </w:rPr>
+        <w:t xml:space="preserve">0 </w:t>
+      </w:r>
+      <w:r>
+        <w:rPr>
+          <w:rFonts w:ascii="Times New Roman" w:hAnsi="Times New Roman"/>
+          <w:sz w:val="28"/>
+          <w:szCs w:val="28"/>
+          <w:lang w:val="ru-RU"/>
+        </w:rPr>
+        <w:t>диаграмма «Как есть»</w:t>
+      </w:r>
+    </w:p>
+    <w:p>
+      <w:pPr>
+        <w:spacing w:line="360" w:lineRule="auto"/>
+        <w:ind w:firstLine="425"/>
+        <w:jc w:val="both"/>
+        <w:rPr>
+          <w:rFonts w:ascii="Times New Roman" w:hAnsi="Times New Roman"/>
+          <w:sz w:val="28"/>
+          <w:szCs w:val="28"/>
+          <w:lang w:val="ru-RU"/>
         </w:rPr>
       </w:pPr>
     </w:p>
@@ -7531,6 +7820,8 @@
         </w:rPr>
         <w:t>2.1.3. Модель “Как должно быть”</w:t>
       </w:r>
+      <w:bookmarkStart w:id="0" w:name="_GoBack"/>
+      <w:bookmarkEnd w:id="0"/>
     </w:p>
     <w:p>
       <w:pPr>
@@ -7971,7 +8262,7 @@
       </w:pPr>
     </w:p>
     <w:sectPr>
-      <w:footerReference w:type="default" r:id="rId8"/>
+      <w:footerReference w:type="default" r:id="rId10"/>
       <w:pgSz w:w="11906" w:h="16838"/>
       <w:pgMar w:top="1134" w:right="567" w:bottom="1134" w:left="1701" w:header="709" w:footer="709" w:gutter="0"/>
       <w:pgNumType w:start="2"/>
@@ -11989,7 +12280,7 @@
 </file>
 
 <file path=customXml/itemProps1.xml><?xml version="1.0" encoding="utf-8"?>
-<ds:datastoreItem xmlns:ds="http://schemas.openxmlformats.org/officeDocument/2006/customXml" ds:itemID="{AEC39683-BE98-4920-AB7E-EDAEFAA4F218}">
+<ds:datastoreItem xmlns:ds="http://schemas.openxmlformats.org/officeDocument/2006/customXml" ds:itemID="{F0569C21-A105-46E6-B31D-B39574F37FEC}">
   <ds:schemaRefs>
     <ds:schemaRef ds:uri="http://schemas.openxmlformats.org/officeDocument/2006/bibliography"/>
   </ds:schemaRefs>

--- a/3 Проектирование информационных систем (Миронов Александр Юрьевич)/Курсовая/Курсовая Соколов Д.А. Ик-731 (ПИС).docx
+++ b/3 Проектирование информационных систем (Миронов Александр Юрьевич)/Курсовая/Курсовая Соколов Д.А. Ик-731 (ПИС).docx
@@ -1,6 +1,6 @@
 
 <file path=word/document.xml><?xml version="1.0" encoding="utf-8"?>
-<w:document xmlns:wpc="http://schemas.microsoft.com/office/word/2010/wordprocessingCanvas" xmlns:cx="http://schemas.microsoft.com/office/drawing/2014/chartex" xmlns:cx1="http://schemas.microsoft.com/office/drawing/2015/9/8/chartex" xmlns:cx2="http://schemas.microsoft.com/office/drawing/2015/10/21/chartex" xmlns:cx3="http://schemas.microsoft.com/office/drawing/2016/5/9/chartex" xmlns:cx4="http://schemas.microsoft.com/office/drawing/2016/5/10/chartex" xmlns:cx5="http://schemas.microsoft.com/office/drawing/2016/5/11/chartex" xmlns:cx6="http://schemas.microsoft.com/office/drawing/2016/5/12/chartex" xmlns:cx7="http://schemas.microsoft.com/office/drawing/2016/5/13/chartex" xmlns:cx8="http://schemas.microsoft.com/office/drawing/2016/5/14/chartex" xmlns:mc="http://schemas.openxmlformats.org/markup-compatibility/2006" xmlns:aink="http://schemas.microsoft.com/office/drawing/2016/ink" xmlns:am3d="http://schemas.microsoft.com/office/drawing/2017/model3d" xmlns:o="urn:schemas-microsoft-com:office:office" xmlns:r="http://schemas.openxmlformats.org/officeDocument/2006/relationships" xmlns:m="http://schemas.openxmlformats.org/officeDocument/2006/math" xmlns:v="urn:schemas-microsoft-com:vml" xmlns:wp14="http://schemas.microsoft.com/office/word/2010/wordprocessingDrawing" xmlns:wp="http://schemas.openxmlformats.org/drawingml/2006/wordprocessingDrawing" xmlns:w10="urn:schemas-microsoft-com:office:word" xmlns:w="http://schemas.openxmlformats.org/wordprocessingml/2006/main" xmlns:w14="http://schemas.microsoft.com/office/word/2010/wordml" xmlns:w15="http://schemas.microsoft.com/office/word/2012/wordml" xmlns:w16cex="http://schemas.microsoft.com/office/word/2018/wordml/cex" xmlns:w16cid="http://schemas.microsoft.com/office/word/2016/wordml/cid" xmlns:w16="http://schemas.microsoft.com/office/word/2018/wordml" xmlns:w16se="http://schemas.microsoft.com/office/word/2015/wordml/symex" xmlns:wpg="http://schemas.microsoft.com/office/word/2010/wordprocessingGroup" xmlns:wpi="http://schemas.microsoft.com/office/word/2010/wordprocessingInk" xmlns:wne="http://schemas.microsoft.com/office/word/2006/wordml" xmlns:wps="http://schemas.microsoft.com/office/word/2010/wordprocessingShape" mc:Ignorable="w14 w15 w16se w16cid w16 w16cex wp14">
+<w:document xmlns:wpc="http://schemas.microsoft.com/office/word/2010/wordprocessingCanvas" xmlns:cx="http://schemas.microsoft.com/office/drawing/2014/chartex" xmlns:cx1="http://schemas.microsoft.com/office/drawing/2015/9/8/chartex" xmlns:cx2="http://schemas.microsoft.com/office/drawing/2015/10/21/chartex" xmlns:cx3="http://schemas.microsoft.com/office/drawing/2016/5/9/chartex" xmlns:cx4="http://schemas.microsoft.com/office/drawing/2016/5/10/chartex" xmlns:cx5="http://schemas.microsoft.com/office/drawing/2016/5/11/chartex" xmlns:cx6="http://schemas.microsoft.com/office/drawing/2016/5/12/chartex" xmlns:cx7="http://schemas.microsoft.com/office/drawing/2016/5/13/chartex" xmlns:cx8="http://schemas.microsoft.com/office/drawing/2016/5/14/chartex" xmlns:mc="http://schemas.openxmlformats.org/markup-compatibility/2006" xmlns:aink="http://schemas.microsoft.com/office/drawing/2016/ink" xmlns:am3d="http://schemas.microsoft.com/office/drawing/2017/model3d" xmlns:o="urn:schemas-microsoft-com:office:office" xmlns:oel="http://schemas.microsoft.com/office/2019/extlst" xmlns:r="http://schemas.openxmlformats.org/officeDocument/2006/relationships" xmlns:m="http://schemas.openxmlformats.org/officeDocument/2006/math" xmlns:v="urn:schemas-microsoft-com:vml" xmlns:wp14="http://schemas.microsoft.com/office/word/2010/wordprocessingDrawing" xmlns:wp="http://schemas.openxmlformats.org/drawingml/2006/wordprocessingDrawing" xmlns:w10="urn:schemas-microsoft-com:office:word" xmlns:w="http://schemas.openxmlformats.org/wordprocessingml/2006/main" xmlns:w14="http://schemas.microsoft.com/office/word/2010/wordml" xmlns:w15="http://schemas.microsoft.com/office/word/2012/wordml" xmlns:w16cex="http://schemas.microsoft.com/office/word/2018/wordml/cex" xmlns:w16cid="http://schemas.microsoft.com/office/word/2016/wordml/cid" xmlns:w16="http://schemas.microsoft.com/office/word/2018/wordml" xmlns:w16sdtdh="http://schemas.microsoft.com/office/word/2020/wordml/sdtdatahash" xmlns:w16se="http://schemas.microsoft.com/office/word/2015/wordml/symex" xmlns:wpg="http://schemas.microsoft.com/office/word/2010/wordprocessingGroup" xmlns:wpi="http://schemas.microsoft.com/office/word/2010/wordprocessingInk" xmlns:wne="http://schemas.microsoft.com/office/word/2006/wordml" xmlns:wps="http://schemas.microsoft.com/office/word/2010/wordprocessingShape" mc:Ignorable="w14 w15 w16se w16cid w16 w16cex w16sdtdh wp14">
   <w:body>
     <w:p>
       <w:pPr>
@@ -7337,31 +7337,438 @@
           <w:rFonts w:ascii="Times New Roman" w:hAnsi="Times New Roman"/>
           <w:sz w:val="28"/>
           <w:szCs w:val="28"/>
-          <w:lang w:val="ru-RU"/>
-        </w:rPr>
-      </w:pPr>
-      <w:r>
-        <w:rPr>
-          <w:rFonts w:ascii="Times New Roman" w:hAnsi="Times New Roman"/>
-          <w:sz w:val="28"/>
-          <w:szCs w:val="28"/>
-          <w:lang w:val="ru-RU"/>
-        </w:rPr>
-        <w:t xml:space="preserve">Также в первой главе были определены цель создания системы, ее основные функции, ожидаемые результаты внедрения, а также выбраны средства моделирования, проектирования базы данных и программной реализации. </w:t>
-      </w:r>
-    </w:p>
-    <w:p>
-      <w:pPr>
-        <w:spacing w:line="360" w:lineRule="auto"/>
-        <w:ind w:firstLine="425"/>
-        <w:jc w:val="both"/>
-        <w:rPr>
-          <w:rFonts w:ascii="Times New Roman" w:hAnsi="Times New Roman"/>
-          <w:b/>
-          <w:bCs/>
-          <w:sz w:val="28"/>
-          <w:szCs w:val="28"/>
-          <w:lang w:val="ru-RU"/>
+        </w:rPr>
+      </w:pPr>
+      <w:r>
+        <w:rPr>
+          <w:rFonts w:ascii="Times New Roman" w:hAnsi="Times New Roman"/>
+          <w:sz w:val="28"/>
+          <w:szCs w:val="28"/>
+          <w:lang w:val="ru-RU"/>
+        </w:rPr>
+        <w:t>Также в первой главе были определены цель создания системы, ее основные функции, ожидаемые результаты внедрения, а также выбраны средства моделирования, проектирования базы данных и программной реализации.</w:t>
+      </w:r>
+    </w:p>
+    <w:p>
+      <w:pPr>
+        <w:spacing w:after="160" w:line="259" w:lineRule="auto"/>
+        <w:rPr>
+          <w:rFonts w:ascii="Times New Roman" w:hAnsi="Times New Roman"/>
+          <w:b/>
+          <w:bCs/>
+          <w:sz w:val="28"/>
+          <w:szCs w:val="28"/>
+          <w:lang w:val="ru-RU"/>
+        </w:rPr>
+      </w:pPr>
+      <w:r>
+        <w:rPr>
+          <w:rFonts w:ascii="Times New Roman" w:hAnsi="Times New Roman"/>
+          <w:b/>
+          <w:bCs/>
+          <w:sz w:val="28"/>
+          <w:szCs w:val="28"/>
+          <w:lang w:val="ru-RU"/>
+        </w:rPr>
+        <w:br w:type="page"/>
+      </w:r>
+    </w:p>
+    <w:p>
+      <w:pPr>
+        <w:spacing w:line="360" w:lineRule="auto"/>
+        <w:ind w:firstLine="425"/>
+        <w:jc w:val="both"/>
+        <w:rPr>
+          <w:rFonts w:ascii="Times New Roman" w:hAnsi="Times New Roman"/>
+          <w:b/>
+          <w:bCs/>
+          <w:sz w:val="28"/>
+          <w:szCs w:val="28"/>
+          <w:lang w:val="ru-RU"/>
+        </w:rPr>
+      </w:pPr>
+      <w:r>
+        <w:rPr>
+          <w:rFonts w:ascii="Times New Roman" w:hAnsi="Times New Roman"/>
+          <w:b/>
+          <w:bCs/>
+          <w:sz w:val="28"/>
+          <w:szCs w:val="28"/>
+          <w:lang w:val="ru-RU"/>
+        </w:rPr>
+        <w:lastRenderedPageBreak/>
+        <w:t xml:space="preserve">Глава 2. </w:t>
+      </w:r>
+      <w:r>
+        <w:rPr>
+          <w:rFonts w:ascii="Times New Roman" w:hAnsi="Times New Roman"/>
+          <w:b/>
+          <w:bCs/>
+          <w:sz w:val="28"/>
+          <w:szCs w:val="28"/>
+          <w:lang w:val="ru-RU"/>
+        </w:rPr>
+        <w:t xml:space="preserve"> Практическая часть</w:t>
+      </w:r>
+    </w:p>
+    <w:p>
+      <w:pPr>
+        <w:spacing w:line="360" w:lineRule="auto"/>
+        <w:ind w:firstLine="425"/>
+        <w:jc w:val="both"/>
+        <w:rPr>
+          <w:rFonts w:ascii="Times New Roman" w:hAnsi="Times New Roman"/>
+          <w:b/>
+          <w:bCs/>
+          <w:sz w:val="28"/>
+          <w:szCs w:val="28"/>
+          <w:lang w:val="ru-RU"/>
+        </w:rPr>
+      </w:pPr>
+      <w:r>
+        <w:rPr>
+          <w:rFonts w:ascii="Times New Roman" w:hAnsi="Times New Roman"/>
+          <w:b/>
+          <w:bCs/>
+          <w:sz w:val="28"/>
+          <w:szCs w:val="28"/>
+          <w:lang w:val="ru-RU"/>
+        </w:rPr>
+        <w:t>2.1. Постановка задачи и моделирование бизнес-процессов</w:t>
+      </w:r>
+    </w:p>
+    <w:p>
+      <w:pPr>
+        <w:spacing w:line="360" w:lineRule="auto"/>
+        <w:ind w:firstLine="425"/>
+        <w:jc w:val="both"/>
+        <w:rPr>
+          <w:rFonts w:ascii="Times New Roman" w:hAnsi="Times New Roman"/>
+          <w:b/>
+          <w:bCs/>
+          <w:sz w:val="28"/>
+          <w:szCs w:val="28"/>
+          <w:lang w:val="ru-RU"/>
+        </w:rPr>
+      </w:pPr>
+      <w:r>
+        <w:rPr>
+          <w:rFonts w:ascii="Times New Roman" w:hAnsi="Times New Roman"/>
+          <w:b/>
+          <w:bCs/>
+          <w:sz w:val="28"/>
+          <w:szCs w:val="28"/>
+          <w:lang w:val="ru-RU"/>
+        </w:rPr>
+        <w:t>2.1.1. Постановка задачи курсового проекта</w:t>
+      </w:r>
+    </w:p>
+    <w:p>
+      <w:pPr>
+        <w:spacing w:line="360" w:lineRule="auto"/>
+        <w:ind w:firstLine="425"/>
+        <w:jc w:val="both"/>
+        <w:rPr>
+          <w:rFonts w:ascii="Times New Roman" w:hAnsi="Times New Roman"/>
+          <w:sz w:val="28"/>
+          <w:szCs w:val="28"/>
+          <w:lang w:val="ru-RU"/>
+        </w:rPr>
+      </w:pPr>
+      <w:r>
+        <w:rPr>
+          <w:rFonts w:ascii="Times New Roman" w:hAnsi="Times New Roman"/>
+          <w:sz w:val="28"/>
+          <w:szCs w:val="28"/>
+          <w:lang w:val="ru-RU"/>
+        </w:rPr>
+        <w:t xml:space="preserve">В рамках данной курсовой работы рассматривается предметная область автосервиса, а в качестве направления автоматизации выбрана задача учета услуг и запчастей, используемых при техническом обслуживании и ремонте автомобилей. Необходимость решения данной задачи обусловлена тем, что </w:t>
+      </w:r>
+      <w:proofErr w:type="gramStart"/>
+      <w:r>
+        <w:rPr>
+          <w:rFonts w:ascii="Times New Roman" w:hAnsi="Times New Roman"/>
+          <w:sz w:val="28"/>
+          <w:szCs w:val="28"/>
+          <w:lang w:val="ru-RU"/>
+        </w:rPr>
+        <w:t xml:space="preserve">в </w:t>
+      </w:r>
+      <w:r>
+        <w:rPr>
+          <w:rFonts w:ascii="Times New Roman" w:hAnsi="Times New Roman"/>
+          <w:sz w:val="28"/>
+          <w:szCs w:val="28"/>
+          <w:lang w:val="ru-RU"/>
+        </w:rPr>
+        <w:t>п</w:t>
+      </w:r>
+      <w:r>
+        <w:rPr>
+          <w:rFonts w:ascii="Times New Roman" w:hAnsi="Times New Roman"/>
+          <w:sz w:val="28"/>
+          <w:szCs w:val="28"/>
+          <w:lang w:val="ru-RU"/>
+        </w:rPr>
+        <w:t>ри</w:t>
+      </w:r>
+      <w:proofErr w:type="gramEnd"/>
+      <w:r>
+        <w:rPr>
+          <w:rFonts w:ascii="Times New Roman" w:hAnsi="Times New Roman"/>
+          <w:sz w:val="28"/>
+          <w:szCs w:val="28"/>
+          <w:lang w:val="ru-RU"/>
+        </w:rPr>
+        <w:t xml:space="preserve"> ручном ведении учета или хранения данных возникают ошибки, дублирование информации, затруднения при расчете стоимости и сложности при формировании отчетности.</w:t>
+      </w:r>
+    </w:p>
+    <w:p>
+      <w:pPr>
+        <w:spacing w:line="360" w:lineRule="auto"/>
+        <w:ind w:firstLine="425"/>
+        <w:jc w:val="both"/>
+        <w:rPr>
+          <w:rFonts w:ascii="Times New Roman" w:hAnsi="Times New Roman"/>
+          <w:sz w:val="28"/>
+          <w:szCs w:val="28"/>
+          <w:lang w:val="ru-RU"/>
+        </w:rPr>
+      </w:pPr>
+      <w:r>
+        <w:rPr>
+          <w:rFonts w:ascii="Times New Roman" w:hAnsi="Times New Roman"/>
+          <w:sz w:val="28"/>
+          <w:szCs w:val="28"/>
+          <w:lang w:val="ru-RU"/>
+        </w:rPr>
+        <w:t xml:space="preserve">Задачей курсового проекта является проектирование информационной системы, предназначенной для автоматизации учета услуг и запчастей автосервиса. </w:t>
+      </w:r>
+    </w:p>
+    <w:p>
+      <w:pPr>
+        <w:spacing w:line="360" w:lineRule="auto"/>
+        <w:ind w:firstLine="425"/>
+        <w:jc w:val="both"/>
+        <w:rPr>
+          <w:rFonts w:ascii="Times New Roman" w:hAnsi="Times New Roman"/>
+          <w:sz w:val="28"/>
+          <w:szCs w:val="28"/>
+          <w:lang w:val="ru-RU"/>
+        </w:rPr>
+      </w:pPr>
+      <w:r>
+        <w:rPr>
+          <w:rFonts w:ascii="Times New Roman" w:hAnsi="Times New Roman"/>
+          <w:sz w:val="28"/>
+          <w:szCs w:val="28"/>
+          <w:lang w:val="ru-RU"/>
+        </w:rPr>
+        <w:t>В ходе выполнения проекта необходимо решить следующие основные задачи:</w:t>
+      </w:r>
+    </w:p>
+    <w:p>
+      <w:pPr>
+        <w:spacing w:line="360" w:lineRule="auto"/>
+        <w:ind w:firstLine="425"/>
+        <w:jc w:val="both"/>
+        <w:rPr>
+          <w:rFonts w:ascii="Times New Roman" w:hAnsi="Times New Roman"/>
+          <w:sz w:val="28"/>
+          <w:szCs w:val="28"/>
+          <w:lang w:val="ru-RU"/>
+        </w:rPr>
+      </w:pPr>
+      <w:r>
+        <w:rPr>
+          <w:rFonts w:ascii="Times New Roman" w:hAnsi="Times New Roman"/>
+          <w:sz w:val="28"/>
+          <w:szCs w:val="28"/>
+          <w:lang w:val="ru-RU"/>
+        </w:rPr>
+        <w:t>– выполнить анализ предметной области и определить место учета услуг и запчастей в общей деятельности автосервиса;</w:t>
+      </w:r>
+    </w:p>
+    <w:p>
+      <w:pPr>
+        <w:spacing w:line="360" w:lineRule="auto"/>
+        <w:ind w:firstLine="425"/>
+        <w:jc w:val="both"/>
+        <w:rPr>
+          <w:rFonts w:ascii="Times New Roman" w:hAnsi="Times New Roman"/>
+          <w:sz w:val="28"/>
+          <w:szCs w:val="28"/>
+          <w:lang w:val="ru-RU"/>
+        </w:rPr>
+      </w:pPr>
+      <w:r>
+        <w:rPr>
+          <w:rFonts w:ascii="Times New Roman" w:hAnsi="Times New Roman"/>
+          <w:sz w:val="28"/>
+          <w:szCs w:val="28"/>
+          <w:lang w:val="ru-RU"/>
+        </w:rPr>
+        <w:t>– выделить участников процесса и основные информационные потоки;</w:t>
+      </w:r>
+    </w:p>
+    <w:p>
+      <w:pPr>
+        <w:spacing w:line="360" w:lineRule="auto"/>
+        <w:ind w:firstLine="425"/>
+        <w:jc w:val="both"/>
+        <w:rPr>
+          <w:rFonts w:ascii="Times New Roman" w:hAnsi="Times New Roman"/>
+          <w:sz w:val="28"/>
+          <w:szCs w:val="28"/>
+          <w:lang w:val="ru-RU"/>
+        </w:rPr>
+      </w:pPr>
+      <w:r>
+        <w:rPr>
+          <w:rFonts w:ascii="Times New Roman" w:hAnsi="Times New Roman"/>
+          <w:sz w:val="28"/>
+          <w:szCs w:val="28"/>
+          <w:lang w:val="ru-RU"/>
+        </w:rPr>
+        <w:t>– построить модель текущего состояния и модель проектируемой системы;</w:t>
+      </w:r>
+    </w:p>
+    <w:p>
+      <w:pPr>
+        <w:spacing w:line="360" w:lineRule="auto"/>
+        <w:ind w:firstLine="425"/>
+        <w:jc w:val="both"/>
+        <w:rPr>
+          <w:rFonts w:ascii="Times New Roman" w:hAnsi="Times New Roman"/>
+          <w:sz w:val="28"/>
+          <w:szCs w:val="28"/>
+          <w:lang w:val="ru-RU"/>
+        </w:rPr>
+      </w:pPr>
+      <w:r>
+        <w:rPr>
+          <w:rFonts w:ascii="Times New Roman" w:hAnsi="Times New Roman"/>
+          <w:sz w:val="28"/>
+          <w:szCs w:val="28"/>
+          <w:lang w:val="ru-RU"/>
+        </w:rPr>
+        <w:t>– сформулировать требования к информационной системе;</w:t>
+      </w:r>
+    </w:p>
+    <w:p>
+      <w:pPr>
+        <w:spacing w:line="360" w:lineRule="auto"/>
+        <w:ind w:firstLine="425"/>
+        <w:jc w:val="both"/>
+        <w:rPr>
+          <w:rFonts w:ascii="Times New Roman" w:hAnsi="Times New Roman"/>
+          <w:sz w:val="28"/>
+          <w:szCs w:val="28"/>
+          <w:lang w:val="ru-RU"/>
+        </w:rPr>
+      </w:pPr>
+      <w:r>
+        <w:rPr>
+          <w:rFonts w:ascii="Times New Roman" w:hAnsi="Times New Roman"/>
+          <w:sz w:val="28"/>
+          <w:szCs w:val="28"/>
+          <w:lang w:val="ru-RU"/>
+        </w:rPr>
+        <w:t>– разработать логическую структуру системы и модель базы данных;</w:t>
+      </w:r>
+    </w:p>
+    <w:p>
+      <w:pPr>
+        <w:spacing w:line="360" w:lineRule="auto"/>
+        <w:ind w:firstLine="425"/>
+        <w:jc w:val="both"/>
+        <w:rPr>
+          <w:rFonts w:ascii="Times New Roman" w:hAnsi="Times New Roman"/>
+          <w:sz w:val="28"/>
+          <w:szCs w:val="28"/>
+          <w:lang w:val="ru-RU"/>
+        </w:rPr>
+      </w:pPr>
+      <w:r>
+        <w:rPr>
+          <w:rFonts w:ascii="Times New Roman" w:hAnsi="Times New Roman"/>
+          <w:sz w:val="28"/>
+          <w:szCs w:val="28"/>
+          <w:lang w:val="ru-RU"/>
+        </w:rPr>
+        <w:t>– спроектировать состав экранных форм и отчетов;</w:t>
+      </w:r>
+    </w:p>
+    <w:p>
+      <w:pPr>
+        <w:spacing w:line="360" w:lineRule="auto"/>
+        <w:ind w:firstLine="425"/>
+        <w:jc w:val="both"/>
+        <w:rPr>
+          <w:rFonts w:ascii="Times New Roman" w:hAnsi="Times New Roman"/>
+          <w:sz w:val="28"/>
+          <w:szCs w:val="28"/>
+          <w:lang w:val="ru-RU"/>
+        </w:rPr>
+      </w:pPr>
+      <w:r>
+        <w:rPr>
+          <w:rFonts w:ascii="Times New Roman" w:hAnsi="Times New Roman"/>
+          <w:sz w:val="28"/>
+          <w:szCs w:val="28"/>
+          <w:lang w:val="ru-RU"/>
+        </w:rPr>
+        <w:t xml:space="preserve">– реализовать физическую структуру базы данных в </w:t>
+      </w:r>
+      <w:proofErr w:type="spellStart"/>
+      <w:r>
+        <w:rPr>
+          <w:rFonts w:ascii="Times New Roman" w:hAnsi="Times New Roman"/>
+          <w:sz w:val="28"/>
+          <w:szCs w:val="28"/>
+          <w:lang w:val="ru-RU"/>
+        </w:rPr>
+        <w:t>PostgreSQL</w:t>
+      </w:r>
+      <w:proofErr w:type="spellEnd"/>
+      <w:r>
+        <w:rPr>
+          <w:rFonts w:ascii="Times New Roman" w:hAnsi="Times New Roman"/>
+          <w:sz w:val="28"/>
+          <w:szCs w:val="28"/>
+          <w:lang w:val="ru-RU"/>
+        </w:rPr>
+        <w:t>;</w:t>
+      </w:r>
+    </w:p>
+    <w:p>
+      <w:pPr>
+        <w:spacing w:line="360" w:lineRule="auto"/>
+        <w:ind w:firstLine="425"/>
+        <w:jc w:val="both"/>
+        <w:rPr>
+          <w:rFonts w:ascii="Times New Roman" w:hAnsi="Times New Roman"/>
+          <w:sz w:val="28"/>
+          <w:szCs w:val="28"/>
+        </w:rPr>
+      </w:pPr>
+      <w:r>
+        <w:rPr>
+          <w:rFonts w:ascii="Times New Roman" w:hAnsi="Times New Roman"/>
+          <w:sz w:val="28"/>
+          <w:szCs w:val="28"/>
+          <w:lang w:val="ru-RU"/>
+        </w:rPr>
+        <w:t>– подготовить прототипы пользовательского интерфейса и примеры SQL-реализации основных функций.</w:t>
+      </w:r>
+    </w:p>
+    <w:p>
+      <w:pPr>
+        <w:spacing w:after="160" w:line="259" w:lineRule="auto"/>
+        <w:rPr>
+          <w:rFonts w:ascii="Times New Roman" w:hAnsi="Times New Roman"/>
+          <w:sz w:val="28"/>
+          <w:szCs w:val="28"/>
         </w:rPr>
       </w:pPr>
     </w:p>
@@ -7432,7 +7839,17 @@
           <w:szCs w:val="28"/>
           <w:lang w:val="ru-RU"/>
         </w:rPr>
-        <w:t>Процесс обслуживания автомобиля включает несколько последовательных этапов: прием автомобиля, диагностику неисправностей, выполнение работ, проверку качества и выдачу автомобиля клиенту. На каждом из этих этапов формируются документы и происходит обмен информацией между различными участниками процесса.</w:t>
+        <w:t xml:space="preserve">Процесс обслуживания автомобиля включает несколько последовательных этапов: прием автомобиля, диагностику неисправностей, выполнение работ, </w:t>
+      </w:r>
+      <w:r>
+        <w:rPr>
+          <w:rFonts w:ascii="Times New Roman" w:hAnsi="Times New Roman"/>
+          <w:sz w:val="28"/>
+          <w:szCs w:val="28"/>
+          <w:lang w:val="ru-RU"/>
+        </w:rPr>
+        <w:lastRenderedPageBreak/>
+        <w:t>проверку качества и выдачу автомобиля клиенту. На каждом из этих этапов формируются документы и происходит обмен информацией между различными участниками процесса.</w:t>
       </w:r>
     </w:p>
     <w:p>
@@ -7537,11 +7954,11 @@
       <w:r>
         <w:rPr>
           <w:rFonts w:ascii="Times New Roman" w:hAnsi="Times New Roman"/>
-          <w:sz w:val="28"/>
-          <w:szCs w:val="28"/>
-          <w:lang w:val="ru-RU"/>
-        </w:rPr>
-        <w:lastRenderedPageBreak/>
+          <w:noProof/>
+          <w:sz w:val="28"/>
+          <w:szCs w:val="28"/>
+          <w:lang w:val="ru-RU"/>
+        </w:rPr>
         <w:drawing>
           <wp:inline distT="0" distB="0" distL="0" distR="0" wp14:anchorId="3A16E0ED" wp14:editId="3740EE02">
             <wp:extent cx="6120130" cy="4221480"/>
@@ -7640,7 +8057,42 @@
           <w:szCs w:val="28"/>
           <w:lang w:val="ru-RU"/>
         </w:rPr>
-        <w:t>диаграмма «Как есть»</w:t>
+        <w:t>диаграмма</w:t>
+      </w:r>
+      <w:r>
+        <w:rPr>
+          <w:rFonts w:ascii="Times New Roman" w:hAnsi="Times New Roman"/>
+          <w:sz w:val="28"/>
+          <w:szCs w:val="28"/>
+          <w:lang w:val="ru-RU"/>
+        </w:rPr>
+        <w:t xml:space="preserve"> </w:t>
+      </w:r>
+      <w:r>
+        <w:rPr>
+          <w:rFonts w:ascii="Times New Roman" w:hAnsi="Times New Roman"/>
+          <w:sz w:val="28"/>
+          <w:szCs w:val="28"/>
+        </w:rPr>
+        <w:t>A</w:t>
+      </w:r>
+      <w:r>
+        <w:rPr>
+          <w:rFonts w:ascii="Times New Roman" w:hAnsi="Times New Roman"/>
+          <w:sz w:val="28"/>
+          <w:szCs w:val="28"/>
+          <w:lang w:val="ru-RU"/>
+        </w:rPr>
+        <w:t>-0</w:t>
+      </w:r>
+      <w:r>
+        <w:rPr>
+          <w:rFonts w:ascii="Times New Roman" w:hAnsi="Times New Roman"/>
+          <w:sz w:val="28"/>
+          <w:szCs w:val="28"/>
+          <w:lang w:val="ru-RU"/>
+        </w:rPr>
+        <w:t xml:space="preserve"> «Как есть»</w:t>
       </w:r>
     </w:p>
     <w:p>
@@ -7692,6 +8144,7 @@
       <w:r>
         <w:rPr>
           <w:rFonts w:ascii="Times New Roman" w:hAnsi="Times New Roman"/>
+          <w:noProof/>
           <w:sz w:val="28"/>
           <w:szCs w:val="28"/>
           <w:lang w:val="ru-RU"/>
@@ -7753,7 +8206,25 @@
           <w:szCs w:val="28"/>
           <w:lang w:val="ru-RU"/>
         </w:rPr>
-        <w:t xml:space="preserve">Рисунок 2.1 – </w:t>
+        <w:t>Рисунок 2.</w:t>
+      </w:r>
+      <w:r>
+        <w:rPr>
+          <w:rFonts w:ascii="Times New Roman" w:hAnsi="Times New Roman"/>
+          <w:sz w:val="28"/>
+          <w:szCs w:val="28"/>
+          <w:lang w:val="ru-RU"/>
+        </w:rPr>
+        <w:t>2</w:t>
+      </w:r>
+      <w:r>
+        <w:rPr>
+          <w:rFonts w:ascii="Times New Roman" w:hAnsi="Times New Roman"/>
+          <w:sz w:val="28"/>
+          <w:szCs w:val="28"/>
+          <w:lang w:val="ru-RU"/>
+        </w:rPr>
+        <w:t xml:space="preserve"> – </w:t>
       </w:r>
       <w:r>
         <w:rPr>
@@ -7779,7 +8250,60 @@
           <w:szCs w:val="28"/>
           <w:lang w:val="ru-RU"/>
         </w:rPr>
-        <w:t>диаграмма «Как есть»</w:t>
+        <w:t xml:space="preserve">диаграмма </w:t>
+      </w:r>
+      <w:r>
+        <w:rPr>
+          <w:rFonts w:ascii="Times New Roman" w:hAnsi="Times New Roman"/>
+          <w:sz w:val="28"/>
+          <w:szCs w:val="28"/>
+        </w:rPr>
+        <w:t>A</w:t>
+      </w:r>
+      <w:r>
+        <w:rPr>
+          <w:rFonts w:ascii="Times New Roman" w:hAnsi="Times New Roman"/>
+          <w:sz w:val="28"/>
+          <w:szCs w:val="28"/>
+          <w:lang w:val="ru-RU"/>
+        </w:rPr>
+        <w:t>0 (</w:t>
+      </w:r>
+      <w:r>
+        <w:rPr>
+          <w:rFonts w:ascii="Times New Roman" w:hAnsi="Times New Roman"/>
+          <w:sz w:val="28"/>
+          <w:szCs w:val="28"/>
+          <w:lang w:val="ru-RU"/>
+        </w:rPr>
+        <w:t>декомпозиция</w:t>
+      </w:r>
+      <w:r>
+        <w:rPr>
+          <w:rFonts w:ascii="Times New Roman" w:hAnsi="Times New Roman"/>
+          <w:sz w:val="28"/>
+          <w:szCs w:val="28"/>
+          <w:lang w:val="ru-RU"/>
+        </w:rPr>
+        <w:t>)</w:t>
+      </w:r>
+      <w:r>
+        <w:rPr>
+          <w:rFonts w:ascii="Times New Roman" w:hAnsi="Times New Roman"/>
+          <w:sz w:val="28"/>
+          <w:szCs w:val="28"/>
+          <w:lang w:val="ru-RU"/>
+        </w:rPr>
+        <w:t xml:space="preserve"> </w:t>
+      </w:r>
+      <w:r>
+        <w:rPr>
+          <w:rFonts w:ascii="Times New Roman" w:hAnsi="Times New Roman"/>
+          <w:sz w:val="28"/>
+          <w:szCs w:val="28"/>
+          <w:lang w:val="ru-RU"/>
+        </w:rPr>
+        <w:t>«Как есть»</w:t>
       </w:r>
     </w:p>
     <w:p>
@@ -7820,8 +8344,1261 @@
         </w:rPr>
         <w:t>2.1.3. Модель “Как должно быть”</w:t>
       </w:r>
-      <w:bookmarkStart w:id="0" w:name="_GoBack"/>
-      <w:bookmarkEnd w:id="0"/>
+    </w:p>
+    <w:p>
+      <w:pPr>
+        <w:spacing w:line="360" w:lineRule="auto"/>
+        <w:ind w:firstLine="425"/>
+        <w:jc w:val="both"/>
+        <w:rPr>
+          <w:rFonts w:ascii="Times New Roman" w:hAnsi="Times New Roman"/>
+          <w:sz w:val="28"/>
+          <w:szCs w:val="28"/>
+          <w:lang w:val="ru-RU"/>
+        </w:rPr>
+      </w:pPr>
+      <w:r>
+        <w:rPr>
+          <w:rFonts w:ascii="Times New Roman" w:hAnsi="Times New Roman"/>
+          <w:sz w:val="28"/>
+          <w:szCs w:val="28"/>
+          <w:lang w:val="ru-RU"/>
+        </w:rPr>
+        <w:t xml:space="preserve">Модель «Как должно быть» отражает процесс учета услуг и запчастей в автосервисе после внедрения проектируемой информационной системы. В новой модели основные этапы обслуживания сохраняются, однако учет данных осуществляется в единой базе данных. </w:t>
+      </w:r>
+    </w:p>
+    <w:p>
+      <w:pPr>
+        <w:spacing w:line="360" w:lineRule="auto"/>
+        <w:ind w:firstLine="425"/>
+        <w:jc w:val="both"/>
+        <w:rPr>
+          <w:rFonts w:ascii="Times New Roman" w:hAnsi="Times New Roman"/>
+          <w:sz w:val="28"/>
+          <w:szCs w:val="28"/>
+          <w:lang w:val="ru-RU"/>
+        </w:rPr>
+      </w:pPr>
+      <w:r>
+        <w:rPr>
+          <w:rFonts w:ascii="Times New Roman" w:hAnsi="Times New Roman"/>
+          <w:sz w:val="28"/>
+          <w:szCs w:val="28"/>
+          <w:lang w:val="ru-RU"/>
+        </w:rPr>
+        <w:t xml:space="preserve">Результаты моделирования </w:t>
+      </w:r>
+      <w:r>
+        <w:rPr>
+          <w:rFonts w:ascii="Times New Roman" w:hAnsi="Times New Roman"/>
+          <w:sz w:val="28"/>
+          <w:szCs w:val="28"/>
+        </w:rPr>
+        <w:t>IDEF</w:t>
+      </w:r>
+      <w:r>
+        <w:rPr>
+          <w:rFonts w:ascii="Times New Roman" w:hAnsi="Times New Roman"/>
+          <w:sz w:val="28"/>
+          <w:szCs w:val="28"/>
+          <w:lang w:val="ru-RU"/>
+        </w:rPr>
+        <w:t xml:space="preserve">0 </w:t>
+      </w:r>
+      <w:r>
+        <w:rPr>
+          <w:rFonts w:ascii="Times New Roman" w:hAnsi="Times New Roman"/>
+          <w:sz w:val="28"/>
+          <w:szCs w:val="28"/>
+        </w:rPr>
+        <w:t>A</w:t>
+      </w:r>
+      <w:r>
+        <w:rPr>
+          <w:rFonts w:ascii="Times New Roman" w:hAnsi="Times New Roman"/>
+          <w:sz w:val="28"/>
+          <w:szCs w:val="28"/>
+          <w:lang w:val="ru-RU"/>
+        </w:rPr>
+        <w:t xml:space="preserve">-0 </w:t>
+      </w:r>
+      <w:r>
+        <w:rPr>
+          <w:rFonts w:ascii="Times New Roman" w:hAnsi="Times New Roman"/>
+          <w:sz w:val="28"/>
+          <w:szCs w:val="28"/>
+          <w:lang w:val="ru-RU"/>
+        </w:rPr>
+        <w:t xml:space="preserve">и </w:t>
+      </w:r>
+      <w:r>
+        <w:rPr>
+          <w:rFonts w:ascii="Times New Roman" w:hAnsi="Times New Roman"/>
+          <w:sz w:val="28"/>
+          <w:szCs w:val="28"/>
+        </w:rPr>
+        <w:t>A</w:t>
+      </w:r>
+      <w:r>
+        <w:rPr>
+          <w:rFonts w:ascii="Times New Roman" w:hAnsi="Times New Roman"/>
+          <w:sz w:val="28"/>
+          <w:szCs w:val="28"/>
+          <w:lang w:val="ru-RU"/>
+        </w:rPr>
+        <w:t>0 (</w:t>
+      </w:r>
+      <w:r>
+        <w:rPr>
+          <w:rFonts w:ascii="Times New Roman" w:hAnsi="Times New Roman"/>
+          <w:sz w:val="28"/>
+          <w:szCs w:val="28"/>
+          <w:lang w:val="ru-RU"/>
+        </w:rPr>
+        <w:t>декомпозиция</w:t>
+      </w:r>
+      <w:r>
+        <w:rPr>
+          <w:rFonts w:ascii="Times New Roman" w:hAnsi="Times New Roman"/>
+          <w:sz w:val="28"/>
+          <w:szCs w:val="28"/>
+          <w:lang w:val="ru-RU"/>
+        </w:rPr>
+        <w:t>)</w:t>
+      </w:r>
+      <w:r>
+        <w:rPr>
+          <w:rFonts w:ascii="Times New Roman" w:hAnsi="Times New Roman"/>
+          <w:sz w:val="28"/>
+          <w:szCs w:val="28"/>
+          <w:lang w:val="ru-RU"/>
+        </w:rPr>
+        <w:t xml:space="preserve"> приведены на рисунках 2.3-2.4.</w:t>
+      </w:r>
+    </w:p>
+    <w:p>
+      <w:pPr>
+        <w:spacing w:line="360" w:lineRule="auto"/>
+        <w:ind w:firstLine="425"/>
+        <w:jc w:val="both"/>
+        <w:rPr>
+          <w:rFonts w:ascii="Times New Roman" w:hAnsi="Times New Roman"/>
+          <w:sz w:val="28"/>
+          <w:szCs w:val="28"/>
+          <w:lang w:val="ru-RU"/>
+        </w:rPr>
+      </w:pPr>
+      <w:r>
+        <w:rPr>
+          <w:rFonts w:ascii="Times New Roman" w:hAnsi="Times New Roman"/>
+          <w:sz w:val="28"/>
+          <w:szCs w:val="28"/>
+        </w:rPr>
+        <w:t>[</w:t>
+      </w:r>
+      <w:r>
+        <w:rPr>
+          <w:rFonts w:ascii="Times New Roman" w:hAnsi="Times New Roman"/>
+          <w:sz w:val="28"/>
+          <w:szCs w:val="28"/>
+          <w:lang w:val="ru-RU"/>
+        </w:rPr>
+        <w:t>рисунки</w:t>
+      </w:r>
+      <w:r>
+        <w:rPr>
+          <w:rFonts w:ascii="Times New Roman" w:hAnsi="Times New Roman"/>
+          <w:sz w:val="28"/>
+          <w:szCs w:val="28"/>
+        </w:rPr>
+        <w:t>]</w:t>
+      </w:r>
+    </w:p>
+    <w:p>
+      <w:pPr>
+        <w:spacing w:line="360" w:lineRule="auto"/>
+        <w:ind w:firstLine="425"/>
+        <w:jc w:val="both"/>
+        <w:rPr>
+          <w:rFonts w:ascii="Times New Roman" w:hAnsi="Times New Roman"/>
+          <w:b/>
+          <w:bCs/>
+          <w:sz w:val="28"/>
+          <w:szCs w:val="28"/>
+        </w:rPr>
+      </w:pPr>
+      <w:r>
+        <w:rPr>
+          <w:rFonts w:ascii="Times New Roman" w:hAnsi="Times New Roman"/>
+          <w:b/>
+          <w:bCs/>
+          <w:sz w:val="28"/>
+          <w:szCs w:val="28"/>
+        </w:rPr>
+        <w:t xml:space="preserve">2.1.4 </w:t>
+      </w:r>
+      <w:r>
+        <w:rPr>
+          <w:rFonts w:ascii="Times New Roman" w:hAnsi="Times New Roman"/>
+          <w:b/>
+          <w:bCs/>
+          <w:sz w:val="28"/>
+          <w:szCs w:val="28"/>
+          <w:lang w:val="ru-RU"/>
+        </w:rPr>
+        <w:t>Итоги базового проектирования</w:t>
+      </w:r>
+      <w:r>
+        <w:rPr>
+          <w:rFonts w:ascii="Times New Roman" w:hAnsi="Times New Roman"/>
+          <w:b/>
+          <w:bCs/>
+          <w:sz w:val="28"/>
+          <w:szCs w:val="28"/>
+        </w:rPr>
+        <w:t>:</w:t>
+      </w:r>
+    </w:p>
+    <w:p>
+      <w:pPr>
+        <w:spacing w:line="360" w:lineRule="auto"/>
+        <w:ind w:firstLine="425"/>
+        <w:jc w:val="both"/>
+        <w:rPr>
+          <w:rFonts w:ascii="Times New Roman" w:hAnsi="Times New Roman"/>
+          <w:sz w:val="28"/>
+          <w:szCs w:val="28"/>
+        </w:rPr>
+      </w:pPr>
+      <w:r>
+        <w:rPr>
+          <w:rFonts w:ascii="Times New Roman" w:hAnsi="Times New Roman"/>
+          <w:sz w:val="28"/>
+          <w:szCs w:val="28"/>
+          <w:lang w:val="ru-RU"/>
+        </w:rPr>
+        <w:t xml:space="preserve">Модель «Как есть» была разработана для анализа текущего состояния учета услуг и запчастей в автосервисе. Она позволила отразить существующий порядок выполнения работ, определить основных участников процесса, выявить входные и выходные информационные потоки, а также установить основные недостатки ручного и разрозненного учета. </w:t>
+      </w:r>
+    </w:p>
+    <w:p>
+      <w:pPr>
+        <w:spacing w:line="360" w:lineRule="auto"/>
+        <w:ind w:firstLine="425"/>
+        <w:jc w:val="both"/>
+        <w:rPr>
+          <w:rFonts w:ascii="Times New Roman" w:hAnsi="Times New Roman"/>
+          <w:sz w:val="28"/>
+          <w:szCs w:val="28"/>
+        </w:rPr>
+      </w:pPr>
+      <w:r>
+        <w:rPr>
+          <w:rFonts w:ascii="Times New Roman" w:hAnsi="Times New Roman"/>
+          <w:sz w:val="28"/>
+          <w:szCs w:val="28"/>
+          <w:lang w:val="ru-RU"/>
+        </w:rPr>
+        <w:lastRenderedPageBreak/>
+        <w:t xml:space="preserve">Модель «Как должно быть» была разработана для представления целевого состояния процесса после внедрения проектируемой информационной системы. Она показывает, каким образом учет услуг и запчастей будет выполняться с использованием централизованной базы данных, справочников, электронной фиксации данных и автоматического расчета стоимости. </w:t>
+      </w:r>
+    </w:p>
+    <w:p>
+      <w:pPr>
+        <w:spacing w:line="360" w:lineRule="auto"/>
+        <w:ind w:firstLine="425"/>
+        <w:jc w:val="both"/>
+        <w:rPr>
+          <w:rFonts w:ascii="Times New Roman" w:hAnsi="Times New Roman"/>
+          <w:sz w:val="28"/>
+          <w:szCs w:val="28"/>
+          <w:lang w:val="ru-RU"/>
+        </w:rPr>
+      </w:pPr>
+      <w:r>
+        <w:rPr>
+          <w:rFonts w:ascii="Times New Roman" w:hAnsi="Times New Roman"/>
+          <w:sz w:val="28"/>
+          <w:szCs w:val="28"/>
+          <w:lang w:val="ru-RU"/>
+        </w:rPr>
+        <w:t xml:space="preserve">Данная модель служит основой для дальнейшего проектирования требований, базы данных и структуры системы. </w:t>
+      </w:r>
+    </w:p>
+    <w:p>
+      <w:pPr>
+        <w:spacing w:line="360" w:lineRule="auto"/>
+        <w:ind w:firstLine="425"/>
+        <w:jc w:val="both"/>
+        <w:rPr>
+          <w:rFonts w:ascii="Times New Roman" w:hAnsi="Times New Roman"/>
+          <w:sz w:val="28"/>
+          <w:szCs w:val="28"/>
+          <w:lang w:val="ru-RU"/>
+        </w:rPr>
+      </w:pPr>
+    </w:p>
+    <w:p>
+      <w:pPr>
+        <w:spacing w:line="360" w:lineRule="auto"/>
+        <w:ind w:firstLine="425"/>
+        <w:jc w:val="both"/>
+        <w:rPr>
+          <w:rFonts w:ascii="Times New Roman" w:hAnsi="Times New Roman"/>
+          <w:b/>
+          <w:bCs/>
+          <w:sz w:val="28"/>
+          <w:szCs w:val="28"/>
+          <w:lang w:val="ru-RU"/>
+        </w:rPr>
+      </w:pPr>
+      <w:r>
+        <w:rPr>
+          <w:rFonts w:ascii="Times New Roman" w:hAnsi="Times New Roman"/>
+          <w:b/>
+          <w:bCs/>
+          <w:sz w:val="28"/>
+          <w:szCs w:val="28"/>
+          <w:lang w:val="ru-RU"/>
+        </w:rPr>
+        <w:t>2.2. Моделирование требований к информационной системе</w:t>
+      </w:r>
+    </w:p>
+    <w:p>
+      <w:pPr>
+        <w:spacing w:line="360" w:lineRule="auto"/>
+        <w:ind w:firstLine="425"/>
+        <w:jc w:val="both"/>
+        <w:rPr>
+          <w:rFonts w:ascii="Times New Roman" w:hAnsi="Times New Roman"/>
+          <w:b/>
+          <w:bCs/>
+          <w:sz w:val="28"/>
+          <w:szCs w:val="28"/>
+          <w:lang w:val="ru-RU"/>
+        </w:rPr>
+      </w:pPr>
+      <w:r>
+        <w:rPr>
+          <w:rFonts w:ascii="Times New Roman" w:hAnsi="Times New Roman"/>
+          <w:b/>
+          <w:bCs/>
+          <w:sz w:val="28"/>
+          <w:szCs w:val="28"/>
+          <w:lang w:val="ru-RU"/>
+        </w:rPr>
+        <w:t>2.2.1. Действующие лица системы</w:t>
+      </w:r>
+    </w:p>
+    <w:p>
+      <w:pPr>
+        <w:spacing w:line="360" w:lineRule="auto"/>
+        <w:ind w:firstLine="425"/>
+        <w:jc w:val="both"/>
+        <w:rPr>
+          <w:rFonts w:ascii="Times New Roman" w:hAnsi="Times New Roman"/>
+          <w:sz w:val="28"/>
+          <w:szCs w:val="28"/>
+          <w:lang w:val="ru-RU"/>
+        </w:rPr>
+      </w:pPr>
+      <w:r>
+        <w:rPr>
+          <w:rFonts w:ascii="Times New Roman" w:hAnsi="Times New Roman"/>
+          <w:sz w:val="28"/>
+          <w:szCs w:val="28"/>
+          <w:lang w:val="ru-RU"/>
+        </w:rPr>
+        <w:t xml:space="preserve">В проектируемой информационной системе выделяются следующие действующие лица: </w:t>
+      </w:r>
+    </w:p>
+    <w:p>
+      <w:pPr>
+        <w:pStyle w:val="a7"/>
+        <w:numPr>
+          <w:ilvl w:val="0"/>
+          <w:numId w:val="31"/>
+        </w:numPr>
+        <w:spacing w:line="360" w:lineRule="auto"/>
+        <w:ind w:left="426" w:firstLine="0"/>
+        <w:jc w:val="both"/>
+        <w:rPr>
+          <w:rFonts w:ascii="Times New Roman" w:hAnsi="Times New Roman"/>
+          <w:sz w:val="28"/>
+          <w:szCs w:val="28"/>
+        </w:rPr>
+      </w:pPr>
+      <w:r>
+        <w:rPr>
+          <w:rFonts w:ascii="Times New Roman" w:hAnsi="Times New Roman"/>
+          <w:sz w:val="28"/>
+          <w:szCs w:val="28"/>
+          <w:lang w:val="ru-RU"/>
+        </w:rPr>
+        <w:t>п</w:t>
+      </w:r>
+      <w:r>
+        <w:rPr>
+          <w:rFonts w:ascii="Times New Roman" w:hAnsi="Times New Roman"/>
+          <w:sz w:val="28"/>
+          <w:szCs w:val="28"/>
+          <w:lang w:val="ru-RU"/>
+        </w:rPr>
+        <w:t>риемщик</w:t>
+      </w:r>
+      <w:r>
+        <w:rPr>
+          <w:rFonts w:ascii="Times New Roman" w:hAnsi="Times New Roman"/>
+          <w:sz w:val="28"/>
+          <w:szCs w:val="28"/>
+        </w:rPr>
+        <w:t>;</w:t>
+      </w:r>
+    </w:p>
+    <w:p>
+      <w:pPr>
+        <w:pStyle w:val="a7"/>
+        <w:numPr>
+          <w:ilvl w:val="0"/>
+          <w:numId w:val="31"/>
+        </w:numPr>
+        <w:spacing w:line="360" w:lineRule="auto"/>
+        <w:ind w:left="426" w:firstLine="0"/>
+        <w:jc w:val="both"/>
+        <w:rPr>
+          <w:rFonts w:ascii="Times New Roman" w:hAnsi="Times New Roman"/>
+          <w:sz w:val="28"/>
+          <w:szCs w:val="28"/>
+        </w:rPr>
+      </w:pPr>
+      <w:r>
+        <w:rPr>
+          <w:rFonts w:ascii="Times New Roman" w:hAnsi="Times New Roman"/>
+          <w:sz w:val="28"/>
+          <w:szCs w:val="28"/>
+          <w:lang w:val="ru-RU"/>
+        </w:rPr>
+        <w:t>м</w:t>
+      </w:r>
+      <w:r>
+        <w:rPr>
+          <w:rFonts w:ascii="Times New Roman" w:hAnsi="Times New Roman"/>
+          <w:sz w:val="28"/>
+          <w:szCs w:val="28"/>
+          <w:lang w:val="ru-RU"/>
+        </w:rPr>
+        <w:t>астер</w:t>
+      </w:r>
+      <w:r>
+        <w:rPr>
+          <w:rFonts w:ascii="Times New Roman" w:hAnsi="Times New Roman"/>
+          <w:sz w:val="28"/>
+          <w:szCs w:val="28"/>
+        </w:rPr>
+        <w:t>;</w:t>
+      </w:r>
+    </w:p>
+    <w:p>
+      <w:pPr>
+        <w:pStyle w:val="a7"/>
+        <w:numPr>
+          <w:ilvl w:val="0"/>
+          <w:numId w:val="31"/>
+        </w:numPr>
+        <w:spacing w:line="360" w:lineRule="auto"/>
+        <w:ind w:left="426" w:firstLine="0"/>
+        <w:jc w:val="both"/>
+        <w:rPr>
+          <w:rFonts w:ascii="Times New Roman" w:hAnsi="Times New Roman"/>
+          <w:sz w:val="28"/>
+          <w:szCs w:val="28"/>
+        </w:rPr>
+      </w:pPr>
+      <w:r>
+        <w:rPr>
+          <w:rFonts w:ascii="Times New Roman" w:hAnsi="Times New Roman"/>
+          <w:sz w:val="28"/>
+          <w:szCs w:val="28"/>
+          <w:lang w:val="ru-RU"/>
+        </w:rPr>
+        <w:t>к</w:t>
+      </w:r>
+      <w:r>
+        <w:rPr>
+          <w:rFonts w:ascii="Times New Roman" w:hAnsi="Times New Roman"/>
+          <w:sz w:val="28"/>
+          <w:szCs w:val="28"/>
+          <w:lang w:val="ru-RU"/>
+        </w:rPr>
+        <w:t>ладовщик</w:t>
+      </w:r>
+      <w:r>
+        <w:rPr>
+          <w:rFonts w:ascii="Times New Roman" w:hAnsi="Times New Roman"/>
+          <w:sz w:val="28"/>
+          <w:szCs w:val="28"/>
+        </w:rPr>
+        <w:t>;</w:t>
+      </w:r>
+    </w:p>
+    <w:p>
+      <w:pPr>
+        <w:pStyle w:val="a7"/>
+        <w:numPr>
+          <w:ilvl w:val="0"/>
+          <w:numId w:val="31"/>
+        </w:numPr>
+        <w:spacing w:line="360" w:lineRule="auto"/>
+        <w:ind w:left="426" w:firstLine="0"/>
+        <w:jc w:val="both"/>
+        <w:rPr>
+          <w:rFonts w:ascii="Times New Roman" w:hAnsi="Times New Roman"/>
+          <w:sz w:val="28"/>
+          <w:szCs w:val="28"/>
+        </w:rPr>
+      </w:pPr>
+      <w:r>
+        <w:rPr>
+          <w:rFonts w:ascii="Times New Roman" w:hAnsi="Times New Roman"/>
+          <w:sz w:val="28"/>
+          <w:szCs w:val="28"/>
+          <w:lang w:val="ru-RU"/>
+        </w:rPr>
+        <w:t>р</w:t>
+      </w:r>
+      <w:r>
+        <w:rPr>
+          <w:rFonts w:ascii="Times New Roman" w:hAnsi="Times New Roman"/>
+          <w:sz w:val="28"/>
+          <w:szCs w:val="28"/>
+          <w:lang w:val="ru-RU"/>
+        </w:rPr>
+        <w:t>уководитель</w:t>
+      </w:r>
+      <w:r>
+        <w:rPr>
+          <w:rFonts w:ascii="Times New Roman" w:hAnsi="Times New Roman"/>
+          <w:sz w:val="28"/>
+          <w:szCs w:val="28"/>
+        </w:rPr>
+        <w:t>;</w:t>
+      </w:r>
+    </w:p>
+    <w:p>
+      <w:pPr>
+        <w:spacing w:line="360" w:lineRule="auto"/>
+        <w:ind w:firstLine="425"/>
+        <w:jc w:val="both"/>
+        <w:rPr>
+          <w:rFonts w:ascii="Times New Roman" w:hAnsi="Times New Roman"/>
+          <w:sz w:val="28"/>
+          <w:szCs w:val="28"/>
+          <w:lang w:val="ru-RU"/>
+        </w:rPr>
+      </w:pPr>
+      <w:r>
+        <w:rPr>
+          <w:rFonts w:ascii="Times New Roman" w:hAnsi="Times New Roman"/>
+          <w:sz w:val="28"/>
+          <w:szCs w:val="28"/>
+          <w:lang w:val="ru-RU"/>
+        </w:rPr>
+        <w:t>Приемщик осуществляет первичную работу с клиентом: регистрирует клиента и автомобиль, оформляет заказ-наряд, передает заказ в работу и завершает оформление после выполнения услуг.</w:t>
+      </w:r>
+    </w:p>
+    <w:p>
+      <w:pPr>
+        <w:spacing w:line="360" w:lineRule="auto"/>
+        <w:ind w:firstLine="425"/>
+        <w:jc w:val="both"/>
+        <w:rPr>
+          <w:rFonts w:ascii="Times New Roman" w:hAnsi="Times New Roman"/>
+          <w:sz w:val="28"/>
+          <w:szCs w:val="28"/>
+          <w:lang w:val="ru-RU"/>
+        </w:rPr>
+      </w:pPr>
+      <w:r>
+        <w:rPr>
+          <w:rFonts w:ascii="Times New Roman" w:hAnsi="Times New Roman"/>
+          <w:sz w:val="28"/>
+          <w:szCs w:val="28"/>
+          <w:lang w:val="ru-RU"/>
+        </w:rPr>
+        <w:t>Мастер проводит диагностику, определяет перечень необходимых услуг, фиксирует выполненные работы и передает данные для расчета стоимости.</w:t>
+      </w:r>
+    </w:p>
+    <w:p>
+      <w:pPr>
+        <w:spacing w:line="360" w:lineRule="auto"/>
+        <w:ind w:firstLine="425"/>
+        <w:jc w:val="both"/>
+        <w:rPr>
+          <w:rFonts w:ascii="Times New Roman" w:hAnsi="Times New Roman"/>
+          <w:sz w:val="28"/>
+          <w:szCs w:val="28"/>
+          <w:lang w:val="ru-RU"/>
+        </w:rPr>
+      </w:pPr>
+      <w:r>
+        <w:rPr>
+          <w:rFonts w:ascii="Times New Roman" w:hAnsi="Times New Roman"/>
+          <w:sz w:val="28"/>
+          <w:szCs w:val="28"/>
+          <w:lang w:val="ru-RU"/>
+        </w:rPr>
+        <w:t>Кладовщик подбирает необходимые запчасти, учитывает их выдачу и фиксирует сведения об использованных материалах.</w:t>
+      </w:r>
+    </w:p>
+    <w:p>
+      <w:pPr>
+        <w:spacing w:line="360" w:lineRule="auto"/>
+        <w:ind w:firstLine="425"/>
+        <w:jc w:val="both"/>
+        <w:rPr>
+          <w:rFonts w:ascii="Times New Roman" w:hAnsi="Times New Roman"/>
+          <w:sz w:val="28"/>
+          <w:szCs w:val="28"/>
+          <w:lang w:val="ru-RU"/>
+        </w:rPr>
+      </w:pPr>
+      <w:r>
+        <w:rPr>
+          <w:rFonts w:ascii="Times New Roman" w:hAnsi="Times New Roman"/>
+          <w:sz w:val="28"/>
+          <w:szCs w:val="28"/>
+          <w:lang w:val="ru-RU"/>
+        </w:rPr>
+        <w:t>Руководитель использует систему для получения отчетной информации о выполненных услугах, использованных запчастях и оформленных заказах.</w:t>
+      </w:r>
+    </w:p>
+    <w:p>
+      <w:pPr>
+        <w:spacing w:line="360" w:lineRule="auto"/>
+        <w:ind w:firstLine="425"/>
+        <w:jc w:val="both"/>
+        <w:rPr>
+          <w:rFonts w:ascii="Times New Roman" w:hAnsi="Times New Roman"/>
+          <w:sz w:val="28"/>
+          <w:szCs w:val="28"/>
+          <w:lang w:val="ru-RU"/>
+        </w:rPr>
+      </w:pPr>
+    </w:p>
+    <w:p>
+      <w:pPr>
+        <w:spacing w:line="360" w:lineRule="auto"/>
+        <w:ind w:firstLine="425"/>
+        <w:jc w:val="both"/>
+        <w:rPr>
+          <w:rFonts w:ascii="Times New Roman" w:hAnsi="Times New Roman"/>
+          <w:b/>
+          <w:bCs/>
+          <w:sz w:val="28"/>
+          <w:szCs w:val="28"/>
+          <w:lang w:val="ru-RU"/>
+        </w:rPr>
+      </w:pPr>
+      <w:r>
+        <w:rPr>
+          <w:rFonts w:ascii="Times New Roman" w:hAnsi="Times New Roman"/>
+          <w:b/>
+          <w:bCs/>
+          <w:sz w:val="28"/>
+          <w:szCs w:val="28"/>
+          <w:lang w:val="ru-RU"/>
+        </w:rPr>
+        <w:t>2.2.2. Варианты использования</w:t>
+      </w:r>
+    </w:p>
+    <w:p>
+      <w:pPr>
+        <w:spacing w:line="360" w:lineRule="auto"/>
+        <w:ind w:firstLine="425"/>
+        <w:jc w:val="both"/>
+        <w:rPr>
+          <w:rFonts w:ascii="Times New Roman" w:hAnsi="Times New Roman"/>
+          <w:sz w:val="28"/>
+          <w:szCs w:val="28"/>
+        </w:rPr>
+      </w:pPr>
+      <w:r>
+        <w:rPr>
+          <w:rFonts w:ascii="Times New Roman" w:hAnsi="Times New Roman"/>
+          <w:sz w:val="28"/>
+          <w:szCs w:val="28"/>
+          <w:lang w:val="ru-RU"/>
+        </w:rPr>
+        <w:t xml:space="preserve">Для выбранной задачи автоматизации учета услуг и запчастей автосервиса определены следующие основные варианты использования системы: </w:t>
+      </w:r>
+    </w:p>
+    <w:p>
+      <w:pPr>
+        <w:pStyle w:val="a7"/>
+        <w:numPr>
+          <w:ilvl w:val="0"/>
+          <w:numId w:val="32"/>
+        </w:numPr>
+        <w:spacing w:line="360" w:lineRule="auto"/>
+        <w:ind w:left="426" w:firstLine="0"/>
+        <w:jc w:val="both"/>
+        <w:rPr>
+          <w:rFonts w:ascii="Times New Roman" w:hAnsi="Times New Roman"/>
+          <w:sz w:val="28"/>
+          <w:szCs w:val="28"/>
+          <w:lang w:val="ru-RU"/>
+        </w:rPr>
+      </w:pPr>
+      <w:r>
+        <w:rPr>
+          <w:rFonts w:ascii="Times New Roman" w:hAnsi="Times New Roman"/>
+          <w:sz w:val="28"/>
+          <w:szCs w:val="28"/>
+          <w:lang w:val="ru-RU"/>
+        </w:rPr>
+        <w:t>регистрация клиента и автомобиля</w:t>
+      </w:r>
+      <w:r>
+        <w:rPr>
+          <w:rFonts w:ascii="Times New Roman" w:hAnsi="Times New Roman"/>
+          <w:sz w:val="28"/>
+          <w:szCs w:val="28"/>
+          <w:lang w:val="ru-RU"/>
+        </w:rPr>
+        <w:t>;</w:t>
+      </w:r>
+    </w:p>
+    <w:p>
+      <w:pPr>
+        <w:pStyle w:val="a7"/>
+        <w:numPr>
+          <w:ilvl w:val="0"/>
+          <w:numId w:val="32"/>
+        </w:numPr>
+        <w:spacing w:line="360" w:lineRule="auto"/>
+        <w:ind w:left="426" w:firstLine="0"/>
+        <w:jc w:val="both"/>
+        <w:rPr>
+          <w:rFonts w:ascii="Times New Roman" w:hAnsi="Times New Roman"/>
+          <w:sz w:val="28"/>
+          <w:szCs w:val="28"/>
+          <w:lang w:val="ru-RU"/>
+        </w:rPr>
+      </w:pPr>
+      <w:r>
+        <w:rPr>
+          <w:rFonts w:ascii="Times New Roman" w:hAnsi="Times New Roman"/>
+          <w:sz w:val="28"/>
+          <w:szCs w:val="28"/>
+          <w:lang w:val="ru-RU"/>
+        </w:rPr>
+        <w:lastRenderedPageBreak/>
+        <w:t>оформление заказ-наряда</w:t>
+      </w:r>
+      <w:r>
+        <w:rPr>
+          <w:rFonts w:ascii="Times New Roman" w:hAnsi="Times New Roman"/>
+          <w:sz w:val="28"/>
+          <w:szCs w:val="28"/>
+          <w:lang w:val="ru-RU"/>
+        </w:rPr>
+        <w:t>;</w:t>
+      </w:r>
+    </w:p>
+    <w:p>
+      <w:pPr>
+        <w:pStyle w:val="a7"/>
+        <w:numPr>
+          <w:ilvl w:val="0"/>
+          <w:numId w:val="32"/>
+        </w:numPr>
+        <w:spacing w:line="360" w:lineRule="auto"/>
+        <w:ind w:left="426" w:firstLine="0"/>
+        <w:jc w:val="both"/>
+        <w:rPr>
+          <w:rFonts w:ascii="Times New Roman" w:hAnsi="Times New Roman"/>
+          <w:sz w:val="28"/>
+          <w:szCs w:val="28"/>
+          <w:lang w:val="ru-RU"/>
+        </w:rPr>
+      </w:pPr>
+      <w:r>
+        <w:rPr>
+          <w:rFonts w:ascii="Times New Roman" w:hAnsi="Times New Roman"/>
+          <w:sz w:val="28"/>
+          <w:szCs w:val="28"/>
+          <w:lang w:val="ru-RU"/>
+        </w:rPr>
+        <w:t>выбор услуг</w:t>
+      </w:r>
+      <w:r>
+        <w:rPr>
+          <w:rFonts w:ascii="Times New Roman" w:hAnsi="Times New Roman"/>
+          <w:sz w:val="28"/>
+          <w:szCs w:val="28"/>
+          <w:lang w:val="ru-RU"/>
+        </w:rPr>
+        <w:t>;</w:t>
+      </w:r>
+      <w:r>
+        <w:rPr>
+          <w:rFonts w:ascii="Times New Roman" w:hAnsi="Times New Roman"/>
+          <w:sz w:val="28"/>
+          <w:szCs w:val="28"/>
+          <w:lang w:val="ru-RU"/>
+        </w:rPr>
+        <w:t xml:space="preserve"> </w:t>
+      </w:r>
+    </w:p>
+    <w:p>
+      <w:pPr>
+        <w:pStyle w:val="a7"/>
+        <w:numPr>
+          <w:ilvl w:val="0"/>
+          <w:numId w:val="32"/>
+        </w:numPr>
+        <w:spacing w:line="360" w:lineRule="auto"/>
+        <w:ind w:left="426" w:firstLine="0"/>
+        <w:jc w:val="both"/>
+        <w:rPr>
+          <w:rFonts w:ascii="Times New Roman" w:hAnsi="Times New Roman"/>
+          <w:sz w:val="28"/>
+          <w:szCs w:val="28"/>
+          <w:lang w:val="ru-RU"/>
+        </w:rPr>
+      </w:pPr>
+      <w:r>
+        <w:rPr>
+          <w:rFonts w:ascii="Times New Roman" w:hAnsi="Times New Roman"/>
+          <w:sz w:val="28"/>
+          <w:szCs w:val="28"/>
+          <w:lang w:val="ru-RU"/>
+        </w:rPr>
+        <w:t>учет запчастей</w:t>
+      </w:r>
+      <w:r>
+        <w:rPr>
+          <w:rFonts w:ascii="Times New Roman" w:hAnsi="Times New Roman"/>
+          <w:sz w:val="28"/>
+          <w:szCs w:val="28"/>
+          <w:lang w:val="ru-RU"/>
+        </w:rPr>
+        <w:t>;</w:t>
+      </w:r>
+    </w:p>
+    <w:p>
+      <w:pPr>
+        <w:pStyle w:val="a7"/>
+        <w:numPr>
+          <w:ilvl w:val="0"/>
+          <w:numId w:val="32"/>
+        </w:numPr>
+        <w:spacing w:line="360" w:lineRule="auto"/>
+        <w:ind w:left="426" w:firstLine="0"/>
+        <w:jc w:val="both"/>
+        <w:rPr>
+          <w:rFonts w:ascii="Times New Roman" w:hAnsi="Times New Roman"/>
+          <w:sz w:val="28"/>
+          <w:szCs w:val="28"/>
+          <w:lang w:val="ru-RU"/>
+        </w:rPr>
+      </w:pPr>
+      <w:r>
+        <w:rPr>
+          <w:rFonts w:ascii="Times New Roman" w:hAnsi="Times New Roman"/>
+          <w:sz w:val="28"/>
+          <w:szCs w:val="28"/>
+          <w:lang w:val="ru-RU"/>
+        </w:rPr>
+        <w:t>фиксация выполненных работ</w:t>
+      </w:r>
+      <w:r>
+        <w:rPr>
+          <w:rFonts w:ascii="Times New Roman" w:hAnsi="Times New Roman"/>
+          <w:sz w:val="28"/>
+          <w:szCs w:val="28"/>
+          <w:lang w:val="ru-RU"/>
+        </w:rPr>
+        <w:t>;</w:t>
+      </w:r>
+    </w:p>
+    <w:p>
+      <w:pPr>
+        <w:pStyle w:val="a7"/>
+        <w:numPr>
+          <w:ilvl w:val="0"/>
+          <w:numId w:val="32"/>
+        </w:numPr>
+        <w:spacing w:line="360" w:lineRule="auto"/>
+        <w:ind w:left="426" w:firstLine="0"/>
+        <w:jc w:val="both"/>
+        <w:rPr>
+          <w:rFonts w:ascii="Times New Roman" w:hAnsi="Times New Roman"/>
+          <w:sz w:val="28"/>
+          <w:szCs w:val="28"/>
+          <w:lang w:val="ru-RU"/>
+        </w:rPr>
+      </w:pPr>
+      <w:r>
+        <w:rPr>
+          <w:rFonts w:ascii="Times New Roman" w:hAnsi="Times New Roman"/>
+          <w:sz w:val="28"/>
+          <w:szCs w:val="28"/>
+          <w:lang w:val="ru-RU"/>
+        </w:rPr>
+        <w:t>расчет стоимости заказа</w:t>
+      </w:r>
+      <w:r>
+        <w:rPr>
+          <w:rFonts w:ascii="Times New Roman" w:hAnsi="Times New Roman"/>
+          <w:sz w:val="28"/>
+          <w:szCs w:val="28"/>
+          <w:lang w:val="ru-RU"/>
+        </w:rPr>
+        <w:t>;</w:t>
+      </w:r>
+    </w:p>
+    <w:p>
+      <w:pPr>
+        <w:pStyle w:val="a7"/>
+        <w:numPr>
+          <w:ilvl w:val="0"/>
+          <w:numId w:val="32"/>
+        </w:numPr>
+        <w:spacing w:line="360" w:lineRule="auto"/>
+        <w:ind w:left="426" w:firstLine="0"/>
+        <w:jc w:val="both"/>
+        <w:rPr>
+          <w:rFonts w:ascii="Times New Roman" w:hAnsi="Times New Roman"/>
+          <w:sz w:val="28"/>
+          <w:szCs w:val="28"/>
+          <w:lang w:val="ru-RU"/>
+        </w:rPr>
+      </w:pPr>
+      <w:r>
+        <w:rPr>
+          <w:rFonts w:ascii="Times New Roman" w:hAnsi="Times New Roman"/>
+          <w:sz w:val="28"/>
+          <w:szCs w:val="28"/>
+          <w:lang w:val="ru-RU"/>
+        </w:rPr>
+        <w:t>формирование отчетов</w:t>
+      </w:r>
+      <w:r>
+        <w:rPr>
+          <w:rFonts w:ascii="Times New Roman" w:hAnsi="Times New Roman"/>
+          <w:sz w:val="28"/>
+          <w:szCs w:val="28"/>
+          <w:lang w:val="ru-RU"/>
+        </w:rPr>
+        <w:t>.</w:t>
+      </w:r>
+    </w:p>
+    <w:p>
+      <w:pPr>
+        <w:spacing w:line="360" w:lineRule="auto"/>
+        <w:ind w:firstLine="425"/>
+        <w:jc w:val="both"/>
+        <w:rPr>
+          <w:rFonts w:ascii="Times New Roman" w:hAnsi="Times New Roman"/>
+          <w:sz w:val="28"/>
+          <w:szCs w:val="28"/>
+          <w:lang w:val="ru-RU"/>
+        </w:rPr>
+      </w:pPr>
+      <w:r>
+        <w:rPr>
+          <w:rFonts w:ascii="Times New Roman" w:hAnsi="Times New Roman"/>
+          <w:sz w:val="28"/>
+          <w:szCs w:val="28"/>
+          <w:lang w:val="ru-RU"/>
+        </w:rPr>
+        <w:t>Регистрация клиента и автомобиля выполняется приемщиком при обращении в автосервис.</w:t>
+      </w:r>
+    </w:p>
+    <w:p>
+      <w:pPr>
+        <w:spacing w:line="360" w:lineRule="auto"/>
+        <w:ind w:firstLine="425"/>
+        <w:jc w:val="both"/>
+        <w:rPr>
+          <w:rFonts w:ascii="Times New Roman" w:hAnsi="Times New Roman"/>
+          <w:sz w:val="28"/>
+          <w:szCs w:val="28"/>
+          <w:lang w:val="ru-RU"/>
+        </w:rPr>
+      </w:pPr>
+      <w:r>
+        <w:rPr>
+          <w:rFonts w:ascii="Times New Roman" w:hAnsi="Times New Roman"/>
+          <w:sz w:val="28"/>
+          <w:szCs w:val="28"/>
+          <w:lang w:val="ru-RU"/>
+        </w:rPr>
+        <w:t>Оформление заказ-наряда используется для создания и ведения заказа на обслуживание.</w:t>
+      </w:r>
+    </w:p>
+    <w:p>
+      <w:pPr>
+        <w:spacing w:line="360" w:lineRule="auto"/>
+        <w:ind w:firstLine="425"/>
+        <w:jc w:val="both"/>
+        <w:rPr>
+          <w:rFonts w:ascii="Times New Roman" w:hAnsi="Times New Roman"/>
+          <w:sz w:val="28"/>
+          <w:szCs w:val="28"/>
+          <w:lang w:val="ru-RU"/>
+        </w:rPr>
+      </w:pPr>
+      <w:r>
+        <w:rPr>
+          <w:rFonts w:ascii="Times New Roman" w:hAnsi="Times New Roman"/>
+          <w:sz w:val="28"/>
+          <w:szCs w:val="28"/>
+          <w:lang w:val="ru-RU"/>
+        </w:rPr>
+        <w:t>Выбор услуг выполняется мастером по результатам диагностики автомобиля.</w:t>
+      </w:r>
+    </w:p>
+    <w:p>
+      <w:pPr>
+        <w:spacing w:line="360" w:lineRule="auto"/>
+        <w:ind w:firstLine="425"/>
+        <w:jc w:val="both"/>
+        <w:rPr>
+          <w:rFonts w:ascii="Times New Roman" w:hAnsi="Times New Roman"/>
+          <w:sz w:val="28"/>
+          <w:szCs w:val="28"/>
+          <w:lang w:val="ru-RU"/>
+        </w:rPr>
+      </w:pPr>
+      <w:r>
+        <w:rPr>
+          <w:rFonts w:ascii="Times New Roman" w:hAnsi="Times New Roman"/>
+          <w:sz w:val="28"/>
+          <w:szCs w:val="28"/>
+          <w:lang w:val="ru-RU"/>
+        </w:rPr>
+        <w:t>Учет запчастей используется кладовщиком для подбора и фиксации выданных деталей и материалов.</w:t>
+      </w:r>
+    </w:p>
+    <w:p>
+      <w:pPr>
+        <w:spacing w:line="360" w:lineRule="auto"/>
+        <w:ind w:firstLine="425"/>
+        <w:jc w:val="both"/>
+        <w:rPr>
+          <w:rFonts w:ascii="Times New Roman" w:hAnsi="Times New Roman"/>
+          <w:sz w:val="28"/>
+          <w:szCs w:val="28"/>
+          <w:lang w:val="ru-RU"/>
+        </w:rPr>
+      </w:pPr>
+      <w:r>
+        <w:rPr>
+          <w:rFonts w:ascii="Times New Roman" w:hAnsi="Times New Roman"/>
+          <w:sz w:val="28"/>
+          <w:szCs w:val="28"/>
+          <w:lang w:val="ru-RU"/>
+        </w:rPr>
+        <w:t>Фиксация выполненных работ позволяет отразить фактически оказанные услуги.</w:t>
+      </w:r>
+    </w:p>
+    <w:p>
+      <w:pPr>
+        <w:spacing w:line="360" w:lineRule="auto"/>
+        <w:ind w:firstLine="425"/>
+        <w:jc w:val="both"/>
+        <w:rPr>
+          <w:rFonts w:ascii="Times New Roman" w:hAnsi="Times New Roman"/>
+          <w:sz w:val="28"/>
+          <w:szCs w:val="28"/>
+          <w:lang w:val="ru-RU"/>
+        </w:rPr>
+      </w:pPr>
+      <w:r>
+        <w:rPr>
+          <w:rFonts w:ascii="Times New Roman" w:hAnsi="Times New Roman"/>
+          <w:sz w:val="28"/>
+          <w:szCs w:val="28"/>
+          <w:lang w:val="ru-RU"/>
+        </w:rPr>
+        <w:t>Расчет стоимости заказа обеспечивает получение итоговой суммы с учетом услуг и запчастей.</w:t>
+      </w:r>
+    </w:p>
+    <w:p>
+      <w:pPr>
+        <w:spacing w:line="360" w:lineRule="auto"/>
+        <w:ind w:firstLine="425"/>
+        <w:jc w:val="both"/>
+        <w:rPr>
+          <w:rFonts w:ascii="Times New Roman" w:hAnsi="Times New Roman"/>
+          <w:sz w:val="28"/>
+          <w:szCs w:val="28"/>
+        </w:rPr>
+      </w:pPr>
+      <w:r>
+        <w:rPr>
+          <w:rFonts w:ascii="Times New Roman" w:hAnsi="Times New Roman"/>
+          <w:sz w:val="28"/>
+          <w:szCs w:val="28"/>
+          <w:lang w:val="ru-RU"/>
+        </w:rPr>
+        <w:t>Формирование отчетов используется руководителем для получения сводной информации по заказам, услугам и материалам.</w:t>
+      </w:r>
+    </w:p>
+    <w:p>
+      <w:pPr>
+        <w:spacing w:line="360" w:lineRule="auto"/>
+        <w:ind w:firstLine="425"/>
+        <w:jc w:val="both"/>
+        <w:rPr>
+          <w:rFonts w:ascii="Times New Roman" w:hAnsi="Times New Roman"/>
+          <w:sz w:val="28"/>
+          <w:szCs w:val="28"/>
+        </w:rPr>
+      </w:pPr>
+    </w:p>
+    <w:p>
+      <w:pPr>
+        <w:spacing w:line="360" w:lineRule="auto"/>
+        <w:ind w:firstLine="425"/>
+        <w:jc w:val="both"/>
+        <w:rPr>
+          <w:rFonts w:ascii="Times New Roman" w:hAnsi="Times New Roman"/>
+          <w:b/>
+          <w:bCs/>
+          <w:sz w:val="28"/>
+          <w:szCs w:val="28"/>
+        </w:rPr>
+      </w:pPr>
+      <w:r>
+        <w:rPr>
+          <w:rFonts w:ascii="Times New Roman" w:hAnsi="Times New Roman"/>
+          <w:b/>
+          <w:bCs/>
+          <w:sz w:val="28"/>
+          <w:szCs w:val="28"/>
+          <w:lang w:val="ru-RU"/>
+        </w:rPr>
+        <w:t>2.2.3. Диаграмма вариантов использования</w:t>
+      </w:r>
+    </w:p>
+    <w:p>
+      <w:pPr>
+        <w:spacing w:line="360" w:lineRule="auto"/>
+        <w:ind w:firstLine="425"/>
+        <w:jc w:val="both"/>
+        <w:rPr>
+          <w:rFonts w:ascii="Times New Roman" w:hAnsi="Times New Roman"/>
+          <w:sz w:val="28"/>
+          <w:szCs w:val="28"/>
+          <w:lang w:val="ru-RU"/>
+        </w:rPr>
+      </w:pPr>
+      <w:r>
+        <w:rPr>
+          <w:rFonts w:ascii="Times New Roman" w:hAnsi="Times New Roman"/>
+          <w:sz w:val="28"/>
+          <w:szCs w:val="28"/>
+          <w:lang w:val="ru-RU"/>
+        </w:rPr>
+        <w:t>На данном этапе</w:t>
+      </w:r>
+      <w:r>
+        <w:rPr>
+          <w:rFonts w:ascii="Times New Roman" w:hAnsi="Times New Roman"/>
+          <w:sz w:val="28"/>
+          <w:szCs w:val="28"/>
+          <w:lang w:val="ru-RU"/>
+        </w:rPr>
+        <w:t xml:space="preserve"> проектирования была реализована диаграмма вариантов использования с использованием </w:t>
+      </w:r>
+      <w:r>
+        <w:rPr>
+          <w:rFonts w:ascii="Times New Roman" w:hAnsi="Times New Roman"/>
+          <w:sz w:val="28"/>
+          <w:szCs w:val="28"/>
+        </w:rPr>
+        <w:t>CASE</w:t>
+      </w:r>
+      <w:r>
+        <w:rPr>
+          <w:rFonts w:ascii="Times New Roman" w:hAnsi="Times New Roman"/>
+          <w:sz w:val="28"/>
+          <w:szCs w:val="28"/>
+          <w:lang w:val="ru-RU"/>
+        </w:rPr>
+        <w:t>-</w:t>
+      </w:r>
+      <w:r>
+        <w:rPr>
+          <w:rFonts w:ascii="Times New Roman" w:hAnsi="Times New Roman"/>
+          <w:sz w:val="28"/>
+          <w:szCs w:val="28"/>
+          <w:lang w:val="ru-RU"/>
+        </w:rPr>
+        <w:t xml:space="preserve">средства </w:t>
+      </w:r>
+      <w:r>
+        <w:rPr>
+          <w:rFonts w:ascii="Times New Roman" w:hAnsi="Times New Roman"/>
+          <w:sz w:val="28"/>
+          <w:szCs w:val="28"/>
+        </w:rPr>
+        <w:t>draw</w:t>
+      </w:r>
+      <w:r>
+        <w:rPr>
+          <w:rFonts w:ascii="Times New Roman" w:hAnsi="Times New Roman"/>
+          <w:sz w:val="28"/>
+          <w:szCs w:val="28"/>
+          <w:lang w:val="ru-RU"/>
+        </w:rPr>
+        <w:t>.</w:t>
+      </w:r>
+      <w:r>
+        <w:rPr>
+          <w:rFonts w:ascii="Times New Roman" w:hAnsi="Times New Roman"/>
+          <w:sz w:val="28"/>
+          <w:szCs w:val="28"/>
+        </w:rPr>
+        <w:t>io</w:t>
+      </w:r>
+      <w:r>
+        <w:rPr>
+          <w:rFonts w:ascii="Times New Roman" w:hAnsi="Times New Roman"/>
+          <w:sz w:val="28"/>
+          <w:szCs w:val="28"/>
+          <w:lang w:val="ru-RU"/>
+        </w:rPr>
+        <w:t>.</w:t>
+      </w:r>
+    </w:p>
+    <w:p>
+      <w:pPr>
+        <w:spacing w:line="360" w:lineRule="auto"/>
+        <w:ind w:firstLine="425"/>
+        <w:jc w:val="both"/>
+        <w:rPr>
+          <w:rFonts w:ascii="Times New Roman" w:hAnsi="Times New Roman"/>
+          <w:sz w:val="28"/>
+          <w:szCs w:val="28"/>
+          <w:lang w:val="ru-RU"/>
+        </w:rPr>
+      </w:pPr>
+    </w:p>
+    <w:p>
+      <w:pPr>
+        <w:spacing w:line="360" w:lineRule="auto"/>
+        <w:ind w:firstLine="425"/>
+        <w:jc w:val="both"/>
+        <w:rPr>
+          <w:rFonts w:ascii="Times New Roman" w:hAnsi="Times New Roman"/>
+          <w:sz w:val="28"/>
+          <w:szCs w:val="28"/>
+          <w:lang w:val="ru-RU"/>
+        </w:rPr>
+      </w:pPr>
     </w:p>
     <w:p>
       <w:pPr>
@@ -7841,420 +9618,6 @@
         <w:spacing w:after="160" w:line="259" w:lineRule="auto"/>
         <w:rPr>
           <w:rFonts w:ascii="Times New Roman" w:hAnsi="Times New Roman"/>
-          <w:sz w:val="28"/>
-          <w:szCs w:val="28"/>
-          <w:lang w:val="ru-RU"/>
-        </w:rPr>
-      </w:pPr>
-      <w:r>
-        <w:rPr>
-          <w:rFonts w:ascii="Times New Roman" w:hAnsi="Times New Roman"/>
-          <w:sz w:val="28"/>
-          <w:szCs w:val="28"/>
-          <w:lang w:val="ru-RU"/>
-        </w:rPr>
-        <w:br w:type="page"/>
-      </w:r>
-    </w:p>
-    <w:p>
-      <w:pPr>
-        <w:spacing w:line="360" w:lineRule="auto"/>
-        <w:ind w:firstLine="425"/>
-        <w:jc w:val="both"/>
-        <w:rPr>
-          <w:rFonts w:ascii="Times New Roman" w:hAnsi="Times New Roman"/>
-          <w:b/>
-          <w:bCs/>
-          <w:sz w:val="28"/>
-          <w:szCs w:val="28"/>
-          <w:lang w:val="ru-RU"/>
-        </w:rPr>
-      </w:pPr>
-      <w:r>
-        <w:rPr>
-          <w:rFonts w:ascii="Times New Roman" w:hAnsi="Times New Roman"/>
-          <w:b/>
-          <w:bCs/>
-          <w:sz w:val="28"/>
-          <w:szCs w:val="28"/>
-          <w:lang w:val="ru-RU"/>
-        </w:rPr>
-        <w:lastRenderedPageBreak/>
-        <w:t xml:space="preserve">Глава 2. </w:t>
-      </w:r>
-      <w:r>
-        <w:rPr>
-          <w:rFonts w:ascii="Times New Roman" w:hAnsi="Times New Roman"/>
-          <w:b/>
-          <w:bCs/>
-          <w:sz w:val="28"/>
-          <w:szCs w:val="28"/>
-          <w:lang w:val="ru-RU"/>
-        </w:rPr>
-        <w:t xml:space="preserve"> Практическая часть</w:t>
-      </w:r>
-    </w:p>
-    <w:p>
-      <w:pPr>
-        <w:spacing w:line="360" w:lineRule="auto"/>
-        <w:ind w:firstLine="425"/>
-        <w:jc w:val="both"/>
-        <w:rPr>
-          <w:rFonts w:ascii="Times New Roman" w:hAnsi="Times New Roman"/>
-          <w:b/>
-          <w:bCs/>
-          <w:sz w:val="28"/>
-          <w:szCs w:val="28"/>
-          <w:lang w:val="ru-RU"/>
-        </w:rPr>
-      </w:pPr>
-      <w:r>
-        <w:rPr>
-          <w:rFonts w:ascii="Times New Roman" w:hAnsi="Times New Roman"/>
-          <w:b/>
-          <w:bCs/>
-          <w:sz w:val="28"/>
-          <w:szCs w:val="28"/>
-          <w:lang w:val="ru-RU"/>
-        </w:rPr>
-        <w:t>2.1. Постановка задачи и моделирование бизнес-процессов</w:t>
-      </w:r>
-    </w:p>
-    <w:p>
-      <w:pPr>
-        <w:spacing w:line="360" w:lineRule="auto"/>
-        <w:ind w:firstLine="425"/>
-        <w:jc w:val="both"/>
-        <w:rPr>
-          <w:rFonts w:ascii="Times New Roman" w:hAnsi="Times New Roman"/>
-          <w:b/>
-          <w:bCs/>
-          <w:sz w:val="28"/>
-          <w:szCs w:val="28"/>
-          <w:lang w:val="ru-RU"/>
-        </w:rPr>
-      </w:pPr>
-      <w:r>
-        <w:rPr>
-          <w:rFonts w:ascii="Times New Roman" w:hAnsi="Times New Roman"/>
-          <w:b/>
-          <w:bCs/>
-          <w:sz w:val="28"/>
-          <w:szCs w:val="28"/>
-          <w:lang w:val="ru-RU"/>
-        </w:rPr>
-        <w:t>2.1.1. Постановка задачи курсового проекта</w:t>
-      </w:r>
-    </w:p>
-    <w:p>
-      <w:pPr>
-        <w:spacing w:line="360" w:lineRule="auto"/>
-        <w:ind w:firstLine="425"/>
-        <w:jc w:val="both"/>
-        <w:rPr>
-          <w:rFonts w:ascii="Times New Roman" w:hAnsi="Times New Roman"/>
-          <w:sz w:val="28"/>
-          <w:szCs w:val="28"/>
-          <w:lang w:val="ru-RU"/>
-        </w:rPr>
-      </w:pPr>
-      <w:r>
-        <w:rPr>
-          <w:rFonts w:ascii="Times New Roman" w:hAnsi="Times New Roman"/>
-          <w:sz w:val="28"/>
-          <w:szCs w:val="28"/>
-          <w:lang w:val="ru-RU"/>
-        </w:rPr>
-        <w:t xml:space="preserve">В рамках данной курсовой работы рассматривается предметная область автосервиса, а в качестве направления автоматизации выбрана задача учета услуг и запчастей, используемых при техническом обслуживании и ремонте автомобилей. Необходимость решения данной задачи обусловлена тем, что </w:t>
-      </w:r>
-      <w:proofErr w:type="gramStart"/>
-      <w:r>
-        <w:rPr>
-          <w:rFonts w:ascii="Times New Roman" w:hAnsi="Times New Roman"/>
-          <w:sz w:val="28"/>
-          <w:szCs w:val="28"/>
-          <w:lang w:val="ru-RU"/>
-        </w:rPr>
-        <w:t xml:space="preserve">в </w:t>
-      </w:r>
-      <w:r>
-        <w:rPr>
-          <w:rFonts w:ascii="Times New Roman" w:hAnsi="Times New Roman"/>
-          <w:sz w:val="28"/>
-          <w:szCs w:val="28"/>
-          <w:lang w:val="ru-RU"/>
-        </w:rPr>
-        <w:t>п</w:t>
-      </w:r>
-      <w:r>
-        <w:rPr>
-          <w:rFonts w:ascii="Times New Roman" w:hAnsi="Times New Roman"/>
-          <w:sz w:val="28"/>
-          <w:szCs w:val="28"/>
-          <w:lang w:val="ru-RU"/>
-        </w:rPr>
-        <w:t>ри</w:t>
-      </w:r>
-      <w:proofErr w:type="gramEnd"/>
-      <w:r>
-        <w:rPr>
-          <w:rFonts w:ascii="Times New Roman" w:hAnsi="Times New Roman"/>
-          <w:sz w:val="28"/>
-          <w:szCs w:val="28"/>
-          <w:lang w:val="ru-RU"/>
-        </w:rPr>
-        <w:t xml:space="preserve"> ручном ведении учета или хранения данных возникают ошибки, дублирование информации, затруднения при расчете стоимости и сложности при формировании отчетности.</w:t>
-      </w:r>
-    </w:p>
-    <w:p>
-      <w:pPr>
-        <w:spacing w:line="360" w:lineRule="auto"/>
-        <w:ind w:firstLine="425"/>
-        <w:jc w:val="both"/>
-        <w:rPr>
-          <w:rFonts w:ascii="Times New Roman" w:hAnsi="Times New Roman"/>
-          <w:sz w:val="28"/>
-          <w:szCs w:val="28"/>
-          <w:lang w:val="ru-RU"/>
-        </w:rPr>
-      </w:pPr>
-      <w:r>
-        <w:rPr>
-          <w:rFonts w:ascii="Times New Roman" w:hAnsi="Times New Roman"/>
-          <w:sz w:val="28"/>
-          <w:szCs w:val="28"/>
-          <w:lang w:val="ru-RU"/>
-        </w:rPr>
-        <w:t xml:space="preserve">Задачей курсового проекта является проектирование информационной системы, предназначенной для автоматизации учета услуг и запчастей автосервиса. </w:t>
-      </w:r>
-    </w:p>
-    <w:p>
-      <w:pPr>
-        <w:spacing w:line="360" w:lineRule="auto"/>
-        <w:ind w:firstLine="425"/>
-        <w:jc w:val="both"/>
-        <w:rPr>
-          <w:rFonts w:ascii="Times New Roman" w:hAnsi="Times New Roman"/>
-          <w:sz w:val="28"/>
-          <w:szCs w:val="28"/>
-          <w:lang w:val="ru-RU"/>
-        </w:rPr>
-      </w:pPr>
-      <w:r>
-        <w:rPr>
-          <w:rFonts w:ascii="Times New Roman" w:hAnsi="Times New Roman"/>
-          <w:sz w:val="28"/>
-          <w:szCs w:val="28"/>
-          <w:lang w:val="ru-RU"/>
-        </w:rPr>
-        <w:t>В ходе выполнения проекта необходимо решить следующие основные задачи:</w:t>
-      </w:r>
-    </w:p>
-    <w:p>
-      <w:pPr>
-        <w:spacing w:line="360" w:lineRule="auto"/>
-        <w:ind w:firstLine="425"/>
-        <w:jc w:val="both"/>
-        <w:rPr>
-          <w:rFonts w:ascii="Times New Roman" w:hAnsi="Times New Roman"/>
-          <w:sz w:val="28"/>
-          <w:szCs w:val="28"/>
-          <w:lang w:val="ru-RU"/>
-        </w:rPr>
-      </w:pPr>
-      <w:r>
-        <w:rPr>
-          <w:rFonts w:ascii="Times New Roman" w:hAnsi="Times New Roman"/>
-          <w:sz w:val="28"/>
-          <w:szCs w:val="28"/>
-          <w:lang w:val="ru-RU"/>
-        </w:rPr>
-        <w:t>– выполнить анализ предметной области и определить место учета услуг и запчастей в общей деятельности автосервиса;</w:t>
-      </w:r>
-    </w:p>
-    <w:p>
-      <w:pPr>
-        <w:spacing w:line="360" w:lineRule="auto"/>
-        <w:ind w:firstLine="425"/>
-        <w:jc w:val="both"/>
-        <w:rPr>
-          <w:rFonts w:ascii="Times New Roman" w:hAnsi="Times New Roman"/>
-          <w:sz w:val="28"/>
-          <w:szCs w:val="28"/>
-          <w:lang w:val="ru-RU"/>
-        </w:rPr>
-      </w:pPr>
-      <w:r>
-        <w:rPr>
-          <w:rFonts w:ascii="Times New Roman" w:hAnsi="Times New Roman"/>
-          <w:sz w:val="28"/>
-          <w:szCs w:val="28"/>
-          <w:lang w:val="ru-RU"/>
-        </w:rPr>
-        <w:t>– выделить участников процесса и основные информационные потоки;</w:t>
-      </w:r>
-    </w:p>
-    <w:p>
-      <w:pPr>
-        <w:spacing w:line="360" w:lineRule="auto"/>
-        <w:ind w:firstLine="425"/>
-        <w:jc w:val="both"/>
-        <w:rPr>
-          <w:rFonts w:ascii="Times New Roman" w:hAnsi="Times New Roman"/>
-          <w:sz w:val="28"/>
-          <w:szCs w:val="28"/>
-          <w:lang w:val="ru-RU"/>
-        </w:rPr>
-      </w:pPr>
-      <w:r>
-        <w:rPr>
-          <w:rFonts w:ascii="Times New Roman" w:hAnsi="Times New Roman"/>
-          <w:sz w:val="28"/>
-          <w:szCs w:val="28"/>
-          <w:lang w:val="ru-RU"/>
-        </w:rPr>
-        <w:t>– построить модель текущего состояния и модель проектируемой системы;</w:t>
-      </w:r>
-    </w:p>
-    <w:p>
-      <w:pPr>
-        <w:spacing w:line="360" w:lineRule="auto"/>
-        <w:ind w:firstLine="425"/>
-        <w:jc w:val="both"/>
-        <w:rPr>
-          <w:rFonts w:ascii="Times New Roman" w:hAnsi="Times New Roman"/>
-          <w:sz w:val="28"/>
-          <w:szCs w:val="28"/>
-          <w:lang w:val="ru-RU"/>
-        </w:rPr>
-      </w:pPr>
-      <w:r>
-        <w:rPr>
-          <w:rFonts w:ascii="Times New Roman" w:hAnsi="Times New Roman"/>
-          <w:sz w:val="28"/>
-          <w:szCs w:val="28"/>
-          <w:lang w:val="ru-RU"/>
-        </w:rPr>
-        <w:t>– сформулировать требования к информационной системе;</w:t>
-      </w:r>
-    </w:p>
-    <w:p>
-      <w:pPr>
-        <w:spacing w:line="360" w:lineRule="auto"/>
-        <w:ind w:firstLine="425"/>
-        <w:jc w:val="both"/>
-        <w:rPr>
-          <w:rFonts w:ascii="Times New Roman" w:hAnsi="Times New Roman"/>
-          <w:sz w:val="28"/>
-          <w:szCs w:val="28"/>
-          <w:lang w:val="ru-RU"/>
-        </w:rPr>
-      </w:pPr>
-      <w:r>
-        <w:rPr>
-          <w:rFonts w:ascii="Times New Roman" w:hAnsi="Times New Roman"/>
-          <w:sz w:val="28"/>
-          <w:szCs w:val="28"/>
-          <w:lang w:val="ru-RU"/>
-        </w:rPr>
-        <w:t>– разработать логическую структуру системы и модель базы данных;</w:t>
-      </w:r>
-    </w:p>
-    <w:p>
-      <w:pPr>
-        <w:spacing w:line="360" w:lineRule="auto"/>
-        <w:ind w:firstLine="425"/>
-        <w:jc w:val="both"/>
-        <w:rPr>
-          <w:rFonts w:ascii="Times New Roman" w:hAnsi="Times New Roman"/>
-          <w:sz w:val="28"/>
-          <w:szCs w:val="28"/>
-          <w:lang w:val="ru-RU"/>
-        </w:rPr>
-      </w:pPr>
-      <w:r>
-        <w:rPr>
-          <w:rFonts w:ascii="Times New Roman" w:hAnsi="Times New Roman"/>
-          <w:sz w:val="28"/>
-          <w:szCs w:val="28"/>
-          <w:lang w:val="ru-RU"/>
-        </w:rPr>
-        <w:t>– спроектировать состав экранных форм и отчетов;</w:t>
-      </w:r>
-    </w:p>
-    <w:p>
-      <w:pPr>
-        <w:spacing w:line="360" w:lineRule="auto"/>
-        <w:ind w:firstLine="425"/>
-        <w:jc w:val="both"/>
-        <w:rPr>
-          <w:rFonts w:ascii="Times New Roman" w:hAnsi="Times New Roman"/>
-          <w:sz w:val="28"/>
-          <w:szCs w:val="28"/>
-          <w:lang w:val="ru-RU"/>
-        </w:rPr>
-      </w:pPr>
-      <w:r>
-        <w:rPr>
-          <w:rFonts w:ascii="Times New Roman" w:hAnsi="Times New Roman"/>
-          <w:sz w:val="28"/>
-          <w:szCs w:val="28"/>
-          <w:lang w:val="ru-RU"/>
-        </w:rPr>
-        <w:t xml:space="preserve">– реализовать физическую структуру базы данных в </w:t>
-      </w:r>
-      <w:proofErr w:type="spellStart"/>
-      <w:r>
-        <w:rPr>
-          <w:rFonts w:ascii="Times New Roman" w:hAnsi="Times New Roman"/>
-          <w:sz w:val="28"/>
-          <w:szCs w:val="28"/>
-          <w:lang w:val="ru-RU"/>
-        </w:rPr>
-        <w:t>PostgreSQL</w:t>
-      </w:r>
-      <w:proofErr w:type="spellEnd"/>
-      <w:r>
-        <w:rPr>
-          <w:rFonts w:ascii="Times New Roman" w:hAnsi="Times New Roman"/>
-          <w:sz w:val="28"/>
-          <w:szCs w:val="28"/>
-          <w:lang w:val="ru-RU"/>
-        </w:rPr>
-        <w:t>;</w:t>
-      </w:r>
-    </w:p>
-    <w:p>
-      <w:pPr>
-        <w:spacing w:line="360" w:lineRule="auto"/>
-        <w:ind w:firstLine="425"/>
-        <w:jc w:val="both"/>
-        <w:rPr>
-          <w:rFonts w:ascii="Times New Roman" w:hAnsi="Times New Roman"/>
-          <w:sz w:val="28"/>
-          <w:szCs w:val="28"/>
-          <w:lang w:val="ru-RU"/>
-        </w:rPr>
-      </w:pPr>
-      <w:r>
-        <w:rPr>
-          <w:rFonts w:ascii="Times New Roman" w:hAnsi="Times New Roman"/>
-          <w:sz w:val="28"/>
-          <w:szCs w:val="28"/>
-          <w:lang w:val="ru-RU"/>
-        </w:rPr>
-        <w:t>– подготовить прототипы пользовательского интерфейса и примеры SQL-реализации основных функций.</w:t>
-      </w:r>
-    </w:p>
-    <w:p>
-      <w:pPr>
-        <w:spacing w:line="360" w:lineRule="auto"/>
-        <w:ind w:firstLine="425"/>
-        <w:jc w:val="both"/>
-        <w:rPr>
-          <w:rFonts w:ascii="Times New Roman" w:hAnsi="Times New Roman"/>
-          <w:b/>
-          <w:bCs/>
           <w:sz w:val="28"/>
           <w:szCs w:val="28"/>
           <w:lang w:val="ru-RU"/>
@@ -8274,7 +9637,7 @@
 </file>
 
 <file path=word/endnotes.xml><?xml version="1.0" encoding="utf-8"?>
-<w:endnotes xmlns:wpc="http://schemas.microsoft.com/office/word/2010/wordprocessingCanvas" xmlns:cx="http://schemas.microsoft.com/office/drawing/2014/chartex" xmlns:cx1="http://schemas.microsoft.com/office/drawing/2015/9/8/chartex" xmlns:cx2="http://schemas.microsoft.com/office/drawing/2015/10/21/chartex" xmlns:cx3="http://schemas.microsoft.com/office/drawing/2016/5/9/chartex" xmlns:cx4="http://schemas.microsoft.com/office/drawing/2016/5/10/chartex" xmlns:cx5="http://schemas.microsoft.com/office/drawing/2016/5/11/chartex" xmlns:cx6="http://schemas.microsoft.com/office/drawing/2016/5/12/chartex" xmlns:cx7="http://schemas.microsoft.com/office/drawing/2016/5/13/chartex" xmlns:cx8="http://schemas.microsoft.com/office/drawing/2016/5/14/chartex" xmlns:mc="http://schemas.openxmlformats.org/markup-compatibility/2006" xmlns:aink="http://schemas.microsoft.com/office/drawing/2016/ink" xmlns:am3d="http://schemas.microsoft.com/office/drawing/2017/model3d" xmlns:o="urn:schemas-microsoft-com:office:office" xmlns:r="http://schemas.openxmlformats.org/officeDocument/2006/relationships" xmlns:m="http://schemas.openxmlformats.org/officeDocument/2006/math" xmlns:v="urn:schemas-microsoft-com:vml" xmlns:wp14="http://schemas.microsoft.com/office/word/2010/wordprocessingDrawing" xmlns:wp="http://schemas.openxmlformats.org/drawingml/2006/wordprocessingDrawing" xmlns:w10="urn:schemas-microsoft-com:office:word" xmlns:w="http://schemas.openxmlformats.org/wordprocessingml/2006/main" xmlns:w14="http://schemas.microsoft.com/office/word/2010/wordml" xmlns:w15="http://schemas.microsoft.com/office/word/2012/wordml" xmlns:w16cex="http://schemas.microsoft.com/office/word/2018/wordml/cex" xmlns:w16cid="http://schemas.microsoft.com/office/word/2016/wordml/cid" xmlns:w16="http://schemas.microsoft.com/office/word/2018/wordml" xmlns:w16se="http://schemas.microsoft.com/office/word/2015/wordml/symex" xmlns:wpg="http://schemas.microsoft.com/office/word/2010/wordprocessingGroup" xmlns:wpi="http://schemas.microsoft.com/office/word/2010/wordprocessingInk" xmlns:wne="http://schemas.microsoft.com/office/word/2006/wordml" xmlns:wps="http://schemas.microsoft.com/office/word/2010/wordprocessingShape" mc:Ignorable="w14 w15 w16se w16cid w16 w16cex wp14">
+<w:endnotes xmlns:wpc="http://schemas.microsoft.com/office/word/2010/wordprocessingCanvas" xmlns:cx="http://schemas.microsoft.com/office/drawing/2014/chartex" xmlns:cx1="http://schemas.microsoft.com/office/drawing/2015/9/8/chartex" xmlns:cx2="http://schemas.microsoft.com/office/drawing/2015/10/21/chartex" xmlns:cx3="http://schemas.microsoft.com/office/drawing/2016/5/9/chartex" xmlns:cx4="http://schemas.microsoft.com/office/drawing/2016/5/10/chartex" xmlns:cx5="http://schemas.microsoft.com/office/drawing/2016/5/11/chartex" xmlns:cx6="http://schemas.microsoft.com/office/drawing/2016/5/12/chartex" xmlns:cx7="http://schemas.microsoft.com/office/drawing/2016/5/13/chartex" xmlns:cx8="http://schemas.microsoft.com/office/drawing/2016/5/14/chartex" xmlns:mc="http://schemas.openxmlformats.org/markup-compatibility/2006" xmlns:aink="http://schemas.microsoft.com/office/drawing/2016/ink" xmlns:am3d="http://schemas.microsoft.com/office/drawing/2017/model3d" xmlns:o="urn:schemas-microsoft-com:office:office" xmlns:oel="http://schemas.microsoft.com/office/2019/extlst" xmlns:r="http://schemas.openxmlformats.org/officeDocument/2006/relationships" xmlns:m="http://schemas.openxmlformats.org/officeDocument/2006/math" xmlns:v="urn:schemas-microsoft-com:vml" xmlns:wp14="http://schemas.microsoft.com/office/word/2010/wordprocessingDrawing" xmlns:wp="http://schemas.openxmlformats.org/drawingml/2006/wordprocessingDrawing" xmlns:w10="urn:schemas-microsoft-com:office:word" xmlns:w="http://schemas.openxmlformats.org/wordprocessingml/2006/main" xmlns:w14="http://schemas.microsoft.com/office/word/2010/wordml" xmlns:w15="http://schemas.microsoft.com/office/word/2012/wordml" xmlns:w16cex="http://schemas.microsoft.com/office/word/2018/wordml/cex" xmlns:w16cid="http://schemas.microsoft.com/office/word/2016/wordml/cid" xmlns:w16="http://schemas.microsoft.com/office/word/2018/wordml" xmlns:w16sdtdh="http://schemas.microsoft.com/office/word/2020/wordml/sdtdatahash" xmlns:w16se="http://schemas.microsoft.com/office/word/2015/wordml/symex" xmlns:wpg="http://schemas.microsoft.com/office/word/2010/wordprocessingGroup" xmlns:wpi="http://schemas.microsoft.com/office/word/2010/wordprocessingInk" xmlns:wne="http://schemas.microsoft.com/office/word/2006/wordml" xmlns:wps="http://schemas.microsoft.com/office/word/2010/wordprocessingShape" mc:Ignorable="w14 w15 w16se w16cid w16 w16cex w16sdtdh wp14">
   <w:endnote w:type="separator" w:id="-1">
     <w:p>
       <w:r>
@@ -8293,7 +9656,7 @@
 </file>
 
 <file path=word/footer1.xml><?xml version="1.0" encoding="utf-8"?>
-<w:ftr xmlns:wpc="http://schemas.microsoft.com/office/word/2010/wordprocessingCanvas" xmlns:cx="http://schemas.microsoft.com/office/drawing/2014/chartex" xmlns:cx1="http://schemas.microsoft.com/office/drawing/2015/9/8/chartex" xmlns:cx2="http://schemas.microsoft.com/office/drawing/2015/10/21/chartex" xmlns:cx3="http://schemas.microsoft.com/office/drawing/2016/5/9/chartex" xmlns:cx4="http://schemas.microsoft.com/office/drawing/2016/5/10/chartex" xmlns:cx5="http://schemas.microsoft.com/office/drawing/2016/5/11/chartex" xmlns:cx6="http://schemas.microsoft.com/office/drawing/2016/5/12/chartex" xmlns:cx7="http://schemas.microsoft.com/office/drawing/2016/5/13/chartex" xmlns:cx8="http://schemas.microsoft.com/office/drawing/2016/5/14/chartex" xmlns:mc="http://schemas.openxmlformats.org/markup-compatibility/2006" xmlns:aink="http://schemas.microsoft.com/office/drawing/2016/ink" xmlns:am3d="http://schemas.microsoft.com/office/drawing/2017/model3d" xmlns:o="urn:schemas-microsoft-com:office:office" xmlns:r="http://schemas.openxmlformats.org/officeDocument/2006/relationships" xmlns:m="http://schemas.openxmlformats.org/officeDocument/2006/math" xmlns:v="urn:schemas-microsoft-com:vml" xmlns:wp14="http://schemas.microsoft.com/office/word/2010/wordprocessingDrawing" xmlns:wp="http://schemas.openxmlformats.org/drawingml/2006/wordprocessingDrawing" xmlns:w10="urn:schemas-microsoft-com:office:word" xmlns:w="http://schemas.openxmlformats.org/wordprocessingml/2006/main" xmlns:w14="http://schemas.microsoft.com/office/word/2010/wordml" xmlns:w15="http://schemas.microsoft.com/office/word/2012/wordml" xmlns:w16cex="http://schemas.microsoft.com/office/word/2018/wordml/cex" xmlns:w16cid="http://schemas.microsoft.com/office/word/2016/wordml/cid" xmlns:w16="http://schemas.microsoft.com/office/word/2018/wordml" xmlns:w16se="http://schemas.microsoft.com/office/word/2015/wordml/symex" xmlns:wpg="http://schemas.microsoft.com/office/word/2010/wordprocessingGroup" xmlns:wpi="http://schemas.microsoft.com/office/word/2010/wordprocessingInk" xmlns:wne="http://schemas.microsoft.com/office/word/2006/wordml" xmlns:wps="http://schemas.microsoft.com/office/word/2010/wordprocessingShape" mc:Ignorable="w14 w15 w16se w16cid w16 w16cex wp14">
+<w:ftr xmlns:wpc="http://schemas.microsoft.com/office/word/2010/wordprocessingCanvas" xmlns:cx="http://schemas.microsoft.com/office/drawing/2014/chartex" xmlns:cx1="http://schemas.microsoft.com/office/drawing/2015/9/8/chartex" xmlns:cx2="http://schemas.microsoft.com/office/drawing/2015/10/21/chartex" xmlns:cx3="http://schemas.microsoft.com/office/drawing/2016/5/9/chartex" xmlns:cx4="http://schemas.microsoft.com/office/drawing/2016/5/10/chartex" xmlns:cx5="http://schemas.microsoft.com/office/drawing/2016/5/11/chartex" xmlns:cx6="http://schemas.microsoft.com/office/drawing/2016/5/12/chartex" xmlns:cx7="http://schemas.microsoft.com/office/drawing/2016/5/13/chartex" xmlns:cx8="http://schemas.microsoft.com/office/drawing/2016/5/14/chartex" xmlns:mc="http://schemas.openxmlformats.org/markup-compatibility/2006" xmlns:aink="http://schemas.microsoft.com/office/drawing/2016/ink" xmlns:am3d="http://schemas.microsoft.com/office/drawing/2017/model3d" xmlns:o="urn:schemas-microsoft-com:office:office" xmlns:oel="http://schemas.microsoft.com/office/2019/extlst" xmlns:r="http://schemas.openxmlformats.org/officeDocument/2006/relationships" xmlns:m="http://schemas.openxmlformats.org/officeDocument/2006/math" xmlns:v="urn:schemas-microsoft-com:vml" xmlns:wp14="http://schemas.microsoft.com/office/word/2010/wordprocessingDrawing" xmlns:wp="http://schemas.openxmlformats.org/drawingml/2006/wordprocessingDrawing" xmlns:w10="urn:schemas-microsoft-com:office:word" xmlns:w="http://schemas.openxmlformats.org/wordprocessingml/2006/main" xmlns:w14="http://schemas.microsoft.com/office/word/2010/wordml" xmlns:w15="http://schemas.microsoft.com/office/word/2012/wordml" xmlns:w16cex="http://schemas.microsoft.com/office/word/2018/wordml/cex" xmlns:w16cid="http://schemas.microsoft.com/office/word/2016/wordml/cid" xmlns:w16="http://schemas.microsoft.com/office/word/2018/wordml" xmlns:w16sdtdh="http://schemas.microsoft.com/office/word/2020/wordml/sdtdatahash" xmlns:w16se="http://schemas.microsoft.com/office/word/2015/wordml/symex" xmlns:wpg="http://schemas.microsoft.com/office/word/2010/wordprocessingGroup" xmlns:wpi="http://schemas.microsoft.com/office/word/2010/wordprocessingInk" xmlns:wne="http://schemas.microsoft.com/office/word/2006/wordml" xmlns:wps="http://schemas.microsoft.com/office/word/2010/wordprocessingShape" mc:Ignorable="w14 w15 w16se w16cid w16 w16cex w16sdtdh wp14">
   <w:sdt>
     <w:sdtPr>
       <w:id w:val="170926113"/>
@@ -8302,7 +9665,6 @@
         <w:docPartUnique/>
       </w:docPartObj>
     </w:sdtPr>
-    <w:sdtEndPr/>
     <w:sdtContent>
       <w:p>
         <w:pPr>
@@ -8339,7 +9701,7 @@
 </file>
 
 <file path=word/footnotes.xml><?xml version="1.0" encoding="utf-8"?>
-<w:footnotes xmlns:wpc="http://schemas.microsoft.com/office/word/2010/wordprocessingCanvas" xmlns:cx="http://schemas.microsoft.com/office/drawing/2014/chartex" xmlns:cx1="http://schemas.microsoft.com/office/drawing/2015/9/8/chartex" xmlns:cx2="http://schemas.microsoft.com/office/drawing/2015/10/21/chartex" xmlns:cx3="http://schemas.microsoft.com/office/drawing/2016/5/9/chartex" xmlns:cx4="http://schemas.microsoft.com/office/drawing/2016/5/10/chartex" xmlns:cx5="http://schemas.microsoft.com/office/drawing/2016/5/11/chartex" xmlns:cx6="http://schemas.microsoft.com/office/drawing/2016/5/12/chartex" xmlns:cx7="http://schemas.microsoft.com/office/drawing/2016/5/13/chartex" xmlns:cx8="http://schemas.microsoft.com/office/drawing/2016/5/14/chartex" xmlns:mc="http://schemas.openxmlformats.org/markup-compatibility/2006" xmlns:aink="http://schemas.microsoft.com/office/drawing/2016/ink" xmlns:am3d="http://schemas.microsoft.com/office/drawing/2017/model3d" xmlns:o="urn:schemas-microsoft-com:office:office" xmlns:r="http://schemas.openxmlformats.org/officeDocument/2006/relationships" xmlns:m="http://schemas.openxmlformats.org/officeDocument/2006/math" xmlns:v="urn:schemas-microsoft-com:vml" xmlns:wp14="http://schemas.microsoft.com/office/word/2010/wordprocessingDrawing" xmlns:wp="http://schemas.openxmlformats.org/drawingml/2006/wordprocessingDrawing" xmlns:w10="urn:schemas-microsoft-com:office:word" xmlns:w="http://schemas.openxmlformats.org/wordprocessingml/2006/main" xmlns:w14="http://schemas.microsoft.com/office/word/2010/wordml" xmlns:w15="http://schemas.microsoft.com/office/word/2012/wordml" xmlns:w16cex="http://schemas.microsoft.com/office/word/2018/wordml/cex" xmlns:w16cid="http://schemas.microsoft.com/office/word/2016/wordml/cid" xmlns:w16="http://schemas.microsoft.com/office/word/2018/wordml" xmlns:w16se="http://schemas.microsoft.com/office/word/2015/wordml/symex" xmlns:wpg="http://schemas.microsoft.com/office/word/2010/wordprocessingGroup" xmlns:wpi="http://schemas.microsoft.com/office/word/2010/wordprocessingInk" xmlns:wne="http://schemas.microsoft.com/office/word/2006/wordml" xmlns:wps="http://schemas.microsoft.com/office/word/2010/wordprocessingShape" mc:Ignorable="w14 w15 w16se w16cid w16 w16cex wp14">
+<w:footnotes xmlns:wpc="http://schemas.microsoft.com/office/word/2010/wordprocessingCanvas" xmlns:cx="http://schemas.microsoft.com/office/drawing/2014/chartex" xmlns:cx1="http://schemas.microsoft.com/office/drawing/2015/9/8/chartex" xmlns:cx2="http://schemas.microsoft.com/office/drawing/2015/10/21/chartex" xmlns:cx3="http://schemas.microsoft.com/office/drawing/2016/5/9/chartex" xmlns:cx4="http://schemas.microsoft.com/office/drawing/2016/5/10/chartex" xmlns:cx5="http://schemas.microsoft.com/office/drawing/2016/5/11/chartex" xmlns:cx6="http://schemas.microsoft.com/office/drawing/2016/5/12/chartex" xmlns:cx7="http://schemas.microsoft.com/office/drawing/2016/5/13/chartex" xmlns:cx8="http://schemas.microsoft.com/office/drawing/2016/5/14/chartex" xmlns:mc="http://schemas.openxmlformats.org/markup-compatibility/2006" xmlns:aink="http://schemas.microsoft.com/office/drawing/2016/ink" xmlns:am3d="http://schemas.microsoft.com/office/drawing/2017/model3d" xmlns:o="urn:schemas-microsoft-com:office:office" xmlns:oel="http://schemas.microsoft.com/office/2019/extlst" xmlns:r="http://schemas.openxmlformats.org/officeDocument/2006/relationships" xmlns:m="http://schemas.openxmlformats.org/officeDocument/2006/math" xmlns:v="urn:schemas-microsoft-com:vml" xmlns:wp14="http://schemas.microsoft.com/office/word/2010/wordprocessingDrawing" xmlns:wp="http://schemas.openxmlformats.org/drawingml/2006/wordprocessingDrawing" xmlns:w10="urn:schemas-microsoft-com:office:word" xmlns:w="http://schemas.openxmlformats.org/wordprocessingml/2006/main" xmlns:w14="http://schemas.microsoft.com/office/word/2010/wordml" xmlns:w15="http://schemas.microsoft.com/office/word/2012/wordml" xmlns:w16cex="http://schemas.microsoft.com/office/word/2018/wordml/cex" xmlns:w16cid="http://schemas.microsoft.com/office/word/2016/wordml/cid" xmlns:w16="http://schemas.microsoft.com/office/word/2018/wordml" xmlns:w16sdtdh="http://schemas.microsoft.com/office/word/2020/wordml/sdtdatahash" xmlns:w16se="http://schemas.microsoft.com/office/word/2015/wordml/symex" xmlns:wpg="http://schemas.microsoft.com/office/word/2010/wordprocessingGroup" xmlns:wpi="http://schemas.microsoft.com/office/word/2010/wordprocessingInk" xmlns:wne="http://schemas.microsoft.com/office/word/2006/wordml" xmlns:wps="http://schemas.microsoft.com/office/word/2010/wordprocessingShape" mc:Ignorable="w14 w15 w16se w16cid w16 w16cex w16sdtdh wp14">
   <w:footnote w:type="separator" w:id="-1">
     <w:p>
       <w:r>
@@ -8358,7 +9720,7 @@
 </file>
 
 <file path=word/numbering.xml><?xml version="1.0" encoding="utf-8"?>
-<w:numbering xmlns:wpc="http://schemas.microsoft.com/office/word/2010/wordprocessingCanvas" xmlns:cx="http://schemas.microsoft.com/office/drawing/2014/chartex" xmlns:cx1="http://schemas.microsoft.com/office/drawing/2015/9/8/chartex" xmlns:cx2="http://schemas.microsoft.com/office/drawing/2015/10/21/chartex" xmlns:cx3="http://schemas.microsoft.com/office/drawing/2016/5/9/chartex" xmlns:cx4="http://schemas.microsoft.com/office/drawing/2016/5/10/chartex" xmlns:cx5="http://schemas.microsoft.com/office/drawing/2016/5/11/chartex" xmlns:cx6="http://schemas.microsoft.com/office/drawing/2016/5/12/chartex" xmlns:cx7="http://schemas.microsoft.com/office/drawing/2016/5/13/chartex" xmlns:cx8="http://schemas.microsoft.com/office/drawing/2016/5/14/chartex" xmlns:mc="http://schemas.openxmlformats.org/markup-compatibility/2006" xmlns:aink="http://schemas.microsoft.com/office/drawing/2016/ink" xmlns:am3d="http://schemas.microsoft.com/office/drawing/2017/model3d" xmlns:o="urn:schemas-microsoft-com:office:office" xmlns:r="http://schemas.openxmlformats.org/officeDocument/2006/relationships" xmlns:m="http://schemas.openxmlformats.org/officeDocument/2006/math" xmlns:v="urn:schemas-microsoft-com:vml" xmlns:wp14="http://schemas.microsoft.com/office/word/2010/wordprocessingDrawing" xmlns:wp="http://schemas.openxmlformats.org/drawingml/2006/wordprocessingDrawing" xmlns:w10="urn:schemas-microsoft-com:office:word" xmlns:w="http://schemas.openxmlformats.org/wordprocessingml/2006/main" xmlns:w14="http://schemas.microsoft.com/office/word/2010/wordml" xmlns:w15="http://schemas.microsoft.com/office/word/2012/wordml" xmlns:w16cex="http://schemas.microsoft.com/office/word/2018/wordml/cex" xmlns:w16cid="http://schemas.microsoft.com/office/word/2016/wordml/cid" xmlns:w16="http://schemas.microsoft.com/office/word/2018/wordml" xmlns:w16se="http://schemas.microsoft.com/office/word/2015/wordml/symex" xmlns:wpg="http://schemas.microsoft.com/office/word/2010/wordprocessingGroup" xmlns:wpi="http://schemas.microsoft.com/office/word/2010/wordprocessingInk" xmlns:wne="http://schemas.microsoft.com/office/word/2006/wordml" xmlns:wps="http://schemas.microsoft.com/office/word/2010/wordprocessingShape" mc:Ignorable="w14 w15 w16se w16cid w16 w16cex wp14">
+<w:numbering xmlns:wpc="http://schemas.microsoft.com/office/word/2010/wordprocessingCanvas" xmlns:cx="http://schemas.microsoft.com/office/drawing/2014/chartex" xmlns:cx1="http://schemas.microsoft.com/office/drawing/2015/9/8/chartex" xmlns:cx2="http://schemas.microsoft.com/office/drawing/2015/10/21/chartex" xmlns:cx3="http://schemas.microsoft.com/office/drawing/2016/5/9/chartex" xmlns:cx4="http://schemas.microsoft.com/office/drawing/2016/5/10/chartex" xmlns:cx5="http://schemas.microsoft.com/office/drawing/2016/5/11/chartex" xmlns:cx6="http://schemas.microsoft.com/office/drawing/2016/5/12/chartex" xmlns:cx7="http://schemas.microsoft.com/office/drawing/2016/5/13/chartex" xmlns:cx8="http://schemas.microsoft.com/office/drawing/2016/5/14/chartex" xmlns:mc="http://schemas.openxmlformats.org/markup-compatibility/2006" xmlns:aink="http://schemas.microsoft.com/office/drawing/2016/ink" xmlns:am3d="http://schemas.microsoft.com/office/drawing/2017/model3d" xmlns:o="urn:schemas-microsoft-com:office:office" xmlns:oel="http://schemas.microsoft.com/office/2019/extlst" xmlns:r="http://schemas.openxmlformats.org/officeDocument/2006/relationships" xmlns:m="http://schemas.openxmlformats.org/officeDocument/2006/math" xmlns:v="urn:schemas-microsoft-com:vml" xmlns:wp14="http://schemas.microsoft.com/office/word/2010/wordprocessingDrawing" xmlns:wp="http://schemas.openxmlformats.org/drawingml/2006/wordprocessingDrawing" xmlns:w10="urn:schemas-microsoft-com:office:word" xmlns:w="http://schemas.openxmlformats.org/wordprocessingml/2006/main" xmlns:w14="http://schemas.microsoft.com/office/word/2010/wordml" xmlns:w15="http://schemas.microsoft.com/office/word/2012/wordml" xmlns:w16cex="http://schemas.microsoft.com/office/word/2018/wordml/cex" xmlns:w16cid="http://schemas.microsoft.com/office/word/2016/wordml/cid" xmlns:w16="http://schemas.microsoft.com/office/word/2018/wordml" xmlns:w16sdtdh="http://schemas.microsoft.com/office/word/2020/wordml/sdtdatahash" xmlns:w16se="http://schemas.microsoft.com/office/word/2015/wordml/symex" xmlns:wpg="http://schemas.microsoft.com/office/word/2010/wordprocessingGroup" xmlns:wpi="http://schemas.microsoft.com/office/word/2010/wordprocessingInk" xmlns:wne="http://schemas.microsoft.com/office/word/2006/wordml" xmlns:wps="http://schemas.microsoft.com/office/word/2010/wordprocessingShape" mc:Ignorable="w14 w15 w16se w16cid w16 w16cex w16sdtdh wp14">
   <w:abstractNum w:abstractNumId="0" w15:restartNumberingAfterBreak="0">
     <w:nsid w:val="03754252"/>
     <w:multiLevelType w:val="hybridMultilevel"/>
@@ -10795,6 +12157,92 @@
     </w:lvl>
   </w:abstractNum>
   <w:abstractNum w:abstractNumId="27" w15:restartNumberingAfterBreak="0">
+    <w:nsid w:val="64BD6D48"/>
+    <w:multiLevelType w:val="hybridMultilevel"/>
+    <w:tmpl w:val="5A60977C"/>
+    <w:lvl w:ilvl="0" w:tplc="0419000F">
+      <w:start w:val="1"/>
+      <w:numFmt w:val="decimal"/>
+      <w:lvlText w:val="%1."/>
+      <w:lvlJc w:val="left"/>
+      <w:pPr>
+        <w:ind w:left="1145" w:hanging="360"/>
+      </w:pPr>
+    </w:lvl>
+    <w:lvl w:ilvl="1" w:tplc="04190019" w:tentative="1">
+      <w:start w:val="1"/>
+      <w:numFmt w:val="lowerLetter"/>
+      <w:lvlText w:val="%2."/>
+      <w:lvlJc w:val="left"/>
+      <w:pPr>
+        <w:ind w:left="1865" w:hanging="360"/>
+      </w:pPr>
+    </w:lvl>
+    <w:lvl w:ilvl="2" w:tplc="0419001B" w:tentative="1">
+      <w:start w:val="1"/>
+      <w:numFmt w:val="lowerRoman"/>
+      <w:lvlText w:val="%3."/>
+      <w:lvlJc w:val="right"/>
+      <w:pPr>
+        <w:ind w:left="2585" w:hanging="180"/>
+      </w:pPr>
+    </w:lvl>
+    <w:lvl w:ilvl="3" w:tplc="0419000F" w:tentative="1">
+      <w:start w:val="1"/>
+      <w:numFmt w:val="decimal"/>
+      <w:lvlText w:val="%4."/>
+      <w:lvlJc w:val="left"/>
+      <w:pPr>
+        <w:ind w:left="3305" w:hanging="360"/>
+      </w:pPr>
+    </w:lvl>
+    <w:lvl w:ilvl="4" w:tplc="04190019" w:tentative="1">
+      <w:start w:val="1"/>
+      <w:numFmt w:val="lowerLetter"/>
+      <w:lvlText w:val="%5."/>
+      <w:lvlJc w:val="left"/>
+      <w:pPr>
+        <w:ind w:left="4025" w:hanging="360"/>
+      </w:pPr>
+    </w:lvl>
+    <w:lvl w:ilvl="5" w:tplc="0419001B" w:tentative="1">
+      <w:start w:val="1"/>
+      <w:numFmt w:val="lowerRoman"/>
+      <w:lvlText w:val="%6."/>
+      <w:lvlJc w:val="right"/>
+      <w:pPr>
+        <w:ind w:left="4745" w:hanging="180"/>
+      </w:pPr>
+    </w:lvl>
+    <w:lvl w:ilvl="6" w:tplc="0419000F" w:tentative="1">
+      <w:start w:val="1"/>
+      <w:numFmt w:val="decimal"/>
+      <w:lvlText w:val="%7."/>
+      <w:lvlJc w:val="left"/>
+      <w:pPr>
+        <w:ind w:left="5465" w:hanging="360"/>
+      </w:pPr>
+    </w:lvl>
+    <w:lvl w:ilvl="7" w:tplc="04190019" w:tentative="1">
+      <w:start w:val="1"/>
+      <w:numFmt w:val="lowerLetter"/>
+      <w:lvlText w:val="%8."/>
+      <w:lvlJc w:val="left"/>
+      <w:pPr>
+        <w:ind w:left="6185" w:hanging="360"/>
+      </w:pPr>
+    </w:lvl>
+    <w:lvl w:ilvl="8" w:tplc="0419001B" w:tentative="1">
+      <w:start w:val="1"/>
+      <w:numFmt w:val="lowerRoman"/>
+      <w:lvlText w:val="%9."/>
+      <w:lvlJc w:val="right"/>
+      <w:pPr>
+        <w:ind w:left="6905" w:hanging="180"/>
+      </w:pPr>
+    </w:lvl>
+  </w:abstractNum>
+  <w:abstractNum w:abstractNumId="28" w15:restartNumberingAfterBreak="0">
     <w:nsid w:val="659B27FF"/>
     <w:multiLevelType w:val="hybridMultilevel"/>
     <w:tmpl w:val="2C88A9DC"/>
@@ -10880,7 +12328,7 @@
       </w:pPr>
     </w:lvl>
   </w:abstractNum>
-  <w:abstractNum w:abstractNumId="28" w15:restartNumberingAfterBreak="0">
+  <w:abstractNum w:abstractNumId="29" w15:restartNumberingAfterBreak="0">
     <w:nsid w:val="721030A7"/>
     <w:multiLevelType w:val="hybridMultilevel"/>
     <w:tmpl w:val="587E5F72"/>
@@ -10966,7 +12414,7 @@
       </w:pPr>
     </w:lvl>
   </w:abstractNum>
-  <w:abstractNum w:abstractNumId="29" w15:restartNumberingAfterBreak="0">
+  <w:abstractNum w:abstractNumId="30" w15:restartNumberingAfterBreak="0">
     <w:nsid w:val="79946A66"/>
     <w:multiLevelType w:val="hybridMultilevel"/>
     <w:tmpl w:val="4F422D60"/>
@@ -11052,101 +12500,193 @@
       </w:pPr>
     </w:lvl>
   </w:abstractNum>
-  <w:num w:numId="1">
+  <w:abstractNum w:abstractNumId="31" w15:restartNumberingAfterBreak="0">
+    <w:nsid w:val="7E4A2AA0"/>
+    <w:multiLevelType w:val="hybridMultilevel"/>
+    <w:tmpl w:val="D4847626"/>
+    <w:lvl w:ilvl="0" w:tplc="0419000F">
+      <w:start w:val="1"/>
+      <w:numFmt w:val="decimal"/>
+      <w:lvlText w:val="%1."/>
+      <w:lvlJc w:val="left"/>
+      <w:pPr>
+        <w:ind w:left="1145" w:hanging="360"/>
+      </w:pPr>
+    </w:lvl>
+    <w:lvl w:ilvl="1" w:tplc="04190019" w:tentative="1">
+      <w:start w:val="1"/>
+      <w:numFmt w:val="lowerLetter"/>
+      <w:lvlText w:val="%2."/>
+      <w:lvlJc w:val="left"/>
+      <w:pPr>
+        <w:ind w:left="1865" w:hanging="360"/>
+      </w:pPr>
+    </w:lvl>
+    <w:lvl w:ilvl="2" w:tplc="0419001B" w:tentative="1">
+      <w:start w:val="1"/>
+      <w:numFmt w:val="lowerRoman"/>
+      <w:lvlText w:val="%3."/>
+      <w:lvlJc w:val="right"/>
+      <w:pPr>
+        <w:ind w:left="2585" w:hanging="180"/>
+      </w:pPr>
+    </w:lvl>
+    <w:lvl w:ilvl="3" w:tplc="0419000F" w:tentative="1">
+      <w:start w:val="1"/>
+      <w:numFmt w:val="decimal"/>
+      <w:lvlText w:val="%4."/>
+      <w:lvlJc w:val="left"/>
+      <w:pPr>
+        <w:ind w:left="3305" w:hanging="360"/>
+      </w:pPr>
+    </w:lvl>
+    <w:lvl w:ilvl="4" w:tplc="04190019" w:tentative="1">
+      <w:start w:val="1"/>
+      <w:numFmt w:val="lowerLetter"/>
+      <w:lvlText w:val="%5."/>
+      <w:lvlJc w:val="left"/>
+      <w:pPr>
+        <w:ind w:left="4025" w:hanging="360"/>
+      </w:pPr>
+    </w:lvl>
+    <w:lvl w:ilvl="5" w:tplc="0419001B" w:tentative="1">
+      <w:start w:val="1"/>
+      <w:numFmt w:val="lowerRoman"/>
+      <w:lvlText w:val="%6."/>
+      <w:lvlJc w:val="right"/>
+      <w:pPr>
+        <w:ind w:left="4745" w:hanging="180"/>
+      </w:pPr>
+    </w:lvl>
+    <w:lvl w:ilvl="6" w:tplc="0419000F" w:tentative="1">
+      <w:start w:val="1"/>
+      <w:numFmt w:val="decimal"/>
+      <w:lvlText w:val="%7."/>
+      <w:lvlJc w:val="left"/>
+      <w:pPr>
+        <w:ind w:left="5465" w:hanging="360"/>
+      </w:pPr>
+    </w:lvl>
+    <w:lvl w:ilvl="7" w:tplc="04190019" w:tentative="1">
+      <w:start w:val="1"/>
+      <w:numFmt w:val="lowerLetter"/>
+      <w:lvlText w:val="%8."/>
+      <w:lvlJc w:val="left"/>
+      <w:pPr>
+        <w:ind w:left="6185" w:hanging="360"/>
+      </w:pPr>
+    </w:lvl>
+    <w:lvl w:ilvl="8" w:tplc="0419001B" w:tentative="1">
+      <w:start w:val="1"/>
+      <w:numFmt w:val="lowerRoman"/>
+      <w:lvlText w:val="%9."/>
+      <w:lvlJc w:val="right"/>
+      <w:pPr>
+        <w:ind w:left="6905" w:hanging="180"/>
+      </w:pPr>
+    </w:lvl>
+  </w:abstractNum>
+  <w:num w:numId="1" w16cid:durableId="122584560">
     <w:abstractNumId w:val="10"/>
   </w:num>
-  <w:num w:numId="2">
+  <w:num w:numId="2" w16cid:durableId="314065986">
     <w:abstractNumId w:val="4"/>
   </w:num>
-  <w:num w:numId="3">
+  <w:num w:numId="3" w16cid:durableId="896630716">
     <w:abstractNumId w:val="7"/>
   </w:num>
-  <w:num w:numId="4">
+  <w:num w:numId="4" w16cid:durableId="1902667184">
     <w:abstractNumId w:val="24"/>
   </w:num>
-  <w:num w:numId="5">
+  <w:num w:numId="5" w16cid:durableId="75638732">
     <w:abstractNumId w:val="19"/>
   </w:num>
-  <w:num w:numId="6">
+  <w:num w:numId="6" w16cid:durableId="1918854786">
     <w:abstractNumId w:val="13"/>
   </w:num>
-  <w:num w:numId="7">
+  <w:num w:numId="7" w16cid:durableId="2025865538">
     <w:abstractNumId w:val="12"/>
   </w:num>
-  <w:num w:numId="8">
+  <w:num w:numId="8" w16cid:durableId="414207357">
     <w:abstractNumId w:val="25"/>
   </w:num>
-  <w:num w:numId="9">
+  <w:num w:numId="9" w16cid:durableId="447284875">
     <w:abstractNumId w:val="11"/>
   </w:num>
-  <w:num w:numId="10">
+  <w:num w:numId="10" w16cid:durableId="1255699006">
     <w:abstractNumId w:val="21"/>
   </w:num>
-  <w:num w:numId="11">
+  <w:num w:numId="11" w16cid:durableId="1142847021">
     <w:abstractNumId w:val="16"/>
   </w:num>
-  <w:num w:numId="12">
+  <w:num w:numId="12" w16cid:durableId="222718784">
     <w:abstractNumId w:val="3"/>
   </w:num>
-  <w:num w:numId="13">
+  <w:num w:numId="13" w16cid:durableId="1869563784">
     <w:abstractNumId w:val="5"/>
   </w:num>
-  <w:num w:numId="14">
+  <w:num w:numId="14" w16cid:durableId="1361472508">
     <w:abstractNumId w:val="14"/>
   </w:num>
-  <w:num w:numId="15">
+  <w:num w:numId="15" w16cid:durableId="1162164537">
     <w:abstractNumId w:val="17"/>
   </w:num>
-  <w:num w:numId="16">
+  <w:num w:numId="16" w16cid:durableId="1791440072">
+    <w:abstractNumId w:val="28"/>
+  </w:num>
+  <w:num w:numId="17" w16cid:durableId="563952563">
+    <w:abstractNumId w:val="30"/>
+  </w:num>
+  <w:num w:numId="18" w16cid:durableId="1634016103">
+    <w:abstractNumId w:val="20"/>
+  </w:num>
+  <w:num w:numId="19" w16cid:durableId="525992305">
+    <w:abstractNumId w:val="22"/>
+  </w:num>
+  <w:num w:numId="20" w16cid:durableId="402725349">
+    <w:abstractNumId w:val="1"/>
+  </w:num>
+  <w:num w:numId="21" w16cid:durableId="1983464666">
+    <w:abstractNumId w:val="9"/>
+  </w:num>
+  <w:num w:numId="22" w16cid:durableId="390812490">
+    <w:abstractNumId w:val="29"/>
+  </w:num>
+  <w:num w:numId="23" w16cid:durableId="760300944">
+    <w:abstractNumId w:val="23"/>
+  </w:num>
+  <w:num w:numId="24" w16cid:durableId="56635926">
+    <w:abstractNumId w:val="26"/>
+  </w:num>
+  <w:num w:numId="25" w16cid:durableId="352852823">
+    <w:abstractNumId w:val="6"/>
+  </w:num>
+  <w:num w:numId="26" w16cid:durableId="1141729925">
+    <w:abstractNumId w:val="15"/>
+  </w:num>
+  <w:num w:numId="27" w16cid:durableId="1840148089">
+    <w:abstractNumId w:val="18"/>
+  </w:num>
+  <w:num w:numId="28" w16cid:durableId="65104685">
+    <w:abstractNumId w:val="8"/>
+  </w:num>
+  <w:num w:numId="29" w16cid:durableId="311520449">
+    <w:abstractNumId w:val="2"/>
+  </w:num>
+  <w:num w:numId="30" w16cid:durableId="1875269813">
+    <w:abstractNumId w:val="0"/>
+  </w:num>
+  <w:num w:numId="31" w16cid:durableId="1276719312">
     <w:abstractNumId w:val="27"/>
   </w:num>
-  <w:num w:numId="17">
-    <w:abstractNumId w:val="29"/>
-  </w:num>
-  <w:num w:numId="18">
-    <w:abstractNumId w:val="20"/>
-  </w:num>
-  <w:num w:numId="19">
-    <w:abstractNumId w:val="22"/>
-  </w:num>
-  <w:num w:numId="20">
-    <w:abstractNumId w:val="1"/>
-  </w:num>
-  <w:num w:numId="21">
-    <w:abstractNumId w:val="9"/>
-  </w:num>
-  <w:num w:numId="22">
-    <w:abstractNumId w:val="28"/>
-  </w:num>
-  <w:num w:numId="23">
-    <w:abstractNumId w:val="23"/>
-  </w:num>
-  <w:num w:numId="24">
-    <w:abstractNumId w:val="26"/>
-  </w:num>
-  <w:num w:numId="25">
-    <w:abstractNumId w:val="6"/>
-  </w:num>
-  <w:num w:numId="26">
-    <w:abstractNumId w:val="15"/>
-  </w:num>
-  <w:num w:numId="27">
-    <w:abstractNumId w:val="18"/>
-  </w:num>
-  <w:num w:numId="28">
-    <w:abstractNumId w:val="8"/>
-  </w:num>
-  <w:num w:numId="29">
-    <w:abstractNumId w:val="2"/>
-  </w:num>
-  <w:num w:numId="30">
-    <w:abstractNumId w:val="0"/>
+  <w:num w:numId="32" w16cid:durableId="812021660">
+    <w:abstractNumId w:val="31"/>
   </w:num>
 </w:numbering>
 </file>
 
 <file path=word/styles.xml><?xml version="1.0" encoding="utf-8"?>
-<w:styles xmlns:mc="http://schemas.openxmlformats.org/markup-compatibility/2006" xmlns:r="http://schemas.openxmlformats.org/officeDocument/2006/relationships" xmlns:w="http://schemas.openxmlformats.org/wordprocessingml/2006/main" xmlns:w14="http://schemas.microsoft.com/office/word/2010/wordml" xmlns:w15="http://schemas.microsoft.com/office/word/2012/wordml" xmlns:w16cex="http://schemas.microsoft.com/office/word/2018/wordml/cex" xmlns:w16cid="http://schemas.microsoft.com/office/word/2016/wordml/cid" xmlns:w16="http://schemas.microsoft.com/office/word/2018/wordml" xmlns:w16se="http://schemas.microsoft.com/office/word/2015/wordml/symex" mc:Ignorable="w14 w15 w16se w16cid w16 w16cex">
+<w:styles xmlns:mc="http://schemas.openxmlformats.org/markup-compatibility/2006" xmlns:r="http://schemas.openxmlformats.org/officeDocument/2006/relationships" xmlns:w="http://schemas.openxmlformats.org/wordprocessingml/2006/main" xmlns:w14="http://schemas.microsoft.com/office/word/2010/wordml" xmlns:w15="http://schemas.microsoft.com/office/word/2012/wordml" xmlns:w16cex="http://schemas.microsoft.com/office/word/2018/wordml/cex" xmlns:w16cid="http://schemas.microsoft.com/office/word/2016/wordml/cid" xmlns:w16="http://schemas.microsoft.com/office/word/2018/wordml" xmlns:w16sdtdh="http://schemas.microsoft.com/office/word/2020/wordml/sdtdatahash" xmlns:w16se="http://schemas.microsoft.com/office/word/2015/wordml/symex" mc:Ignorable="w14 w15 w16se w16cid w16 w16cex w16sdtdh">
   <w:docDefaults>
     <w:rPrDefault>
       <w:rPr>

--- a/3 Проектирование информационных систем (Миронов Александр Юрьевич)/Курсовая/Курсовая Соколов Д.А. Ик-731 (ПИС).docx
+++ b/3 Проектирование информационных систем (Миронов Александр Юрьевич)/Курсовая/Курсовая Соколов Д.А. Ик-731 (ПИС).docx
@@ -1,6 +1,6 @@
 
 <file path=word/document.xml><?xml version="1.0" encoding="utf-8"?>
-<w:document xmlns:wpc="http://schemas.microsoft.com/office/word/2010/wordprocessingCanvas" xmlns:cx="http://schemas.microsoft.com/office/drawing/2014/chartex" xmlns:cx1="http://schemas.microsoft.com/office/drawing/2015/9/8/chartex" xmlns:cx2="http://schemas.microsoft.com/office/drawing/2015/10/21/chartex" xmlns:cx3="http://schemas.microsoft.com/office/drawing/2016/5/9/chartex" xmlns:cx4="http://schemas.microsoft.com/office/drawing/2016/5/10/chartex" xmlns:cx5="http://schemas.microsoft.com/office/drawing/2016/5/11/chartex" xmlns:cx6="http://schemas.microsoft.com/office/drawing/2016/5/12/chartex" xmlns:cx7="http://schemas.microsoft.com/office/drawing/2016/5/13/chartex" xmlns:cx8="http://schemas.microsoft.com/office/drawing/2016/5/14/chartex" xmlns:mc="http://schemas.openxmlformats.org/markup-compatibility/2006" xmlns:aink="http://schemas.microsoft.com/office/drawing/2016/ink" xmlns:am3d="http://schemas.microsoft.com/office/drawing/2017/model3d" xmlns:o="urn:schemas-microsoft-com:office:office" xmlns:oel="http://schemas.microsoft.com/office/2019/extlst" xmlns:r="http://schemas.openxmlformats.org/officeDocument/2006/relationships" xmlns:m="http://schemas.openxmlformats.org/officeDocument/2006/math" xmlns:v="urn:schemas-microsoft-com:vml" xmlns:wp14="http://schemas.microsoft.com/office/word/2010/wordprocessingDrawing" xmlns:wp="http://schemas.openxmlformats.org/drawingml/2006/wordprocessingDrawing" xmlns:w10="urn:schemas-microsoft-com:office:word" xmlns:w="http://schemas.openxmlformats.org/wordprocessingml/2006/main" xmlns:w14="http://schemas.microsoft.com/office/word/2010/wordml" xmlns:w15="http://schemas.microsoft.com/office/word/2012/wordml" xmlns:w16cex="http://schemas.microsoft.com/office/word/2018/wordml/cex" xmlns:w16cid="http://schemas.microsoft.com/office/word/2016/wordml/cid" xmlns:w16="http://schemas.microsoft.com/office/word/2018/wordml" xmlns:w16sdtdh="http://schemas.microsoft.com/office/word/2020/wordml/sdtdatahash" xmlns:w16se="http://schemas.microsoft.com/office/word/2015/wordml/symex" xmlns:wpg="http://schemas.microsoft.com/office/word/2010/wordprocessingGroup" xmlns:wpi="http://schemas.microsoft.com/office/word/2010/wordprocessingInk" xmlns:wne="http://schemas.microsoft.com/office/word/2006/wordml" xmlns:wps="http://schemas.microsoft.com/office/word/2010/wordprocessingShape" mc:Ignorable="w14 w15 w16se w16cid w16 w16cex w16sdtdh wp14">
+<w:document xmlns:wpc="http://schemas.microsoft.com/office/word/2010/wordprocessingCanvas" xmlns:cx="http://schemas.microsoft.com/office/drawing/2014/chartex" xmlns:cx1="http://schemas.microsoft.com/office/drawing/2015/9/8/chartex" xmlns:cx2="http://schemas.microsoft.com/office/drawing/2015/10/21/chartex" xmlns:cx3="http://schemas.microsoft.com/office/drawing/2016/5/9/chartex" xmlns:cx4="http://schemas.microsoft.com/office/drawing/2016/5/10/chartex" xmlns:cx5="http://schemas.microsoft.com/office/drawing/2016/5/11/chartex" xmlns:cx6="http://schemas.microsoft.com/office/drawing/2016/5/12/chartex" xmlns:cx7="http://schemas.microsoft.com/office/drawing/2016/5/13/chartex" xmlns:cx8="http://schemas.microsoft.com/office/drawing/2016/5/14/chartex" xmlns:mc="http://schemas.openxmlformats.org/markup-compatibility/2006" xmlns:aink="http://schemas.microsoft.com/office/drawing/2016/ink" xmlns:am3d="http://schemas.microsoft.com/office/drawing/2017/model3d" xmlns:o="urn:schemas-microsoft-com:office:office" xmlns:r="http://schemas.openxmlformats.org/officeDocument/2006/relationships" xmlns:m="http://schemas.openxmlformats.org/officeDocument/2006/math" xmlns:v="urn:schemas-microsoft-com:vml" xmlns:wp14="http://schemas.microsoft.com/office/word/2010/wordprocessingDrawing" xmlns:wp="http://schemas.openxmlformats.org/drawingml/2006/wordprocessingDrawing" xmlns:w10="urn:schemas-microsoft-com:office:word" xmlns:w="http://schemas.openxmlformats.org/wordprocessingml/2006/main" xmlns:w14="http://schemas.microsoft.com/office/word/2010/wordml" xmlns:w15="http://schemas.microsoft.com/office/word/2012/wordml" xmlns:w16cex="http://schemas.microsoft.com/office/word/2018/wordml/cex" xmlns:w16cid="http://schemas.microsoft.com/office/word/2016/wordml/cid" xmlns:w16="http://schemas.microsoft.com/office/word/2018/wordml" xmlns:w16se="http://schemas.microsoft.com/office/word/2015/wordml/symex" xmlns:wpg="http://schemas.microsoft.com/office/word/2010/wordprocessingGroup" xmlns:wpi="http://schemas.microsoft.com/office/word/2010/wordprocessingInk" xmlns:wne="http://schemas.microsoft.com/office/word/2006/wordml" xmlns:wps="http://schemas.microsoft.com/office/word/2010/wordprocessingShape" mc:Ignorable="w14 w15 w16se w16cid w16 w16cex wp14">
   <w:body>
     <w:p>
       <w:pPr>
@@ -7337,6 +7337,7 @@
           <w:rFonts w:ascii="Times New Roman" w:hAnsi="Times New Roman"/>
           <w:sz w:val="28"/>
           <w:szCs w:val="28"/>
+          <w:lang w:val="ru-RU"/>
         </w:rPr>
       </w:pPr>
       <w:r>
@@ -7750,6 +7751,7 @@
           <w:rFonts w:ascii="Times New Roman" w:hAnsi="Times New Roman"/>
           <w:sz w:val="28"/>
           <w:szCs w:val="28"/>
+          <w:lang w:val="ru-RU"/>
         </w:rPr>
       </w:pPr>
       <w:r>
@@ -7769,6 +7771,7 @@
           <w:rFonts w:ascii="Times New Roman" w:hAnsi="Times New Roman"/>
           <w:sz w:val="28"/>
           <w:szCs w:val="28"/>
+          <w:lang w:val="ru-RU"/>
         </w:rPr>
       </w:pPr>
     </w:p>
@@ -8479,40 +8482,378 @@
     <w:p>
       <w:pPr>
         <w:spacing w:line="360" w:lineRule="auto"/>
-        <w:ind w:firstLine="425"/>
-        <w:jc w:val="both"/>
-        <w:rPr>
-          <w:rFonts w:ascii="Times New Roman" w:hAnsi="Times New Roman"/>
-          <w:sz w:val="28"/>
-          <w:szCs w:val="28"/>
-          <w:lang w:val="ru-RU"/>
-        </w:rPr>
-      </w:pPr>
-      <w:r>
-        <w:rPr>
-          <w:rFonts w:ascii="Times New Roman" w:hAnsi="Times New Roman"/>
-          <w:sz w:val="28"/>
-          <w:szCs w:val="28"/>
-        </w:rPr>
-        <w:t>[</w:t>
-      </w:r>
-      <w:r>
-        <w:rPr>
-          <w:rFonts w:ascii="Times New Roman" w:hAnsi="Times New Roman"/>
-          <w:sz w:val="28"/>
-          <w:szCs w:val="28"/>
-          <w:lang w:val="ru-RU"/>
-        </w:rPr>
-        <w:t>рисунки</w:t>
-      </w:r>
-      <w:r>
-        <w:rPr>
-          <w:rFonts w:ascii="Times New Roman" w:hAnsi="Times New Roman"/>
-          <w:sz w:val="28"/>
-          <w:szCs w:val="28"/>
-        </w:rPr>
-        <w:t>]</w:t>
-      </w:r>
+        <w:jc w:val="both"/>
+        <w:rPr>
+          <w:rFonts w:ascii="Times New Roman" w:hAnsi="Times New Roman"/>
+          <w:sz w:val="28"/>
+          <w:szCs w:val="28"/>
+          <w:lang w:val="ru-RU"/>
+        </w:rPr>
+      </w:pPr>
+      <w:r>
+        <w:rPr>
+          <w:rFonts w:ascii="Times New Roman" w:hAnsi="Times New Roman"/>
+          <w:sz w:val="28"/>
+          <w:szCs w:val="28"/>
+          <w:lang w:val="ru-RU"/>
+        </w:rPr>
+        <w:lastRenderedPageBreak/>
+        <w:drawing>
+          <wp:inline distT="0" distB="0" distL="0" distR="0" wp14:anchorId="2C4DBA1B" wp14:editId="37D0F8E2">
+            <wp:extent cx="6120130" cy="4243070"/>
+            <wp:effectExtent l="0" t="0" r="0" b="5080"/>
+            <wp:docPr id="6" name="Рисунок 6"/>
+            <wp:cNvGraphicFramePr>
+              <a:graphicFrameLocks xmlns:a="http://schemas.openxmlformats.org/drawingml/2006/main" noChangeAspect="1"/>
+            </wp:cNvGraphicFramePr>
+            <a:graphic xmlns:a="http://schemas.openxmlformats.org/drawingml/2006/main">
+              <a:graphicData uri="http://schemas.openxmlformats.org/drawingml/2006/picture">
+                <pic:pic xmlns:pic="http://schemas.openxmlformats.org/drawingml/2006/picture">
+                  <pic:nvPicPr>
+                    <pic:cNvPr id="1" name=""/>
+                    <pic:cNvPicPr/>
+                  </pic:nvPicPr>
+                  <pic:blipFill>
+                    <a:blip r:embed="rId10"/>
+                    <a:stretch>
+                      <a:fillRect/>
+                    </a:stretch>
+                  </pic:blipFill>
+                  <pic:spPr>
+                    <a:xfrm>
+                      <a:off x="0" y="0"/>
+                      <a:ext cx="6120130" cy="4243070"/>
+                    </a:xfrm>
+                    <a:prstGeom prst="rect">
+                      <a:avLst/>
+                    </a:prstGeom>
+                  </pic:spPr>
+                </pic:pic>
+              </a:graphicData>
+            </a:graphic>
+          </wp:inline>
+        </w:drawing>
+      </w:r>
+    </w:p>
+    <w:p>
+      <w:pPr>
+        <w:spacing w:line="360" w:lineRule="auto"/>
+        <w:ind w:firstLine="425"/>
+        <w:jc w:val="center"/>
+        <w:rPr>
+          <w:rFonts w:ascii="Times New Roman" w:hAnsi="Times New Roman"/>
+          <w:sz w:val="28"/>
+          <w:szCs w:val="28"/>
+          <w:lang w:val="ru-RU"/>
+        </w:rPr>
+      </w:pPr>
+      <w:r>
+        <w:rPr>
+          <w:rFonts w:ascii="Times New Roman" w:hAnsi="Times New Roman"/>
+          <w:sz w:val="28"/>
+          <w:szCs w:val="28"/>
+          <w:lang w:val="ru-RU"/>
+        </w:rPr>
+        <w:t>Рисунок 2.</w:t>
+      </w:r>
+      <w:r>
+        <w:rPr>
+          <w:rFonts w:ascii="Times New Roman" w:hAnsi="Times New Roman"/>
+          <w:sz w:val="28"/>
+          <w:szCs w:val="28"/>
+          <w:lang w:val="ru-RU"/>
+        </w:rPr>
+        <w:t>3</w:t>
+      </w:r>
+      <w:r>
+        <w:rPr>
+          <w:rFonts w:ascii="Times New Roman" w:hAnsi="Times New Roman"/>
+          <w:sz w:val="28"/>
+          <w:szCs w:val="28"/>
+          <w:lang w:val="ru-RU"/>
+        </w:rPr>
+        <w:t xml:space="preserve"> – </w:t>
+      </w:r>
+      <w:r>
+        <w:rPr>
+          <w:rFonts w:ascii="Times New Roman" w:hAnsi="Times New Roman"/>
+          <w:sz w:val="28"/>
+          <w:szCs w:val="28"/>
+        </w:rPr>
+        <w:t>IDEF</w:t>
+      </w:r>
+      <w:r>
+        <w:rPr>
+          <w:rFonts w:ascii="Times New Roman" w:hAnsi="Times New Roman"/>
+          <w:sz w:val="28"/>
+          <w:szCs w:val="28"/>
+          <w:lang w:val="ru-RU"/>
+        </w:rPr>
+        <w:t xml:space="preserve">0 </w:t>
+      </w:r>
+      <w:r>
+        <w:rPr>
+          <w:rFonts w:ascii="Times New Roman" w:hAnsi="Times New Roman"/>
+          <w:sz w:val="28"/>
+          <w:szCs w:val="28"/>
+          <w:lang w:val="ru-RU"/>
+        </w:rPr>
+        <w:t xml:space="preserve">диаграмма </w:t>
+      </w:r>
+      <w:r>
+        <w:rPr>
+          <w:rFonts w:ascii="Times New Roman" w:hAnsi="Times New Roman"/>
+          <w:sz w:val="28"/>
+          <w:szCs w:val="28"/>
+        </w:rPr>
+        <w:t>A</w:t>
+      </w:r>
+      <w:r>
+        <w:rPr>
+          <w:rFonts w:ascii="Times New Roman" w:hAnsi="Times New Roman"/>
+          <w:sz w:val="28"/>
+          <w:szCs w:val="28"/>
+          <w:lang w:val="ru-RU"/>
+        </w:rPr>
+        <w:t>-0</w:t>
+      </w:r>
+      <w:r>
+        <w:rPr>
+          <w:rFonts w:ascii="Times New Roman" w:hAnsi="Times New Roman"/>
+          <w:sz w:val="28"/>
+          <w:szCs w:val="28"/>
+          <w:lang w:val="ru-RU"/>
+        </w:rPr>
+        <w:t xml:space="preserve"> «Как </w:t>
+      </w:r>
+      <w:r>
+        <w:rPr>
+          <w:rFonts w:ascii="Times New Roman" w:hAnsi="Times New Roman"/>
+          <w:sz w:val="28"/>
+          <w:szCs w:val="28"/>
+          <w:lang w:val="ru-RU"/>
+        </w:rPr>
+        <w:t>должно быть</w:t>
+      </w:r>
+      <w:r>
+        <w:rPr>
+          <w:rFonts w:ascii="Times New Roman" w:hAnsi="Times New Roman"/>
+          <w:sz w:val="28"/>
+          <w:szCs w:val="28"/>
+          <w:lang w:val="ru-RU"/>
+        </w:rPr>
+        <w:t>»</w:t>
+      </w:r>
+    </w:p>
+    <w:p>
+      <w:pPr>
+        <w:spacing w:line="360" w:lineRule="auto"/>
+        <w:ind w:firstLine="425"/>
+        <w:jc w:val="center"/>
+        <w:rPr>
+          <w:rFonts w:ascii="Times New Roman" w:hAnsi="Times New Roman"/>
+          <w:sz w:val="28"/>
+          <w:szCs w:val="28"/>
+          <w:lang w:val="ru-RU"/>
+        </w:rPr>
+      </w:pPr>
+    </w:p>
+    <w:p>
+      <w:pPr>
+        <w:spacing w:line="360" w:lineRule="auto"/>
+        <w:jc w:val="both"/>
+        <w:rPr>
+          <w:rFonts w:ascii="Times New Roman" w:hAnsi="Times New Roman"/>
+          <w:sz w:val="28"/>
+          <w:szCs w:val="28"/>
+          <w:lang w:val="ru-RU"/>
+        </w:rPr>
+      </w:pPr>
+      <w:r>
+        <w:rPr>
+          <w:rFonts w:ascii="Times New Roman" w:hAnsi="Times New Roman"/>
+          <w:sz w:val="28"/>
+          <w:szCs w:val="28"/>
+          <w:lang w:val="ru-RU"/>
+        </w:rPr>
+        <w:lastRenderedPageBreak/>
+        <w:drawing>
+          <wp:inline distT="0" distB="0" distL="0" distR="0" wp14:anchorId="68B30674" wp14:editId="4F816255">
+            <wp:extent cx="6120130" cy="4266565"/>
+            <wp:effectExtent l="0" t="0" r="0" b="635"/>
+            <wp:docPr id="4" name="Рисунок 4"/>
+            <wp:cNvGraphicFramePr>
+              <a:graphicFrameLocks xmlns:a="http://schemas.openxmlformats.org/drawingml/2006/main" noChangeAspect="1"/>
+            </wp:cNvGraphicFramePr>
+            <a:graphic xmlns:a="http://schemas.openxmlformats.org/drawingml/2006/main">
+              <a:graphicData uri="http://schemas.openxmlformats.org/drawingml/2006/picture">
+                <pic:pic xmlns:pic="http://schemas.openxmlformats.org/drawingml/2006/picture">
+                  <pic:nvPicPr>
+                    <pic:cNvPr id="1" name=""/>
+                    <pic:cNvPicPr/>
+                  </pic:nvPicPr>
+                  <pic:blipFill>
+                    <a:blip r:embed="rId11"/>
+                    <a:stretch>
+                      <a:fillRect/>
+                    </a:stretch>
+                  </pic:blipFill>
+                  <pic:spPr>
+                    <a:xfrm>
+                      <a:off x="0" y="0"/>
+                      <a:ext cx="6120130" cy="4266565"/>
+                    </a:xfrm>
+                    <a:prstGeom prst="rect">
+                      <a:avLst/>
+                    </a:prstGeom>
+                  </pic:spPr>
+                </pic:pic>
+              </a:graphicData>
+            </a:graphic>
+          </wp:inline>
+        </w:drawing>
+      </w:r>
+    </w:p>
+    <w:p>
+      <w:pPr>
+        <w:spacing w:line="360" w:lineRule="auto"/>
+        <w:ind w:firstLine="425"/>
+        <w:jc w:val="center"/>
+        <w:rPr>
+          <w:rFonts w:ascii="Times New Roman" w:hAnsi="Times New Roman"/>
+          <w:sz w:val="28"/>
+          <w:szCs w:val="28"/>
+          <w:lang w:val="ru-RU"/>
+        </w:rPr>
+      </w:pPr>
+      <w:r>
+        <w:rPr>
+          <w:rFonts w:ascii="Times New Roman" w:hAnsi="Times New Roman"/>
+          <w:sz w:val="28"/>
+          <w:szCs w:val="28"/>
+          <w:lang w:val="ru-RU"/>
+        </w:rPr>
+        <w:t>Рисунок 2.</w:t>
+      </w:r>
+      <w:r>
+        <w:rPr>
+          <w:rFonts w:ascii="Times New Roman" w:hAnsi="Times New Roman"/>
+          <w:sz w:val="28"/>
+          <w:szCs w:val="28"/>
+          <w:lang w:val="ru-RU"/>
+        </w:rPr>
+        <w:t>4</w:t>
+      </w:r>
+      <w:r>
+        <w:rPr>
+          <w:rFonts w:ascii="Times New Roman" w:hAnsi="Times New Roman"/>
+          <w:sz w:val="28"/>
+          <w:szCs w:val="28"/>
+          <w:lang w:val="ru-RU"/>
+        </w:rPr>
+        <w:t xml:space="preserve"> – </w:t>
+      </w:r>
+      <w:r>
+        <w:rPr>
+          <w:rFonts w:ascii="Times New Roman" w:hAnsi="Times New Roman"/>
+          <w:sz w:val="28"/>
+          <w:szCs w:val="28"/>
+        </w:rPr>
+        <w:t>IDEF</w:t>
+      </w:r>
+      <w:r>
+        <w:rPr>
+          <w:rFonts w:ascii="Times New Roman" w:hAnsi="Times New Roman"/>
+          <w:sz w:val="28"/>
+          <w:szCs w:val="28"/>
+          <w:lang w:val="ru-RU"/>
+        </w:rPr>
+        <w:t xml:space="preserve">0 </w:t>
+      </w:r>
+      <w:r>
+        <w:rPr>
+          <w:rFonts w:ascii="Times New Roman" w:hAnsi="Times New Roman"/>
+          <w:sz w:val="28"/>
+          <w:szCs w:val="28"/>
+          <w:lang w:val="ru-RU"/>
+        </w:rPr>
+        <w:t xml:space="preserve">диаграмма </w:t>
+      </w:r>
+      <w:r>
+        <w:rPr>
+          <w:rFonts w:ascii="Times New Roman" w:hAnsi="Times New Roman"/>
+          <w:sz w:val="28"/>
+          <w:szCs w:val="28"/>
+        </w:rPr>
+        <w:t>A</w:t>
+      </w:r>
+      <w:r>
+        <w:rPr>
+          <w:rFonts w:ascii="Times New Roman" w:hAnsi="Times New Roman"/>
+          <w:sz w:val="28"/>
+          <w:szCs w:val="28"/>
+          <w:lang w:val="ru-RU"/>
+        </w:rPr>
+        <w:t>0 (</w:t>
+      </w:r>
+      <w:r>
+        <w:rPr>
+          <w:rFonts w:ascii="Times New Roman" w:hAnsi="Times New Roman"/>
+          <w:sz w:val="28"/>
+          <w:szCs w:val="28"/>
+          <w:lang w:val="ru-RU"/>
+        </w:rPr>
+        <w:t>декомпозиция</w:t>
+      </w:r>
+      <w:r>
+        <w:rPr>
+          <w:rFonts w:ascii="Times New Roman" w:hAnsi="Times New Roman"/>
+          <w:sz w:val="28"/>
+          <w:szCs w:val="28"/>
+          <w:lang w:val="ru-RU"/>
+        </w:rPr>
+        <w:t>)</w:t>
+      </w:r>
+      <w:r>
+        <w:rPr>
+          <w:rFonts w:ascii="Times New Roman" w:hAnsi="Times New Roman"/>
+          <w:sz w:val="28"/>
+          <w:szCs w:val="28"/>
+          <w:lang w:val="ru-RU"/>
+        </w:rPr>
+        <w:t xml:space="preserve"> «Как </w:t>
+      </w:r>
+      <w:r>
+        <w:rPr>
+          <w:rFonts w:ascii="Times New Roman" w:hAnsi="Times New Roman"/>
+          <w:sz w:val="28"/>
+          <w:szCs w:val="28"/>
+          <w:lang w:val="ru-RU"/>
+        </w:rPr>
+        <w:t>должно быть</w:t>
+      </w:r>
+      <w:r>
+        <w:rPr>
+          <w:rFonts w:ascii="Times New Roman" w:hAnsi="Times New Roman"/>
+          <w:sz w:val="28"/>
+          <w:szCs w:val="28"/>
+          <w:lang w:val="ru-RU"/>
+        </w:rPr>
+        <w:t>»</w:t>
+      </w:r>
+    </w:p>
+    <w:p>
+      <w:pPr>
+        <w:spacing w:line="360" w:lineRule="auto"/>
+        <w:ind w:firstLine="425"/>
+        <w:jc w:val="both"/>
+        <w:rPr>
+          <w:rFonts w:ascii="Times New Roman" w:hAnsi="Times New Roman"/>
+          <w:sz w:val="28"/>
+          <w:szCs w:val="28"/>
+          <w:lang w:val="ru-RU"/>
+        </w:rPr>
+      </w:pPr>
     </w:p>
     <w:p>
       <w:pPr>
@@ -8568,6 +8909,7 @@
           <w:rFonts w:ascii="Times New Roman" w:hAnsi="Times New Roman"/>
           <w:sz w:val="28"/>
           <w:szCs w:val="28"/>
+          <w:lang w:val="ru-RU"/>
         </w:rPr>
       </w:pPr>
       <w:r>
@@ -8589,77 +8931,78 @@
           <w:rFonts w:ascii="Times New Roman" w:hAnsi="Times New Roman"/>
           <w:sz w:val="28"/>
           <w:szCs w:val="28"/>
-        </w:rPr>
-      </w:pPr>
-      <w:r>
-        <w:rPr>
-          <w:rFonts w:ascii="Times New Roman" w:hAnsi="Times New Roman"/>
+          <w:lang w:val="ru-RU"/>
+        </w:rPr>
+      </w:pPr>
+      <w:r>
+        <w:rPr>
+          <w:rFonts w:ascii="Times New Roman" w:hAnsi="Times New Roman"/>
+          <w:sz w:val="28"/>
+          <w:szCs w:val="28"/>
+          <w:lang w:val="ru-RU"/>
+        </w:rPr>
+        <w:t xml:space="preserve">Модель «Как должно быть» была разработана для представления целевого состояния процесса после внедрения проектируемой информационной системы. Она показывает, каким образом учет услуг и запчастей будет выполняться с использованием централизованной базы данных, справочников, электронной фиксации данных и автоматического расчета стоимости. </w:t>
+      </w:r>
+    </w:p>
+    <w:p>
+      <w:pPr>
+        <w:spacing w:line="360" w:lineRule="auto"/>
+        <w:ind w:firstLine="425"/>
+        <w:jc w:val="both"/>
+        <w:rPr>
+          <w:rFonts w:ascii="Times New Roman" w:hAnsi="Times New Roman"/>
+          <w:sz w:val="28"/>
+          <w:szCs w:val="28"/>
+          <w:lang w:val="ru-RU"/>
+        </w:rPr>
+      </w:pPr>
+      <w:r>
+        <w:rPr>
+          <w:rFonts w:ascii="Times New Roman" w:hAnsi="Times New Roman"/>
+          <w:sz w:val="28"/>
+          <w:szCs w:val="28"/>
+          <w:lang w:val="ru-RU"/>
+        </w:rPr>
+        <w:t xml:space="preserve">Данная модель служит основой для дальнейшего проектирования требований, базы данных и структуры системы. </w:t>
+      </w:r>
+    </w:p>
+    <w:p>
+      <w:pPr>
+        <w:spacing w:line="360" w:lineRule="auto"/>
+        <w:ind w:firstLine="425"/>
+        <w:jc w:val="both"/>
+        <w:rPr>
+          <w:rFonts w:ascii="Times New Roman" w:hAnsi="Times New Roman"/>
+          <w:sz w:val="28"/>
+          <w:szCs w:val="28"/>
+          <w:lang w:val="ru-RU"/>
+        </w:rPr>
+      </w:pPr>
+    </w:p>
+    <w:p>
+      <w:pPr>
+        <w:spacing w:line="360" w:lineRule="auto"/>
+        <w:ind w:firstLine="425"/>
+        <w:jc w:val="both"/>
+        <w:rPr>
+          <w:rFonts w:ascii="Times New Roman" w:hAnsi="Times New Roman"/>
+          <w:b/>
+          <w:bCs/>
+          <w:sz w:val="28"/>
+          <w:szCs w:val="28"/>
+          <w:lang w:val="ru-RU"/>
+        </w:rPr>
+      </w:pPr>
+      <w:r>
+        <w:rPr>
+          <w:rFonts w:ascii="Times New Roman" w:hAnsi="Times New Roman"/>
+          <w:b/>
+          <w:bCs/>
           <w:sz w:val="28"/>
           <w:szCs w:val="28"/>
           <w:lang w:val="ru-RU"/>
         </w:rPr>
         <w:lastRenderedPageBreak/>
-        <w:t xml:space="preserve">Модель «Как должно быть» была разработана для представления целевого состояния процесса после внедрения проектируемой информационной системы. Она показывает, каким образом учет услуг и запчастей будет выполняться с использованием централизованной базы данных, справочников, электронной фиксации данных и автоматического расчета стоимости. </w:t>
-      </w:r>
-    </w:p>
-    <w:p>
-      <w:pPr>
-        <w:spacing w:line="360" w:lineRule="auto"/>
-        <w:ind w:firstLine="425"/>
-        <w:jc w:val="both"/>
-        <w:rPr>
-          <w:rFonts w:ascii="Times New Roman" w:hAnsi="Times New Roman"/>
-          <w:sz w:val="28"/>
-          <w:szCs w:val="28"/>
-          <w:lang w:val="ru-RU"/>
-        </w:rPr>
-      </w:pPr>
-      <w:r>
-        <w:rPr>
-          <w:rFonts w:ascii="Times New Roman" w:hAnsi="Times New Roman"/>
-          <w:sz w:val="28"/>
-          <w:szCs w:val="28"/>
-          <w:lang w:val="ru-RU"/>
-        </w:rPr>
-        <w:t xml:space="preserve">Данная модель служит основой для дальнейшего проектирования требований, базы данных и структуры системы. </w:t>
-      </w:r>
-    </w:p>
-    <w:p>
-      <w:pPr>
-        <w:spacing w:line="360" w:lineRule="auto"/>
-        <w:ind w:firstLine="425"/>
-        <w:jc w:val="both"/>
-        <w:rPr>
-          <w:rFonts w:ascii="Times New Roman" w:hAnsi="Times New Roman"/>
-          <w:sz w:val="28"/>
-          <w:szCs w:val="28"/>
-          <w:lang w:val="ru-RU"/>
-        </w:rPr>
-      </w:pPr>
-    </w:p>
-    <w:p>
-      <w:pPr>
-        <w:spacing w:line="360" w:lineRule="auto"/>
-        <w:ind w:firstLine="425"/>
-        <w:jc w:val="both"/>
-        <w:rPr>
-          <w:rFonts w:ascii="Times New Roman" w:hAnsi="Times New Roman"/>
-          <w:b/>
-          <w:bCs/>
-          <w:sz w:val="28"/>
-          <w:szCs w:val="28"/>
-          <w:lang w:val="ru-RU"/>
-        </w:rPr>
-      </w:pPr>
-      <w:r>
-        <w:rPr>
-          <w:rFonts w:ascii="Times New Roman" w:hAnsi="Times New Roman"/>
-          <w:b/>
-          <w:bCs/>
-          <w:sz w:val="28"/>
-          <w:szCs w:val="28"/>
-          <w:lang w:val="ru-RU"/>
-        </w:rPr>
         <w:t>2.2. Моделирование требований к информационной системе</w:t>
       </w:r>
     </w:p>
@@ -9019,6 +9362,7 @@
           <w:rFonts w:ascii="Times New Roman" w:hAnsi="Times New Roman"/>
           <w:sz w:val="28"/>
           <w:szCs w:val="28"/>
+          <w:lang w:val="ru-RU"/>
         </w:rPr>
       </w:pPr>
       <w:r>
@@ -9091,7 +9435,6 @@
           <w:szCs w:val="28"/>
           <w:lang w:val="ru-RU"/>
         </w:rPr>
-        <w:lastRenderedPageBreak/>
         <w:t>оформление заказ-наряда</w:t>
       </w:r>
       <w:r>
@@ -9334,6 +9677,7 @@
           <w:szCs w:val="28"/>
           <w:lang w:val="ru-RU"/>
         </w:rPr>
+        <w:lastRenderedPageBreak/>
         <w:t>Оформление заказ-наряда используется для создания и ведения заказа на обслуживание.</w:t>
       </w:r>
     </w:p>
@@ -9434,6 +9778,7 @@
           <w:rFonts w:ascii="Times New Roman" w:hAnsi="Times New Roman"/>
           <w:sz w:val="28"/>
           <w:szCs w:val="28"/>
+          <w:lang w:val="ru-RU"/>
         </w:rPr>
       </w:pPr>
       <w:r>
@@ -9455,20 +9800,22 @@
           <w:rFonts w:ascii="Times New Roman" w:hAnsi="Times New Roman"/>
           <w:sz w:val="28"/>
           <w:szCs w:val="28"/>
-        </w:rPr>
-      </w:pPr>
-    </w:p>
-    <w:p>
-      <w:pPr>
-        <w:spacing w:line="360" w:lineRule="auto"/>
-        <w:ind w:firstLine="425"/>
-        <w:jc w:val="both"/>
-        <w:rPr>
-          <w:rFonts w:ascii="Times New Roman" w:hAnsi="Times New Roman"/>
-          <w:b/>
-          <w:bCs/>
-          <w:sz w:val="28"/>
-          <w:szCs w:val="28"/>
+          <w:lang w:val="ru-RU"/>
+        </w:rPr>
+      </w:pPr>
+    </w:p>
+    <w:p>
+      <w:pPr>
+        <w:spacing w:line="360" w:lineRule="auto"/>
+        <w:ind w:firstLine="425"/>
+        <w:jc w:val="both"/>
+        <w:rPr>
+          <w:rFonts w:ascii="Times New Roman" w:hAnsi="Times New Roman"/>
+          <w:b/>
+          <w:bCs/>
+          <w:sz w:val="28"/>
+          <w:szCs w:val="28"/>
+          <w:lang w:val="ru-RU"/>
         </w:rPr>
       </w:pPr>
       <w:r>
@@ -9573,32 +9920,333 @@
         </w:rPr>
         <w:t>.</w:t>
       </w:r>
-    </w:p>
-    <w:p>
-      <w:pPr>
-        <w:spacing w:line="360" w:lineRule="auto"/>
-        <w:ind w:firstLine="425"/>
-        <w:jc w:val="both"/>
-        <w:rPr>
-          <w:rFonts w:ascii="Times New Roman" w:hAnsi="Times New Roman"/>
-          <w:sz w:val="28"/>
-          <w:szCs w:val="28"/>
-          <w:lang w:val="ru-RU"/>
-        </w:rPr>
-      </w:pPr>
-    </w:p>
-    <w:p>
-      <w:pPr>
-        <w:spacing w:line="360" w:lineRule="auto"/>
-        <w:ind w:firstLine="425"/>
-        <w:jc w:val="both"/>
-        <w:rPr>
-          <w:rFonts w:ascii="Times New Roman" w:hAnsi="Times New Roman"/>
-          <w:sz w:val="28"/>
-          <w:szCs w:val="28"/>
-          <w:lang w:val="ru-RU"/>
-        </w:rPr>
-      </w:pPr>
+      <w:r>
+        <w:rPr>
+          <w:rFonts w:ascii="Times New Roman" w:hAnsi="Times New Roman"/>
+          <w:sz w:val="28"/>
+          <w:szCs w:val="28"/>
+          <w:lang w:val="ru-RU"/>
+        </w:rPr>
+        <w:t xml:space="preserve"> </w:t>
+      </w:r>
+      <w:r>
+        <w:rPr>
+          <w:rFonts w:ascii="Times New Roman" w:hAnsi="Times New Roman"/>
+          <w:sz w:val="28"/>
+          <w:szCs w:val="28"/>
+          <w:lang w:val="ru-RU"/>
+        </w:rPr>
+        <w:t>Результат приведен на рисунке 2.5</w:t>
+      </w:r>
+    </w:p>
+    <w:p>
+      <w:pPr>
+        <w:spacing w:line="360" w:lineRule="auto"/>
+        <w:jc w:val="both"/>
+        <w:rPr>
+          <w:rFonts w:ascii="Times New Roman" w:hAnsi="Times New Roman"/>
+          <w:sz w:val="28"/>
+          <w:szCs w:val="28"/>
+        </w:rPr>
+      </w:pPr>
+      <w:r>
+        <w:rPr>
+          <w:rFonts w:ascii="Times New Roman" w:hAnsi="Times New Roman"/>
+          <w:sz w:val="28"/>
+          <w:szCs w:val="28"/>
+          <w:lang w:val="ru-RU"/>
+        </w:rPr>
+        <w:lastRenderedPageBreak/>
+        <w:drawing>
+          <wp:inline distT="0" distB="0" distL="0" distR="0" wp14:anchorId="3EAA2BA6" wp14:editId="4ACA7A11">
+            <wp:extent cx="5715000" cy="4601412"/>
+            <wp:effectExtent l="0" t="0" r="0" b="8890"/>
+            <wp:docPr id="7" name="Рисунок 7"/>
+            <wp:cNvGraphicFramePr>
+              <a:graphicFrameLocks xmlns:a="http://schemas.openxmlformats.org/drawingml/2006/main" noChangeAspect="1"/>
+            </wp:cNvGraphicFramePr>
+            <a:graphic xmlns:a="http://schemas.openxmlformats.org/drawingml/2006/main">
+              <a:graphicData uri="http://schemas.openxmlformats.org/drawingml/2006/picture">
+                <pic:pic xmlns:pic="http://schemas.openxmlformats.org/drawingml/2006/picture">
+                  <pic:nvPicPr>
+                    <pic:cNvPr id="1" name=""/>
+                    <pic:cNvPicPr/>
+                  </pic:nvPicPr>
+                  <pic:blipFill>
+                    <a:blip r:embed="rId12"/>
+                    <a:stretch>
+                      <a:fillRect/>
+                    </a:stretch>
+                  </pic:blipFill>
+                  <pic:spPr>
+                    <a:xfrm>
+                      <a:off x="0" y="0"/>
+                      <a:ext cx="5735479" cy="4617901"/>
+                    </a:xfrm>
+                    <a:prstGeom prst="rect">
+                      <a:avLst/>
+                    </a:prstGeom>
+                  </pic:spPr>
+                </pic:pic>
+              </a:graphicData>
+            </a:graphic>
+          </wp:inline>
+        </w:drawing>
+      </w:r>
+    </w:p>
+    <w:p>
+      <w:pPr>
+        <w:spacing w:line="360" w:lineRule="auto"/>
+        <w:ind w:firstLine="425"/>
+        <w:jc w:val="center"/>
+        <w:rPr>
+          <w:rFonts w:ascii="Times New Roman" w:hAnsi="Times New Roman"/>
+          <w:sz w:val="28"/>
+          <w:szCs w:val="28"/>
+          <w:lang w:val="ru-RU"/>
+        </w:rPr>
+      </w:pPr>
+      <w:r>
+        <w:rPr>
+          <w:rFonts w:ascii="Times New Roman" w:hAnsi="Times New Roman"/>
+          <w:sz w:val="28"/>
+          <w:szCs w:val="28"/>
+          <w:lang w:val="ru-RU"/>
+        </w:rPr>
+        <w:t>Рисунок 2.5 – Диаграмма вариантов использования</w:t>
+      </w:r>
+    </w:p>
+    <w:p>
+      <w:pPr>
+        <w:spacing w:line="360" w:lineRule="auto"/>
+        <w:ind w:firstLine="425"/>
+        <w:jc w:val="center"/>
+        <w:rPr>
+          <w:rFonts w:ascii="Times New Roman" w:hAnsi="Times New Roman"/>
+          <w:sz w:val="28"/>
+          <w:szCs w:val="28"/>
+          <w:lang w:val="ru-RU"/>
+        </w:rPr>
+      </w:pPr>
+    </w:p>
+    <w:p>
+      <w:pPr>
+        <w:spacing w:line="360" w:lineRule="auto"/>
+        <w:ind w:firstLine="425"/>
+        <w:jc w:val="both"/>
+        <w:rPr>
+          <w:rFonts w:ascii="Times New Roman" w:hAnsi="Times New Roman"/>
+          <w:b/>
+          <w:bCs/>
+          <w:sz w:val="28"/>
+          <w:szCs w:val="28"/>
+          <w:lang w:val="ru-RU"/>
+        </w:rPr>
+      </w:pPr>
+      <w:r>
+        <w:rPr>
+          <w:rFonts w:ascii="Times New Roman" w:hAnsi="Times New Roman"/>
+          <w:b/>
+          <w:bCs/>
+          <w:sz w:val="28"/>
+          <w:szCs w:val="28"/>
+          <w:lang w:val="ru-RU"/>
+        </w:rPr>
+        <w:t>2.2.4. Описание основного потока событий</w:t>
+      </w:r>
+    </w:p>
+    <w:p>
+      <w:pPr>
+        <w:spacing w:line="360" w:lineRule="auto"/>
+        <w:ind w:firstLine="425"/>
+        <w:jc w:val="both"/>
+        <w:rPr>
+          <w:rFonts w:ascii="Times New Roman" w:hAnsi="Times New Roman"/>
+          <w:sz w:val="28"/>
+          <w:szCs w:val="28"/>
+          <w:lang w:val="ru-RU"/>
+        </w:rPr>
+      </w:pPr>
+      <w:r>
+        <w:rPr>
+          <w:rFonts w:ascii="Times New Roman" w:hAnsi="Times New Roman"/>
+          <w:sz w:val="28"/>
+          <w:szCs w:val="28"/>
+          <w:lang w:val="ru-RU"/>
+        </w:rPr>
+        <w:t xml:space="preserve">Основной поток событий в системе связан с оформлением и выполнением заказа на обслуживание автомобиля. </w:t>
+      </w:r>
+    </w:p>
+    <w:p>
+      <w:pPr>
+        <w:pStyle w:val="a7"/>
+        <w:numPr>
+          <w:ilvl w:val="0"/>
+          <w:numId w:val="33"/>
+        </w:numPr>
+        <w:spacing w:line="360" w:lineRule="auto"/>
+        <w:ind w:left="426" w:firstLine="0"/>
+        <w:jc w:val="both"/>
+        <w:rPr>
+          <w:rFonts w:ascii="Times New Roman" w:hAnsi="Times New Roman"/>
+          <w:sz w:val="28"/>
+          <w:szCs w:val="28"/>
+          <w:lang w:val="ru-RU"/>
+        </w:rPr>
+      </w:pPr>
+      <w:r>
+        <w:rPr>
+          <w:rFonts w:ascii="Times New Roman" w:hAnsi="Times New Roman"/>
+          <w:sz w:val="28"/>
+          <w:szCs w:val="28"/>
+          <w:lang w:val="ru-RU"/>
+        </w:rPr>
+        <w:t>П</w:t>
+      </w:r>
+      <w:r>
+        <w:rPr>
+          <w:rFonts w:ascii="Times New Roman" w:hAnsi="Times New Roman"/>
+          <w:sz w:val="28"/>
+          <w:szCs w:val="28"/>
+          <w:lang w:val="ru-RU"/>
+        </w:rPr>
+        <w:t>риемщик регистрирует клиента и автомобиль</w:t>
+      </w:r>
+      <w:r>
+        <w:rPr>
+          <w:rFonts w:ascii="Times New Roman" w:hAnsi="Times New Roman"/>
+          <w:sz w:val="28"/>
+          <w:szCs w:val="28"/>
+          <w:lang w:val="ru-RU"/>
+        </w:rPr>
+        <w:t xml:space="preserve"> -&gt;</w:t>
+      </w:r>
+      <w:r>
+        <w:rPr>
+          <w:rFonts w:ascii="Times New Roman" w:hAnsi="Times New Roman"/>
+          <w:sz w:val="28"/>
+          <w:szCs w:val="28"/>
+          <w:lang w:val="ru-RU"/>
+        </w:rPr>
+        <w:t xml:space="preserve"> создает заказ-наряд</w:t>
+      </w:r>
+      <w:r>
+        <w:rPr>
+          <w:rFonts w:ascii="Times New Roman" w:hAnsi="Times New Roman"/>
+          <w:sz w:val="28"/>
+          <w:szCs w:val="28"/>
+          <w:lang w:val="ru-RU"/>
+        </w:rPr>
+        <w:t xml:space="preserve"> -&gt; </w:t>
+      </w:r>
+      <w:r>
+        <w:rPr>
+          <w:rFonts w:ascii="Times New Roman" w:hAnsi="Times New Roman"/>
+          <w:sz w:val="28"/>
+          <w:szCs w:val="28"/>
+          <w:lang w:val="ru-RU"/>
+        </w:rPr>
+        <w:t>мастер проводит диагностику и выбирает необходимые услуги из справочника</w:t>
+      </w:r>
+      <w:r>
+        <w:rPr>
+          <w:rFonts w:ascii="Times New Roman" w:hAnsi="Times New Roman"/>
+          <w:sz w:val="28"/>
+          <w:szCs w:val="28"/>
+          <w:lang w:val="ru-RU"/>
+        </w:rPr>
+        <w:t xml:space="preserve"> -&gt;</w:t>
+      </w:r>
+      <w:r>
+        <w:rPr>
+          <w:rFonts w:ascii="Times New Roman" w:hAnsi="Times New Roman"/>
+          <w:sz w:val="28"/>
+          <w:szCs w:val="28"/>
+          <w:lang w:val="ru-RU"/>
+        </w:rPr>
+        <w:t xml:space="preserve"> кладовщик подбирает и фиксирует в системе требуемые запчасти и расходные материалы</w:t>
+      </w:r>
+      <w:r>
+        <w:rPr>
+          <w:rFonts w:ascii="Times New Roman" w:hAnsi="Times New Roman"/>
+          <w:sz w:val="28"/>
+          <w:szCs w:val="28"/>
+          <w:lang w:val="ru-RU"/>
+        </w:rPr>
+        <w:t>;</w:t>
+      </w:r>
+    </w:p>
+    <w:p>
+      <w:pPr>
+        <w:pStyle w:val="a7"/>
+        <w:numPr>
+          <w:ilvl w:val="0"/>
+          <w:numId w:val="33"/>
+        </w:numPr>
+        <w:spacing w:line="360" w:lineRule="auto"/>
+        <w:ind w:left="426" w:firstLine="0"/>
+        <w:jc w:val="both"/>
+        <w:rPr>
+          <w:rFonts w:ascii="Times New Roman" w:hAnsi="Times New Roman"/>
+          <w:sz w:val="28"/>
+          <w:szCs w:val="28"/>
+          <w:lang w:val="ru-RU"/>
+        </w:rPr>
+      </w:pPr>
+      <w:r>
+        <w:rPr>
+          <w:rFonts w:ascii="Times New Roman" w:hAnsi="Times New Roman"/>
+          <w:sz w:val="28"/>
+          <w:szCs w:val="28"/>
+          <w:lang w:val="ru-RU"/>
+        </w:rPr>
+        <w:t>На следующем этапе мастер выполняет работы и отмечает факт их выполнения</w:t>
+      </w:r>
+      <w:r>
+        <w:rPr>
+          <w:rFonts w:ascii="Times New Roman" w:hAnsi="Times New Roman"/>
+          <w:sz w:val="28"/>
+          <w:szCs w:val="28"/>
+          <w:lang w:val="ru-RU"/>
+        </w:rPr>
+        <w:t xml:space="preserve"> -&gt;</w:t>
+      </w:r>
+      <w:r>
+        <w:rPr>
+          <w:rFonts w:ascii="Times New Roman" w:hAnsi="Times New Roman"/>
+          <w:sz w:val="28"/>
+          <w:szCs w:val="28"/>
+          <w:lang w:val="ru-RU"/>
+        </w:rPr>
+        <w:t xml:space="preserve"> система автоматически рассчитывает итоговую стоимость заказа с учетом услуг и запчастей</w:t>
+      </w:r>
+      <w:r>
+        <w:rPr>
+          <w:rFonts w:ascii="Times New Roman" w:hAnsi="Times New Roman"/>
+          <w:sz w:val="28"/>
+          <w:szCs w:val="28"/>
+          <w:lang w:val="ru-RU"/>
+        </w:rPr>
+        <w:t xml:space="preserve"> -&gt; </w:t>
+      </w:r>
+      <w:r>
+        <w:rPr>
+          <w:rFonts w:ascii="Times New Roman" w:hAnsi="Times New Roman"/>
+          <w:sz w:val="28"/>
+          <w:szCs w:val="28"/>
+          <w:lang w:val="ru-RU"/>
+        </w:rPr>
+        <w:t>формирует электронный заказ-наряд и сохраняет данные для дальнейшей отчетности</w:t>
+      </w:r>
+      <w:r>
+        <w:rPr>
+          <w:rFonts w:ascii="Times New Roman" w:hAnsi="Times New Roman"/>
+          <w:sz w:val="28"/>
+          <w:szCs w:val="28"/>
+          <w:lang w:val="ru-RU"/>
+        </w:rPr>
+        <w:t>.</w:t>
+      </w:r>
     </w:p>
     <w:p>
       <w:pPr>
@@ -9623,9 +10271,366 @@
           <w:lang w:val="ru-RU"/>
         </w:rPr>
       </w:pPr>
+      <w:r>
+        <w:rPr>
+          <w:rFonts w:ascii="Times New Roman" w:hAnsi="Times New Roman"/>
+          <w:sz w:val="28"/>
+          <w:szCs w:val="28"/>
+          <w:lang w:val="ru-RU"/>
+        </w:rPr>
+        <w:br w:type="page"/>
+      </w:r>
+    </w:p>
+    <w:p>
+      <w:pPr>
+        <w:spacing w:line="360" w:lineRule="auto"/>
+        <w:ind w:firstLine="425"/>
+        <w:jc w:val="both"/>
+        <w:rPr>
+          <w:rFonts w:ascii="Times New Roman" w:hAnsi="Times New Roman"/>
+          <w:b/>
+          <w:bCs/>
+          <w:sz w:val="28"/>
+          <w:szCs w:val="28"/>
+          <w:lang w:val="ru-RU"/>
+        </w:rPr>
+      </w:pPr>
+      <w:r>
+        <w:rPr>
+          <w:rFonts w:ascii="Times New Roman" w:hAnsi="Times New Roman"/>
+          <w:b/>
+          <w:bCs/>
+          <w:sz w:val="28"/>
+          <w:szCs w:val="28"/>
+          <w:lang w:val="ru-RU"/>
+        </w:rPr>
+        <w:lastRenderedPageBreak/>
+        <w:t>2.2.5. Описание альтернативных потоков событий</w:t>
+      </w:r>
+    </w:p>
+    <w:p>
+      <w:pPr>
+        <w:spacing w:line="360" w:lineRule="auto"/>
+        <w:ind w:firstLine="425"/>
+        <w:jc w:val="both"/>
+        <w:rPr>
+          <w:rFonts w:ascii="Times New Roman" w:hAnsi="Times New Roman"/>
+          <w:sz w:val="28"/>
+          <w:szCs w:val="28"/>
+          <w:lang w:val="ru-RU"/>
+        </w:rPr>
+      </w:pPr>
+      <w:r>
+        <w:rPr>
+          <w:rFonts w:ascii="Times New Roman" w:hAnsi="Times New Roman"/>
+          <w:sz w:val="28"/>
+          <w:szCs w:val="28"/>
+          <w:lang w:val="ru-RU"/>
+        </w:rPr>
+        <w:t xml:space="preserve">Альтернативные потоки событий возникают при отклонении процесса от основного сценария. </w:t>
+      </w:r>
+    </w:p>
+    <w:p>
+      <w:pPr>
+        <w:pStyle w:val="a7"/>
+        <w:numPr>
+          <w:ilvl w:val="0"/>
+          <w:numId w:val="34"/>
+        </w:numPr>
+        <w:spacing w:line="360" w:lineRule="auto"/>
+        <w:ind w:left="426" w:firstLine="0"/>
+        <w:jc w:val="both"/>
+        <w:rPr>
+          <w:rFonts w:ascii="Times New Roman" w:hAnsi="Times New Roman"/>
+          <w:sz w:val="28"/>
+          <w:szCs w:val="28"/>
+          <w:lang w:val="ru-RU"/>
+        </w:rPr>
+      </w:pPr>
+      <w:r>
+        <w:rPr>
+          <w:rFonts w:ascii="Times New Roman" w:hAnsi="Times New Roman"/>
+          <w:sz w:val="28"/>
+          <w:szCs w:val="28"/>
+          <w:lang w:val="ru-RU"/>
+        </w:rPr>
+        <w:t>К</w:t>
+      </w:r>
+      <w:r>
+        <w:rPr>
+          <w:rFonts w:ascii="Times New Roman" w:hAnsi="Times New Roman"/>
+          <w:sz w:val="28"/>
+          <w:szCs w:val="28"/>
+          <w:lang w:val="ru-RU"/>
+        </w:rPr>
+        <w:t>лиент или автомобиль уже зарегистрированы в системе</w:t>
+      </w:r>
+      <w:r>
+        <w:rPr>
+          <w:rFonts w:ascii="Times New Roman" w:hAnsi="Times New Roman"/>
+          <w:sz w:val="28"/>
+          <w:szCs w:val="28"/>
+          <w:lang w:val="ru-RU"/>
+        </w:rPr>
+        <w:t xml:space="preserve"> -&gt;</w:t>
+      </w:r>
+      <w:r>
+        <w:rPr>
+          <w:rFonts w:ascii="Times New Roman" w:hAnsi="Times New Roman"/>
+          <w:sz w:val="28"/>
+          <w:szCs w:val="28"/>
+          <w:lang w:val="ru-RU"/>
+        </w:rPr>
+        <w:t xml:space="preserve"> приемщик использует существующие данные без повторного ввода</w:t>
+      </w:r>
+      <w:r>
+        <w:rPr>
+          <w:rFonts w:ascii="Times New Roman" w:hAnsi="Times New Roman"/>
+          <w:sz w:val="28"/>
+          <w:szCs w:val="28"/>
+          <w:lang w:val="ru-RU"/>
+        </w:rPr>
+        <w:t>;</w:t>
+      </w:r>
+    </w:p>
+    <w:p>
+      <w:pPr>
+        <w:pStyle w:val="a7"/>
+        <w:numPr>
+          <w:ilvl w:val="0"/>
+          <w:numId w:val="34"/>
+        </w:numPr>
+        <w:spacing w:line="360" w:lineRule="auto"/>
+        <w:ind w:left="426" w:firstLine="0"/>
+        <w:jc w:val="both"/>
+        <w:rPr>
+          <w:rFonts w:ascii="Times New Roman" w:hAnsi="Times New Roman"/>
+          <w:sz w:val="28"/>
+          <w:szCs w:val="28"/>
+          <w:lang w:val="ru-RU"/>
+        </w:rPr>
+      </w:pPr>
+      <w:r>
+        <w:rPr>
+          <w:rFonts w:ascii="Times New Roman" w:hAnsi="Times New Roman"/>
+          <w:sz w:val="28"/>
+          <w:szCs w:val="28"/>
+          <w:lang w:val="ru-RU"/>
+        </w:rPr>
+        <w:t xml:space="preserve">В </w:t>
+      </w:r>
+      <w:r>
+        <w:rPr>
+          <w:rFonts w:ascii="Times New Roman" w:hAnsi="Times New Roman"/>
+          <w:sz w:val="28"/>
+          <w:szCs w:val="28"/>
+          <w:lang w:val="ru-RU"/>
+        </w:rPr>
+        <w:t>ходе диагностики выявляется необходимость дополнительных услуг</w:t>
+      </w:r>
+      <w:r>
+        <w:rPr>
+          <w:rFonts w:ascii="Times New Roman" w:hAnsi="Times New Roman"/>
+          <w:sz w:val="28"/>
+          <w:szCs w:val="28"/>
+          <w:lang w:val="ru-RU"/>
+        </w:rPr>
+        <w:t xml:space="preserve"> -&gt;</w:t>
+      </w:r>
+      <w:r>
+        <w:rPr>
+          <w:rFonts w:ascii="Times New Roman" w:hAnsi="Times New Roman"/>
+          <w:sz w:val="28"/>
+          <w:szCs w:val="28"/>
+          <w:lang w:val="ru-RU"/>
+        </w:rPr>
+        <w:t xml:space="preserve"> мастер добавляет их в заказ</w:t>
+      </w:r>
+      <w:r>
+        <w:rPr>
+          <w:rFonts w:ascii="Times New Roman" w:hAnsi="Times New Roman"/>
+          <w:sz w:val="28"/>
+          <w:szCs w:val="28"/>
+          <w:lang w:val="ru-RU"/>
+        </w:rPr>
+        <w:t>;</w:t>
+      </w:r>
+    </w:p>
+    <w:p>
+      <w:pPr>
+        <w:pStyle w:val="a7"/>
+        <w:numPr>
+          <w:ilvl w:val="0"/>
+          <w:numId w:val="34"/>
+        </w:numPr>
+        <w:spacing w:line="360" w:lineRule="auto"/>
+        <w:ind w:left="426" w:firstLine="0"/>
+        <w:jc w:val="both"/>
+        <w:rPr>
+          <w:rFonts w:ascii="Times New Roman" w:hAnsi="Times New Roman"/>
+          <w:sz w:val="28"/>
+          <w:szCs w:val="28"/>
+          <w:lang w:val="ru-RU"/>
+        </w:rPr>
+      </w:pPr>
+      <w:r>
+        <w:rPr>
+          <w:rFonts w:ascii="Times New Roman" w:hAnsi="Times New Roman"/>
+          <w:sz w:val="28"/>
+          <w:szCs w:val="28"/>
+          <w:lang w:val="ru-RU"/>
+        </w:rPr>
+        <w:t>При отсутствии нужной запчасти в наличии система фиксирует отсутствие позиции</w:t>
+      </w:r>
+      <w:r>
+        <w:rPr>
+          <w:rFonts w:ascii="Times New Roman" w:hAnsi="Times New Roman"/>
+          <w:sz w:val="28"/>
+          <w:szCs w:val="28"/>
+          <w:lang w:val="ru-RU"/>
+        </w:rPr>
+        <w:t xml:space="preserve"> -&gt;</w:t>
+      </w:r>
+      <w:r>
+        <w:rPr>
+          <w:rFonts w:ascii="Times New Roman" w:hAnsi="Times New Roman"/>
+          <w:sz w:val="28"/>
+          <w:szCs w:val="28"/>
+          <w:lang w:val="ru-RU"/>
+        </w:rPr>
+        <w:t xml:space="preserve"> заказ продолжает оформляться без нее либо с последующей корректировкой</w:t>
+      </w:r>
+      <w:r>
+        <w:rPr>
+          <w:rFonts w:ascii="Times New Roman" w:hAnsi="Times New Roman"/>
+          <w:sz w:val="28"/>
+          <w:szCs w:val="28"/>
+          <w:lang w:val="ru-RU"/>
+        </w:rPr>
+        <w:t>;</w:t>
+      </w:r>
+    </w:p>
+    <w:p>
+      <w:pPr>
+        <w:pStyle w:val="a7"/>
+        <w:numPr>
+          <w:ilvl w:val="0"/>
+          <w:numId w:val="34"/>
+        </w:numPr>
+        <w:spacing w:line="360" w:lineRule="auto"/>
+        <w:ind w:left="426" w:firstLine="0"/>
+        <w:jc w:val="both"/>
+        <w:rPr>
+          <w:rFonts w:ascii="Times New Roman" w:hAnsi="Times New Roman"/>
+          <w:sz w:val="28"/>
+          <w:szCs w:val="28"/>
+          <w:lang w:val="ru-RU"/>
+        </w:rPr>
+      </w:pPr>
+      <w:r>
+        <w:rPr>
+          <w:rFonts w:ascii="Times New Roman" w:hAnsi="Times New Roman"/>
+          <w:sz w:val="28"/>
+          <w:szCs w:val="28"/>
+          <w:lang w:val="ru-RU"/>
+        </w:rPr>
+        <w:t>П</w:t>
+      </w:r>
+      <w:r>
+        <w:rPr>
+          <w:rFonts w:ascii="Times New Roman" w:hAnsi="Times New Roman"/>
+          <w:sz w:val="28"/>
+          <w:szCs w:val="28"/>
+          <w:lang w:val="ru-RU"/>
+        </w:rPr>
+        <w:t>ри расчете стоимости обнаруживается неполнота данных о работах или запчастях</w:t>
+      </w:r>
+      <w:r>
+        <w:rPr>
+          <w:rFonts w:ascii="Times New Roman" w:hAnsi="Times New Roman"/>
+          <w:sz w:val="28"/>
+          <w:szCs w:val="28"/>
+          <w:lang w:val="ru-RU"/>
+        </w:rPr>
+        <w:t xml:space="preserve"> -&gt; </w:t>
+      </w:r>
+      <w:r>
+        <w:rPr>
+          <w:rFonts w:ascii="Times New Roman" w:hAnsi="Times New Roman"/>
+          <w:sz w:val="28"/>
+          <w:szCs w:val="28"/>
+          <w:lang w:val="ru-RU"/>
+        </w:rPr>
+        <w:t xml:space="preserve">оформление заказа не завершается до внесения необходимых сведений. </w:t>
+      </w:r>
+    </w:p>
+    <w:p>
+      <w:pPr>
+        <w:spacing w:line="360" w:lineRule="auto"/>
+        <w:ind w:firstLine="425"/>
+        <w:jc w:val="both"/>
+        <w:rPr>
+          <w:rFonts w:ascii="Times New Roman" w:hAnsi="Times New Roman"/>
+          <w:sz w:val="28"/>
+          <w:szCs w:val="28"/>
+          <w:lang w:val="ru-RU"/>
+        </w:rPr>
+      </w:pPr>
+    </w:p>
+    <w:p>
+      <w:pPr>
+        <w:spacing w:line="360" w:lineRule="auto"/>
+        <w:ind w:firstLine="425"/>
+        <w:jc w:val="both"/>
+        <w:rPr>
+          <w:rFonts w:ascii="Times New Roman" w:hAnsi="Times New Roman"/>
+          <w:sz w:val="28"/>
+          <w:szCs w:val="28"/>
+          <w:lang w:val="ru-RU"/>
+        </w:rPr>
+      </w:pPr>
+    </w:p>
+    <w:p>
+      <w:pPr>
+        <w:spacing w:line="360" w:lineRule="auto"/>
+        <w:ind w:firstLine="425"/>
+        <w:jc w:val="both"/>
+        <w:rPr>
+          <w:rFonts w:ascii="Times New Roman" w:hAnsi="Times New Roman"/>
+          <w:sz w:val="28"/>
+          <w:szCs w:val="28"/>
+          <w:lang w:val="ru-RU"/>
+        </w:rPr>
+      </w:pPr>
+    </w:p>
+    <w:p>
+      <w:pPr>
+        <w:spacing w:line="360" w:lineRule="auto"/>
+        <w:ind w:firstLine="425"/>
+        <w:jc w:val="both"/>
+        <w:rPr>
+          <w:rFonts w:ascii="Times New Roman" w:hAnsi="Times New Roman"/>
+          <w:sz w:val="28"/>
+          <w:szCs w:val="28"/>
+          <w:lang w:val="ru-RU"/>
+        </w:rPr>
+      </w:pPr>
+    </w:p>
+    <w:p>
+      <w:pPr>
+        <w:spacing w:after="160" w:line="259" w:lineRule="auto"/>
+        <w:rPr>
+          <w:rFonts w:ascii="Times New Roman" w:hAnsi="Times New Roman"/>
+          <w:sz w:val="28"/>
+          <w:szCs w:val="28"/>
+          <w:lang w:val="ru-RU"/>
+        </w:rPr>
+      </w:pPr>
+      <w:bookmarkStart w:id="0" w:name="_GoBack"/>
+      <w:bookmarkEnd w:id="0"/>
     </w:p>
     <w:sectPr>
-      <w:footerReference w:type="default" r:id="rId10"/>
+      <w:footerReference w:type="default" r:id="rId13"/>
       <w:pgSz w:w="11906" w:h="16838"/>
       <w:pgMar w:top="1134" w:right="567" w:bottom="1134" w:left="1701" w:header="709" w:footer="709" w:gutter="0"/>
       <w:pgNumType w:start="2"/>
@@ -9637,7 +10642,7 @@
 </file>
 
 <file path=word/endnotes.xml><?xml version="1.0" encoding="utf-8"?>
-<w:endnotes xmlns:wpc="http://schemas.microsoft.com/office/word/2010/wordprocessingCanvas" xmlns:cx="http://schemas.microsoft.com/office/drawing/2014/chartex" xmlns:cx1="http://schemas.microsoft.com/office/drawing/2015/9/8/chartex" xmlns:cx2="http://schemas.microsoft.com/office/drawing/2015/10/21/chartex" xmlns:cx3="http://schemas.microsoft.com/office/drawing/2016/5/9/chartex" xmlns:cx4="http://schemas.microsoft.com/office/drawing/2016/5/10/chartex" xmlns:cx5="http://schemas.microsoft.com/office/drawing/2016/5/11/chartex" xmlns:cx6="http://schemas.microsoft.com/office/drawing/2016/5/12/chartex" xmlns:cx7="http://schemas.microsoft.com/office/drawing/2016/5/13/chartex" xmlns:cx8="http://schemas.microsoft.com/office/drawing/2016/5/14/chartex" xmlns:mc="http://schemas.openxmlformats.org/markup-compatibility/2006" xmlns:aink="http://schemas.microsoft.com/office/drawing/2016/ink" xmlns:am3d="http://schemas.microsoft.com/office/drawing/2017/model3d" xmlns:o="urn:schemas-microsoft-com:office:office" xmlns:oel="http://schemas.microsoft.com/office/2019/extlst" xmlns:r="http://schemas.openxmlformats.org/officeDocument/2006/relationships" xmlns:m="http://schemas.openxmlformats.org/officeDocument/2006/math" xmlns:v="urn:schemas-microsoft-com:vml" xmlns:wp14="http://schemas.microsoft.com/office/word/2010/wordprocessingDrawing" xmlns:wp="http://schemas.openxmlformats.org/drawingml/2006/wordprocessingDrawing" xmlns:w10="urn:schemas-microsoft-com:office:word" xmlns:w="http://schemas.openxmlformats.org/wordprocessingml/2006/main" xmlns:w14="http://schemas.microsoft.com/office/word/2010/wordml" xmlns:w15="http://schemas.microsoft.com/office/word/2012/wordml" xmlns:w16cex="http://schemas.microsoft.com/office/word/2018/wordml/cex" xmlns:w16cid="http://schemas.microsoft.com/office/word/2016/wordml/cid" xmlns:w16="http://schemas.microsoft.com/office/word/2018/wordml" xmlns:w16sdtdh="http://schemas.microsoft.com/office/word/2020/wordml/sdtdatahash" xmlns:w16se="http://schemas.microsoft.com/office/word/2015/wordml/symex" xmlns:wpg="http://schemas.microsoft.com/office/word/2010/wordprocessingGroup" xmlns:wpi="http://schemas.microsoft.com/office/word/2010/wordprocessingInk" xmlns:wne="http://schemas.microsoft.com/office/word/2006/wordml" xmlns:wps="http://schemas.microsoft.com/office/word/2010/wordprocessingShape" mc:Ignorable="w14 w15 w16se w16cid w16 w16cex w16sdtdh wp14">
+<w:endnotes xmlns:wpc="http://schemas.microsoft.com/office/word/2010/wordprocessingCanvas" xmlns:cx="http://schemas.microsoft.com/office/drawing/2014/chartex" xmlns:cx1="http://schemas.microsoft.com/office/drawing/2015/9/8/chartex" xmlns:cx2="http://schemas.microsoft.com/office/drawing/2015/10/21/chartex" xmlns:cx3="http://schemas.microsoft.com/office/drawing/2016/5/9/chartex" xmlns:cx4="http://schemas.microsoft.com/office/drawing/2016/5/10/chartex" xmlns:cx5="http://schemas.microsoft.com/office/drawing/2016/5/11/chartex" xmlns:cx6="http://schemas.microsoft.com/office/drawing/2016/5/12/chartex" xmlns:cx7="http://schemas.microsoft.com/office/drawing/2016/5/13/chartex" xmlns:cx8="http://schemas.microsoft.com/office/drawing/2016/5/14/chartex" xmlns:mc="http://schemas.openxmlformats.org/markup-compatibility/2006" xmlns:aink="http://schemas.microsoft.com/office/drawing/2016/ink" xmlns:am3d="http://schemas.microsoft.com/office/drawing/2017/model3d" xmlns:o="urn:schemas-microsoft-com:office:office" xmlns:r="http://schemas.openxmlformats.org/officeDocument/2006/relationships" xmlns:m="http://schemas.openxmlformats.org/officeDocument/2006/math" xmlns:v="urn:schemas-microsoft-com:vml" xmlns:wp14="http://schemas.microsoft.com/office/word/2010/wordprocessingDrawing" xmlns:wp="http://schemas.openxmlformats.org/drawingml/2006/wordprocessingDrawing" xmlns:w10="urn:schemas-microsoft-com:office:word" xmlns:w="http://schemas.openxmlformats.org/wordprocessingml/2006/main" xmlns:w14="http://schemas.microsoft.com/office/word/2010/wordml" xmlns:w15="http://schemas.microsoft.com/office/word/2012/wordml" xmlns:w16cex="http://schemas.microsoft.com/office/word/2018/wordml/cex" xmlns:w16cid="http://schemas.microsoft.com/office/word/2016/wordml/cid" xmlns:w16="http://schemas.microsoft.com/office/word/2018/wordml" xmlns:w16se="http://schemas.microsoft.com/office/word/2015/wordml/symex" xmlns:wpg="http://schemas.microsoft.com/office/word/2010/wordprocessingGroup" xmlns:wpi="http://schemas.microsoft.com/office/word/2010/wordprocessingInk" xmlns:wne="http://schemas.microsoft.com/office/word/2006/wordml" xmlns:wps="http://schemas.microsoft.com/office/word/2010/wordprocessingShape" mc:Ignorable="w14 w15 w16se w16cid w16 w16cex wp14">
   <w:endnote w:type="separator" w:id="-1">
     <w:p>
       <w:r>
@@ -9656,7 +10661,7 @@
 </file>
 
 <file path=word/footer1.xml><?xml version="1.0" encoding="utf-8"?>
-<w:ftr xmlns:wpc="http://schemas.microsoft.com/office/word/2010/wordprocessingCanvas" xmlns:cx="http://schemas.microsoft.com/office/drawing/2014/chartex" xmlns:cx1="http://schemas.microsoft.com/office/drawing/2015/9/8/chartex" xmlns:cx2="http://schemas.microsoft.com/office/drawing/2015/10/21/chartex" xmlns:cx3="http://schemas.microsoft.com/office/drawing/2016/5/9/chartex" xmlns:cx4="http://schemas.microsoft.com/office/drawing/2016/5/10/chartex" xmlns:cx5="http://schemas.microsoft.com/office/drawing/2016/5/11/chartex" xmlns:cx6="http://schemas.microsoft.com/office/drawing/2016/5/12/chartex" xmlns:cx7="http://schemas.microsoft.com/office/drawing/2016/5/13/chartex" xmlns:cx8="http://schemas.microsoft.com/office/drawing/2016/5/14/chartex" xmlns:mc="http://schemas.openxmlformats.org/markup-compatibility/2006" xmlns:aink="http://schemas.microsoft.com/office/drawing/2016/ink" xmlns:am3d="http://schemas.microsoft.com/office/drawing/2017/model3d" xmlns:o="urn:schemas-microsoft-com:office:office" xmlns:oel="http://schemas.microsoft.com/office/2019/extlst" xmlns:r="http://schemas.openxmlformats.org/officeDocument/2006/relationships" xmlns:m="http://schemas.openxmlformats.org/officeDocument/2006/math" xmlns:v="urn:schemas-microsoft-com:vml" xmlns:wp14="http://schemas.microsoft.com/office/word/2010/wordprocessingDrawing" xmlns:wp="http://schemas.openxmlformats.org/drawingml/2006/wordprocessingDrawing" xmlns:w10="urn:schemas-microsoft-com:office:word" xmlns:w="http://schemas.openxmlformats.org/wordprocessingml/2006/main" xmlns:w14="http://schemas.microsoft.com/office/word/2010/wordml" xmlns:w15="http://schemas.microsoft.com/office/word/2012/wordml" xmlns:w16cex="http://schemas.microsoft.com/office/word/2018/wordml/cex" xmlns:w16cid="http://schemas.microsoft.com/office/word/2016/wordml/cid" xmlns:w16="http://schemas.microsoft.com/office/word/2018/wordml" xmlns:w16sdtdh="http://schemas.microsoft.com/office/word/2020/wordml/sdtdatahash" xmlns:w16se="http://schemas.microsoft.com/office/word/2015/wordml/symex" xmlns:wpg="http://schemas.microsoft.com/office/word/2010/wordprocessingGroup" xmlns:wpi="http://schemas.microsoft.com/office/word/2010/wordprocessingInk" xmlns:wne="http://schemas.microsoft.com/office/word/2006/wordml" xmlns:wps="http://schemas.microsoft.com/office/word/2010/wordprocessingShape" mc:Ignorable="w14 w15 w16se w16cid w16 w16cex w16sdtdh wp14">
+<w:ftr xmlns:wpc="http://schemas.microsoft.com/office/word/2010/wordprocessingCanvas" xmlns:cx="http://schemas.microsoft.com/office/drawing/2014/chartex" xmlns:cx1="http://schemas.microsoft.com/office/drawing/2015/9/8/chartex" xmlns:cx2="http://schemas.microsoft.com/office/drawing/2015/10/21/chartex" xmlns:cx3="http://schemas.microsoft.com/office/drawing/2016/5/9/chartex" xmlns:cx4="http://schemas.microsoft.com/office/drawing/2016/5/10/chartex" xmlns:cx5="http://schemas.microsoft.com/office/drawing/2016/5/11/chartex" xmlns:cx6="http://schemas.microsoft.com/office/drawing/2016/5/12/chartex" xmlns:cx7="http://schemas.microsoft.com/office/drawing/2016/5/13/chartex" xmlns:cx8="http://schemas.microsoft.com/office/drawing/2016/5/14/chartex" xmlns:mc="http://schemas.openxmlformats.org/markup-compatibility/2006" xmlns:aink="http://schemas.microsoft.com/office/drawing/2016/ink" xmlns:am3d="http://schemas.microsoft.com/office/drawing/2017/model3d" xmlns:o="urn:schemas-microsoft-com:office:office" xmlns:r="http://schemas.openxmlformats.org/officeDocument/2006/relationships" xmlns:m="http://schemas.openxmlformats.org/officeDocument/2006/math" xmlns:v="urn:schemas-microsoft-com:vml" xmlns:wp14="http://schemas.microsoft.com/office/word/2010/wordprocessingDrawing" xmlns:wp="http://schemas.openxmlformats.org/drawingml/2006/wordprocessingDrawing" xmlns:w10="urn:schemas-microsoft-com:office:word" xmlns:w="http://schemas.openxmlformats.org/wordprocessingml/2006/main" xmlns:w14="http://schemas.microsoft.com/office/word/2010/wordml" xmlns:w15="http://schemas.microsoft.com/office/word/2012/wordml" xmlns:w16cex="http://schemas.microsoft.com/office/word/2018/wordml/cex" xmlns:w16cid="http://schemas.microsoft.com/office/word/2016/wordml/cid" xmlns:w16="http://schemas.microsoft.com/office/word/2018/wordml" xmlns:w16se="http://schemas.microsoft.com/office/word/2015/wordml/symex" xmlns:wpg="http://schemas.microsoft.com/office/word/2010/wordprocessingGroup" xmlns:wpi="http://schemas.microsoft.com/office/word/2010/wordprocessingInk" xmlns:wne="http://schemas.microsoft.com/office/word/2006/wordml" xmlns:wps="http://schemas.microsoft.com/office/word/2010/wordprocessingShape" mc:Ignorable="w14 w15 w16se w16cid w16 w16cex wp14">
   <w:sdt>
     <w:sdtPr>
       <w:id w:val="170926113"/>
@@ -9665,6 +10670,7 @@
         <w:docPartUnique/>
       </w:docPartObj>
     </w:sdtPr>
+    <w:sdtEndPr/>
     <w:sdtContent>
       <w:p>
         <w:pPr>
@@ -9701,7 +10707,7 @@
 </file>
 
 <file path=word/footnotes.xml><?xml version="1.0" encoding="utf-8"?>
-<w:footnotes xmlns:wpc="http://schemas.microsoft.com/office/word/2010/wordprocessingCanvas" xmlns:cx="http://schemas.microsoft.com/office/drawing/2014/chartex" xmlns:cx1="http://schemas.microsoft.com/office/drawing/2015/9/8/chartex" xmlns:cx2="http://schemas.microsoft.com/office/drawing/2015/10/21/chartex" xmlns:cx3="http://schemas.microsoft.com/office/drawing/2016/5/9/chartex" xmlns:cx4="http://schemas.microsoft.com/office/drawing/2016/5/10/chartex" xmlns:cx5="http://schemas.microsoft.com/office/drawing/2016/5/11/chartex" xmlns:cx6="http://schemas.microsoft.com/office/drawing/2016/5/12/chartex" xmlns:cx7="http://schemas.microsoft.com/office/drawing/2016/5/13/chartex" xmlns:cx8="http://schemas.microsoft.com/office/drawing/2016/5/14/chartex" xmlns:mc="http://schemas.openxmlformats.org/markup-compatibility/2006" xmlns:aink="http://schemas.microsoft.com/office/drawing/2016/ink" xmlns:am3d="http://schemas.microsoft.com/office/drawing/2017/model3d" xmlns:o="urn:schemas-microsoft-com:office:office" xmlns:oel="http://schemas.microsoft.com/office/2019/extlst" xmlns:r="http://schemas.openxmlformats.org/officeDocument/2006/relationships" xmlns:m="http://schemas.openxmlformats.org/officeDocument/2006/math" xmlns:v="urn:schemas-microsoft-com:vml" xmlns:wp14="http://schemas.microsoft.com/office/word/2010/wordprocessingDrawing" xmlns:wp="http://schemas.openxmlformats.org/drawingml/2006/wordprocessingDrawing" xmlns:w10="urn:schemas-microsoft-com:office:word" xmlns:w="http://schemas.openxmlformats.org/wordprocessingml/2006/main" xmlns:w14="http://schemas.microsoft.com/office/word/2010/wordml" xmlns:w15="http://schemas.microsoft.com/office/word/2012/wordml" xmlns:w16cex="http://schemas.microsoft.com/office/word/2018/wordml/cex" xmlns:w16cid="http://schemas.microsoft.com/office/word/2016/wordml/cid" xmlns:w16="http://schemas.microsoft.com/office/word/2018/wordml" xmlns:w16sdtdh="http://schemas.microsoft.com/office/word/2020/wordml/sdtdatahash" xmlns:w16se="http://schemas.microsoft.com/office/word/2015/wordml/symex" xmlns:wpg="http://schemas.microsoft.com/office/word/2010/wordprocessingGroup" xmlns:wpi="http://schemas.microsoft.com/office/word/2010/wordprocessingInk" xmlns:wne="http://schemas.microsoft.com/office/word/2006/wordml" xmlns:wps="http://schemas.microsoft.com/office/word/2010/wordprocessingShape" mc:Ignorable="w14 w15 w16se w16cid w16 w16cex w16sdtdh wp14">
+<w:footnotes xmlns:wpc="http://schemas.microsoft.com/office/word/2010/wordprocessingCanvas" xmlns:cx="http://schemas.microsoft.com/office/drawing/2014/chartex" xmlns:cx1="http://schemas.microsoft.com/office/drawing/2015/9/8/chartex" xmlns:cx2="http://schemas.microsoft.com/office/drawing/2015/10/21/chartex" xmlns:cx3="http://schemas.microsoft.com/office/drawing/2016/5/9/chartex" xmlns:cx4="http://schemas.microsoft.com/office/drawing/2016/5/10/chartex" xmlns:cx5="http://schemas.microsoft.com/office/drawing/2016/5/11/chartex" xmlns:cx6="http://schemas.microsoft.com/office/drawing/2016/5/12/chartex" xmlns:cx7="http://schemas.microsoft.com/office/drawing/2016/5/13/chartex" xmlns:cx8="http://schemas.microsoft.com/office/drawing/2016/5/14/chartex" xmlns:mc="http://schemas.openxmlformats.org/markup-compatibility/2006" xmlns:aink="http://schemas.microsoft.com/office/drawing/2016/ink" xmlns:am3d="http://schemas.microsoft.com/office/drawing/2017/model3d" xmlns:o="urn:schemas-microsoft-com:office:office" xmlns:r="http://schemas.openxmlformats.org/officeDocument/2006/relationships" xmlns:m="http://schemas.openxmlformats.org/officeDocument/2006/math" xmlns:v="urn:schemas-microsoft-com:vml" xmlns:wp14="http://schemas.microsoft.com/office/word/2010/wordprocessingDrawing" xmlns:wp="http://schemas.openxmlformats.org/drawingml/2006/wordprocessingDrawing" xmlns:w10="urn:schemas-microsoft-com:office:word" xmlns:w="http://schemas.openxmlformats.org/wordprocessingml/2006/main" xmlns:w14="http://schemas.microsoft.com/office/word/2010/wordml" xmlns:w15="http://schemas.microsoft.com/office/word/2012/wordml" xmlns:w16cex="http://schemas.microsoft.com/office/word/2018/wordml/cex" xmlns:w16cid="http://schemas.microsoft.com/office/word/2016/wordml/cid" xmlns:w16="http://schemas.microsoft.com/office/word/2018/wordml" xmlns:w16se="http://schemas.microsoft.com/office/word/2015/wordml/symex" xmlns:wpg="http://schemas.microsoft.com/office/word/2010/wordprocessingGroup" xmlns:wpi="http://schemas.microsoft.com/office/word/2010/wordprocessingInk" xmlns:wne="http://schemas.microsoft.com/office/word/2006/wordml" xmlns:wps="http://schemas.microsoft.com/office/word/2010/wordprocessingShape" mc:Ignorable="w14 w15 w16se w16cid w16 w16cex wp14">
   <w:footnote w:type="separator" w:id="-1">
     <w:p>
       <w:r>
@@ -9720,7 +10726,7 @@
 </file>
 
 <file path=word/numbering.xml><?xml version="1.0" encoding="utf-8"?>
-<w:numbering xmlns:wpc="http://schemas.microsoft.com/office/word/2010/wordprocessingCanvas" xmlns:cx="http://schemas.microsoft.com/office/drawing/2014/chartex" xmlns:cx1="http://schemas.microsoft.com/office/drawing/2015/9/8/chartex" xmlns:cx2="http://schemas.microsoft.com/office/drawing/2015/10/21/chartex" xmlns:cx3="http://schemas.microsoft.com/office/drawing/2016/5/9/chartex" xmlns:cx4="http://schemas.microsoft.com/office/drawing/2016/5/10/chartex" xmlns:cx5="http://schemas.microsoft.com/office/drawing/2016/5/11/chartex" xmlns:cx6="http://schemas.microsoft.com/office/drawing/2016/5/12/chartex" xmlns:cx7="http://schemas.microsoft.com/office/drawing/2016/5/13/chartex" xmlns:cx8="http://schemas.microsoft.com/office/drawing/2016/5/14/chartex" xmlns:mc="http://schemas.openxmlformats.org/markup-compatibility/2006" xmlns:aink="http://schemas.microsoft.com/office/drawing/2016/ink" xmlns:am3d="http://schemas.microsoft.com/office/drawing/2017/model3d" xmlns:o="urn:schemas-microsoft-com:office:office" xmlns:oel="http://schemas.microsoft.com/office/2019/extlst" xmlns:r="http://schemas.openxmlformats.org/officeDocument/2006/relationships" xmlns:m="http://schemas.openxmlformats.org/officeDocument/2006/math" xmlns:v="urn:schemas-microsoft-com:vml" xmlns:wp14="http://schemas.microsoft.com/office/word/2010/wordprocessingDrawing" xmlns:wp="http://schemas.openxmlformats.org/drawingml/2006/wordprocessingDrawing" xmlns:w10="urn:schemas-microsoft-com:office:word" xmlns:w="http://schemas.openxmlformats.org/wordprocessingml/2006/main" xmlns:w14="http://schemas.microsoft.com/office/word/2010/wordml" xmlns:w15="http://schemas.microsoft.com/office/word/2012/wordml" xmlns:w16cex="http://schemas.microsoft.com/office/word/2018/wordml/cex" xmlns:w16cid="http://schemas.microsoft.com/office/word/2016/wordml/cid" xmlns:w16="http://schemas.microsoft.com/office/word/2018/wordml" xmlns:w16sdtdh="http://schemas.microsoft.com/office/word/2020/wordml/sdtdatahash" xmlns:w16se="http://schemas.microsoft.com/office/word/2015/wordml/symex" xmlns:wpg="http://schemas.microsoft.com/office/word/2010/wordprocessingGroup" xmlns:wpi="http://schemas.microsoft.com/office/word/2010/wordprocessingInk" xmlns:wne="http://schemas.microsoft.com/office/word/2006/wordml" xmlns:wps="http://schemas.microsoft.com/office/word/2010/wordprocessingShape" mc:Ignorable="w14 w15 w16se w16cid w16 w16cex w16sdtdh wp14">
+<w:numbering xmlns:wpc="http://schemas.microsoft.com/office/word/2010/wordprocessingCanvas" xmlns:cx="http://schemas.microsoft.com/office/drawing/2014/chartex" xmlns:cx1="http://schemas.microsoft.com/office/drawing/2015/9/8/chartex" xmlns:cx2="http://schemas.microsoft.com/office/drawing/2015/10/21/chartex" xmlns:cx3="http://schemas.microsoft.com/office/drawing/2016/5/9/chartex" xmlns:cx4="http://schemas.microsoft.com/office/drawing/2016/5/10/chartex" xmlns:cx5="http://schemas.microsoft.com/office/drawing/2016/5/11/chartex" xmlns:cx6="http://schemas.microsoft.com/office/drawing/2016/5/12/chartex" xmlns:cx7="http://schemas.microsoft.com/office/drawing/2016/5/13/chartex" xmlns:cx8="http://schemas.microsoft.com/office/drawing/2016/5/14/chartex" xmlns:mc="http://schemas.openxmlformats.org/markup-compatibility/2006" xmlns:aink="http://schemas.microsoft.com/office/drawing/2016/ink" xmlns:am3d="http://schemas.microsoft.com/office/drawing/2017/model3d" xmlns:o="urn:schemas-microsoft-com:office:office" xmlns:r="http://schemas.openxmlformats.org/officeDocument/2006/relationships" xmlns:m="http://schemas.openxmlformats.org/officeDocument/2006/math" xmlns:v="urn:schemas-microsoft-com:vml" xmlns:wp14="http://schemas.microsoft.com/office/word/2010/wordprocessingDrawing" xmlns:wp="http://schemas.openxmlformats.org/drawingml/2006/wordprocessingDrawing" xmlns:w10="urn:schemas-microsoft-com:office:word" xmlns:w="http://schemas.openxmlformats.org/wordprocessingml/2006/main" xmlns:w14="http://schemas.microsoft.com/office/word/2010/wordml" xmlns:w15="http://schemas.microsoft.com/office/word/2012/wordml" xmlns:w16cex="http://schemas.microsoft.com/office/word/2018/wordml/cex" xmlns:w16cid="http://schemas.microsoft.com/office/word/2016/wordml/cid" xmlns:w16="http://schemas.microsoft.com/office/word/2018/wordml" xmlns:w16se="http://schemas.microsoft.com/office/word/2015/wordml/symex" xmlns:wpg="http://schemas.microsoft.com/office/word/2010/wordprocessingGroup" xmlns:wpi="http://schemas.microsoft.com/office/word/2010/wordprocessingInk" xmlns:wne="http://schemas.microsoft.com/office/word/2006/wordml" xmlns:wps="http://schemas.microsoft.com/office/word/2010/wordprocessingShape" mc:Ignorable="w14 w15 w16se w16cid w16 w16cex wp14">
   <w:abstractNum w:abstractNumId="0" w15:restartNumberingAfterBreak="0">
     <w:nsid w:val="03754252"/>
     <w:multiLevelType w:val="hybridMultilevel"/>
@@ -10179,6 +11185,92 @@
     </w:lvl>
   </w:abstractNum>
   <w:abstractNum w:abstractNumId="5" w15:restartNumberingAfterBreak="0">
+    <w:nsid w:val="1092596D"/>
+    <w:multiLevelType w:val="hybridMultilevel"/>
+    <w:tmpl w:val="0194CCAE"/>
+    <w:lvl w:ilvl="0" w:tplc="0419000F">
+      <w:start w:val="1"/>
+      <w:numFmt w:val="decimal"/>
+      <w:lvlText w:val="%1."/>
+      <w:lvlJc w:val="left"/>
+      <w:pPr>
+        <w:ind w:left="1145" w:hanging="360"/>
+      </w:pPr>
+    </w:lvl>
+    <w:lvl w:ilvl="1" w:tplc="04190019" w:tentative="1">
+      <w:start w:val="1"/>
+      <w:numFmt w:val="lowerLetter"/>
+      <w:lvlText w:val="%2."/>
+      <w:lvlJc w:val="left"/>
+      <w:pPr>
+        <w:ind w:left="1865" w:hanging="360"/>
+      </w:pPr>
+    </w:lvl>
+    <w:lvl w:ilvl="2" w:tplc="0419001B" w:tentative="1">
+      <w:start w:val="1"/>
+      <w:numFmt w:val="lowerRoman"/>
+      <w:lvlText w:val="%3."/>
+      <w:lvlJc w:val="right"/>
+      <w:pPr>
+        <w:ind w:left="2585" w:hanging="180"/>
+      </w:pPr>
+    </w:lvl>
+    <w:lvl w:ilvl="3" w:tplc="0419000F" w:tentative="1">
+      <w:start w:val="1"/>
+      <w:numFmt w:val="decimal"/>
+      <w:lvlText w:val="%4."/>
+      <w:lvlJc w:val="left"/>
+      <w:pPr>
+        <w:ind w:left="3305" w:hanging="360"/>
+      </w:pPr>
+    </w:lvl>
+    <w:lvl w:ilvl="4" w:tplc="04190019" w:tentative="1">
+      <w:start w:val="1"/>
+      <w:numFmt w:val="lowerLetter"/>
+      <w:lvlText w:val="%5."/>
+      <w:lvlJc w:val="left"/>
+      <w:pPr>
+        <w:ind w:left="4025" w:hanging="360"/>
+      </w:pPr>
+    </w:lvl>
+    <w:lvl w:ilvl="5" w:tplc="0419001B" w:tentative="1">
+      <w:start w:val="1"/>
+      <w:numFmt w:val="lowerRoman"/>
+      <w:lvlText w:val="%6."/>
+      <w:lvlJc w:val="right"/>
+      <w:pPr>
+        <w:ind w:left="4745" w:hanging="180"/>
+      </w:pPr>
+    </w:lvl>
+    <w:lvl w:ilvl="6" w:tplc="0419000F" w:tentative="1">
+      <w:start w:val="1"/>
+      <w:numFmt w:val="decimal"/>
+      <w:lvlText w:val="%7."/>
+      <w:lvlJc w:val="left"/>
+      <w:pPr>
+        <w:ind w:left="5465" w:hanging="360"/>
+      </w:pPr>
+    </w:lvl>
+    <w:lvl w:ilvl="7" w:tplc="04190019" w:tentative="1">
+      <w:start w:val="1"/>
+      <w:numFmt w:val="lowerLetter"/>
+      <w:lvlText w:val="%8."/>
+      <w:lvlJc w:val="left"/>
+      <w:pPr>
+        <w:ind w:left="6185" w:hanging="360"/>
+      </w:pPr>
+    </w:lvl>
+    <w:lvl w:ilvl="8" w:tplc="0419001B" w:tentative="1">
+      <w:start w:val="1"/>
+      <w:numFmt w:val="lowerRoman"/>
+      <w:lvlText w:val="%9."/>
+      <w:lvlJc w:val="right"/>
+      <w:pPr>
+        <w:ind w:left="6905" w:hanging="180"/>
+      </w:pPr>
+    </w:lvl>
+  </w:abstractNum>
+  <w:abstractNum w:abstractNumId="6" w15:restartNumberingAfterBreak="0">
     <w:nsid w:val="13734F4F"/>
     <w:multiLevelType w:val="hybridMultilevel"/>
     <w:tmpl w:val="83584872"/>
@@ -10264,7 +11356,7 @@
       </w:pPr>
     </w:lvl>
   </w:abstractNum>
-  <w:abstractNum w:abstractNumId="6" w15:restartNumberingAfterBreak="0">
+  <w:abstractNum w:abstractNumId="7" w15:restartNumberingAfterBreak="0">
     <w:nsid w:val="20714585"/>
     <w:multiLevelType w:val="multilevel"/>
     <w:tmpl w:val="B96ABF20"/>
@@ -10382,7 +11474,7 @@
       </w:rPr>
     </w:lvl>
   </w:abstractNum>
-  <w:abstractNum w:abstractNumId="7" w15:restartNumberingAfterBreak="0">
+  <w:abstractNum w:abstractNumId="8" w15:restartNumberingAfterBreak="0">
     <w:nsid w:val="22751754"/>
     <w:multiLevelType w:val="multilevel"/>
     <w:tmpl w:val="34E6B7B6"/>
@@ -10495,7 +11587,7 @@
       </w:rPr>
     </w:lvl>
   </w:abstractNum>
-  <w:abstractNum w:abstractNumId="8" w15:restartNumberingAfterBreak="0">
+  <w:abstractNum w:abstractNumId="9" w15:restartNumberingAfterBreak="0">
     <w:nsid w:val="22E43231"/>
     <w:multiLevelType w:val="hybridMultilevel"/>
     <w:tmpl w:val="761C95E4"/>
@@ -10581,7 +11673,7 @@
       </w:pPr>
     </w:lvl>
   </w:abstractNum>
-  <w:abstractNum w:abstractNumId="9" w15:restartNumberingAfterBreak="0">
+  <w:abstractNum w:abstractNumId="10" w15:restartNumberingAfterBreak="0">
     <w:nsid w:val="241B5977"/>
     <w:multiLevelType w:val="hybridMultilevel"/>
     <w:tmpl w:val="C10EC94A"/>
@@ -10667,7 +11759,7 @@
       </w:pPr>
     </w:lvl>
   </w:abstractNum>
-  <w:abstractNum w:abstractNumId="10" w15:restartNumberingAfterBreak="0">
+  <w:abstractNum w:abstractNumId="11" w15:restartNumberingAfterBreak="0">
     <w:nsid w:val="26C46DFB"/>
     <w:multiLevelType w:val="multilevel"/>
     <w:tmpl w:val="EA8EF8C6"/>
@@ -10780,7 +11872,7 @@
       </w:rPr>
     </w:lvl>
   </w:abstractNum>
-  <w:abstractNum w:abstractNumId="11" w15:restartNumberingAfterBreak="0">
+  <w:abstractNum w:abstractNumId="12" w15:restartNumberingAfterBreak="0">
     <w:nsid w:val="26F66FF5"/>
     <w:multiLevelType w:val="hybridMultilevel"/>
     <w:tmpl w:val="C42A290A"/>
@@ -10866,7 +11958,7 @@
       </w:pPr>
     </w:lvl>
   </w:abstractNum>
-  <w:abstractNum w:abstractNumId="12" w15:restartNumberingAfterBreak="0">
+  <w:abstractNum w:abstractNumId="13" w15:restartNumberingAfterBreak="0">
     <w:nsid w:val="2BF17F24"/>
     <w:multiLevelType w:val="hybridMultilevel"/>
     <w:tmpl w:val="AEE62F2A"/>
@@ -10952,7 +12044,7 @@
       </w:pPr>
     </w:lvl>
   </w:abstractNum>
-  <w:abstractNum w:abstractNumId="13" w15:restartNumberingAfterBreak="0">
+  <w:abstractNum w:abstractNumId="14" w15:restartNumberingAfterBreak="0">
     <w:nsid w:val="2DA8463A"/>
     <w:multiLevelType w:val="hybridMultilevel"/>
     <w:tmpl w:val="CF3A7FF0"/>
@@ -11038,7 +12130,7 @@
       </w:pPr>
     </w:lvl>
   </w:abstractNum>
-  <w:abstractNum w:abstractNumId="14" w15:restartNumberingAfterBreak="0">
+  <w:abstractNum w:abstractNumId="15" w15:restartNumberingAfterBreak="0">
     <w:nsid w:val="30E163A2"/>
     <w:multiLevelType w:val="hybridMultilevel"/>
     <w:tmpl w:val="008EB14A"/>
@@ -11124,7 +12216,7 @@
       </w:pPr>
     </w:lvl>
   </w:abstractNum>
-  <w:abstractNum w:abstractNumId="15" w15:restartNumberingAfterBreak="0">
+  <w:abstractNum w:abstractNumId="16" w15:restartNumberingAfterBreak="0">
     <w:nsid w:val="353B52B3"/>
     <w:multiLevelType w:val="hybridMultilevel"/>
     <w:tmpl w:val="E49EFF90"/>
@@ -11210,7 +12302,7 @@
       </w:pPr>
     </w:lvl>
   </w:abstractNum>
-  <w:abstractNum w:abstractNumId="16" w15:restartNumberingAfterBreak="0">
+  <w:abstractNum w:abstractNumId="17" w15:restartNumberingAfterBreak="0">
     <w:nsid w:val="3AB86ED6"/>
     <w:multiLevelType w:val="hybridMultilevel"/>
     <w:tmpl w:val="922ACCE8"/>
@@ -11296,7 +12388,7 @@
       </w:pPr>
     </w:lvl>
   </w:abstractNum>
-  <w:abstractNum w:abstractNumId="17" w15:restartNumberingAfterBreak="0">
+  <w:abstractNum w:abstractNumId="18" w15:restartNumberingAfterBreak="0">
     <w:nsid w:val="3C8C7423"/>
     <w:multiLevelType w:val="hybridMultilevel"/>
     <w:tmpl w:val="5044AD76"/>
@@ -11382,7 +12474,7 @@
       </w:pPr>
     </w:lvl>
   </w:abstractNum>
-  <w:abstractNum w:abstractNumId="18" w15:restartNumberingAfterBreak="0">
+  <w:abstractNum w:abstractNumId="19" w15:restartNumberingAfterBreak="0">
     <w:nsid w:val="486D4EFC"/>
     <w:multiLevelType w:val="hybridMultilevel"/>
     <w:tmpl w:val="DA3A9D86"/>
@@ -11468,7 +12560,7 @@
       </w:pPr>
     </w:lvl>
   </w:abstractNum>
-  <w:abstractNum w:abstractNumId="19" w15:restartNumberingAfterBreak="0">
+  <w:abstractNum w:abstractNumId="20" w15:restartNumberingAfterBreak="0">
     <w:nsid w:val="49160D3F"/>
     <w:multiLevelType w:val="hybridMultilevel"/>
     <w:tmpl w:val="B350B1DC"/>
@@ -11554,7 +12646,7 @@
       </w:pPr>
     </w:lvl>
   </w:abstractNum>
-  <w:abstractNum w:abstractNumId="20" w15:restartNumberingAfterBreak="0">
+  <w:abstractNum w:abstractNumId="21" w15:restartNumberingAfterBreak="0">
     <w:nsid w:val="4A9325E5"/>
     <w:multiLevelType w:val="hybridMultilevel"/>
     <w:tmpl w:val="15D040FE"/>
@@ -11640,7 +12732,7 @@
       </w:pPr>
     </w:lvl>
   </w:abstractNum>
-  <w:abstractNum w:abstractNumId="21" w15:restartNumberingAfterBreak="0">
+  <w:abstractNum w:abstractNumId="22" w15:restartNumberingAfterBreak="0">
     <w:nsid w:val="4E0A132C"/>
     <w:multiLevelType w:val="hybridMultilevel"/>
     <w:tmpl w:val="84986386"/>
@@ -11726,7 +12818,7 @@
       </w:pPr>
     </w:lvl>
   </w:abstractNum>
-  <w:abstractNum w:abstractNumId="22" w15:restartNumberingAfterBreak="0">
+  <w:abstractNum w:abstractNumId="23" w15:restartNumberingAfterBreak="0">
     <w:nsid w:val="52706A25"/>
     <w:multiLevelType w:val="hybridMultilevel"/>
     <w:tmpl w:val="A7EEC45A"/>
@@ -11812,7 +12904,7 @@
       </w:pPr>
     </w:lvl>
   </w:abstractNum>
-  <w:abstractNum w:abstractNumId="23" w15:restartNumberingAfterBreak="0">
+  <w:abstractNum w:abstractNumId="24" w15:restartNumberingAfterBreak="0">
     <w:nsid w:val="53505933"/>
     <w:multiLevelType w:val="hybridMultilevel"/>
     <w:tmpl w:val="E4DC5578"/>
@@ -11898,7 +12990,7 @@
       </w:pPr>
     </w:lvl>
   </w:abstractNum>
-  <w:abstractNum w:abstractNumId="24" w15:restartNumberingAfterBreak="0">
+  <w:abstractNum w:abstractNumId="25" w15:restartNumberingAfterBreak="0">
     <w:nsid w:val="55667F0A"/>
     <w:multiLevelType w:val="hybridMultilevel"/>
     <w:tmpl w:val="FDC2C6A2"/>
@@ -11984,7 +13076,7 @@
       </w:pPr>
     </w:lvl>
   </w:abstractNum>
-  <w:abstractNum w:abstractNumId="25" w15:restartNumberingAfterBreak="0">
+  <w:abstractNum w:abstractNumId="26" w15:restartNumberingAfterBreak="0">
     <w:nsid w:val="5599126C"/>
     <w:multiLevelType w:val="hybridMultilevel"/>
     <w:tmpl w:val="D0E4464A"/>
@@ -12070,7 +13162,7 @@
       </w:pPr>
     </w:lvl>
   </w:abstractNum>
-  <w:abstractNum w:abstractNumId="26" w15:restartNumberingAfterBreak="0">
+  <w:abstractNum w:abstractNumId="27" w15:restartNumberingAfterBreak="0">
     <w:nsid w:val="5BC67C09"/>
     <w:multiLevelType w:val="hybridMultilevel"/>
     <w:tmpl w:val="76E4A324"/>
@@ -12156,7 +13248,7 @@
       </w:pPr>
     </w:lvl>
   </w:abstractNum>
-  <w:abstractNum w:abstractNumId="27" w15:restartNumberingAfterBreak="0">
+  <w:abstractNum w:abstractNumId="28" w15:restartNumberingAfterBreak="0">
     <w:nsid w:val="64BD6D48"/>
     <w:multiLevelType w:val="hybridMultilevel"/>
     <w:tmpl w:val="5A60977C"/>
@@ -12242,7 +13334,7 @@
       </w:pPr>
     </w:lvl>
   </w:abstractNum>
-  <w:abstractNum w:abstractNumId="28" w15:restartNumberingAfterBreak="0">
+  <w:abstractNum w:abstractNumId="29" w15:restartNumberingAfterBreak="0">
     <w:nsid w:val="659B27FF"/>
     <w:multiLevelType w:val="hybridMultilevel"/>
     <w:tmpl w:val="2C88A9DC"/>
@@ -12328,7 +13420,93 @@
       </w:pPr>
     </w:lvl>
   </w:abstractNum>
-  <w:abstractNum w:abstractNumId="29" w15:restartNumberingAfterBreak="0">
+  <w:abstractNum w:abstractNumId="30" w15:restartNumberingAfterBreak="0">
+    <w:nsid w:val="67614ABA"/>
+    <w:multiLevelType w:val="hybridMultilevel"/>
+    <w:tmpl w:val="0876F9EC"/>
+    <w:lvl w:ilvl="0" w:tplc="0419000F">
+      <w:start w:val="1"/>
+      <w:numFmt w:val="decimal"/>
+      <w:lvlText w:val="%1."/>
+      <w:lvlJc w:val="left"/>
+      <w:pPr>
+        <w:ind w:left="1145" w:hanging="360"/>
+      </w:pPr>
+    </w:lvl>
+    <w:lvl w:ilvl="1" w:tplc="04190019" w:tentative="1">
+      <w:start w:val="1"/>
+      <w:numFmt w:val="lowerLetter"/>
+      <w:lvlText w:val="%2."/>
+      <w:lvlJc w:val="left"/>
+      <w:pPr>
+        <w:ind w:left="1865" w:hanging="360"/>
+      </w:pPr>
+    </w:lvl>
+    <w:lvl w:ilvl="2" w:tplc="0419001B" w:tentative="1">
+      <w:start w:val="1"/>
+      <w:numFmt w:val="lowerRoman"/>
+      <w:lvlText w:val="%3."/>
+      <w:lvlJc w:val="right"/>
+      <w:pPr>
+        <w:ind w:left="2585" w:hanging="180"/>
+      </w:pPr>
+    </w:lvl>
+    <w:lvl w:ilvl="3" w:tplc="0419000F" w:tentative="1">
+      <w:start w:val="1"/>
+      <w:numFmt w:val="decimal"/>
+      <w:lvlText w:val="%4."/>
+      <w:lvlJc w:val="left"/>
+      <w:pPr>
+        <w:ind w:left="3305" w:hanging="360"/>
+      </w:pPr>
+    </w:lvl>
+    <w:lvl w:ilvl="4" w:tplc="04190019" w:tentative="1">
+      <w:start w:val="1"/>
+      <w:numFmt w:val="lowerLetter"/>
+      <w:lvlText w:val="%5."/>
+      <w:lvlJc w:val="left"/>
+      <w:pPr>
+        <w:ind w:left="4025" w:hanging="360"/>
+      </w:pPr>
+    </w:lvl>
+    <w:lvl w:ilvl="5" w:tplc="0419001B" w:tentative="1">
+      <w:start w:val="1"/>
+      <w:numFmt w:val="lowerRoman"/>
+      <w:lvlText w:val="%6."/>
+      <w:lvlJc w:val="right"/>
+      <w:pPr>
+        <w:ind w:left="4745" w:hanging="180"/>
+      </w:pPr>
+    </w:lvl>
+    <w:lvl w:ilvl="6" w:tplc="0419000F" w:tentative="1">
+      <w:start w:val="1"/>
+      <w:numFmt w:val="decimal"/>
+      <w:lvlText w:val="%7."/>
+      <w:lvlJc w:val="left"/>
+      <w:pPr>
+        <w:ind w:left="5465" w:hanging="360"/>
+      </w:pPr>
+    </w:lvl>
+    <w:lvl w:ilvl="7" w:tplc="04190019" w:tentative="1">
+      <w:start w:val="1"/>
+      <w:numFmt w:val="lowerLetter"/>
+      <w:lvlText w:val="%8."/>
+      <w:lvlJc w:val="left"/>
+      <w:pPr>
+        <w:ind w:left="6185" w:hanging="360"/>
+      </w:pPr>
+    </w:lvl>
+    <w:lvl w:ilvl="8" w:tplc="0419001B" w:tentative="1">
+      <w:start w:val="1"/>
+      <w:numFmt w:val="lowerRoman"/>
+      <w:lvlText w:val="%9."/>
+      <w:lvlJc w:val="right"/>
+      <w:pPr>
+        <w:ind w:left="6905" w:hanging="180"/>
+      </w:pPr>
+    </w:lvl>
+  </w:abstractNum>
+  <w:abstractNum w:abstractNumId="31" w15:restartNumberingAfterBreak="0">
     <w:nsid w:val="721030A7"/>
     <w:multiLevelType w:val="hybridMultilevel"/>
     <w:tmpl w:val="587E5F72"/>
@@ -12414,7 +13592,7 @@
       </w:pPr>
     </w:lvl>
   </w:abstractNum>
-  <w:abstractNum w:abstractNumId="30" w15:restartNumberingAfterBreak="0">
+  <w:abstractNum w:abstractNumId="32" w15:restartNumberingAfterBreak="0">
     <w:nsid w:val="79946A66"/>
     <w:multiLevelType w:val="hybridMultilevel"/>
     <w:tmpl w:val="4F422D60"/>
@@ -12500,7 +13678,7 @@
       </w:pPr>
     </w:lvl>
   </w:abstractNum>
-  <w:abstractNum w:abstractNumId="31" w15:restartNumberingAfterBreak="0">
+  <w:abstractNum w:abstractNumId="33" w15:restartNumberingAfterBreak="0">
     <w:nsid w:val="7E4A2AA0"/>
     <w:multiLevelType w:val="hybridMultilevel"/>
     <w:tmpl w:val="D4847626"/>
@@ -12586,107 +13764,113 @@
       </w:pPr>
     </w:lvl>
   </w:abstractNum>
-  <w:num w:numId="1" w16cid:durableId="122584560">
+  <w:num w:numId="1">
+    <w:abstractNumId w:val="11"/>
+  </w:num>
+  <w:num w:numId="2">
+    <w:abstractNumId w:val="4"/>
+  </w:num>
+  <w:num w:numId="3">
+    <w:abstractNumId w:val="8"/>
+  </w:num>
+  <w:num w:numId="4">
+    <w:abstractNumId w:val="25"/>
+  </w:num>
+  <w:num w:numId="5">
+    <w:abstractNumId w:val="20"/>
+  </w:num>
+  <w:num w:numId="6">
+    <w:abstractNumId w:val="14"/>
+  </w:num>
+  <w:num w:numId="7">
+    <w:abstractNumId w:val="13"/>
+  </w:num>
+  <w:num w:numId="8">
+    <w:abstractNumId w:val="26"/>
+  </w:num>
+  <w:num w:numId="9">
+    <w:abstractNumId w:val="12"/>
+  </w:num>
+  <w:num w:numId="10">
+    <w:abstractNumId w:val="22"/>
+  </w:num>
+  <w:num w:numId="11">
+    <w:abstractNumId w:val="17"/>
+  </w:num>
+  <w:num w:numId="12">
+    <w:abstractNumId w:val="3"/>
+  </w:num>
+  <w:num w:numId="13">
+    <w:abstractNumId w:val="6"/>
+  </w:num>
+  <w:num w:numId="14">
+    <w:abstractNumId w:val="15"/>
+  </w:num>
+  <w:num w:numId="15">
+    <w:abstractNumId w:val="18"/>
+  </w:num>
+  <w:num w:numId="16">
+    <w:abstractNumId w:val="29"/>
+  </w:num>
+  <w:num w:numId="17">
+    <w:abstractNumId w:val="32"/>
+  </w:num>
+  <w:num w:numId="18">
+    <w:abstractNumId w:val="21"/>
+  </w:num>
+  <w:num w:numId="19">
+    <w:abstractNumId w:val="23"/>
+  </w:num>
+  <w:num w:numId="20">
+    <w:abstractNumId w:val="1"/>
+  </w:num>
+  <w:num w:numId="21">
     <w:abstractNumId w:val="10"/>
   </w:num>
-  <w:num w:numId="2" w16cid:durableId="314065986">
-    <w:abstractNumId w:val="4"/>
+  <w:num w:numId="22">
+    <w:abstractNumId w:val="31"/>
   </w:num>
-  <w:num w:numId="3" w16cid:durableId="896630716">
+  <w:num w:numId="23">
+    <w:abstractNumId w:val="24"/>
+  </w:num>
+  <w:num w:numId="24">
+    <w:abstractNumId w:val="27"/>
+  </w:num>
+  <w:num w:numId="25">
     <w:abstractNumId w:val="7"/>
   </w:num>
-  <w:num w:numId="4" w16cid:durableId="1902667184">
-    <w:abstractNumId w:val="24"/>
+  <w:num w:numId="26">
+    <w:abstractNumId w:val="16"/>
   </w:num>
-  <w:num w:numId="5" w16cid:durableId="75638732">
+  <w:num w:numId="27">
     <w:abstractNumId w:val="19"/>
   </w:num>
-  <w:num w:numId="6" w16cid:durableId="1918854786">
-    <w:abstractNumId w:val="13"/>
+  <w:num w:numId="28">
+    <w:abstractNumId w:val="9"/>
   </w:num>
-  <w:num w:numId="7" w16cid:durableId="2025865538">
-    <w:abstractNumId w:val="12"/>
+  <w:num w:numId="29">
+    <w:abstractNumId w:val="2"/>
   </w:num>
-  <w:num w:numId="8" w16cid:durableId="414207357">
-    <w:abstractNumId w:val="25"/>
+  <w:num w:numId="30">
+    <w:abstractNumId w:val="0"/>
   </w:num>
-  <w:num w:numId="9" w16cid:durableId="447284875">
-    <w:abstractNumId w:val="11"/>
+  <w:num w:numId="31">
+    <w:abstractNumId w:val="28"/>
   </w:num>
-  <w:num w:numId="10" w16cid:durableId="1255699006">
-    <w:abstractNumId w:val="21"/>
+  <w:num w:numId="32">
+    <w:abstractNumId w:val="33"/>
   </w:num>
-  <w:num w:numId="11" w16cid:durableId="1142847021">
-    <w:abstractNumId w:val="16"/>
-  </w:num>
-  <w:num w:numId="12" w16cid:durableId="222718784">
-    <w:abstractNumId w:val="3"/>
-  </w:num>
-  <w:num w:numId="13" w16cid:durableId="1869563784">
+  <w:num w:numId="33">
     <w:abstractNumId w:val="5"/>
   </w:num>
-  <w:num w:numId="14" w16cid:durableId="1361472508">
-    <w:abstractNumId w:val="14"/>
-  </w:num>
-  <w:num w:numId="15" w16cid:durableId="1162164537">
-    <w:abstractNumId w:val="17"/>
-  </w:num>
-  <w:num w:numId="16" w16cid:durableId="1791440072">
-    <w:abstractNumId w:val="28"/>
-  </w:num>
-  <w:num w:numId="17" w16cid:durableId="563952563">
+  <w:num w:numId="34">
     <w:abstractNumId w:val="30"/>
-  </w:num>
-  <w:num w:numId="18" w16cid:durableId="1634016103">
-    <w:abstractNumId w:val="20"/>
-  </w:num>
-  <w:num w:numId="19" w16cid:durableId="525992305">
-    <w:abstractNumId w:val="22"/>
-  </w:num>
-  <w:num w:numId="20" w16cid:durableId="402725349">
-    <w:abstractNumId w:val="1"/>
-  </w:num>
-  <w:num w:numId="21" w16cid:durableId="1983464666">
-    <w:abstractNumId w:val="9"/>
-  </w:num>
-  <w:num w:numId="22" w16cid:durableId="390812490">
-    <w:abstractNumId w:val="29"/>
-  </w:num>
-  <w:num w:numId="23" w16cid:durableId="760300944">
-    <w:abstractNumId w:val="23"/>
-  </w:num>
-  <w:num w:numId="24" w16cid:durableId="56635926">
-    <w:abstractNumId w:val="26"/>
-  </w:num>
-  <w:num w:numId="25" w16cid:durableId="352852823">
-    <w:abstractNumId w:val="6"/>
-  </w:num>
-  <w:num w:numId="26" w16cid:durableId="1141729925">
-    <w:abstractNumId w:val="15"/>
-  </w:num>
-  <w:num w:numId="27" w16cid:durableId="1840148089">
-    <w:abstractNumId w:val="18"/>
-  </w:num>
-  <w:num w:numId="28" w16cid:durableId="65104685">
-    <w:abstractNumId w:val="8"/>
-  </w:num>
-  <w:num w:numId="29" w16cid:durableId="311520449">
-    <w:abstractNumId w:val="2"/>
-  </w:num>
-  <w:num w:numId="30" w16cid:durableId="1875269813">
-    <w:abstractNumId w:val="0"/>
-  </w:num>
-  <w:num w:numId="31" w16cid:durableId="1276719312">
-    <w:abstractNumId w:val="27"/>
-  </w:num>
-  <w:num w:numId="32" w16cid:durableId="812021660">
-    <w:abstractNumId w:val="31"/>
   </w:num>
 </w:numbering>
 </file>
 
 <file path=word/styles.xml><?xml version="1.0" encoding="utf-8"?>
-<w:styles xmlns:mc="http://schemas.openxmlformats.org/markup-compatibility/2006" xmlns:r="http://schemas.openxmlformats.org/officeDocument/2006/relationships" xmlns:w="http://schemas.openxmlformats.org/wordprocessingml/2006/main" xmlns:w14="http://schemas.microsoft.com/office/word/2010/wordml" xmlns:w15="http://schemas.microsoft.com/office/word/2012/wordml" xmlns:w16cex="http://schemas.microsoft.com/office/word/2018/wordml/cex" xmlns:w16cid="http://schemas.microsoft.com/office/word/2016/wordml/cid" xmlns:w16="http://schemas.microsoft.com/office/word/2018/wordml" xmlns:w16sdtdh="http://schemas.microsoft.com/office/word/2020/wordml/sdtdatahash" xmlns:w16se="http://schemas.microsoft.com/office/word/2015/wordml/symex" mc:Ignorable="w14 w15 w16se w16cid w16 w16cex w16sdtdh">
+<w:styles xmlns:mc="http://schemas.openxmlformats.org/markup-compatibility/2006" xmlns:r="http://schemas.openxmlformats.org/officeDocument/2006/relationships" xmlns:w="http://schemas.openxmlformats.org/wordprocessingml/2006/main" xmlns:w14="http://schemas.microsoft.com/office/word/2010/wordml" xmlns:w15="http://schemas.microsoft.com/office/word/2012/wordml" xmlns:w16cex="http://schemas.microsoft.com/office/word/2018/wordml/cex" xmlns:w16cid="http://schemas.microsoft.com/office/word/2016/wordml/cid" xmlns:w16="http://schemas.microsoft.com/office/word/2018/wordml" xmlns:w16se="http://schemas.microsoft.com/office/word/2015/wordml/symex" mc:Ignorable="w14 w15 w16se w16cid w16 w16cex">
   <w:docDefaults>
     <w:rPrDefault>
       <w:rPr>
@@ -13820,7 +15004,7 @@
 </file>
 
 <file path=customXml/itemProps1.xml><?xml version="1.0" encoding="utf-8"?>
-<ds:datastoreItem xmlns:ds="http://schemas.openxmlformats.org/officeDocument/2006/customXml" ds:itemID="{F0569C21-A105-46E6-B31D-B39574F37FEC}">
+<ds:datastoreItem xmlns:ds="http://schemas.openxmlformats.org/officeDocument/2006/customXml" ds:itemID="{EF613EBB-1D48-43D0-B489-7DCDB4D7FDF9}">
   <ds:schemaRefs>
     <ds:schemaRef ds:uri="http://schemas.openxmlformats.org/officeDocument/2006/bibliography"/>
   </ds:schemaRefs>

--- a/3 Проектирование информационных систем (Миронов Александр Юрьевич)/Курсовая/Курсовая Соколов Д.А. Ик-731 (ПИС).docx
+++ b/3 Проектирование информационных систем (Миронов Александр Юрьевич)/Курсовая/Курсовая Соколов Д.А. Ик-731 (ПИС).docx
@@ -1,6 +1,6 @@
 
 <file path=word/document.xml><?xml version="1.0" encoding="utf-8"?>
-<w:document xmlns:wpc="http://schemas.microsoft.com/office/word/2010/wordprocessingCanvas" xmlns:cx="http://schemas.microsoft.com/office/drawing/2014/chartex" xmlns:cx1="http://schemas.microsoft.com/office/drawing/2015/9/8/chartex" xmlns:cx2="http://schemas.microsoft.com/office/drawing/2015/10/21/chartex" xmlns:cx3="http://schemas.microsoft.com/office/drawing/2016/5/9/chartex" xmlns:cx4="http://schemas.microsoft.com/office/drawing/2016/5/10/chartex" xmlns:cx5="http://schemas.microsoft.com/office/drawing/2016/5/11/chartex" xmlns:cx6="http://schemas.microsoft.com/office/drawing/2016/5/12/chartex" xmlns:cx7="http://schemas.microsoft.com/office/drawing/2016/5/13/chartex" xmlns:cx8="http://schemas.microsoft.com/office/drawing/2016/5/14/chartex" xmlns:mc="http://schemas.openxmlformats.org/markup-compatibility/2006" xmlns:aink="http://schemas.microsoft.com/office/drawing/2016/ink" xmlns:am3d="http://schemas.microsoft.com/office/drawing/2017/model3d" xmlns:o="urn:schemas-microsoft-com:office:office" xmlns:r="http://schemas.openxmlformats.org/officeDocument/2006/relationships" xmlns:m="http://schemas.openxmlformats.org/officeDocument/2006/math" xmlns:v="urn:schemas-microsoft-com:vml" xmlns:wp14="http://schemas.microsoft.com/office/word/2010/wordprocessingDrawing" xmlns:wp="http://schemas.openxmlformats.org/drawingml/2006/wordprocessingDrawing" xmlns:w10="urn:schemas-microsoft-com:office:word" xmlns:w="http://schemas.openxmlformats.org/wordprocessingml/2006/main" xmlns:w14="http://schemas.microsoft.com/office/word/2010/wordml" xmlns:w15="http://schemas.microsoft.com/office/word/2012/wordml" xmlns:w16cex="http://schemas.microsoft.com/office/word/2018/wordml/cex" xmlns:w16cid="http://schemas.microsoft.com/office/word/2016/wordml/cid" xmlns:w16="http://schemas.microsoft.com/office/word/2018/wordml" xmlns:w16se="http://schemas.microsoft.com/office/word/2015/wordml/symex" xmlns:wpg="http://schemas.microsoft.com/office/word/2010/wordprocessingGroup" xmlns:wpi="http://schemas.microsoft.com/office/word/2010/wordprocessingInk" xmlns:wne="http://schemas.microsoft.com/office/word/2006/wordml" xmlns:wps="http://schemas.microsoft.com/office/word/2010/wordprocessingShape" mc:Ignorable="w14 w15 w16se w16cid w16 w16cex wp14">
+<w:document xmlns:wpc="http://schemas.microsoft.com/office/word/2010/wordprocessingCanvas" xmlns:cx="http://schemas.microsoft.com/office/drawing/2014/chartex" xmlns:cx1="http://schemas.microsoft.com/office/drawing/2015/9/8/chartex" xmlns:cx2="http://schemas.microsoft.com/office/drawing/2015/10/21/chartex" xmlns:cx3="http://schemas.microsoft.com/office/drawing/2016/5/9/chartex" xmlns:cx4="http://schemas.microsoft.com/office/drawing/2016/5/10/chartex" xmlns:cx5="http://schemas.microsoft.com/office/drawing/2016/5/11/chartex" xmlns:cx6="http://schemas.microsoft.com/office/drawing/2016/5/12/chartex" xmlns:cx7="http://schemas.microsoft.com/office/drawing/2016/5/13/chartex" xmlns:cx8="http://schemas.microsoft.com/office/drawing/2016/5/14/chartex" xmlns:mc="http://schemas.openxmlformats.org/markup-compatibility/2006" xmlns:aink="http://schemas.microsoft.com/office/drawing/2016/ink" xmlns:am3d="http://schemas.microsoft.com/office/drawing/2017/model3d" xmlns:o="urn:schemas-microsoft-com:office:office" xmlns:oel="http://schemas.microsoft.com/office/2019/extlst" xmlns:r="http://schemas.openxmlformats.org/officeDocument/2006/relationships" xmlns:m="http://schemas.openxmlformats.org/officeDocument/2006/math" xmlns:v="urn:schemas-microsoft-com:vml" xmlns:wp14="http://schemas.microsoft.com/office/word/2010/wordprocessingDrawing" xmlns:wp="http://schemas.openxmlformats.org/drawingml/2006/wordprocessingDrawing" xmlns:w10="urn:schemas-microsoft-com:office:word" xmlns:w="http://schemas.openxmlformats.org/wordprocessingml/2006/main" xmlns:w14="http://schemas.microsoft.com/office/word/2010/wordml" xmlns:w15="http://schemas.microsoft.com/office/word/2012/wordml" xmlns:w16cex="http://schemas.microsoft.com/office/word/2018/wordml/cex" xmlns:w16cid="http://schemas.microsoft.com/office/word/2016/wordml/cid" xmlns:w16="http://schemas.microsoft.com/office/word/2018/wordml" xmlns:w16sdtdh="http://schemas.microsoft.com/office/word/2020/wordml/sdtdatahash" xmlns:w16se="http://schemas.microsoft.com/office/word/2015/wordml/symex" xmlns:wpg="http://schemas.microsoft.com/office/word/2010/wordprocessingGroup" xmlns:wpi="http://schemas.microsoft.com/office/word/2010/wordprocessingInk" xmlns:wne="http://schemas.microsoft.com/office/word/2006/wordml" xmlns:wps="http://schemas.microsoft.com/office/word/2010/wordprocessingShape" mc:Ignorable="w14 w15 w16se w16cid w16 w16cex w16sdtdh wp14">
   <w:body>
     <w:p>
       <w:pPr>
@@ -3559,7 +3559,6 @@
                 <w:lang w:val="ru-RU"/>
               </w:rPr>
             </w:pPr>
-            <w:proofErr w:type="spellStart"/>
             <w:r>
               <w:rPr>
                 <w:rFonts w:ascii="Times New Roman" w:hAnsi="Times New Roman"/>
@@ -3570,7 +3569,6 @@
               </w:rPr>
               <w:t>Функция</w:t>
             </w:r>
-            <w:proofErr w:type="spellEnd"/>
           </w:p>
         </w:tc>
         <w:tc>
@@ -3590,7 +3588,6 @@
                 <w:lang w:val="ru-RU"/>
               </w:rPr>
             </w:pPr>
-            <w:proofErr w:type="spellStart"/>
             <w:r>
               <w:rPr>
                 <w:rFonts w:ascii="Times New Roman" w:hAnsi="Times New Roman"/>
@@ -3601,7 +3598,6 @@
               </w:rPr>
               <w:t>Клиент</w:t>
             </w:r>
-            <w:proofErr w:type="spellEnd"/>
           </w:p>
         </w:tc>
         <w:tc>
@@ -3621,7 +3617,6 @@
                 <w:lang w:val="ru-RU"/>
               </w:rPr>
             </w:pPr>
-            <w:proofErr w:type="spellStart"/>
             <w:r>
               <w:rPr>
                 <w:rFonts w:ascii="Times New Roman" w:hAnsi="Times New Roman"/>
@@ -3632,7 +3627,6 @@
               </w:rPr>
               <w:t>Приемщик</w:t>
             </w:r>
-            <w:proofErr w:type="spellEnd"/>
           </w:p>
         </w:tc>
         <w:tc>
@@ -3652,7 +3646,6 @@
                 <w:lang w:val="ru-RU"/>
               </w:rPr>
             </w:pPr>
-            <w:proofErr w:type="spellStart"/>
             <w:r>
               <w:rPr>
                 <w:rFonts w:ascii="Times New Roman" w:hAnsi="Times New Roman"/>
@@ -3663,7 +3656,6 @@
               </w:rPr>
               <w:t>Мастер</w:t>
             </w:r>
-            <w:proofErr w:type="spellEnd"/>
           </w:p>
         </w:tc>
         <w:tc>
@@ -3683,7 +3675,6 @@
                 <w:lang w:val="ru-RU"/>
               </w:rPr>
             </w:pPr>
-            <w:proofErr w:type="spellStart"/>
             <w:r>
               <w:rPr>
                 <w:rFonts w:ascii="Times New Roman" w:hAnsi="Times New Roman"/>
@@ -3694,7 +3685,6 @@
               </w:rPr>
               <w:t>Кладовщик</w:t>
             </w:r>
-            <w:proofErr w:type="spellEnd"/>
           </w:p>
         </w:tc>
         <w:tc>
@@ -3714,7 +3704,6 @@
                 <w:lang w:val="ru-RU"/>
               </w:rPr>
             </w:pPr>
-            <w:proofErr w:type="spellStart"/>
             <w:r>
               <w:rPr>
                 <w:rFonts w:ascii="Times New Roman" w:hAnsi="Times New Roman"/>
@@ -3725,7 +3714,6 @@
               </w:rPr>
               <w:t>Руководитель</w:t>
             </w:r>
-            <w:proofErr w:type="spellEnd"/>
           </w:p>
         </w:tc>
       </w:tr>
@@ -3899,34 +3887,14 @@
                 <w:lang w:val="ru-RU"/>
               </w:rPr>
             </w:pPr>
-            <w:proofErr w:type="spellStart"/>
             <w:r>
               <w:rPr>
                 <w:rFonts w:ascii="Times New Roman" w:hAnsi="Times New Roman"/>
                 <w:sz w:val="24"/>
                 <w:szCs w:val="24"/>
               </w:rPr>
-              <w:t>Оформление</w:t>
+              <w:t>Оформление заказ-наряда</w:t>
             </w:r>
-            <w:proofErr w:type="spellEnd"/>
-            <w:r>
-              <w:rPr>
-                <w:rFonts w:ascii="Times New Roman" w:hAnsi="Times New Roman"/>
-                <w:sz w:val="24"/>
-                <w:szCs w:val="24"/>
-              </w:rPr>
-              <w:t xml:space="preserve"> </w:t>
-            </w:r>
-            <w:proofErr w:type="spellStart"/>
-            <w:r>
-              <w:rPr>
-                <w:rFonts w:ascii="Times New Roman" w:hAnsi="Times New Roman"/>
-                <w:sz w:val="24"/>
-                <w:szCs w:val="24"/>
-              </w:rPr>
-              <w:t>заказ-наряда</w:t>
-            </w:r>
-            <w:proofErr w:type="spellEnd"/>
           </w:p>
         </w:tc>
         <w:tc>
@@ -4075,52 +4043,14 @@
                 <w:lang w:val="ru-RU"/>
               </w:rPr>
             </w:pPr>
-            <w:proofErr w:type="spellStart"/>
             <w:r>
               <w:rPr>
                 <w:rFonts w:ascii="Times New Roman" w:hAnsi="Times New Roman"/>
                 <w:sz w:val="24"/>
                 <w:szCs w:val="24"/>
               </w:rPr>
-              <w:t>Согласование</w:t>
+              <w:t>Согласование перечня услуг</w:t>
             </w:r>
-            <w:proofErr w:type="spellEnd"/>
-            <w:r>
-              <w:rPr>
-                <w:rFonts w:ascii="Times New Roman" w:hAnsi="Times New Roman"/>
-                <w:sz w:val="24"/>
-                <w:szCs w:val="24"/>
-              </w:rPr>
-              <w:t xml:space="preserve"> </w:t>
-            </w:r>
-            <w:proofErr w:type="spellStart"/>
-            <w:r>
-              <w:rPr>
-                <w:rFonts w:ascii="Times New Roman" w:hAnsi="Times New Roman"/>
-                <w:sz w:val="24"/>
-                <w:szCs w:val="24"/>
-              </w:rPr>
-              <w:t>перечня</w:t>
-            </w:r>
-            <w:proofErr w:type="spellEnd"/>
-            <w:r>
-              <w:rPr>
-                <w:rFonts w:ascii="Times New Roman" w:hAnsi="Times New Roman"/>
-                <w:sz w:val="24"/>
-                <w:szCs w:val="24"/>
-              </w:rPr>
-              <w:t xml:space="preserve"> </w:t>
-            </w:r>
-            <w:proofErr w:type="spellStart"/>
-            <w:r>
-              <w:rPr>
-                <w:rFonts w:ascii="Times New Roman" w:hAnsi="Times New Roman"/>
-                <w:sz w:val="24"/>
-                <w:szCs w:val="24"/>
-              </w:rPr>
-              <w:t>услуг</w:t>
-            </w:r>
-            <w:proofErr w:type="spellEnd"/>
           </w:p>
         </w:tc>
         <w:tc>
@@ -4269,34 +4199,14 @@
                 <w:lang w:val="ru-RU"/>
               </w:rPr>
             </w:pPr>
-            <w:proofErr w:type="spellStart"/>
             <w:r>
               <w:rPr>
                 <w:rFonts w:ascii="Times New Roman" w:hAnsi="Times New Roman"/>
                 <w:sz w:val="24"/>
                 <w:szCs w:val="24"/>
               </w:rPr>
-              <w:t>Диагностика</w:t>
+              <w:t>Диагностика неисправности</w:t>
             </w:r>
-            <w:proofErr w:type="spellEnd"/>
-            <w:r>
-              <w:rPr>
-                <w:rFonts w:ascii="Times New Roman" w:hAnsi="Times New Roman"/>
-                <w:sz w:val="24"/>
-                <w:szCs w:val="24"/>
-              </w:rPr>
-              <w:t xml:space="preserve"> </w:t>
-            </w:r>
-            <w:proofErr w:type="spellStart"/>
-            <w:r>
-              <w:rPr>
-                <w:rFonts w:ascii="Times New Roman" w:hAnsi="Times New Roman"/>
-                <w:sz w:val="24"/>
-                <w:szCs w:val="24"/>
-              </w:rPr>
-              <w:t>неисправности</w:t>
-            </w:r>
-            <w:proofErr w:type="spellEnd"/>
           </w:p>
         </w:tc>
         <w:tc>
@@ -4437,52 +4347,14 @@
                 <w:lang w:val="ru-RU"/>
               </w:rPr>
             </w:pPr>
-            <w:proofErr w:type="spellStart"/>
             <w:r>
               <w:rPr>
                 <w:rFonts w:ascii="Times New Roman" w:hAnsi="Times New Roman"/>
                 <w:sz w:val="24"/>
                 <w:szCs w:val="24"/>
               </w:rPr>
-              <w:t>Определение</w:t>
+              <w:t>Определение необходимых запчастей</w:t>
             </w:r>
-            <w:proofErr w:type="spellEnd"/>
-            <w:r>
-              <w:rPr>
-                <w:rFonts w:ascii="Times New Roman" w:hAnsi="Times New Roman"/>
-                <w:sz w:val="24"/>
-                <w:szCs w:val="24"/>
-              </w:rPr>
-              <w:t xml:space="preserve"> </w:t>
-            </w:r>
-            <w:proofErr w:type="spellStart"/>
-            <w:r>
-              <w:rPr>
-                <w:rFonts w:ascii="Times New Roman" w:hAnsi="Times New Roman"/>
-                <w:sz w:val="24"/>
-                <w:szCs w:val="24"/>
-              </w:rPr>
-              <w:t>необходимых</w:t>
-            </w:r>
-            <w:proofErr w:type="spellEnd"/>
-            <w:r>
-              <w:rPr>
-                <w:rFonts w:ascii="Times New Roman" w:hAnsi="Times New Roman"/>
-                <w:sz w:val="24"/>
-                <w:szCs w:val="24"/>
-              </w:rPr>
-              <w:t xml:space="preserve"> </w:t>
-            </w:r>
-            <w:proofErr w:type="spellStart"/>
-            <w:r>
-              <w:rPr>
-                <w:rFonts w:ascii="Times New Roman" w:hAnsi="Times New Roman"/>
-                <w:sz w:val="24"/>
-                <w:szCs w:val="24"/>
-              </w:rPr>
-              <w:t>запчастей</w:t>
-            </w:r>
-            <w:proofErr w:type="spellEnd"/>
           </w:p>
         </w:tc>
         <w:tc>
@@ -4788,52 +4660,14 @@
                 <w:lang w:val="ru-RU"/>
               </w:rPr>
             </w:pPr>
-            <w:proofErr w:type="spellStart"/>
             <w:r>
               <w:rPr>
                 <w:rFonts w:ascii="Times New Roman" w:hAnsi="Times New Roman"/>
                 <w:sz w:val="24"/>
                 <w:szCs w:val="24"/>
               </w:rPr>
-              <w:t>Выполнение</w:t>
+              <w:t>Выполнение ремонтных работ</w:t>
             </w:r>
-            <w:proofErr w:type="spellEnd"/>
-            <w:r>
-              <w:rPr>
-                <w:rFonts w:ascii="Times New Roman" w:hAnsi="Times New Roman"/>
-                <w:sz w:val="24"/>
-                <w:szCs w:val="24"/>
-              </w:rPr>
-              <w:t xml:space="preserve"> </w:t>
-            </w:r>
-            <w:proofErr w:type="spellStart"/>
-            <w:r>
-              <w:rPr>
-                <w:rFonts w:ascii="Times New Roman" w:hAnsi="Times New Roman"/>
-                <w:sz w:val="24"/>
-                <w:szCs w:val="24"/>
-              </w:rPr>
-              <w:t>ремонтных</w:t>
-            </w:r>
-            <w:proofErr w:type="spellEnd"/>
-            <w:r>
-              <w:rPr>
-                <w:rFonts w:ascii="Times New Roman" w:hAnsi="Times New Roman"/>
-                <w:sz w:val="24"/>
-                <w:szCs w:val="24"/>
-              </w:rPr>
-              <w:t xml:space="preserve"> </w:t>
-            </w:r>
-            <w:proofErr w:type="spellStart"/>
-            <w:r>
-              <w:rPr>
-                <w:rFonts w:ascii="Times New Roman" w:hAnsi="Times New Roman"/>
-                <w:sz w:val="24"/>
-                <w:szCs w:val="24"/>
-              </w:rPr>
-              <w:t>работ</w:t>
-            </w:r>
-            <w:proofErr w:type="spellEnd"/>
           </w:p>
         </w:tc>
         <w:tc>
@@ -5131,52 +4965,14 @@
                 <w:lang w:val="ru-RU"/>
               </w:rPr>
             </w:pPr>
-            <w:proofErr w:type="spellStart"/>
             <w:r>
               <w:rPr>
                 <w:rFonts w:ascii="Times New Roman" w:hAnsi="Times New Roman"/>
                 <w:sz w:val="24"/>
                 <w:szCs w:val="24"/>
               </w:rPr>
-              <w:t>Выдача</w:t>
+              <w:t>Выдача автомобиля клиенту</w:t>
             </w:r>
-            <w:proofErr w:type="spellEnd"/>
-            <w:r>
-              <w:rPr>
-                <w:rFonts w:ascii="Times New Roman" w:hAnsi="Times New Roman"/>
-                <w:sz w:val="24"/>
-                <w:szCs w:val="24"/>
-              </w:rPr>
-              <w:t xml:space="preserve"> </w:t>
-            </w:r>
-            <w:proofErr w:type="spellStart"/>
-            <w:r>
-              <w:rPr>
-                <w:rFonts w:ascii="Times New Roman" w:hAnsi="Times New Roman"/>
-                <w:sz w:val="24"/>
-                <w:szCs w:val="24"/>
-              </w:rPr>
-              <w:t>автомобиля</w:t>
-            </w:r>
-            <w:proofErr w:type="spellEnd"/>
-            <w:r>
-              <w:rPr>
-                <w:rFonts w:ascii="Times New Roman" w:hAnsi="Times New Roman"/>
-                <w:sz w:val="24"/>
-                <w:szCs w:val="24"/>
-              </w:rPr>
-              <w:t xml:space="preserve"> </w:t>
-            </w:r>
-            <w:proofErr w:type="spellStart"/>
-            <w:r>
-              <w:rPr>
-                <w:rFonts w:ascii="Times New Roman" w:hAnsi="Times New Roman"/>
-                <w:sz w:val="24"/>
-                <w:szCs w:val="24"/>
-              </w:rPr>
-              <w:t>клиенту</w:t>
-            </w:r>
-            <w:proofErr w:type="spellEnd"/>
           </w:p>
         </w:tc>
         <w:tc>
@@ -6310,19 +6106,8 @@
           <w:szCs w:val="28"/>
           <w:lang w:val="ru-RU"/>
         </w:rPr>
-        <w:t>(</w:t>
-      </w:r>
-      <w:proofErr w:type="spellStart"/>
-      <w:r>
-        <w:rPr>
-          <w:rFonts w:ascii="Times New Roman" w:hAnsi="Times New Roman"/>
-          <w:sz w:val="28"/>
-          <w:szCs w:val="28"/>
-          <w:lang w:val="ru-RU"/>
-        </w:rPr>
-        <w:t>draw.i</w:t>
-      </w:r>
-      <w:proofErr w:type="spellEnd"/>
+        <w:t>(draw.i</w:t>
+      </w:r>
       <w:r>
         <w:rPr>
           <w:rFonts w:ascii="Times New Roman" w:hAnsi="Times New Roman"/>
@@ -6421,67 +6206,7 @@
           <w:szCs w:val="28"/>
           <w:lang w:val="ru-RU"/>
         </w:rPr>
-        <w:t xml:space="preserve">Для проектирования базы данных выбран инструмент </w:t>
-      </w:r>
-      <w:proofErr w:type="spellStart"/>
-      <w:r>
-        <w:rPr>
-          <w:rFonts w:ascii="Times New Roman" w:hAnsi="Times New Roman"/>
-          <w:sz w:val="28"/>
-          <w:szCs w:val="28"/>
-          <w:lang w:val="ru-RU"/>
-        </w:rPr>
-        <w:t>pgModeler</w:t>
-      </w:r>
-      <w:proofErr w:type="spellEnd"/>
-      <w:r>
-        <w:rPr>
-          <w:rFonts w:ascii="Times New Roman" w:hAnsi="Times New Roman"/>
-          <w:sz w:val="28"/>
-          <w:szCs w:val="28"/>
-          <w:lang w:val="ru-RU"/>
-        </w:rPr>
-        <w:t xml:space="preserve">, ориентированный на работу с </w:t>
-      </w:r>
-      <w:proofErr w:type="spellStart"/>
-      <w:r>
-        <w:rPr>
-          <w:rFonts w:ascii="Times New Roman" w:hAnsi="Times New Roman"/>
-          <w:sz w:val="28"/>
-          <w:szCs w:val="28"/>
-          <w:lang w:val="ru-RU"/>
-        </w:rPr>
-        <w:t>PostgreSQL</w:t>
-      </w:r>
-      <w:proofErr w:type="spellEnd"/>
-      <w:r>
-        <w:rPr>
-          <w:rFonts w:ascii="Times New Roman" w:hAnsi="Times New Roman"/>
-          <w:sz w:val="28"/>
-          <w:szCs w:val="28"/>
-          <w:lang w:val="ru-RU"/>
-        </w:rPr>
-        <w:t xml:space="preserve">. Он позволяет создавать структуру базы данных в графическом виде, задавать таблицы, связи, ограничения, ключи и другие объекты, а также экспортировать разработанную модель в SQL-скрипт или непосредственно в сервер </w:t>
-      </w:r>
-      <w:proofErr w:type="spellStart"/>
-      <w:r>
-        <w:rPr>
-          <w:rFonts w:ascii="Times New Roman" w:hAnsi="Times New Roman"/>
-          <w:sz w:val="28"/>
-          <w:szCs w:val="28"/>
-          <w:lang w:val="ru-RU"/>
-        </w:rPr>
-        <w:t>PostgreSQL</w:t>
-      </w:r>
-      <w:proofErr w:type="spellEnd"/>
-      <w:r>
-        <w:rPr>
-          <w:rFonts w:ascii="Times New Roman" w:hAnsi="Times New Roman"/>
-          <w:sz w:val="28"/>
-          <w:szCs w:val="28"/>
-          <w:lang w:val="ru-RU"/>
-        </w:rPr>
-        <w:t xml:space="preserve">. Такой подход удобен для поэтапного проектирования концептуальной, логической и физической модели данных. </w:t>
+        <w:t xml:space="preserve">Для проектирования базы данных выбран инструмент pgModeler, ориентированный на работу с PostgreSQL. Он позволяет создавать структуру базы данных в графическом виде, задавать таблицы, связи, ограничения, ключи и другие объекты, а также экспортировать разработанную модель в SQL-скрипт или непосредственно в сервер PostgreSQL. Такой подход удобен для поэтапного проектирования концептуальной, логической и физической модели данных. </w:t>
       </w:r>
     </w:p>
     <w:p>
@@ -6542,89 +6267,29 @@
           <w:szCs w:val="28"/>
           <w:lang w:val="ru-RU"/>
         </w:rPr>
-        <w:t xml:space="preserve">В качестве основного средства программной реализации в работе используется </w:t>
-      </w:r>
-      <w:proofErr w:type="spellStart"/>
-      <w:r>
-        <w:rPr>
-          <w:rFonts w:ascii="Times New Roman" w:hAnsi="Times New Roman"/>
-          <w:sz w:val="28"/>
-          <w:szCs w:val="28"/>
-          <w:lang w:val="ru-RU"/>
-        </w:rPr>
-        <w:t>PostgreSQL</w:t>
-      </w:r>
-      <w:proofErr w:type="spellEnd"/>
-      <w:r>
-        <w:rPr>
-          <w:rFonts w:ascii="Times New Roman" w:hAnsi="Times New Roman"/>
-          <w:sz w:val="28"/>
-          <w:szCs w:val="28"/>
-          <w:lang w:val="ru-RU"/>
-        </w:rPr>
-        <w:t xml:space="preserve">. Данная система управления базами данных является открытой объектно-реляционной СУБД и широко применяется для хранения и обработки структурированных данных. В рамках курсового проекта </w:t>
-      </w:r>
-      <w:proofErr w:type="spellStart"/>
-      <w:r>
-        <w:rPr>
-          <w:rFonts w:ascii="Times New Roman" w:hAnsi="Times New Roman"/>
-          <w:sz w:val="28"/>
-          <w:szCs w:val="28"/>
-          <w:lang w:val="ru-RU"/>
-        </w:rPr>
-        <w:t>PostgreSQL</w:t>
-      </w:r>
-      <w:proofErr w:type="spellEnd"/>
-      <w:r>
-        <w:rPr>
-          <w:rFonts w:ascii="Times New Roman" w:hAnsi="Times New Roman"/>
-          <w:sz w:val="28"/>
-          <w:szCs w:val="28"/>
-          <w:lang w:val="ru-RU"/>
-        </w:rPr>
-        <w:t xml:space="preserve"> будет использоваться для создания таблиц, связей, ограничений, заполнения тестовыми данными и выполнения SQL-запросов.</w:t>
-      </w:r>
-    </w:p>
-    <w:p>
-      <w:pPr>
-        <w:spacing w:line="360" w:lineRule="auto"/>
-        <w:ind w:firstLine="425"/>
-        <w:jc w:val="both"/>
-        <w:rPr>
-          <w:rFonts w:ascii="Times New Roman" w:hAnsi="Times New Roman"/>
-          <w:sz w:val="28"/>
-          <w:szCs w:val="28"/>
-          <w:lang w:val="ru-RU"/>
-        </w:rPr>
-      </w:pPr>
-      <w:r>
-        <w:rPr>
-          <w:rFonts w:ascii="Times New Roman" w:hAnsi="Times New Roman"/>
-          <w:sz w:val="28"/>
-          <w:szCs w:val="28"/>
-          <w:lang w:val="ru-RU"/>
-        </w:rPr>
-        <w:t xml:space="preserve">Для работы с базой данных выбран pgAdmin4, который является официальной платформой администрирования и разработки для </w:t>
-      </w:r>
-      <w:proofErr w:type="spellStart"/>
-      <w:r>
-        <w:rPr>
-          <w:rFonts w:ascii="Times New Roman" w:hAnsi="Times New Roman"/>
-          <w:sz w:val="28"/>
-          <w:szCs w:val="28"/>
-          <w:lang w:val="ru-RU"/>
-        </w:rPr>
-        <w:t>PostgreSQL</w:t>
-      </w:r>
-      <w:proofErr w:type="spellEnd"/>
-      <w:r>
-        <w:rPr>
-          <w:rFonts w:ascii="Times New Roman" w:hAnsi="Times New Roman"/>
-          <w:sz w:val="28"/>
-          <w:szCs w:val="28"/>
-          <w:lang w:val="ru-RU"/>
-        </w:rPr>
-        <w:t>. С его помощью можно выполнять SQL-скрипты, просматривать структуру объектов базы данных и проверять корректность реализованной схемы.</w:t>
+        <w:t>В качестве основного средства программной реализации в работе используется PostgreSQL. Данная система управления базами данных является открытой объектно-реляционной СУБД и широко применяется для хранения и обработки структурированных данных. В рамках курсового проекта PostgreSQL будет использоваться для создания таблиц, связей, ограничений, заполнения тестовыми данными и выполнения SQL-запросов.</w:t>
+      </w:r>
+    </w:p>
+    <w:p>
+      <w:pPr>
+        <w:spacing w:line="360" w:lineRule="auto"/>
+        <w:ind w:firstLine="425"/>
+        <w:jc w:val="both"/>
+        <w:rPr>
+          <w:rFonts w:ascii="Times New Roman" w:hAnsi="Times New Roman"/>
+          <w:sz w:val="28"/>
+          <w:szCs w:val="28"/>
+          <w:lang w:val="ru-RU"/>
+        </w:rPr>
+      </w:pPr>
+      <w:r>
+        <w:rPr>
+          <w:rFonts w:ascii="Times New Roman" w:hAnsi="Times New Roman"/>
+          <w:sz w:val="28"/>
+          <w:szCs w:val="28"/>
+          <w:lang w:val="ru-RU"/>
+        </w:rPr>
+        <w:t>Для работы с базой данных выбран pgAdmin4, который является официальной платформой администрирования и разработки для PostgreSQL. С его помощью можно выполнять SQL-скрипты, просматривать структуру объектов базы данных и проверять корректность реализованной схемы.</w:t>
       </w:r>
     </w:p>
     <w:p>
@@ -6647,87 +6312,7 @@
           <w:lang w:val="ru-RU"/>
         </w:rPr>
         <w:lastRenderedPageBreak/>
-        <w:t xml:space="preserve">Поскольку в данной курсовой работе не предусматривается полноценная реализация клиентской и серверной части приложения, пользовательский интерфейс будет представлен в виде прототипов экранных форм, разработанных в </w:t>
-      </w:r>
-      <w:proofErr w:type="spellStart"/>
-      <w:r>
-        <w:rPr>
-          <w:rFonts w:ascii="Times New Roman" w:hAnsi="Times New Roman"/>
-          <w:sz w:val="28"/>
-          <w:szCs w:val="28"/>
-          <w:lang w:val="ru-RU"/>
-        </w:rPr>
-        <w:t>Penpot</w:t>
-      </w:r>
-      <w:proofErr w:type="spellEnd"/>
-      <w:r>
-        <w:rPr>
-          <w:rFonts w:ascii="Times New Roman" w:hAnsi="Times New Roman"/>
-          <w:sz w:val="28"/>
-          <w:szCs w:val="28"/>
-          <w:lang w:val="ru-RU"/>
-        </w:rPr>
-        <w:t xml:space="preserve">. Этот инструмент предназначен для проектирования интерфейсов и прототипирования, является бесплатным и </w:t>
-      </w:r>
-      <w:proofErr w:type="spellStart"/>
-      <w:r>
-        <w:rPr>
-          <w:rFonts w:ascii="Times New Roman" w:hAnsi="Times New Roman"/>
-          <w:sz w:val="28"/>
-          <w:szCs w:val="28"/>
-          <w:lang w:val="ru-RU"/>
-        </w:rPr>
-        <w:t>open-source</w:t>
-      </w:r>
-      <w:proofErr w:type="spellEnd"/>
-      <w:r>
-        <w:rPr>
-          <w:rFonts w:ascii="Times New Roman" w:hAnsi="Times New Roman"/>
-          <w:sz w:val="28"/>
-          <w:szCs w:val="28"/>
-          <w:lang w:val="ru-RU"/>
-        </w:rPr>
-        <w:t xml:space="preserve">, а также может использоваться как в облачном режиме, так и в </w:t>
-      </w:r>
-      <w:proofErr w:type="spellStart"/>
-      <w:r>
-        <w:rPr>
-          <w:rFonts w:ascii="Times New Roman" w:hAnsi="Times New Roman"/>
-          <w:sz w:val="28"/>
-          <w:szCs w:val="28"/>
-          <w:lang w:val="ru-RU"/>
-        </w:rPr>
-        <w:t>self-host</w:t>
-      </w:r>
-      <w:proofErr w:type="spellEnd"/>
-      <w:r>
-        <w:rPr>
-          <w:rFonts w:ascii="Times New Roman" w:hAnsi="Times New Roman"/>
-          <w:sz w:val="28"/>
-          <w:szCs w:val="28"/>
-          <w:lang w:val="ru-RU"/>
-        </w:rPr>
-        <w:t xml:space="preserve"> варианте. Такой подход позволяет показать структуру будущего интерфейса без разработки полного </w:t>
-      </w:r>
-      <w:proofErr w:type="spellStart"/>
-      <w:r>
-        <w:rPr>
-          <w:rFonts w:ascii="Times New Roman" w:hAnsi="Times New Roman"/>
-          <w:sz w:val="28"/>
-          <w:szCs w:val="28"/>
-          <w:lang w:val="ru-RU"/>
-        </w:rPr>
-        <w:t>frontend</w:t>
-      </w:r>
-      <w:proofErr w:type="spellEnd"/>
-      <w:r>
-        <w:rPr>
-          <w:rFonts w:ascii="Times New Roman" w:hAnsi="Times New Roman"/>
-          <w:sz w:val="28"/>
-          <w:szCs w:val="28"/>
-          <w:lang w:val="ru-RU"/>
-        </w:rPr>
-        <w:t>-приложения.</w:t>
+        <w:t>Поскольку в данной курсовой работе не предусматривается полноценная реализация клиентской и серверной части приложения, пользовательский интерфейс будет представлен в виде прототипов экранных форм, разработанных в Penpot. Этот инструмент предназначен для проектирования интерфейсов и прототипирования, является бесплатным и open-source, а также может использоваться как в облачном режиме, так и в self-host варианте. Такой подход позволяет показать структуру будущего интерфейса без разработки полного frontend-приложения.</w:t>
       </w:r>
     </w:p>
     <w:p>
@@ -6788,87 +6373,7 @@
           <w:szCs w:val="28"/>
           <w:lang w:val="ru-RU"/>
         </w:rPr>
-        <w:t xml:space="preserve">diagrams.net позволяет построить все необходимые диаграммы в рамках визуального проектирования, </w:t>
-      </w:r>
-      <w:proofErr w:type="spellStart"/>
-      <w:r>
-        <w:rPr>
-          <w:rFonts w:ascii="Times New Roman" w:hAnsi="Times New Roman"/>
-          <w:sz w:val="28"/>
-          <w:szCs w:val="28"/>
-          <w:lang w:val="ru-RU"/>
-        </w:rPr>
-        <w:t>pgModeler</w:t>
-      </w:r>
-      <w:proofErr w:type="spellEnd"/>
-      <w:r>
-        <w:rPr>
-          <w:rFonts w:ascii="Times New Roman" w:hAnsi="Times New Roman"/>
-          <w:sz w:val="28"/>
-          <w:szCs w:val="28"/>
-          <w:lang w:val="ru-RU"/>
-        </w:rPr>
-        <w:t xml:space="preserve"> обеспечивает удобное проектирование базы данных именно под </w:t>
-      </w:r>
-      <w:proofErr w:type="spellStart"/>
-      <w:r>
-        <w:rPr>
-          <w:rFonts w:ascii="Times New Roman" w:hAnsi="Times New Roman"/>
-          <w:sz w:val="28"/>
-          <w:szCs w:val="28"/>
-          <w:lang w:val="ru-RU"/>
-        </w:rPr>
-        <w:t>PostgreSQL</w:t>
-      </w:r>
-      <w:proofErr w:type="spellEnd"/>
-      <w:r>
-        <w:rPr>
-          <w:rFonts w:ascii="Times New Roman" w:hAnsi="Times New Roman"/>
-          <w:sz w:val="28"/>
-          <w:szCs w:val="28"/>
-          <w:lang w:val="ru-RU"/>
-        </w:rPr>
-        <w:t xml:space="preserve">, </w:t>
-      </w:r>
-      <w:proofErr w:type="spellStart"/>
-      <w:r>
-        <w:rPr>
-          <w:rFonts w:ascii="Times New Roman" w:hAnsi="Times New Roman"/>
-          <w:sz w:val="28"/>
-          <w:szCs w:val="28"/>
-          <w:lang w:val="ru-RU"/>
-        </w:rPr>
-        <w:t>PostgreSQL</w:t>
-      </w:r>
-      <w:proofErr w:type="spellEnd"/>
-      <w:r>
-        <w:rPr>
-          <w:rFonts w:ascii="Times New Roman" w:hAnsi="Times New Roman"/>
-          <w:sz w:val="28"/>
-          <w:szCs w:val="28"/>
-          <w:lang w:val="ru-RU"/>
-        </w:rPr>
-        <w:t xml:space="preserve"> и pgAdmin4 позволяют реализовать и проверить структуру базы данных, а </w:t>
-      </w:r>
-      <w:proofErr w:type="spellStart"/>
-      <w:r>
-        <w:rPr>
-          <w:rFonts w:ascii="Times New Roman" w:hAnsi="Times New Roman"/>
-          <w:sz w:val="28"/>
-          <w:szCs w:val="28"/>
-          <w:lang w:val="ru-RU"/>
-        </w:rPr>
-        <w:t>Penpot</w:t>
-      </w:r>
-      <w:proofErr w:type="spellEnd"/>
-      <w:r>
-        <w:rPr>
-          <w:rFonts w:ascii="Times New Roman" w:hAnsi="Times New Roman"/>
-          <w:sz w:val="28"/>
-          <w:szCs w:val="28"/>
-          <w:lang w:val="ru-RU"/>
-        </w:rPr>
-        <w:t xml:space="preserve"> используется для разработки прототипов экранных форм. В совокупности эти средства покрывают основные этапы работы: моделирование, проектирование данных, реализацию SQL-части и представление интерфейса.</w:t>
+        <w:t>diagrams.net позволяет построить все необходимые диаграммы в рамках визуального проектирования, pgModeler обеспечивает удобное проектирование базы данных именно под PostgreSQL, PostgreSQL и pgAdmin4 позволяют реализовать и проверить структуру базы данных, а Penpot используется для разработки прототипов экранных форм. В совокупности эти средства покрывают основные этапы работы: моделирование, проектирование данных, реализацию SQL-части и представление интерфейса.</w:t>
       </w:r>
     </w:p>
     <w:p>
@@ -6954,118 +6459,7 @@
           <w:szCs w:val="28"/>
           <w:lang w:val="ru-RU"/>
         </w:rPr>
-        <w:t>В качестве существующих разработок в области автоматизации автосервисов можно выделить 1</w:t>
-      </w:r>
-      <w:proofErr w:type="gramStart"/>
-      <w:r>
-        <w:rPr>
-          <w:rFonts w:ascii="Times New Roman" w:hAnsi="Times New Roman"/>
-          <w:sz w:val="28"/>
-          <w:szCs w:val="28"/>
-          <w:lang w:val="ru-RU"/>
-        </w:rPr>
-        <w:t>С:Автосервис</w:t>
-      </w:r>
-      <w:proofErr w:type="gramEnd"/>
-      <w:r>
-        <w:rPr>
-          <w:rFonts w:ascii="Times New Roman" w:hAnsi="Times New Roman"/>
-          <w:sz w:val="28"/>
-          <w:szCs w:val="28"/>
-          <w:lang w:val="ru-RU"/>
-        </w:rPr>
-        <w:t xml:space="preserve">, </w:t>
-      </w:r>
-      <w:proofErr w:type="spellStart"/>
-      <w:r>
-        <w:rPr>
-          <w:rFonts w:ascii="Times New Roman" w:hAnsi="Times New Roman"/>
-          <w:sz w:val="28"/>
-          <w:szCs w:val="28"/>
-          <w:lang w:val="ru-RU"/>
-        </w:rPr>
-        <w:t>АвтоДилер</w:t>
-      </w:r>
-      <w:proofErr w:type="spellEnd"/>
-      <w:r>
-        <w:rPr>
-          <w:rFonts w:ascii="Times New Roman" w:hAnsi="Times New Roman"/>
-          <w:sz w:val="28"/>
-          <w:szCs w:val="28"/>
-          <w:lang w:val="ru-RU"/>
-        </w:rPr>
-        <w:t xml:space="preserve"> Онлайн и Альфа-Авто: </w:t>
-      </w:r>
-      <w:proofErr w:type="spellStart"/>
-      <w:r>
-        <w:rPr>
-          <w:rFonts w:ascii="Times New Roman" w:hAnsi="Times New Roman"/>
-          <w:sz w:val="28"/>
-          <w:szCs w:val="28"/>
-          <w:lang w:val="ru-RU"/>
-        </w:rPr>
-        <w:t>Автосервис+Автозапчасти</w:t>
-      </w:r>
-      <w:proofErr w:type="spellEnd"/>
-      <w:r>
-        <w:rPr>
-          <w:rFonts w:ascii="Times New Roman" w:hAnsi="Times New Roman"/>
-          <w:sz w:val="28"/>
-          <w:szCs w:val="28"/>
-          <w:lang w:val="ru-RU"/>
-        </w:rPr>
-        <w:t>. Эти программные продукты предназначены для учета заказ-нарядов, услуг, запасных частей, клиентов и других процессов, характерных для работы автосервиса. Например, 1</w:t>
-      </w:r>
-      <w:proofErr w:type="gramStart"/>
-      <w:r>
-        <w:rPr>
-          <w:rFonts w:ascii="Times New Roman" w:hAnsi="Times New Roman"/>
-          <w:sz w:val="28"/>
-          <w:szCs w:val="28"/>
-          <w:lang w:val="ru-RU"/>
-        </w:rPr>
-        <w:t>С:Автосервис</w:t>
-      </w:r>
-      <w:proofErr w:type="gramEnd"/>
-      <w:r>
-        <w:rPr>
-          <w:rFonts w:ascii="Times New Roman" w:hAnsi="Times New Roman"/>
-          <w:sz w:val="28"/>
-          <w:szCs w:val="28"/>
-          <w:lang w:val="ru-RU"/>
-        </w:rPr>
-        <w:t xml:space="preserve"> поддерживает заказ-наряды, прием автомобиля, дефектовку, подбор запчастей и выдачу автомобиля клиенту. </w:t>
-      </w:r>
-      <w:proofErr w:type="spellStart"/>
-      <w:proofErr w:type="gramStart"/>
-      <w:r>
-        <w:rPr>
-          <w:rFonts w:ascii="Times New Roman" w:hAnsi="Times New Roman"/>
-          <w:sz w:val="28"/>
-          <w:szCs w:val="28"/>
-          <w:lang w:val="ru-RU"/>
-        </w:rPr>
-        <w:t>АвтоДилер</w:t>
-      </w:r>
-      <w:proofErr w:type="spellEnd"/>
-      <w:r>
-        <w:rPr>
-          <w:rFonts w:ascii="Times New Roman" w:hAnsi="Times New Roman"/>
-          <w:sz w:val="28"/>
-          <w:szCs w:val="28"/>
-          <w:lang w:val="ru-RU"/>
-        </w:rPr>
-        <w:t xml:space="preserve"> Онлайн</w:t>
-      </w:r>
-      <w:proofErr w:type="gramEnd"/>
-      <w:r>
-        <w:rPr>
-          <w:rFonts w:ascii="Times New Roman" w:hAnsi="Times New Roman"/>
-          <w:sz w:val="28"/>
-          <w:szCs w:val="28"/>
-          <w:lang w:val="ru-RU"/>
-        </w:rPr>
-        <w:t xml:space="preserve"> ориентирован на ведение заказ-нарядов, учет товаров и материалов, а Альфа-Авто предназначен для автоматизации учета на предприятиях автобизнеса, включая автосервисы и магазины автозапчастей.</w:t>
+        <w:t>В качестве существующих разработок в области автоматизации автосервисов можно выделить 1С:Автосервис, АвтоДилер Онлайн и Альфа-Авто: Автосервис+Автозапчасти. Эти программные продукты предназначены для учета заказ-нарядов, услуг, запасных частей, клиентов и других процессов, характерных для работы автосервиса. Например, 1С:Автосервис поддерживает заказ-наряды, прием автомобиля, дефектовку, подбор запчастей и выдачу автомобиля клиенту. АвтоДилер Онлайн ориентирован на ведение заказ-нарядов, учет товаров и материалов, а Альфа-Авто предназначен для автоматизации учета на предприятиях автобизнеса, включая автосервисы и магазины автозапчастей.</w:t>
       </w:r>
     </w:p>
     <w:p>
@@ -7483,17 +6877,7 @@
           <w:szCs w:val="28"/>
           <w:lang w:val="ru-RU"/>
         </w:rPr>
-        <w:t xml:space="preserve">В рамках данной курсовой работы рассматривается предметная область автосервиса, а в качестве направления автоматизации выбрана задача учета услуг и запчастей, используемых при техническом обслуживании и ремонте автомобилей. Необходимость решения данной задачи обусловлена тем, что </w:t>
-      </w:r>
-      <w:proofErr w:type="gramStart"/>
-      <w:r>
-        <w:rPr>
-          <w:rFonts w:ascii="Times New Roman" w:hAnsi="Times New Roman"/>
-          <w:sz w:val="28"/>
-          <w:szCs w:val="28"/>
-          <w:lang w:val="ru-RU"/>
-        </w:rPr>
-        <w:t xml:space="preserve">в </w:t>
+        <w:t xml:space="preserve">В рамках данной курсовой работы рассматривается предметная область автосервиса, а в качестве направления автоматизации выбрана задача учета услуг и запчастей, используемых при техническом обслуживании и ремонте автомобилей. Необходимость решения данной задачи обусловлена тем, что в </w:t>
       </w:r>
       <w:r>
         <w:rPr>
@@ -7511,17 +6895,7 @@
           <w:szCs w:val="28"/>
           <w:lang w:val="ru-RU"/>
         </w:rPr>
-        <w:t>ри</w:t>
-      </w:r>
-      <w:proofErr w:type="gramEnd"/>
-      <w:r>
-        <w:rPr>
-          <w:rFonts w:ascii="Times New Roman" w:hAnsi="Times New Roman"/>
-          <w:sz w:val="28"/>
-          <w:szCs w:val="28"/>
-          <w:lang w:val="ru-RU"/>
-        </w:rPr>
-        <w:t xml:space="preserve"> ручном ведении учета или хранения данных возникают ошибки, дублирование информации, затруднения при расчете стоимости и сложности при формировании отчетности.</w:t>
+        <w:t>ри ручном ведении учета или хранения данных возникают ошибки, дублирование информации, затруднения при расчете стоимости и сложности при формировании отчетности.</w:t>
       </w:r>
     </w:p>
     <w:p>
@@ -7719,27 +7093,7 @@
           <w:szCs w:val="28"/>
           <w:lang w:val="ru-RU"/>
         </w:rPr>
-        <w:t xml:space="preserve">– реализовать физическую структуру базы данных в </w:t>
-      </w:r>
-      <w:proofErr w:type="spellStart"/>
-      <w:r>
-        <w:rPr>
-          <w:rFonts w:ascii="Times New Roman" w:hAnsi="Times New Roman"/>
-          <w:sz w:val="28"/>
-          <w:szCs w:val="28"/>
-          <w:lang w:val="ru-RU"/>
-        </w:rPr>
-        <w:t>PostgreSQL</w:t>
-      </w:r>
-      <w:proofErr w:type="spellEnd"/>
-      <w:r>
-        <w:rPr>
-          <w:rFonts w:ascii="Times New Roman" w:hAnsi="Times New Roman"/>
-          <w:sz w:val="28"/>
-          <w:szCs w:val="28"/>
-          <w:lang w:val="ru-RU"/>
-        </w:rPr>
-        <w:t>;</w:t>
+        <w:t>– реализовать физическую структуру базы данных в PostgreSQL;</w:t>
       </w:r>
     </w:p>
     <w:p>
@@ -8493,6 +7847,7 @@
       <w:r>
         <w:rPr>
           <w:rFonts w:ascii="Times New Roman" w:hAnsi="Times New Roman"/>
+          <w:noProof/>
           <w:sz w:val="28"/>
           <w:szCs w:val="28"/>
           <w:lang w:val="ru-RU"/>
@@ -8554,25 +7909,7 @@
           <w:szCs w:val="28"/>
           <w:lang w:val="ru-RU"/>
         </w:rPr>
-        <w:t>Рисунок 2.</w:t>
-      </w:r>
-      <w:r>
-        <w:rPr>
-          <w:rFonts w:ascii="Times New Roman" w:hAnsi="Times New Roman"/>
-          <w:sz w:val="28"/>
-          <w:szCs w:val="28"/>
-          <w:lang w:val="ru-RU"/>
-        </w:rPr>
-        <w:t>3</w:t>
-      </w:r>
-      <w:r>
-        <w:rPr>
-          <w:rFonts w:ascii="Times New Roman" w:hAnsi="Times New Roman"/>
-          <w:sz w:val="28"/>
-          <w:szCs w:val="28"/>
-          <w:lang w:val="ru-RU"/>
-        </w:rPr>
-        <w:t xml:space="preserve"> – </w:t>
+        <w:t xml:space="preserve">Рисунок 2.3 – </w:t>
       </w:r>
       <w:r>
         <w:rPr>
@@ -8624,25 +7961,7 @@
           <w:szCs w:val="28"/>
           <w:lang w:val="ru-RU"/>
         </w:rPr>
-        <w:t xml:space="preserve"> «Как </w:t>
-      </w:r>
-      <w:r>
-        <w:rPr>
-          <w:rFonts w:ascii="Times New Roman" w:hAnsi="Times New Roman"/>
-          <w:sz w:val="28"/>
-          <w:szCs w:val="28"/>
-          <w:lang w:val="ru-RU"/>
-        </w:rPr>
-        <w:t>должно быть</w:t>
-      </w:r>
-      <w:r>
-        <w:rPr>
-          <w:rFonts w:ascii="Times New Roman" w:hAnsi="Times New Roman"/>
-          <w:sz w:val="28"/>
-          <w:szCs w:val="28"/>
-          <w:lang w:val="ru-RU"/>
-        </w:rPr>
-        <w:t>»</w:t>
+        <w:t xml:space="preserve"> «Как должно быть»</w:t>
       </w:r>
     </w:p>
     <w:p>
@@ -8672,6 +7991,7 @@
       <w:r>
         <w:rPr>
           <w:rFonts w:ascii="Times New Roman" w:hAnsi="Times New Roman"/>
+          <w:noProof/>
           <w:sz w:val="28"/>
           <w:szCs w:val="28"/>
           <w:lang w:val="ru-RU"/>
@@ -8733,25 +8053,7 @@
           <w:szCs w:val="28"/>
           <w:lang w:val="ru-RU"/>
         </w:rPr>
-        <w:t>Рисунок 2.</w:t>
-      </w:r>
-      <w:r>
-        <w:rPr>
-          <w:rFonts w:ascii="Times New Roman" w:hAnsi="Times New Roman"/>
-          <w:sz w:val="28"/>
-          <w:szCs w:val="28"/>
-          <w:lang w:val="ru-RU"/>
-        </w:rPr>
-        <w:t>4</w:t>
-      </w:r>
-      <w:r>
-        <w:rPr>
-          <w:rFonts w:ascii="Times New Roman" w:hAnsi="Times New Roman"/>
-          <w:sz w:val="28"/>
-          <w:szCs w:val="28"/>
-          <w:lang w:val="ru-RU"/>
-        </w:rPr>
-        <w:t xml:space="preserve"> – </w:t>
+        <w:t xml:space="preserve">Рисунок 2.4 – </w:t>
       </w:r>
       <w:r>
         <w:rPr>
@@ -8821,60 +8123,44 @@
           <w:szCs w:val="28"/>
           <w:lang w:val="ru-RU"/>
         </w:rPr>
-        <w:t xml:space="preserve"> «Как </w:t>
-      </w:r>
-      <w:r>
-        <w:rPr>
-          <w:rFonts w:ascii="Times New Roman" w:hAnsi="Times New Roman"/>
-          <w:sz w:val="28"/>
-          <w:szCs w:val="28"/>
-          <w:lang w:val="ru-RU"/>
-        </w:rPr>
-        <w:t>должно быть</w:t>
-      </w:r>
-      <w:r>
-        <w:rPr>
-          <w:rFonts w:ascii="Times New Roman" w:hAnsi="Times New Roman"/>
-          <w:sz w:val="28"/>
-          <w:szCs w:val="28"/>
-          <w:lang w:val="ru-RU"/>
-        </w:rPr>
-        <w:t>»</w:t>
-      </w:r>
-    </w:p>
-    <w:p>
-      <w:pPr>
-        <w:spacing w:line="360" w:lineRule="auto"/>
-        <w:ind w:firstLine="425"/>
-        <w:jc w:val="both"/>
-        <w:rPr>
-          <w:rFonts w:ascii="Times New Roman" w:hAnsi="Times New Roman"/>
-          <w:sz w:val="28"/>
-          <w:szCs w:val="28"/>
-          <w:lang w:val="ru-RU"/>
-        </w:rPr>
-      </w:pPr>
-    </w:p>
-    <w:p>
-      <w:pPr>
-        <w:spacing w:line="360" w:lineRule="auto"/>
-        <w:ind w:firstLine="425"/>
-        <w:jc w:val="both"/>
-        <w:rPr>
-          <w:rFonts w:ascii="Times New Roman" w:hAnsi="Times New Roman"/>
-          <w:b/>
-          <w:bCs/>
-          <w:sz w:val="28"/>
-          <w:szCs w:val="28"/>
-        </w:rPr>
-      </w:pPr>
-      <w:r>
-        <w:rPr>
-          <w:rFonts w:ascii="Times New Roman" w:hAnsi="Times New Roman"/>
-          <w:b/>
-          <w:bCs/>
-          <w:sz w:val="28"/>
-          <w:szCs w:val="28"/>
+        <w:t xml:space="preserve"> «Как должно быть»</w:t>
+      </w:r>
+    </w:p>
+    <w:p>
+      <w:pPr>
+        <w:spacing w:line="360" w:lineRule="auto"/>
+        <w:ind w:firstLine="425"/>
+        <w:jc w:val="both"/>
+        <w:rPr>
+          <w:rFonts w:ascii="Times New Roman" w:hAnsi="Times New Roman"/>
+          <w:sz w:val="28"/>
+          <w:szCs w:val="28"/>
+          <w:lang w:val="ru-RU"/>
+        </w:rPr>
+      </w:pPr>
+    </w:p>
+    <w:p>
+      <w:pPr>
+        <w:spacing w:line="360" w:lineRule="auto"/>
+        <w:ind w:firstLine="425"/>
+        <w:jc w:val="both"/>
+        <w:rPr>
+          <w:rFonts w:ascii="Times New Roman" w:hAnsi="Times New Roman"/>
+          <w:b/>
+          <w:bCs/>
+          <w:sz w:val="28"/>
+          <w:szCs w:val="28"/>
+          <w:lang w:val="ru-RU"/>
+        </w:rPr>
+      </w:pPr>
+      <w:r>
+        <w:rPr>
+          <w:rFonts w:ascii="Times New Roman" w:hAnsi="Times New Roman"/>
+          <w:b/>
+          <w:bCs/>
+          <w:sz w:val="28"/>
+          <w:szCs w:val="28"/>
+          <w:lang w:val="ru-RU"/>
         </w:rPr>
         <w:t xml:space="preserve">2.1.4 </w:t>
       </w:r>
@@ -8896,6 +8182,7 @@
           <w:bCs/>
           <w:sz w:val="28"/>
           <w:szCs w:val="28"/>
+          <w:lang w:val="ru-RU"/>
         </w:rPr>
         <w:t>:</w:t>
       </w:r>
@@ -9954,14 +9241,13 @@
           <w:rFonts w:ascii="Times New Roman" w:hAnsi="Times New Roman"/>
           <w:sz w:val="28"/>
           <w:szCs w:val="28"/>
-          <w:lang w:val="ru-RU"/>
         </w:rPr>
         <w:lastRenderedPageBreak/>
         <w:drawing>
-          <wp:inline distT="0" distB="0" distL="0" distR="0" wp14:anchorId="3EAA2BA6" wp14:editId="4ACA7A11">
-            <wp:extent cx="5715000" cy="4601412"/>
-            <wp:effectExtent l="0" t="0" r="0" b="8890"/>
-            <wp:docPr id="7" name="Рисунок 7"/>
+          <wp:inline distT="0" distB="0" distL="0" distR="0" wp14:anchorId="52EADCB0" wp14:editId="1721312B">
+            <wp:extent cx="5357324" cy="4404742"/>
+            <wp:effectExtent l="0" t="0" r="0" b="0"/>
+            <wp:docPr id="3" name="Рисунок 3"/>
             <wp:cNvGraphicFramePr>
               <a:graphicFrameLocks xmlns:a="http://schemas.openxmlformats.org/drawingml/2006/main" noChangeAspect="1"/>
             </wp:cNvGraphicFramePr>
@@ -9981,7 +9267,7 @@
                   <pic:spPr>
                     <a:xfrm>
                       <a:off x="0" y="0"/>
-                      <a:ext cx="5735479" cy="4617901"/>
+                      <a:ext cx="5357324" cy="4404742"/>
                     </a:xfrm>
                     <a:prstGeom prst="rect">
                       <a:avLst/>
@@ -10101,79 +9387,7 @@
           <w:szCs w:val="28"/>
           <w:lang w:val="ru-RU"/>
         </w:rPr>
-        <w:t>П</w:t>
-      </w:r>
-      <w:r>
-        <w:rPr>
-          <w:rFonts w:ascii="Times New Roman" w:hAnsi="Times New Roman"/>
-          <w:sz w:val="28"/>
-          <w:szCs w:val="28"/>
-          <w:lang w:val="ru-RU"/>
-        </w:rPr>
-        <w:t>риемщик регистрирует клиента и автомобиль</w:t>
-      </w:r>
-      <w:r>
-        <w:rPr>
-          <w:rFonts w:ascii="Times New Roman" w:hAnsi="Times New Roman"/>
-          <w:sz w:val="28"/>
-          <w:szCs w:val="28"/>
-          <w:lang w:val="ru-RU"/>
-        </w:rPr>
-        <w:t xml:space="preserve"> -&gt;</w:t>
-      </w:r>
-      <w:r>
-        <w:rPr>
-          <w:rFonts w:ascii="Times New Roman" w:hAnsi="Times New Roman"/>
-          <w:sz w:val="28"/>
-          <w:szCs w:val="28"/>
-          <w:lang w:val="ru-RU"/>
-        </w:rPr>
-        <w:t xml:space="preserve"> создает заказ-наряд</w:t>
-      </w:r>
-      <w:r>
-        <w:rPr>
-          <w:rFonts w:ascii="Times New Roman" w:hAnsi="Times New Roman"/>
-          <w:sz w:val="28"/>
-          <w:szCs w:val="28"/>
-          <w:lang w:val="ru-RU"/>
-        </w:rPr>
-        <w:t xml:space="preserve"> -&gt; </w:t>
-      </w:r>
-      <w:r>
-        <w:rPr>
-          <w:rFonts w:ascii="Times New Roman" w:hAnsi="Times New Roman"/>
-          <w:sz w:val="28"/>
-          <w:szCs w:val="28"/>
-          <w:lang w:val="ru-RU"/>
-        </w:rPr>
-        <w:t>мастер проводит диагностику и выбирает необходимые услуги из справочника</w:t>
-      </w:r>
-      <w:r>
-        <w:rPr>
-          <w:rFonts w:ascii="Times New Roman" w:hAnsi="Times New Roman"/>
-          <w:sz w:val="28"/>
-          <w:szCs w:val="28"/>
-          <w:lang w:val="ru-RU"/>
-        </w:rPr>
-        <w:t xml:space="preserve"> -&gt;</w:t>
-      </w:r>
-      <w:r>
-        <w:rPr>
-          <w:rFonts w:ascii="Times New Roman" w:hAnsi="Times New Roman"/>
-          <w:sz w:val="28"/>
-          <w:szCs w:val="28"/>
-          <w:lang w:val="ru-RU"/>
-        </w:rPr>
-        <w:t xml:space="preserve"> кладовщик подбирает и фиксирует в системе требуемые запчасти и расходные материалы</w:t>
-      </w:r>
-      <w:r>
-        <w:rPr>
-          <w:rFonts w:ascii="Times New Roman" w:hAnsi="Times New Roman"/>
-          <w:sz w:val="28"/>
-          <w:szCs w:val="28"/>
-          <w:lang w:val="ru-RU"/>
-        </w:rPr>
-        <w:t>;</w:t>
+        <w:t>Приемщик регистрирует клиента и автомобиль -&gt; создает заказ-наряд -&gt; мастер проводит диагностику и выбирает необходимые услуги из справочника -&gt; кладовщик подбирает и фиксирует в системе требуемые запчасти и расходные материалы;</w:t>
       </w:r>
     </w:p>
     <w:p>
@@ -10200,52 +9414,7 @@
           <w:szCs w:val="28"/>
           <w:lang w:val="ru-RU"/>
         </w:rPr>
-        <w:t>На следующем этапе мастер выполняет работы и отмечает факт их выполнения</w:t>
-      </w:r>
-      <w:r>
-        <w:rPr>
-          <w:rFonts w:ascii="Times New Roman" w:hAnsi="Times New Roman"/>
-          <w:sz w:val="28"/>
-          <w:szCs w:val="28"/>
-          <w:lang w:val="ru-RU"/>
-        </w:rPr>
-        <w:t xml:space="preserve"> -&gt;</w:t>
-      </w:r>
-      <w:r>
-        <w:rPr>
-          <w:rFonts w:ascii="Times New Roman" w:hAnsi="Times New Roman"/>
-          <w:sz w:val="28"/>
-          <w:szCs w:val="28"/>
-          <w:lang w:val="ru-RU"/>
-        </w:rPr>
-        <w:t xml:space="preserve"> система автоматически рассчитывает итоговую стоимость заказа с учетом услуг и запчастей</w:t>
-      </w:r>
-      <w:r>
-        <w:rPr>
-          <w:rFonts w:ascii="Times New Roman" w:hAnsi="Times New Roman"/>
-          <w:sz w:val="28"/>
-          <w:szCs w:val="28"/>
-          <w:lang w:val="ru-RU"/>
-        </w:rPr>
-        <w:t xml:space="preserve"> -&gt; </w:t>
-      </w:r>
-      <w:r>
-        <w:rPr>
-          <w:rFonts w:ascii="Times New Roman" w:hAnsi="Times New Roman"/>
-          <w:sz w:val="28"/>
-          <w:szCs w:val="28"/>
-          <w:lang w:val="ru-RU"/>
-        </w:rPr>
-        <w:t>формирует электронный заказ-наряд и сохраняет данные для дальнейшей отчетности</w:t>
-      </w:r>
-      <w:r>
-        <w:rPr>
-          <w:rFonts w:ascii="Times New Roman" w:hAnsi="Times New Roman"/>
-          <w:sz w:val="28"/>
-          <w:szCs w:val="28"/>
-          <w:lang w:val="ru-RU"/>
-        </w:rPr>
-        <w:t>.</w:t>
+        <w:t>На следующем этапе мастер выполняет работы и отмечает факт их выполнения -&gt; система автоматически рассчитывает итоговую стоимость заказа с учетом услуг и запчастей -&gt; формирует электронный заказ-наряд и сохраняет данные для дальнейшей отчетности.</w:t>
       </w:r>
     </w:p>
     <w:p>
@@ -10354,43 +9523,7 @@
           <w:szCs w:val="28"/>
           <w:lang w:val="ru-RU"/>
         </w:rPr>
-        <w:t>К</w:t>
-      </w:r>
-      <w:r>
-        <w:rPr>
-          <w:rFonts w:ascii="Times New Roman" w:hAnsi="Times New Roman"/>
-          <w:sz w:val="28"/>
-          <w:szCs w:val="28"/>
-          <w:lang w:val="ru-RU"/>
-        </w:rPr>
-        <w:t>лиент или автомобиль уже зарегистрированы в системе</w:t>
-      </w:r>
-      <w:r>
-        <w:rPr>
-          <w:rFonts w:ascii="Times New Roman" w:hAnsi="Times New Roman"/>
-          <w:sz w:val="28"/>
-          <w:szCs w:val="28"/>
-          <w:lang w:val="ru-RU"/>
-        </w:rPr>
-        <w:t xml:space="preserve"> -&gt;</w:t>
-      </w:r>
-      <w:r>
-        <w:rPr>
-          <w:rFonts w:ascii="Times New Roman" w:hAnsi="Times New Roman"/>
-          <w:sz w:val="28"/>
-          <w:szCs w:val="28"/>
-          <w:lang w:val="ru-RU"/>
-        </w:rPr>
-        <w:t xml:space="preserve"> приемщик использует существующие данные без повторного ввода</w:t>
-      </w:r>
-      <w:r>
-        <w:rPr>
-          <w:rFonts w:ascii="Times New Roman" w:hAnsi="Times New Roman"/>
-          <w:sz w:val="28"/>
-          <w:szCs w:val="28"/>
-          <w:lang w:val="ru-RU"/>
-        </w:rPr>
-        <w:t>;</w:t>
+        <w:t>Клиент или автомобиль уже зарегистрированы в системе -&gt; приемщик использует существующие данные без повторного ввода;</w:t>
       </w:r>
     </w:p>
     <w:p>
@@ -10417,43 +9550,7 @@
           <w:szCs w:val="28"/>
           <w:lang w:val="ru-RU"/>
         </w:rPr>
-        <w:t xml:space="preserve">В </w:t>
-      </w:r>
-      <w:r>
-        <w:rPr>
-          <w:rFonts w:ascii="Times New Roman" w:hAnsi="Times New Roman"/>
-          <w:sz w:val="28"/>
-          <w:szCs w:val="28"/>
-          <w:lang w:val="ru-RU"/>
-        </w:rPr>
-        <w:t>ходе диагностики выявляется необходимость дополнительных услуг</w:t>
-      </w:r>
-      <w:r>
-        <w:rPr>
-          <w:rFonts w:ascii="Times New Roman" w:hAnsi="Times New Roman"/>
-          <w:sz w:val="28"/>
-          <w:szCs w:val="28"/>
-          <w:lang w:val="ru-RU"/>
-        </w:rPr>
-        <w:t xml:space="preserve"> -&gt;</w:t>
-      </w:r>
-      <w:r>
-        <w:rPr>
-          <w:rFonts w:ascii="Times New Roman" w:hAnsi="Times New Roman"/>
-          <w:sz w:val="28"/>
-          <w:szCs w:val="28"/>
-          <w:lang w:val="ru-RU"/>
-        </w:rPr>
-        <w:t xml:space="preserve"> мастер добавляет их в заказ</w:t>
-      </w:r>
-      <w:r>
-        <w:rPr>
-          <w:rFonts w:ascii="Times New Roman" w:hAnsi="Times New Roman"/>
-          <w:sz w:val="28"/>
-          <w:szCs w:val="28"/>
-          <w:lang w:val="ru-RU"/>
-        </w:rPr>
-        <w:t>;</w:t>
+        <w:t>В ходе диагностики выявляется необходимость дополнительных услуг -&gt; мастер добавляет их в заказ;</w:t>
       </w:r>
     </w:p>
     <w:p>
@@ -10480,34 +9577,7 @@
           <w:szCs w:val="28"/>
           <w:lang w:val="ru-RU"/>
         </w:rPr>
-        <w:t>При отсутствии нужной запчасти в наличии система фиксирует отсутствие позиции</w:t>
-      </w:r>
-      <w:r>
-        <w:rPr>
-          <w:rFonts w:ascii="Times New Roman" w:hAnsi="Times New Roman"/>
-          <w:sz w:val="28"/>
-          <w:szCs w:val="28"/>
-          <w:lang w:val="ru-RU"/>
-        </w:rPr>
-        <w:t xml:space="preserve"> -&gt;</w:t>
-      </w:r>
-      <w:r>
-        <w:rPr>
-          <w:rFonts w:ascii="Times New Roman" w:hAnsi="Times New Roman"/>
-          <w:sz w:val="28"/>
-          <w:szCs w:val="28"/>
-          <w:lang w:val="ru-RU"/>
-        </w:rPr>
-        <w:t xml:space="preserve"> заказ продолжает оформляться без нее либо с последующей корректировкой</w:t>
-      </w:r>
-      <w:r>
-        <w:rPr>
-          <w:rFonts w:ascii="Times New Roman" w:hAnsi="Times New Roman"/>
-          <w:sz w:val="28"/>
-          <w:szCs w:val="28"/>
-          <w:lang w:val="ru-RU"/>
-        </w:rPr>
-        <w:t>;</w:t>
+        <w:t>При отсутствии нужной запчасти в наличии система фиксирует отсутствие позиции -&gt; заказ продолжает оформляться без нее либо с последующей корректировкой;</w:t>
       </w:r>
     </w:p>
     <w:p>
@@ -10534,103 +9604,2179 @@
           <w:szCs w:val="28"/>
           <w:lang w:val="ru-RU"/>
         </w:rPr>
-        <w:t>П</w:t>
-      </w:r>
-      <w:r>
-        <w:rPr>
-          <w:rFonts w:ascii="Times New Roman" w:hAnsi="Times New Roman"/>
-          <w:sz w:val="28"/>
-          <w:szCs w:val="28"/>
-          <w:lang w:val="ru-RU"/>
-        </w:rPr>
-        <w:t>ри расчете стоимости обнаруживается неполнота данных о работах или запчастях</w:t>
-      </w:r>
-      <w:r>
-        <w:rPr>
-          <w:rFonts w:ascii="Times New Roman" w:hAnsi="Times New Roman"/>
-          <w:sz w:val="28"/>
-          <w:szCs w:val="28"/>
-          <w:lang w:val="ru-RU"/>
-        </w:rPr>
-        <w:t xml:space="preserve"> -&gt; </w:t>
-      </w:r>
-      <w:r>
-        <w:rPr>
-          <w:rFonts w:ascii="Times New Roman" w:hAnsi="Times New Roman"/>
-          <w:sz w:val="28"/>
-          <w:szCs w:val="28"/>
-          <w:lang w:val="ru-RU"/>
-        </w:rPr>
-        <w:t xml:space="preserve">оформление заказа не завершается до внесения необходимых сведений. </w:t>
-      </w:r>
-    </w:p>
-    <w:p>
-      <w:pPr>
-        <w:spacing w:line="360" w:lineRule="auto"/>
-        <w:ind w:firstLine="425"/>
-        <w:jc w:val="both"/>
-        <w:rPr>
-          <w:rFonts w:ascii="Times New Roman" w:hAnsi="Times New Roman"/>
-          <w:sz w:val="28"/>
-          <w:szCs w:val="28"/>
-          <w:lang w:val="ru-RU"/>
-        </w:rPr>
-      </w:pPr>
-    </w:p>
-    <w:p>
-      <w:pPr>
-        <w:spacing w:line="360" w:lineRule="auto"/>
-        <w:ind w:firstLine="425"/>
-        <w:jc w:val="both"/>
-        <w:rPr>
-          <w:rFonts w:ascii="Times New Roman" w:hAnsi="Times New Roman"/>
-          <w:sz w:val="28"/>
-          <w:szCs w:val="28"/>
-          <w:lang w:val="ru-RU"/>
-        </w:rPr>
-      </w:pPr>
-    </w:p>
-    <w:p>
-      <w:pPr>
-        <w:spacing w:line="360" w:lineRule="auto"/>
-        <w:ind w:firstLine="425"/>
-        <w:jc w:val="both"/>
-        <w:rPr>
-          <w:rFonts w:ascii="Times New Roman" w:hAnsi="Times New Roman"/>
-          <w:sz w:val="28"/>
-          <w:szCs w:val="28"/>
-          <w:lang w:val="ru-RU"/>
-        </w:rPr>
-      </w:pPr>
-    </w:p>
-    <w:p>
-      <w:pPr>
-        <w:spacing w:line="360" w:lineRule="auto"/>
-        <w:ind w:firstLine="425"/>
-        <w:jc w:val="both"/>
-        <w:rPr>
-          <w:rFonts w:ascii="Times New Roman" w:hAnsi="Times New Roman"/>
-          <w:sz w:val="28"/>
-          <w:szCs w:val="28"/>
-          <w:lang w:val="ru-RU"/>
-        </w:rPr>
-      </w:pPr>
+        <w:t xml:space="preserve">При расчете стоимости обнаруживается неполнота данных о работах или запчастях -&gt; оформление заказа не завершается до внесения необходимых сведений. </w:t>
+      </w:r>
+    </w:p>
+    <w:p>
+      <w:pPr>
+        <w:spacing w:line="360" w:lineRule="auto"/>
+        <w:ind w:left="426"/>
+        <w:jc w:val="both"/>
+        <w:rPr>
+          <w:rFonts w:ascii="Times New Roman" w:hAnsi="Times New Roman"/>
+          <w:sz w:val="28"/>
+          <w:szCs w:val="28"/>
+        </w:rPr>
+      </w:pPr>
+    </w:p>
+    <w:p>
+      <w:pPr>
+        <w:spacing w:line="360" w:lineRule="auto"/>
+        <w:ind w:firstLine="425"/>
+        <w:jc w:val="both"/>
+        <w:rPr>
+          <w:rFonts w:ascii="Times New Roman" w:hAnsi="Times New Roman"/>
+          <w:b/>
+          <w:bCs/>
+          <w:sz w:val="28"/>
+          <w:szCs w:val="28"/>
+          <w:lang w:val="ru-RU"/>
+        </w:rPr>
+      </w:pPr>
+      <w:r>
+        <w:rPr>
+          <w:rFonts w:ascii="Times New Roman" w:hAnsi="Times New Roman"/>
+          <w:b/>
+          <w:bCs/>
+          <w:sz w:val="28"/>
+          <w:szCs w:val="28"/>
+          <w:lang w:val="ru-RU"/>
+        </w:rPr>
+        <w:t>2.3. Проектирование логической структуры информационной системы</w:t>
+      </w:r>
+    </w:p>
+    <w:p>
+      <w:pPr>
+        <w:spacing w:line="360" w:lineRule="auto"/>
+        <w:ind w:firstLine="425"/>
+        <w:jc w:val="both"/>
+        <w:rPr>
+          <w:rFonts w:ascii="Times New Roman" w:hAnsi="Times New Roman"/>
+          <w:sz w:val="28"/>
+          <w:szCs w:val="28"/>
+          <w:lang w:val="ru-RU"/>
+        </w:rPr>
+      </w:pPr>
+      <w:r>
+        <w:rPr>
+          <w:rFonts w:ascii="Times New Roman" w:hAnsi="Times New Roman"/>
+          <w:sz w:val="28"/>
+          <w:szCs w:val="28"/>
+          <w:lang w:val="ru-RU"/>
+        </w:rPr>
+        <w:t xml:space="preserve">На этапе проектирования логической структуры определяется, из каких основных частей состоит информационная система, какие объекты в ней используются и как они взаимодействуют между собой. </w:t>
+      </w:r>
+    </w:p>
+    <w:p>
+      <w:pPr>
+        <w:spacing w:line="360" w:lineRule="auto"/>
+        <w:ind w:firstLine="425"/>
+        <w:jc w:val="both"/>
+        <w:rPr>
+          <w:rFonts w:ascii="Times New Roman" w:hAnsi="Times New Roman"/>
+          <w:sz w:val="28"/>
+          <w:szCs w:val="28"/>
+          <w:lang w:val="ru-RU"/>
+        </w:rPr>
+      </w:pPr>
+      <w:r>
+        <w:rPr>
+          <w:rFonts w:ascii="Times New Roman" w:hAnsi="Times New Roman"/>
+          <w:sz w:val="28"/>
+          <w:szCs w:val="28"/>
+          <w:lang w:val="ru-RU"/>
+        </w:rPr>
+        <w:t>В логической структуре проектируемой системы можно выделить три основных уровня:</w:t>
+      </w:r>
+    </w:p>
+    <w:p>
+      <w:pPr>
+        <w:pStyle w:val="a7"/>
+        <w:numPr>
+          <w:ilvl w:val="0"/>
+          <w:numId w:val="35"/>
+        </w:numPr>
+        <w:spacing w:line="360" w:lineRule="auto"/>
+        <w:ind w:left="426" w:firstLine="0"/>
+        <w:jc w:val="both"/>
+        <w:rPr>
+          <w:rFonts w:ascii="Times New Roman" w:hAnsi="Times New Roman"/>
+          <w:sz w:val="28"/>
+          <w:szCs w:val="28"/>
+          <w:lang w:val="ru-RU"/>
+        </w:rPr>
+      </w:pPr>
+      <w:r>
+        <w:rPr>
+          <w:rFonts w:ascii="Times New Roman" w:hAnsi="Times New Roman"/>
+          <w:b/>
+          <w:bCs/>
+          <w:sz w:val="28"/>
+          <w:szCs w:val="28"/>
+          <w:lang w:val="ru-RU"/>
+        </w:rPr>
+        <w:t>пользовательский уровень</w:t>
+      </w:r>
+      <w:r>
+        <w:rPr>
+          <w:rFonts w:ascii="Times New Roman" w:hAnsi="Times New Roman"/>
+          <w:sz w:val="28"/>
+          <w:szCs w:val="28"/>
+          <w:lang w:val="ru-RU"/>
+        </w:rPr>
+        <w:t xml:space="preserve"> — формы и экраны, с которыми работает сотрудник;</w:t>
+      </w:r>
+    </w:p>
+    <w:p>
+      <w:pPr>
+        <w:pStyle w:val="a7"/>
+        <w:numPr>
+          <w:ilvl w:val="0"/>
+          <w:numId w:val="35"/>
+        </w:numPr>
+        <w:spacing w:line="360" w:lineRule="auto"/>
+        <w:ind w:left="426" w:firstLine="0"/>
+        <w:jc w:val="both"/>
+        <w:rPr>
+          <w:rFonts w:ascii="Times New Roman" w:hAnsi="Times New Roman"/>
+          <w:sz w:val="28"/>
+          <w:szCs w:val="28"/>
+          <w:lang w:val="ru-RU"/>
+        </w:rPr>
+      </w:pPr>
+      <w:r>
+        <w:rPr>
+          <w:rFonts w:ascii="Times New Roman" w:hAnsi="Times New Roman"/>
+          <w:b/>
+          <w:bCs/>
+          <w:sz w:val="28"/>
+          <w:szCs w:val="28"/>
+          <w:lang w:val="ru-RU"/>
+        </w:rPr>
+        <w:t>уровень логики</w:t>
+      </w:r>
+      <w:r>
+        <w:rPr>
+          <w:rFonts w:ascii="Times New Roman" w:hAnsi="Times New Roman"/>
+          <w:sz w:val="28"/>
+          <w:szCs w:val="28"/>
+          <w:lang w:val="ru-RU"/>
+        </w:rPr>
+        <w:t xml:space="preserve"> — обработка заказов, расчет стоимости, учет услуг и запчастей;</w:t>
+      </w:r>
+    </w:p>
+    <w:p>
+      <w:pPr>
+        <w:pStyle w:val="a7"/>
+        <w:numPr>
+          <w:ilvl w:val="0"/>
+          <w:numId w:val="35"/>
+        </w:numPr>
+        <w:spacing w:line="360" w:lineRule="auto"/>
+        <w:ind w:left="426" w:firstLine="0"/>
+        <w:jc w:val="both"/>
+        <w:rPr>
+          <w:rFonts w:ascii="Times New Roman" w:hAnsi="Times New Roman"/>
+          <w:sz w:val="28"/>
+          <w:szCs w:val="28"/>
+          <w:lang w:val="ru-RU"/>
+        </w:rPr>
+      </w:pPr>
+      <w:r>
+        <w:rPr>
+          <w:rFonts w:ascii="Times New Roman" w:hAnsi="Times New Roman"/>
+          <w:b/>
+          <w:bCs/>
+          <w:sz w:val="28"/>
+          <w:szCs w:val="28"/>
+          <w:lang w:val="ru-RU"/>
+        </w:rPr>
+        <w:t>уровень данных</w:t>
+      </w:r>
+      <w:r>
+        <w:rPr>
+          <w:rFonts w:ascii="Times New Roman" w:hAnsi="Times New Roman"/>
+          <w:sz w:val="28"/>
+          <w:szCs w:val="28"/>
+          <w:lang w:val="ru-RU"/>
+        </w:rPr>
+        <w:t xml:space="preserve"> — хранение информации в базе данных.</w:t>
+      </w:r>
+    </w:p>
+    <w:p>
+      <w:pPr>
+        <w:spacing w:line="360" w:lineRule="auto"/>
+        <w:ind w:firstLine="425"/>
+        <w:jc w:val="both"/>
+        <w:rPr>
+          <w:rFonts w:ascii="Times New Roman" w:hAnsi="Times New Roman"/>
+          <w:sz w:val="28"/>
+          <w:szCs w:val="28"/>
+          <w:lang w:val="ru-RU"/>
+        </w:rPr>
+      </w:pPr>
+    </w:p>
+    <w:p>
+      <w:pPr>
+        <w:spacing w:line="360" w:lineRule="auto"/>
+        <w:ind w:firstLine="425"/>
+        <w:jc w:val="both"/>
+        <w:rPr>
+          <w:rFonts w:ascii="Times New Roman" w:hAnsi="Times New Roman"/>
+          <w:b/>
+          <w:bCs/>
+          <w:sz w:val="28"/>
+          <w:szCs w:val="28"/>
+          <w:lang w:val="ru-RU"/>
+        </w:rPr>
+      </w:pPr>
+      <w:r>
+        <w:rPr>
+          <w:rFonts w:ascii="Times New Roman" w:hAnsi="Times New Roman"/>
+          <w:b/>
+          <w:bCs/>
+          <w:sz w:val="28"/>
+          <w:szCs w:val="28"/>
+          <w:lang w:val="ru-RU"/>
+        </w:rPr>
+        <w:t>2.3.1. Диаграммы взаимодействия</w:t>
+      </w:r>
+    </w:p>
+    <w:p>
+      <w:pPr>
+        <w:spacing w:line="360" w:lineRule="auto"/>
+        <w:ind w:firstLine="425"/>
+        <w:jc w:val="both"/>
+        <w:rPr>
+          <w:rFonts w:ascii="Times New Roman" w:hAnsi="Times New Roman"/>
+          <w:sz w:val="28"/>
+          <w:szCs w:val="28"/>
+          <w:lang w:val="ru-RU"/>
+        </w:rPr>
+      </w:pPr>
+      <w:r>
+        <w:rPr>
+          <w:rFonts w:ascii="Times New Roman" w:hAnsi="Times New Roman"/>
+          <w:sz w:val="28"/>
+          <w:szCs w:val="28"/>
+          <w:lang w:val="ru-RU"/>
+        </w:rPr>
+        <w:t xml:space="preserve">Для описания поведения системы были построены диаграммы взаимодействия в виде диаграмм последовательности. Они нужны для того, </w:t>
+      </w:r>
+      <w:r>
+        <w:rPr>
+          <w:rFonts w:ascii="Times New Roman" w:hAnsi="Times New Roman"/>
+          <w:sz w:val="28"/>
+          <w:szCs w:val="28"/>
+          <w:lang w:val="ru-RU"/>
+        </w:rPr>
+        <w:lastRenderedPageBreak/>
+        <w:t xml:space="preserve">чтобы показать порядок обмена сообщениями между пользователем, интерфейсом, системой и базой данных. </w:t>
+      </w:r>
+    </w:p>
+    <w:p>
+      <w:pPr>
+        <w:spacing w:line="360" w:lineRule="auto"/>
+        <w:ind w:firstLine="425"/>
+        <w:jc w:val="both"/>
+        <w:rPr>
+          <w:rFonts w:ascii="Times New Roman" w:hAnsi="Times New Roman"/>
+          <w:b/>
+          <w:bCs/>
+          <w:sz w:val="28"/>
+          <w:szCs w:val="28"/>
+          <w:lang w:val="ru-RU"/>
+        </w:rPr>
+      </w:pPr>
+      <w:r>
+        <w:rPr>
+          <w:rFonts w:ascii="Times New Roman" w:hAnsi="Times New Roman"/>
+          <w:b/>
+          <w:bCs/>
+          <w:sz w:val="28"/>
+          <w:szCs w:val="28"/>
+          <w:lang w:val="ru-RU"/>
+        </w:rPr>
+        <w:t>Диаграмма «Оформление заказ-наряда»</w:t>
+      </w:r>
+    </w:p>
+    <w:p>
+      <w:pPr>
+        <w:spacing w:line="360" w:lineRule="auto"/>
+        <w:ind w:firstLine="425"/>
+        <w:jc w:val="both"/>
+        <w:rPr>
+          <w:rFonts w:ascii="Times New Roman" w:hAnsi="Times New Roman"/>
+          <w:sz w:val="28"/>
+          <w:szCs w:val="28"/>
+          <w:lang w:val="ru-RU"/>
+        </w:rPr>
+      </w:pPr>
+      <w:r>
+        <w:rPr>
+          <w:rFonts w:ascii="Times New Roman" w:hAnsi="Times New Roman"/>
+          <w:sz w:val="28"/>
+          <w:szCs w:val="28"/>
+          <w:lang w:val="ru-RU"/>
+        </w:rPr>
+        <w:t>Диаграмма «Оформление заказ-наряда»</w:t>
+      </w:r>
+      <w:r>
+        <w:rPr>
+          <w:rFonts w:ascii="Times New Roman" w:hAnsi="Times New Roman"/>
+          <w:sz w:val="28"/>
+          <w:szCs w:val="28"/>
+          <w:lang w:val="ru-RU"/>
+        </w:rPr>
+        <w:t xml:space="preserve"> представлена на рисунке 2.6.</w:t>
+      </w:r>
+    </w:p>
+    <w:p>
+      <w:pPr>
+        <w:spacing w:line="360" w:lineRule="auto"/>
+        <w:jc w:val="center"/>
+        <w:rPr>
+          <w:rFonts w:ascii="Times New Roman" w:hAnsi="Times New Roman"/>
+          <w:sz w:val="28"/>
+          <w:szCs w:val="28"/>
+          <w:lang w:val="ru-RU"/>
+        </w:rPr>
+      </w:pPr>
+      <w:r>
+        <w:rPr>
+          <w:rFonts w:ascii="Times New Roman" w:hAnsi="Times New Roman"/>
+          <w:b/>
+          <w:bCs/>
+          <w:sz w:val="28"/>
+          <w:szCs w:val="28"/>
+        </w:rPr>
+        <w:drawing>
+          <wp:inline distT="0" distB="0" distL="0" distR="0" wp14:anchorId="15FE817D" wp14:editId="3E1A2416">
+            <wp:extent cx="6120130" cy="5081905"/>
+            <wp:effectExtent l="0" t="0" r="0" b="4445"/>
+            <wp:docPr id="5" name="Рисунок 5"/>
+            <wp:cNvGraphicFramePr>
+              <a:graphicFrameLocks xmlns:a="http://schemas.openxmlformats.org/drawingml/2006/main" noChangeAspect="1"/>
+            </wp:cNvGraphicFramePr>
+            <a:graphic xmlns:a="http://schemas.openxmlformats.org/drawingml/2006/main">
+              <a:graphicData uri="http://schemas.openxmlformats.org/drawingml/2006/picture">
+                <pic:pic xmlns:pic="http://schemas.openxmlformats.org/drawingml/2006/picture">
+                  <pic:nvPicPr>
+                    <pic:cNvPr id="1" name=""/>
+                    <pic:cNvPicPr/>
+                  </pic:nvPicPr>
+                  <pic:blipFill>
+                    <a:blip r:embed="rId13"/>
+                    <a:stretch>
+                      <a:fillRect/>
+                    </a:stretch>
+                  </pic:blipFill>
+                  <pic:spPr>
+                    <a:xfrm>
+                      <a:off x="0" y="0"/>
+                      <a:ext cx="6120130" cy="5081905"/>
+                    </a:xfrm>
+                    <a:prstGeom prst="rect">
+                      <a:avLst/>
+                    </a:prstGeom>
+                  </pic:spPr>
+                </pic:pic>
+              </a:graphicData>
+            </a:graphic>
+          </wp:inline>
+        </w:drawing>
+      </w:r>
+    </w:p>
+    <w:p>
+      <w:pPr>
+        <w:spacing w:line="360" w:lineRule="auto"/>
+        <w:ind w:firstLine="425"/>
+        <w:jc w:val="center"/>
+        <w:rPr>
+          <w:rFonts w:ascii="Times New Roman" w:hAnsi="Times New Roman"/>
+          <w:sz w:val="28"/>
+          <w:szCs w:val="28"/>
+          <w:lang w:val="ru-RU"/>
+        </w:rPr>
+      </w:pPr>
+      <w:r>
+        <w:rPr>
+          <w:rFonts w:ascii="Times New Roman" w:hAnsi="Times New Roman"/>
+          <w:sz w:val="28"/>
+          <w:szCs w:val="28"/>
+          <w:lang w:val="ru-RU"/>
+        </w:rPr>
+        <w:t>Рисунок 2.6 – Диаграмма взаимодействия «Оформление заказ-наряда»</w:t>
+      </w:r>
+    </w:p>
+    <w:p>
+      <w:pPr>
+        <w:spacing w:line="360" w:lineRule="auto"/>
+        <w:ind w:firstLine="425"/>
+        <w:jc w:val="center"/>
+        <w:rPr>
+          <w:rFonts w:ascii="Times New Roman" w:hAnsi="Times New Roman"/>
+          <w:sz w:val="28"/>
+          <w:szCs w:val="28"/>
+          <w:lang w:val="ru-RU"/>
+        </w:rPr>
+      </w:pPr>
+    </w:p>
+    <w:p>
+      <w:pPr>
+        <w:spacing w:line="360" w:lineRule="auto"/>
+        <w:ind w:firstLine="425"/>
+        <w:jc w:val="both"/>
+        <w:rPr>
+          <w:rFonts w:ascii="Times New Roman" w:hAnsi="Times New Roman"/>
+          <w:sz w:val="28"/>
+          <w:szCs w:val="28"/>
+          <w:lang w:val="ru-RU"/>
+        </w:rPr>
+      </w:pPr>
+      <w:r>
+        <w:rPr>
+          <w:rFonts w:ascii="Times New Roman" w:hAnsi="Times New Roman"/>
+          <w:sz w:val="28"/>
+          <w:szCs w:val="28"/>
+          <w:lang w:val="ru-RU"/>
+        </w:rPr>
+        <w:t>Эта диаграмма показывает процесс создания нового заказа в системе.</w:t>
+      </w:r>
+    </w:p>
+    <w:p>
+      <w:pPr>
+        <w:spacing w:line="360" w:lineRule="auto"/>
+        <w:ind w:firstLine="425"/>
+        <w:jc w:val="both"/>
+        <w:rPr>
+          <w:rFonts w:ascii="Times New Roman" w:hAnsi="Times New Roman"/>
+          <w:b/>
+          <w:bCs/>
+          <w:sz w:val="28"/>
+          <w:szCs w:val="28"/>
+          <w:lang w:val="ru-RU"/>
+        </w:rPr>
+      </w:pPr>
+      <w:r>
+        <w:rPr>
+          <w:rFonts w:ascii="Times New Roman" w:hAnsi="Times New Roman"/>
+          <w:b/>
+          <w:bCs/>
+          <w:sz w:val="28"/>
+          <w:szCs w:val="28"/>
+          <w:lang w:val="ru-RU"/>
+        </w:rPr>
+        <w:t>Практический смысл диаграммы:</w:t>
+      </w:r>
+    </w:p>
+    <w:p>
+      <w:pPr>
+        <w:spacing w:line="360" w:lineRule="auto"/>
+        <w:ind w:firstLine="425"/>
+        <w:jc w:val="both"/>
+        <w:rPr>
+          <w:rFonts w:ascii="Times New Roman" w:hAnsi="Times New Roman"/>
+          <w:sz w:val="28"/>
+          <w:szCs w:val="28"/>
+          <w:lang w:val="ru-RU"/>
+        </w:rPr>
+      </w:pPr>
+      <w:r>
+        <w:rPr>
+          <w:rFonts w:ascii="Times New Roman" w:hAnsi="Times New Roman"/>
+          <w:sz w:val="28"/>
+          <w:szCs w:val="28"/>
+          <w:lang w:val="ru-RU"/>
+        </w:rPr>
+        <w:t>она показывает, какие действия выполняет пользователь, какие данные передаются в систему и в какой момент заказ-наряд считается оформленным.</w:t>
+      </w:r>
     </w:p>
     <w:p>
       <w:pPr>
         <w:spacing w:after="160" w:line="259" w:lineRule="auto"/>
         <w:rPr>
           <w:rFonts w:ascii="Times New Roman" w:hAnsi="Times New Roman"/>
-          <w:sz w:val="28"/>
-          <w:szCs w:val="28"/>
-          <w:lang w:val="ru-RU"/>
-        </w:rPr>
-      </w:pPr>
-      <w:bookmarkStart w:id="0" w:name="_GoBack"/>
-      <w:bookmarkEnd w:id="0"/>
+          <w:b/>
+          <w:bCs/>
+          <w:sz w:val="28"/>
+          <w:szCs w:val="28"/>
+          <w:lang w:val="ru-RU"/>
+        </w:rPr>
+      </w:pPr>
+      <w:r>
+        <w:rPr>
+          <w:rFonts w:ascii="Times New Roman" w:hAnsi="Times New Roman"/>
+          <w:b/>
+          <w:bCs/>
+          <w:sz w:val="28"/>
+          <w:szCs w:val="28"/>
+          <w:lang w:val="ru-RU"/>
+        </w:rPr>
+        <w:br w:type="page"/>
+      </w:r>
+    </w:p>
+    <w:p>
+      <w:pPr>
+        <w:spacing w:line="360" w:lineRule="auto"/>
+        <w:ind w:firstLine="425"/>
+        <w:jc w:val="both"/>
+        <w:rPr>
+          <w:rFonts w:ascii="Times New Roman" w:hAnsi="Times New Roman"/>
+          <w:b/>
+          <w:bCs/>
+          <w:sz w:val="28"/>
+          <w:szCs w:val="28"/>
+          <w:lang w:val="ru-RU"/>
+        </w:rPr>
+      </w:pPr>
+      <w:r>
+        <w:rPr>
+          <w:rFonts w:ascii="Times New Roman" w:hAnsi="Times New Roman"/>
+          <w:b/>
+          <w:bCs/>
+          <w:sz w:val="28"/>
+          <w:szCs w:val="28"/>
+          <w:lang w:val="ru-RU"/>
+        </w:rPr>
+        <w:lastRenderedPageBreak/>
+        <w:t>Диаграмма «Расчет стоимости заказа»</w:t>
+      </w:r>
+    </w:p>
+    <w:p>
+      <w:pPr>
+        <w:spacing w:line="360" w:lineRule="auto"/>
+        <w:ind w:firstLine="425"/>
+        <w:jc w:val="both"/>
+        <w:rPr>
+          <w:rFonts w:ascii="Times New Roman" w:hAnsi="Times New Roman"/>
+          <w:sz w:val="28"/>
+          <w:szCs w:val="28"/>
+          <w:lang w:val="ru-RU"/>
+        </w:rPr>
+      </w:pPr>
+      <w:r>
+        <w:rPr>
+          <w:rFonts w:ascii="Times New Roman" w:hAnsi="Times New Roman"/>
+          <w:sz w:val="28"/>
+          <w:szCs w:val="28"/>
+          <w:lang w:val="ru-RU"/>
+        </w:rPr>
+        <w:t>Диаграмма «Расчет стоимости заказа»</w:t>
+      </w:r>
+      <w:r>
+        <w:rPr>
+          <w:rFonts w:ascii="Times New Roman" w:hAnsi="Times New Roman"/>
+          <w:sz w:val="28"/>
+          <w:szCs w:val="28"/>
+          <w:lang w:val="ru-RU"/>
+        </w:rPr>
+        <w:t xml:space="preserve"> </w:t>
+      </w:r>
+      <w:r>
+        <w:rPr>
+          <w:rFonts w:ascii="Times New Roman" w:hAnsi="Times New Roman"/>
+          <w:sz w:val="28"/>
+          <w:szCs w:val="28"/>
+          <w:lang w:val="ru-RU"/>
+        </w:rPr>
+        <w:t>представлена на рисунке 2.</w:t>
+      </w:r>
+      <w:r>
+        <w:rPr>
+          <w:rFonts w:ascii="Times New Roman" w:hAnsi="Times New Roman"/>
+          <w:sz w:val="28"/>
+          <w:szCs w:val="28"/>
+          <w:lang w:val="ru-RU"/>
+        </w:rPr>
+        <w:t>7</w:t>
+      </w:r>
+      <w:r>
+        <w:rPr>
+          <w:rFonts w:ascii="Times New Roman" w:hAnsi="Times New Roman"/>
+          <w:sz w:val="28"/>
+          <w:szCs w:val="28"/>
+          <w:lang w:val="ru-RU"/>
+        </w:rPr>
+        <w:t>.</w:t>
+      </w:r>
+    </w:p>
+    <w:p>
+      <w:pPr>
+        <w:spacing w:line="360" w:lineRule="auto"/>
+        <w:jc w:val="both"/>
+        <w:rPr>
+          <w:rFonts w:ascii="Times New Roman" w:hAnsi="Times New Roman"/>
+          <w:sz w:val="28"/>
+          <w:szCs w:val="28"/>
+          <w:lang w:val="ru-RU"/>
+        </w:rPr>
+      </w:pPr>
+      <w:r>
+        <w:rPr>
+          <w:rFonts w:ascii="Times New Roman" w:hAnsi="Times New Roman"/>
+          <w:b/>
+          <w:bCs/>
+          <w:sz w:val="28"/>
+          <w:szCs w:val="28"/>
+          <w:lang w:val="ru-RU"/>
+        </w:rPr>
+        <w:drawing>
+          <wp:inline distT="0" distB="0" distL="0" distR="0" wp14:anchorId="2FC401A3" wp14:editId="36B8908A">
+            <wp:extent cx="6120130" cy="5439410"/>
+            <wp:effectExtent l="0" t="0" r="0" b="8890"/>
+            <wp:docPr id="8" name="Рисунок 8"/>
+            <wp:cNvGraphicFramePr>
+              <a:graphicFrameLocks xmlns:a="http://schemas.openxmlformats.org/drawingml/2006/main" noChangeAspect="1"/>
+            </wp:cNvGraphicFramePr>
+            <a:graphic xmlns:a="http://schemas.openxmlformats.org/drawingml/2006/main">
+              <a:graphicData uri="http://schemas.openxmlformats.org/drawingml/2006/picture">
+                <pic:pic xmlns:pic="http://schemas.openxmlformats.org/drawingml/2006/picture">
+                  <pic:nvPicPr>
+                    <pic:cNvPr id="1" name=""/>
+                    <pic:cNvPicPr/>
+                  </pic:nvPicPr>
+                  <pic:blipFill>
+                    <a:blip r:embed="rId14"/>
+                    <a:stretch>
+                      <a:fillRect/>
+                    </a:stretch>
+                  </pic:blipFill>
+                  <pic:spPr>
+                    <a:xfrm>
+                      <a:off x="0" y="0"/>
+                      <a:ext cx="6120130" cy="5439410"/>
+                    </a:xfrm>
+                    <a:prstGeom prst="rect">
+                      <a:avLst/>
+                    </a:prstGeom>
+                  </pic:spPr>
+                </pic:pic>
+              </a:graphicData>
+            </a:graphic>
+          </wp:inline>
+        </w:drawing>
+      </w:r>
+    </w:p>
+    <w:p>
+      <w:pPr>
+        <w:spacing w:line="360" w:lineRule="auto"/>
+        <w:ind w:firstLine="425"/>
+        <w:jc w:val="center"/>
+        <w:rPr>
+          <w:rFonts w:ascii="Times New Roman" w:hAnsi="Times New Roman"/>
+          <w:sz w:val="28"/>
+          <w:szCs w:val="28"/>
+          <w:lang w:val="ru-RU"/>
+        </w:rPr>
+      </w:pPr>
+      <w:r>
+        <w:rPr>
+          <w:rFonts w:ascii="Times New Roman" w:hAnsi="Times New Roman"/>
+          <w:sz w:val="28"/>
+          <w:szCs w:val="28"/>
+          <w:lang w:val="ru-RU"/>
+        </w:rPr>
+        <w:t>Рисунок 2.</w:t>
+      </w:r>
+      <w:r>
+        <w:rPr>
+          <w:rFonts w:ascii="Times New Roman" w:hAnsi="Times New Roman"/>
+          <w:sz w:val="28"/>
+          <w:szCs w:val="28"/>
+          <w:lang w:val="ru-RU"/>
+        </w:rPr>
+        <w:t>7</w:t>
+      </w:r>
+      <w:r>
+        <w:rPr>
+          <w:rFonts w:ascii="Times New Roman" w:hAnsi="Times New Roman"/>
+          <w:sz w:val="28"/>
+          <w:szCs w:val="28"/>
+          <w:lang w:val="ru-RU"/>
+        </w:rPr>
+        <w:t xml:space="preserve"> – Диаграмма взаимодействия «</w:t>
+      </w:r>
+      <w:r>
+        <w:rPr>
+          <w:rFonts w:ascii="Times New Roman" w:hAnsi="Times New Roman"/>
+          <w:sz w:val="28"/>
+          <w:szCs w:val="28"/>
+          <w:lang w:val="ru-RU"/>
+        </w:rPr>
+        <w:t>Расчет стоимости заказа</w:t>
+      </w:r>
+      <w:r>
+        <w:rPr>
+          <w:rFonts w:ascii="Times New Roman" w:hAnsi="Times New Roman"/>
+          <w:sz w:val="28"/>
+          <w:szCs w:val="28"/>
+          <w:lang w:val="ru-RU"/>
+        </w:rPr>
+        <w:t>»</w:t>
+      </w:r>
+    </w:p>
+    <w:p>
+      <w:pPr>
+        <w:spacing w:line="360" w:lineRule="auto"/>
+        <w:jc w:val="center"/>
+        <w:rPr>
+          <w:rFonts w:ascii="Times New Roman" w:hAnsi="Times New Roman"/>
+          <w:sz w:val="28"/>
+          <w:szCs w:val="28"/>
+          <w:lang w:val="ru-RU"/>
+        </w:rPr>
+      </w:pPr>
+    </w:p>
+    <w:p>
+      <w:pPr>
+        <w:spacing w:line="360" w:lineRule="auto"/>
+        <w:ind w:firstLine="425"/>
+        <w:jc w:val="both"/>
+        <w:rPr>
+          <w:rFonts w:ascii="Times New Roman" w:hAnsi="Times New Roman"/>
+          <w:sz w:val="28"/>
+          <w:szCs w:val="28"/>
+          <w:lang w:val="ru-RU"/>
+        </w:rPr>
+      </w:pPr>
+      <w:r>
+        <w:rPr>
+          <w:rFonts w:ascii="Times New Roman" w:hAnsi="Times New Roman"/>
+          <w:sz w:val="28"/>
+          <w:szCs w:val="28"/>
+          <w:lang w:val="ru-RU"/>
+        </w:rPr>
+        <w:t>Эта диаграмма показывает, как система формирует итоговую стоимость заказа.</w:t>
+      </w:r>
+    </w:p>
+    <w:p>
+      <w:pPr>
+        <w:spacing w:line="360" w:lineRule="auto"/>
+        <w:ind w:firstLine="425"/>
+        <w:jc w:val="both"/>
+        <w:rPr>
+          <w:rFonts w:ascii="Times New Roman" w:hAnsi="Times New Roman"/>
+          <w:b/>
+          <w:bCs/>
+          <w:sz w:val="28"/>
+          <w:szCs w:val="28"/>
+          <w:lang w:val="ru-RU"/>
+        </w:rPr>
+      </w:pPr>
+      <w:r>
+        <w:rPr>
+          <w:rFonts w:ascii="Times New Roman" w:hAnsi="Times New Roman"/>
+          <w:b/>
+          <w:bCs/>
+          <w:sz w:val="28"/>
+          <w:szCs w:val="28"/>
+          <w:lang w:val="ru-RU"/>
+        </w:rPr>
+        <w:t>Практический смысл диаграммы:</w:t>
+      </w:r>
+    </w:p>
+    <w:p>
+      <w:pPr>
+        <w:spacing w:line="360" w:lineRule="auto"/>
+        <w:ind w:firstLine="425"/>
+        <w:jc w:val="both"/>
+        <w:rPr>
+          <w:rFonts w:ascii="Times New Roman" w:hAnsi="Times New Roman"/>
+          <w:sz w:val="28"/>
+          <w:szCs w:val="28"/>
+          <w:lang w:val="ru-RU"/>
+        </w:rPr>
+      </w:pPr>
+      <w:r>
+        <w:rPr>
+          <w:rFonts w:ascii="Times New Roman" w:hAnsi="Times New Roman"/>
+          <w:sz w:val="28"/>
+          <w:szCs w:val="28"/>
+          <w:lang w:val="ru-RU"/>
+        </w:rPr>
+        <w:t>она позволяет показать, что расчет стоимости выполняется не вручную, а на основе данных, уже внесенных в систему.</w:t>
+      </w:r>
+    </w:p>
+    <w:p>
+      <w:pPr>
+        <w:spacing w:line="360" w:lineRule="auto"/>
+        <w:ind w:firstLine="425"/>
+        <w:jc w:val="both"/>
+        <w:rPr>
+          <w:rFonts w:ascii="Times New Roman" w:hAnsi="Times New Roman"/>
+          <w:b/>
+          <w:bCs/>
+          <w:sz w:val="28"/>
+          <w:szCs w:val="28"/>
+          <w:lang w:val="ru-RU"/>
+        </w:rPr>
+      </w:pPr>
+      <w:r>
+        <w:rPr>
+          <w:rFonts w:ascii="Times New Roman" w:hAnsi="Times New Roman"/>
+          <w:b/>
+          <w:bCs/>
+          <w:sz w:val="28"/>
+          <w:szCs w:val="28"/>
+          <w:lang w:val="ru-RU"/>
+        </w:rPr>
+        <w:t>Итог по диаграммам взаимодействия</w:t>
+      </w:r>
+    </w:p>
+    <w:p>
+      <w:pPr>
+        <w:spacing w:line="360" w:lineRule="auto"/>
+        <w:ind w:firstLine="425"/>
+        <w:jc w:val="both"/>
+        <w:rPr>
+          <w:rFonts w:ascii="Times New Roman" w:hAnsi="Times New Roman"/>
+          <w:sz w:val="28"/>
+          <w:szCs w:val="28"/>
+          <w:lang w:val="ru-RU"/>
+        </w:rPr>
+      </w:pPr>
+      <w:r>
+        <w:rPr>
+          <w:rFonts w:ascii="Times New Roman" w:hAnsi="Times New Roman"/>
+          <w:sz w:val="28"/>
+          <w:szCs w:val="28"/>
+          <w:lang w:val="ru-RU"/>
+        </w:rPr>
+        <w:t>Построенные диаграммы позволяют наглядно представить два ключевых сценария работы информационной системы:</w:t>
+      </w:r>
+    </w:p>
+    <w:p>
+      <w:pPr>
+        <w:pStyle w:val="a7"/>
+        <w:numPr>
+          <w:ilvl w:val="0"/>
+          <w:numId w:val="36"/>
+        </w:numPr>
+        <w:spacing w:line="360" w:lineRule="auto"/>
+        <w:ind w:left="426" w:firstLine="0"/>
+        <w:jc w:val="both"/>
+        <w:rPr>
+          <w:rFonts w:ascii="Times New Roman" w:hAnsi="Times New Roman"/>
+          <w:sz w:val="28"/>
+          <w:szCs w:val="28"/>
+          <w:lang w:val="ru-RU"/>
+        </w:rPr>
+      </w:pPr>
+      <w:r>
+        <w:rPr>
+          <w:rFonts w:ascii="Times New Roman" w:hAnsi="Times New Roman"/>
+          <w:sz w:val="28"/>
+          <w:szCs w:val="28"/>
+          <w:lang w:val="ru-RU"/>
+        </w:rPr>
+        <w:lastRenderedPageBreak/>
+        <w:t>оформление заказа;</w:t>
+      </w:r>
+    </w:p>
+    <w:p>
+      <w:pPr>
+        <w:pStyle w:val="a7"/>
+        <w:numPr>
+          <w:ilvl w:val="0"/>
+          <w:numId w:val="36"/>
+        </w:numPr>
+        <w:spacing w:line="360" w:lineRule="auto"/>
+        <w:ind w:left="426" w:firstLine="0"/>
+        <w:jc w:val="both"/>
+        <w:rPr>
+          <w:rFonts w:ascii="Times New Roman" w:hAnsi="Times New Roman"/>
+          <w:sz w:val="28"/>
+          <w:szCs w:val="28"/>
+          <w:lang w:val="ru-RU"/>
+        </w:rPr>
+      </w:pPr>
+      <w:r>
+        <w:rPr>
+          <w:rFonts w:ascii="Times New Roman" w:hAnsi="Times New Roman"/>
+          <w:sz w:val="28"/>
+          <w:szCs w:val="28"/>
+          <w:lang w:val="ru-RU"/>
+        </w:rPr>
+        <w:t>расчет итоговой стоимости.</w:t>
+      </w:r>
+    </w:p>
+    <w:p>
+      <w:pPr>
+        <w:spacing w:line="360" w:lineRule="auto"/>
+        <w:ind w:firstLine="425"/>
+        <w:jc w:val="both"/>
+        <w:rPr>
+          <w:rFonts w:ascii="Times New Roman" w:hAnsi="Times New Roman"/>
+          <w:sz w:val="28"/>
+          <w:szCs w:val="28"/>
+          <w:lang w:val="ru-RU"/>
+        </w:rPr>
+      </w:pPr>
+      <w:r>
+        <w:rPr>
+          <w:rFonts w:ascii="Times New Roman" w:hAnsi="Times New Roman"/>
+          <w:sz w:val="28"/>
+          <w:szCs w:val="28"/>
+          <w:lang w:val="ru-RU"/>
+        </w:rPr>
+        <w:t>Именно эти сценарии являются центральными для темы автоматизации учета услуг и запчастей автосервиса, так как связывают действия сотрудников, обработку данных и работу базы данных в единую логическую цепочку.</w:t>
+      </w:r>
+    </w:p>
+    <w:p>
+      <w:pPr>
+        <w:spacing w:line="360" w:lineRule="auto"/>
+        <w:jc w:val="both"/>
+        <w:rPr>
+          <w:rFonts w:ascii="Times New Roman" w:hAnsi="Times New Roman"/>
+          <w:b/>
+          <w:bCs/>
+          <w:sz w:val="28"/>
+          <w:szCs w:val="28"/>
+        </w:rPr>
+      </w:pPr>
+    </w:p>
+    <w:p>
+      <w:pPr>
+        <w:spacing w:line="360" w:lineRule="auto"/>
+        <w:ind w:firstLine="425"/>
+        <w:jc w:val="both"/>
+        <w:rPr>
+          <w:rFonts w:ascii="Times New Roman" w:hAnsi="Times New Roman"/>
+          <w:b/>
+          <w:bCs/>
+          <w:sz w:val="28"/>
+          <w:szCs w:val="28"/>
+          <w:lang w:val="ru-RU"/>
+        </w:rPr>
+      </w:pPr>
+      <w:r>
+        <w:rPr>
+          <w:rFonts w:ascii="Times New Roman" w:hAnsi="Times New Roman"/>
+          <w:b/>
+          <w:bCs/>
+          <w:sz w:val="28"/>
+          <w:szCs w:val="28"/>
+          <w:lang w:val="ru-RU"/>
+        </w:rPr>
+        <w:t>2.3.2. Пакеты системы</w:t>
+      </w:r>
+    </w:p>
+    <w:p>
+      <w:pPr>
+        <w:spacing w:line="360" w:lineRule="auto"/>
+        <w:ind w:firstLine="425"/>
+        <w:jc w:val="both"/>
+        <w:rPr>
+          <w:rFonts w:ascii="Times New Roman" w:hAnsi="Times New Roman"/>
+          <w:sz w:val="28"/>
+          <w:szCs w:val="28"/>
+          <w:lang w:val="ru-RU"/>
+        </w:rPr>
+      </w:pPr>
+      <w:r>
+        <w:rPr>
+          <w:rFonts w:ascii="Times New Roman" w:hAnsi="Times New Roman"/>
+          <w:sz w:val="28"/>
+          <w:szCs w:val="28"/>
+          <w:lang w:val="ru-RU"/>
+        </w:rPr>
+        <w:t xml:space="preserve">Для упорядочения логической структуры проектируемая система разбита на пакеты. Каждый пакет объединяет связанные функции и данные. </w:t>
+      </w:r>
+    </w:p>
+    <w:p>
+      <w:pPr>
+        <w:spacing w:line="360" w:lineRule="auto"/>
+        <w:ind w:firstLine="425"/>
+        <w:jc w:val="both"/>
+        <w:rPr>
+          <w:rFonts w:ascii="Times New Roman" w:hAnsi="Times New Roman"/>
+          <w:b/>
+          <w:bCs/>
+          <w:sz w:val="28"/>
+          <w:szCs w:val="28"/>
+          <w:lang w:val="ru-RU"/>
+        </w:rPr>
+      </w:pPr>
+      <w:r>
+        <w:rPr>
+          <w:rFonts w:ascii="Times New Roman" w:hAnsi="Times New Roman"/>
+          <w:b/>
+          <w:bCs/>
+          <w:sz w:val="28"/>
+          <w:szCs w:val="28"/>
+          <w:lang w:val="ru-RU"/>
+        </w:rPr>
+        <w:t>В системе выделены следующие пакеты:</w:t>
+      </w:r>
+    </w:p>
+    <w:p>
+      <w:pPr>
+        <w:spacing w:line="360" w:lineRule="auto"/>
+        <w:ind w:firstLine="425"/>
+        <w:jc w:val="both"/>
+        <w:rPr>
+          <w:rFonts w:ascii="Times New Roman" w:hAnsi="Times New Roman"/>
+          <w:sz w:val="28"/>
+          <w:szCs w:val="28"/>
+          <w:lang w:val="ru-RU"/>
+        </w:rPr>
+      </w:pPr>
+      <w:r>
+        <w:rPr>
+          <w:rFonts w:ascii="Times New Roman" w:hAnsi="Times New Roman"/>
+          <w:b/>
+          <w:bCs/>
+          <w:sz w:val="28"/>
+          <w:szCs w:val="28"/>
+          <w:lang w:val="ru-RU"/>
+        </w:rPr>
+        <w:t>Интерфейс</w:t>
+      </w:r>
+      <w:r>
+        <w:rPr>
+          <w:rFonts w:ascii="Times New Roman" w:hAnsi="Times New Roman"/>
+          <w:sz w:val="28"/>
+          <w:szCs w:val="28"/>
+          <w:lang w:val="ru-RU"/>
+        </w:rPr>
+        <w:t xml:space="preserve"> — экранные формы и окна, через которые пользователь работает с системой.</w:t>
+      </w:r>
+    </w:p>
+    <w:p>
+      <w:pPr>
+        <w:spacing w:line="360" w:lineRule="auto"/>
+        <w:ind w:firstLine="425"/>
+        <w:jc w:val="both"/>
+        <w:rPr>
+          <w:rFonts w:ascii="Times New Roman" w:hAnsi="Times New Roman"/>
+          <w:sz w:val="28"/>
+          <w:szCs w:val="28"/>
+          <w:lang w:val="ru-RU"/>
+        </w:rPr>
+      </w:pPr>
+      <w:r>
+        <w:rPr>
+          <w:rFonts w:ascii="Times New Roman" w:hAnsi="Times New Roman"/>
+          <w:b/>
+          <w:bCs/>
+          <w:sz w:val="28"/>
+          <w:szCs w:val="28"/>
+          <w:lang w:val="ru-RU"/>
+        </w:rPr>
+        <w:t>Клиенты и автомобили</w:t>
+      </w:r>
+      <w:r>
+        <w:rPr>
+          <w:rFonts w:ascii="Times New Roman" w:hAnsi="Times New Roman"/>
+          <w:sz w:val="28"/>
+          <w:szCs w:val="28"/>
+          <w:lang w:val="ru-RU"/>
+        </w:rPr>
+        <w:t xml:space="preserve"> — хранение данных о клиентах и принадлежащих им автомобилях.</w:t>
+      </w:r>
+    </w:p>
+    <w:p>
+      <w:pPr>
+        <w:spacing w:line="360" w:lineRule="auto"/>
+        <w:ind w:firstLine="425"/>
+        <w:jc w:val="both"/>
+        <w:rPr>
+          <w:rFonts w:ascii="Times New Roman" w:hAnsi="Times New Roman"/>
+          <w:sz w:val="28"/>
+          <w:szCs w:val="28"/>
+          <w:lang w:val="ru-RU"/>
+        </w:rPr>
+      </w:pPr>
+      <w:r>
+        <w:rPr>
+          <w:rFonts w:ascii="Times New Roman" w:hAnsi="Times New Roman"/>
+          <w:b/>
+          <w:bCs/>
+          <w:sz w:val="28"/>
+          <w:szCs w:val="28"/>
+          <w:lang w:val="ru-RU"/>
+        </w:rPr>
+        <w:t>Заказ-наряды</w:t>
+      </w:r>
+      <w:r>
+        <w:rPr>
+          <w:rFonts w:ascii="Times New Roman" w:hAnsi="Times New Roman"/>
+          <w:sz w:val="28"/>
+          <w:szCs w:val="28"/>
+          <w:lang w:val="ru-RU"/>
+        </w:rPr>
+        <w:t xml:space="preserve"> — центральный пакет системы, в котором создаются, изменяются и хранятся заказы.</w:t>
+      </w:r>
+    </w:p>
+    <w:p>
+      <w:pPr>
+        <w:spacing w:line="360" w:lineRule="auto"/>
+        <w:ind w:firstLine="425"/>
+        <w:jc w:val="both"/>
+        <w:rPr>
+          <w:rFonts w:ascii="Times New Roman" w:hAnsi="Times New Roman"/>
+          <w:sz w:val="28"/>
+          <w:szCs w:val="28"/>
+          <w:lang w:val="ru-RU"/>
+        </w:rPr>
+      </w:pPr>
+      <w:r>
+        <w:rPr>
+          <w:rFonts w:ascii="Times New Roman" w:hAnsi="Times New Roman"/>
+          <w:b/>
+          <w:bCs/>
+          <w:sz w:val="28"/>
+          <w:szCs w:val="28"/>
+          <w:lang w:val="ru-RU"/>
+        </w:rPr>
+        <w:t>Услуги</w:t>
+      </w:r>
+      <w:r>
+        <w:rPr>
+          <w:rFonts w:ascii="Times New Roman" w:hAnsi="Times New Roman"/>
+          <w:sz w:val="28"/>
+          <w:szCs w:val="28"/>
+          <w:lang w:val="ru-RU"/>
+        </w:rPr>
+        <w:t xml:space="preserve"> — справочник услуг и сведения о работах, включаемых в заказ.</w:t>
+      </w:r>
+    </w:p>
+    <w:p>
+      <w:pPr>
+        <w:spacing w:line="360" w:lineRule="auto"/>
+        <w:ind w:firstLine="425"/>
+        <w:jc w:val="both"/>
+        <w:rPr>
+          <w:rFonts w:ascii="Times New Roman" w:hAnsi="Times New Roman"/>
+          <w:sz w:val="28"/>
+          <w:szCs w:val="28"/>
+          <w:lang w:val="ru-RU"/>
+        </w:rPr>
+      </w:pPr>
+      <w:r>
+        <w:rPr>
+          <w:rFonts w:ascii="Times New Roman" w:hAnsi="Times New Roman"/>
+          <w:b/>
+          <w:bCs/>
+          <w:sz w:val="28"/>
+          <w:szCs w:val="28"/>
+          <w:lang w:val="ru-RU"/>
+        </w:rPr>
+        <w:t>Запчасти и материалы</w:t>
+      </w:r>
+      <w:r>
+        <w:rPr>
+          <w:rFonts w:ascii="Times New Roman" w:hAnsi="Times New Roman"/>
+          <w:sz w:val="28"/>
+          <w:szCs w:val="28"/>
+          <w:lang w:val="ru-RU"/>
+        </w:rPr>
+        <w:t xml:space="preserve"> — учет деталей, расходных материалов и их включение в заказ.</w:t>
+      </w:r>
+    </w:p>
+    <w:p>
+      <w:pPr>
+        <w:spacing w:line="360" w:lineRule="auto"/>
+        <w:ind w:firstLine="425"/>
+        <w:jc w:val="both"/>
+        <w:rPr>
+          <w:rFonts w:ascii="Times New Roman" w:hAnsi="Times New Roman"/>
+          <w:sz w:val="28"/>
+          <w:szCs w:val="28"/>
+          <w:lang w:val="ru-RU"/>
+        </w:rPr>
+      </w:pPr>
+      <w:r>
+        <w:rPr>
+          <w:rFonts w:ascii="Times New Roman" w:hAnsi="Times New Roman"/>
+          <w:b/>
+          <w:bCs/>
+          <w:sz w:val="28"/>
+          <w:szCs w:val="28"/>
+          <w:lang w:val="ru-RU"/>
+        </w:rPr>
+        <w:t>Отчеты</w:t>
+      </w:r>
+      <w:r>
+        <w:rPr>
+          <w:rFonts w:ascii="Times New Roman" w:hAnsi="Times New Roman"/>
+          <w:sz w:val="28"/>
+          <w:szCs w:val="28"/>
+          <w:lang w:val="ru-RU"/>
+        </w:rPr>
+        <w:t xml:space="preserve"> — формирование итоговой информации по заказам, услугам и запчастям.</w:t>
+      </w:r>
+    </w:p>
+    <w:p>
+      <w:pPr>
+        <w:spacing w:line="360" w:lineRule="auto"/>
+        <w:ind w:firstLine="425"/>
+        <w:jc w:val="both"/>
+        <w:rPr>
+          <w:rFonts w:ascii="Times New Roman" w:hAnsi="Times New Roman"/>
+          <w:sz w:val="28"/>
+          <w:szCs w:val="28"/>
+          <w:lang w:val="ru-RU"/>
+        </w:rPr>
+      </w:pPr>
+      <w:r>
+        <w:rPr>
+          <w:rFonts w:ascii="Times New Roman" w:hAnsi="Times New Roman"/>
+          <w:b/>
+          <w:bCs/>
+          <w:sz w:val="28"/>
+          <w:szCs w:val="28"/>
+          <w:lang w:val="ru-RU"/>
+        </w:rPr>
+        <w:t>Авторизация</w:t>
+      </w:r>
+      <w:r>
+        <w:rPr>
+          <w:rFonts w:ascii="Times New Roman" w:hAnsi="Times New Roman"/>
+          <w:sz w:val="28"/>
+          <w:szCs w:val="28"/>
+          <w:lang w:val="ru-RU"/>
+        </w:rPr>
+        <w:t xml:space="preserve"> — вход пользователя в систему и проверка учетных данных.</w:t>
+      </w:r>
+    </w:p>
+    <w:p>
+      <w:pPr>
+        <w:spacing w:line="360" w:lineRule="auto"/>
+        <w:ind w:firstLine="425"/>
+        <w:jc w:val="both"/>
+        <w:rPr>
+          <w:rFonts w:ascii="Times New Roman" w:hAnsi="Times New Roman"/>
+          <w:sz w:val="28"/>
+          <w:szCs w:val="28"/>
+          <w:lang w:val="ru-RU"/>
+        </w:rPr>
+      </w:pPr>
+      <w:r>
+        <w:rPr>
+          <w:rFonts w:ascii="Times New Roman" w:hAnsi="Times New Roman"/>
+          <w:b/>
+          <w:bCs/>
+          <w:sz w:val="28"/>
+          <w:szCs w:val="28"/>
+          <w:lang w:val="ru-RU"/>
+        </w:rPr>
+        <w:t>Безопасность</w:t>
+      </w:r>
+      <w:r>
+        <w:rPr>
+          <w:rFonts w:ascii="Times New Roman" w:hAnsi="Times New Roman"/>
+          <w:sz w:val="28"/>
+          <w:szCs w:val="28"/>
+          <w:lang w:val="ru-RU"/>
+        </w:rPr>
+        <w:t xml:space="preserve"> — разграничение прав доступа и защита данных.</w:t>
+      </w:r>
+    </w:p>
+    <w:p>
+      <w:pPr>
+        <w:spacing w:line="360" w:lineRule="auto"/>
+        <w:ind w:firstLine="425"/>
+        <w:jc w:val="both"/>
+        <w:rPr>
+          <w:rFonts w:ascii="Times New Roman" w:hAnsi="Times New Roman"/>
+          <w:sz w:val="28"/>
+          <w:szCs w:val="28"/>
+          <w:lang w:val="ru-RU"/>
+        </w:rPr>
+      </w:pPr>
+      <w:r>
+        <w:rPr>
+          <w:rFonts w:ascii="Times New Roman" w:hAnsi="Times New Roman"/>
+          <w:b/>
+          <w:bCs/>
+          <w:sz w:val="28"/>
+          <w:szCs w:val="28"/>
+          <w:lang w:val="ru-RU"/>
+        </w:rPr>
+        <w:t>База данных</w:t>
+      </w:r>
+      <w:r>
+        <w:rPr>
+          <w:rFonts w:ascii="Times New Roman" w:hAnsi="Times New Roman"/>
+          <w:sz w:val="28"/>
+          <w:szCs w:val="28"/>
+          <w:lang w:val="ru-RU"/>
+        </w:rPr>
+        <w:t xml:space="preserve"> — централизованное хранение всей информации системы.</w:t>
+      </w:r>
+    </w:p>
+    <w:p>
+      <w:pPr>
+        <w:spacing w:line="360" w:lineRule="auto"/>
+        <w:ind w:firstLine="425"/>
+        <w:jc w:val="both"/>
+        <w:rPr>
+          <w:rFonts w:ascii="Times New Roman" w:hAnsi="Times New Roman"/>
+          <w:sz w:val="28"/>
+          <w:szCs w:val="28"/>
+          <w:lang w:val="ru-RU"/>
+        </w:rPr>
+      </w:pPr>
+      <w:r>
+        <w:rPr>
+          <w:rFonts w:ascii="Times New Roman" w:hAnsi="Times New Roman"/>
+          <w:sz w:val="28"/>
+          <w:szCs w:val="28"/>
+          <w:lang w:val="ru-RU"/>
+        </w:rPr>
+        <w:t>Диаграмма пакетов системы приведена на рисунке 2.8.</w:t>
+      </w:r>
+    </w:p>
+    <w:p>
+      <w:pPr>
+        <w:spacing w:line="360" w:lineRule="auto"/>
+        <w:jc w:val="both"/>
+        <w:rPr>
+          <w:rFonts w:ascii="Times New Roman" w:hAnsi="Times New Roman"/>
+          <w:b/>
+          <w:bCs/>
+          <w:sz w:val="28"/>
+          <w:szCs w:val="28"/>
+        </w:rPr>
+      </w:pPr>
+      <w:r>
+        <w:rPr>
+          <w:rFonts w:ascii="Times New Roman" w:hAnsi="Times New Roman"/>
+          <w:b/>
+          <w:bCs/>
+          <w:sz w:val="28"/>
+          <w:szCs w:val="28"/>
+        </w:rPr>
+        <w:lastRenderedPageBreak/>
+        <w:drawing>
+          <wp:inline distT="0" distB="0" distL="0" distR="0" wp14:anchorId="42E7796F" wp14:editId="4DA4959F">
+            <wp:extent cx="6120130" cy="5405120"/>
+            <wp:effectExtent l="0" t="0" r="0" b="5080"/>
+            <wp:docPr id="9" name="Рисунок 9"/>
+            <wp:cNvGraphicFramePr>
+              <a:graphicFrameLocks xmlns:a="http://schemas.openxmlformats.org/drawingml/2006/main" noChangeAspect="1"/>
+            </wp:cNvGraphicFramePr>
+            <a:graphic xmlns:a="http://schemas.openxmlformats.org/drawingml/2006/main">
+              <a:graphicData uri="http://schemas.openxmlformats.org/drawingml/2006/picture">
+                <pic:pic xmlns:pic="http://schemas.openxmlformats.org/drawingml/2006/picture">
+                  <pic:nvPicPr>
+                    <pic:cNvPr id="1" name=""/>
+                    <pic:cNvPicPr/>
+                  </pic:nvPicPr>
+                  <pic:blipFill>
+                    <a:blip r:embed="rId15"/>
+                    <a:stretch>
+                      <a:fillRect/>
+                    </a:stretch>
+                  </pic:blipFill>
+                  <pic:spPr>
+                    <a:xfrm>
+                      <a:off x="0" y="0"/>
+                      <a:ext cx="6120130" cy="5405120"/>
+                    </a:xfrm>
+                    <a:prstGeom prst="rect">
+                      <a:avLst/>
+                    </a:prstGeom>
+                  </pic:spPr>
+                </pic:pic>
+              </a:graphicData>
+            </a:graphic>
+          </wp:inline>
+        </w:drawing>
+      </w:r>
+    </w:p>
+    <w:p>
+      <w:pPr>
+        <w:spacing w:line="360" w:lineRule="auto"/>
+        <w:ind w:firstLine="425"/>
+        <w:jc w:val="center"/>
+        <w:rPr>
+          <w:rFonts w:ascii="Times New Roman" w:hAnsi="Times New Roman"/>
+          <w:sz w:val="28"/>
+          <w:szCs w:val="28"/>
+          <w:lang w:val="ru-RU"/>
+        </w:rPr>
+      </w:pPr>
+      <w:r>
+        <w:rPr>
+          <w:rFonts w:ascii="Times New Roman" w:hAnsi="Times New Roman"/>
+          <w:sz w:val="28"/>
+          <w:szCs w:val="28"/>
+          <w:lang w:val="ru-RU"/>
+        </w:rPr>
+        <w:t>Рисунок 2.8 – Диаграмма пакетов</w:t>
+      </w:r>
+    </w:p>
+    <w:p>
+      <w:pPr>
+        <w:spacing w:line="360" w:lineRule="auto"/>
+        <w:ind w:firstLine="425"/>
+        <w:jc w:val="center"/>
+        <w:rPr>
+          <w:rFonts w:ascii="Times New Roman" w:hAnsi="Times New Roman"/>
+          <w:sz w:val="28"/>
+          <w:szCs w:val="28"/>
+          <w:lang w:val="ru-RU"/>
+        </w:rPr>
+      </w:pPr>
+    </w:p>
+    <w:p>
+      <w:pPr>
+        <w:spacing w:line="360" w:lineRule="auto"/>
+        <w:ind w:firstLine="425"/>
+        <w:jc w:val="both"/>
+        <w:rPr>
+          <w:rFonts w:ascii="Times New Roman" w:hAnsi="Times New Roman"/>
+          <w:b/>
+          <w:bCs/>
+          <w:sz w:val="28"/>
+          <w:szCs w:val="28"/>
+          <w:lang w:val="ru-RU"/>
+        </w:rPr>
+      </w:pPr>
+      <w:r>
+        <w:rPr>
+          <w:rFonts w:ascii="Times New Roman" w:hAnsi="Times New Roman"/>
+          <w:b/>
+          <w:bCs/>
+          <w:sz w:val="28"/>
+          <w:szCs w:val="28"/>
+          <w:lang w:val="ru-RU"/>
+        </w:rPr>
+        <w:t>2.3.3. Диаграмма классов</w:t>
+      </w:r>
+    </w:p>
+    <w:p>
+      <w:pPr>
+        <w:spacing w:line="360" w:lineRule="auto"/>
+        <w:ind w:firstLine="425"/>
+        <w:jc w:val="both"/>
+        <w:rPr>
+          <w:rFonts w:ascii="Times New Roman" w:hAnsi="Times New Roman"/>
+          <w:sz w:val="28"/>
+          <w:szCs w:val="28"/>
+          <w:lang w:val="ru-RU"/>
+        </w:rPr>
+      </w:pPr>
+      <w:r>
+        <w:rPr>
+          <w:rFonts w:ascii="Times New Roman" w:hAnsi="Times New Roman"/>
+          <w:sz w:val="28"/>
+          <w:szCs w:val="28"/>
+          <w:lang w:val="ru-RU"/>
+        </w:rPr>
+        <w:t xml:space="preserve">Диаграмма классов отражает логическую структуру проектируемой информационной системы и показывает основные объекты предметной области, их атрибуты и связи между ними. </w:t>
+      </w:r>
+    </w:p>
+    <w:p>
+      <w:pPr>
+        <w:pStyle w:val="a7"/>
+        <w:spacing w:line="360" w:lineRule="auto"/>
+        <w:ind w:left="426"/>
+        <w:jc w:val="both"/>
+        <w:rPr>
+          <w:rFonts w:ascii="Times New Roman" w:hAnsi="Times New Roman"/>
+          <w:sz w:val="28"/>
+          <w:szCs w:val="28"/>
+          <w:lang w:val="ru-RU"/>
+        </w:rPr>
+      </w:pPr>
+      <w:r>
+        <w:rPr>
+          <w:rFonts w:ascii="Times New Roman" w:hAnsi="Times New Roman"/>
+          <w:sz w:val="28"/>
+          <w:szCs w:val="28"/>
+          <w:lang w:val="ru-RU"/>
+        </w:rPr>
+        <w:t>И содержит несколько основных блоков, описанных ниже.</w:t>
+      </w:r>
+    </w:p>
+    <w:p>
+      <w:pPr>
+        <w:pStyle w:val="a7"/>
+        <w:spacing w:line="360" w:lineRule="auto"/>
+        <w:ind w:left="426"/>
+        <w:jc w:val="both"/>
+        <w:rPr>
+          <w:rFonts w:ascii="Times New Roman" w:hAnsi="Times New Roman"/>
+          <w:sz w:val="28"/>
+          <w:szCs w:val="28"/>
+          <w:lang w:val="ru-RU"/>
+        </w:rPr>
+      </w:pPr>
+    </w:p>
+    <w:p>
+      <w:pPr>
+        <w:spacing w:line="360" w:lineRule="auto"/>
+        <w:ind w:firstLine="425"/>
+        <w:jc w:val="both"/>
+        <w:rPr>
+          <w:rFonts w:ascii="Times New Roman" w:hAnsi="Times New Roman"/>
+          <w:b/>
+          <w:bCs/>
+          <w:sz w:val="28"/>
+          <w:szCs w:val="28"/>
+          <w:lang w:val="ru-RU"/>
+        </w:rPr>
+      </w:pPr>
+      <w:r>
+        <w:rPr>
+          <w:rFonts w:ascii="Times New Roman" w:hAnsi="Times New Roman"/>
+          <w:b/>
+          <w:bCs/>
+          <w:sz w:val="28"/>
+          <w:szCs w:val="28"/>
+          <w:lang w:val="ru-RU"/>
+        </w:rPr>
+        <w:t>Классы-сущности</w:t>
+      </w:r>
+    </w:p>
+    <w:p>
+      <w:pPr>
+        <w:spacing w:line="360" w:lineRule="auto"/>
+        <w:ind w:firstLine="425"/>
+        <w:jc w:val="both"/>
+        <w:rPr>
+          <w:rFonts w:ascii="Times New Roman" w:hAnsi="Times New Roman"/>
+          <w:sz w:val="28"/>
+          <w:szCs w:val="28"/>
+          <w:lang w:val="ru-RU"/>
+        </w:rPr>
+      </w:pPr>
+      <w:r>
+        <w:rPr>
+          <w:rFonts w:ascii="Times New Roman" w:hAnsi="Times New Roman"/>
+          <w:sz w:val="28"/>
+          <w:szCs w:val="28"/>
+          <w:lang w:val="ru-RU"/>
+        </w:rPr>
+        <w:t xml:space="preserve">Классы-сущности отражают основные объекты предметной области, данные о которых должны храниться в системе. В данной работе к классам-сущностям </w:t>
+      </w:r>
+      <w:r>
+        <w:rPr>
+          <w:rFonts w:ascii="Times New Roman" w:hAnsi="Times New Roman"/>
+          <w:sz w:val="28"/>
+          <w:szCs w:val="28"/>
+          <w:lang w:val="ru-RU"/>
+        </w:rPr>
+        <w:lastRenderedPageBreak/>
+        <w:t xml:space="preserve">относятся: Клиент, Автомобиль, Сотрудник, ЗаказНаряд, Услуга, Запчасть, ПозицияУслуги и ПозицияЗапчасти. </w:t>
+      </w:r>
+    </w:p>
+    <w:p>
+      <w:pPr>
+        <w:spacing w:line="360" w:lineRule="auto"/>
+        <w:ind w:firstLine="425"/>
+        <w:jc w:val="both"/>
+        <w:rPr>
+          <w:rFonts w:ascii="Times New Roman" w:hAnsi="Times New Roman"/>
+          <w:sz w:val="28"/>
+          <w:szCs w:val="28"/>
+        </w:rPr>
+      </w:pPr>
+      <w:r>
+        <w:rPr>
+          <w:rFonts w:ascii="Times New Roman" w:hAnsi="Times New Roman"/>
+          <w:sz w:val="28"/>
+          <w:szCs w:val="28"/>
+          <w:lang w:val="ru-RU"/>
+        </w:rPr>
+        <w:t>Классы-сущности приведены на рисунке 2.9.</w:t>
+      </w:r>
+    </w:p>
+    <w:p>
+      <w:pPr>
+        <w:spacing w:line="360" w:lineRule="auto"/>
+        <w:ind w:firstLine="425"/>
+        <w:jc w:val="both"/>
+        <w:rPr>
+          <w:rFonts w:ascii="Times New Roman" w:hAnsi="Times New Roman"/>
+          <w:sz w:val="28"/>
+          <w:szCs w:val="28"/>
+        </w:rPr>
+      </w:pPr>
+      <w:r>
+        <w:rPr>
+          <w:rFonts w:ascii="Times New Roman" w:hAnsi="Times New Roman"/>
+          <w:sz w:val="28"/>
+          <w:szCs w:val="28"/>
+        </w:rPr>
+        <w:drawing>
+          <wp:inline distT="0" distB="0" distL="0" distR="0" wp14:anchorId="497B84D3" wp14:editId="22A3666D">
+            <wp:extent cx="5806943" cy="6325148"/>
+            <wp:effectExtent l="0" t="0" r="3810" b="0"/>
+            <wp:docPr id="15" name="Рисунок 15"/>
+            <wp:cNvGraphicFramePr>
+              <a:graphicFrameLocks xmlns:a="http://schemas.openxmlformats.org/drawingml/2006/main" noChangeAspect="1"/>
+            </wp:cNvGraphicFramePr>
+            <a:graphic xmlns:a="http://schemas.openxmlformats.org/drawingml/2006/main">
+              <a:graphicData uri="http://schemas.openxmlformats.org/drawingml/2006/picture">
+                <pic:pic xmlns:pic="http://schemas.openxmlformats.org/drawingml/2006/picture">
+                  <pic:nvPicPr>
+                    <pic:cNvPr id="1" name=""/>
+                    <pic:cNvPicPr/>
+                  </pic:nvPicPr>
+                  <pic:blipFill>
+                    <a:blip r:embed="rId16"/>
+                    <a:stretch>
+                      <a:fillRect/>
+                    </a:stretch>
+                  </pic:blipFill>
+                  <pic:spPr>
+                    <a:xfrm>
+                      <a:off x="0" y="0"/>
+                      <a:ext cx="5806943" cy="6325148"/>
+                    </a:xfrm>
+                    <a:prstGeom prst="rect">
+                      <a:avLst/>
+                    </a:prstGeom>
+                  </pic:spPr>
+                </pic:pic>
+              </a:graphicData>
+            </a:graphic>
+          </wp:inline>
+        </w:drawing>
+      </w:r>
+    </w:p>
+    <w:p>
+      <w:pPr>
+        <w:spacing w:line="360" w:lineRule="auto"/>
+        <w:ind w:firstLine="425"/>
+        <w:jc w:val="both"/>
+        <w:rPr>
+          <w:rFonts w:ascii="Times New Roman" w:hAnsi="Times New Roman"/>
+          <w:sz w:val="28"/>
+          <w:szCs w:val="28"/>
+          <w:lang w:val="ru-RU"/>
+        </w:rPr>
+      </w:pPr>
+    </w:p>
+    <w:p>
+      <w:pPr>
+        <w:spacing w:line="360" w:lineRule="auto"/>
+        <w:ind w:firstLine="425"/>
+        <w:jc w:val="both"/>
+        <w:rPr>
+          <w:rFonts w:ascii="Times New Roman" w:hAnsi="Times New Roman"/>
+          <w:b/>
+          <w:bCs/>
+          <w:sz w:val="28"/>
+          <w:szCs w:val="28"/>
+          <w:lang w:val="ru-RU"/>
+        </w:rPr>
+      </w:pPr>
+      <w:r>
+        <w:rPr>
+          <w:rFonts w:ascii="Times New Roman" w:hAnsi="Times New Roman"/>
+          <w:b/>
+          <w:bCs/>
+          <w:sz w:val="28"/>
+          <w:szCs w:val="28"/>
+          <w:lang w:val="ru-RU"/>
+        </w:rPr>
+        <w:t>Управляющие классы</w:t>
+      </w:r>
+    </w:p>
+    <w:p>
+      <w:pPr>
+        <w:spacing w:line="360" w:lineRule="auto"/>
+        <w:ind w:firstLine="425"/>
+        <w:jc w:val="both"/>
+        <w:rPr>
+          <w:rFonts w:ascii="Times New Roman" w:hAnsi="Times New Roman"/>
+          <w:sz w:val="28"/>
+          <w:szCs w:val="28"/>
+          <w:lang w:val="ru-RU"/>
+        </w:rPr>
+      </w:pPr>
+      <w:r>
+        <w:rPr>
+          <w:rFonts w:ascii="Times New Roman" w:hAnsi="Times New Roman"/>
+          <w:sz w:val="28"/>
+          <w:szCs w:val="28"/>
+          <w:lang w:val="ru-RU"/>
+        </w:rPr>
+        <w:t xml:space="preserve">Управляющие классы отвечают за выполнение логики системы и обработку действий пользователя. Они не хранят основные данные предметной области, а управляют созданием, изменением и обработкой заказов, услуг, запчастей и отчетной информации. </w:t>
+      </w:r>
+    </w:p>
+    <w:p>
+      <w:pPr>
+        <w:spacing w:line="360" w:lineRule="auto"/>
+        <w:ind w:firstLine="425"/>
+        <w:jc w:val="both"/>
+        <w:rPr>
+          <w:rFonts w:ascii="Times New Roman" w:hAnsi="Times New Roman"/>
+          <w:sz w:val="28"/>
+          <w:szCs w:val="28"/>
+          <w:lang w:val="ru-RU"/>
+        </w:rPr>
+      </w:pPr>
+      <w:r>
+        <w:rPr>
+          <w:rFonts w:ascii="Times New Roman" w:hAnsi="Times New Roman"/>
+          <w:sz w:val="28"/>
+          <w:szCs w:val="28"/>
+          <w:lang w:val="ru-RU"/>
+        </w:rPr>
+        <w:lastRenderedPageBreak/>
+        <w:t xml:space="preserve">Практически управляющие классы связывают интерфейсную часть системы с классами-сущностями и обеспечивают выполнение основных сценариев работы. </w:t>
+      </w:r>
+    </w:p>
+    <w:p>
+      <w:pPr>
+        <w:spacing w:line="360" w:lineRule="auto"/>
+        <w:ind w:firstLine="425"/>
+        <w:jc w:val="both"/>
+        <w:rPr>
+          <w:rFonts w:ascii="Times New Roman" w:hAnsi="Times New Roman"/>
+          <w:sz w:val="28"/>
+          <w:szCs w:val="28"/>
+          <w:lang w:val="ru-RU"/>
+        </w:rPr>
+      </w:pPr>
+      <w:r>
+        <w:rPr>
+          <w:rFonts w:ascii="Times New Roman" w:hAnsi="Times New Roman"/>
+          <w:sz w:val="28"/>
+          <w:szCs w:val="28"/>
+          <w:lang w:val="ru-RU"/>
+        </w:rPr>
+        <w:t>Управляющие классы</w:t>
+      </w:r>
+      <w:r>
+        <w:rPr>
+          <w:rFonts w:ascii="Times New Roman" w:hAnsi="Times New Roman"/>
+          <w:sz w:val="28"/>
+          <w:szCs w:val="28"/>
+          <w:lang w:val="ru-RU"/>
+        </w:rPr>
+        <w:t xml:space="preserve"> приведены на рисунке 2.</w:t>
+      </w:r>
+      <w:r>
+        <w:rPr>
+          <w:rFonts w:ascii="Times New Roman" w:hAnsi="Times New Roman"/>
+          <w:sz w:val="28"/>
+          <w:szCs w:val="28"/>
+          <w:lang w:val="ru-RU"/>
+        </w:rPr>
+        <w:t>10</w:t>
+      </w:r>
+      <w:r>
+        <w:rPr>
+          <w:rFonts w:ascii="Times New Roman" w:hAnsi="Times New Roman"/>
+          <w:sz w:val="28"/>
+          <w:szCs w:val="28"/>
+          <w:lang w:val="ru-RU"/>
+        </w:rPr>
+        <w:t>.</w:t>
+      </w:r>
+    </w:p>
+    <w:p>
+      <w:pPr>
+        <w:spacing w:line="360" w:lineRule="auto"/>
+        <w:ind w:firstLine="425"/>
+        <w:jc w:val="center"/>
+        <w:rPr>
+          <w:rFonts w:ascii="Times New Roman" w:hAnsi="Times New Roman"/>
+          <w:sz w:val="28"/>
+          <w:szCs w:val="28"/>
+          <w:lang w:val="ru-RU"/>
+        </w:rPr>
+      </w:pPr>
+      <w:r>
+        <w:rPr>
+          <w:rFonts w:ascii="Times New Roman" w:hAnsi="Times New Roman"/>
+          <w:sz w:val="28"/>
+          <w:szCs w:val="28"/>
+          <w:lang w:val="ru-RU"/>
+        </w:rPr>
+        <w:drawing>
+          <wp:inline distT="0" distB="0" distL="0" distR="0" wp14:anchorId="3075DD08" wp14:editId="34AD4CAE">
+            <wp:extent cx="1425063" cy="6317527"/>
+            <wp:effectExtent l="0" t="0" r="3810" b="7620"/>
+            <wp:docPr id="12" name="Рисунок 12"/>
+            <wp:cNvGraphicFramePr>
+              <a:graphicFrameLocks xmlns:a="http://schemas.openxmlformats.org/drawingml/2006/main" noChangeAspect="1"/>
+            </wp:cNvGraphicFramePr>
+            <a:graphic xmlns:a="http://schemas.openxmlformats.org/drawingml/2006/main">
+              <a:graphicData uri="http://schemas.openxmlformats.org/drawingml/2006/picture">
+                <pic:pic xmlns:pic="http://schemas.openxmlformats.org/drawingml/2006/picture">
+                  <pic:nvPicPr>
+                    <pic:cNvPr id="1" name=""/>
+                    <pic:cNvPicPr/>
+                  </pic:nvPicPr>
+                  <pic:blipFill>
+                    <a:blip r:embed="rId17"/>
+                    <a:stretch>
+                      <a:fillRect/>
+                    </a:stretch>
+                  </pic:blipFill>
+                  <pic:spPr>
+                    <a:xfrm>
+                      <a:off x="0" y="0"/>
+                      <a:ext cx="1425063" cy="6317527"/>
+                    </a:xfrm>
+                    <a:prstGeom prst="rect">
+                      <a:avLst/>
+                    </a:prstGeom>
+                  </pic:spPr>
+                </pic:pic>
+              </a:graphicData>
+            </a:graphic>
+          </wp:inline>
+        </w:drawing>
+      </w:r>
+    </w:p>
+    <w:p>
+      <w:pPr>
+        <w:spacing w:line="360" w:lineRule="auto"/>
+        <w:ind w:firstLine="425"/>
+        <w:jc w:val="both"/>
+        <w:rPr>
+          <w:rFonts w:ascii="Times New Roman" w:hAnsi="Times New Roman"/>
+          <w:sz w:val="28"/>
+          <w:szCs w:val="28"/>
+          <w:lang w:val="ru-RU"/>
+        </w:rPr>
+      </w:pPr>
+    </w:p>
+    <w:p>
+      <w:pPr>
+        <w:spacing w:line="360" w:lineRule="auto"/>
+        <w:ind w:firstLine="425"/>
+        <w:jc w:val="both"/>
+        <w:rPr>
+          <w:rFonts w:ascii="Times New Roman" w:hAnsi="Times New Roman"/>
+          <w:b/>
+          <w:bCs/>
+          <w:sz w:val="28"/>
+          <w:szCs w:val="28"/>
+          <w:lang w:val="ru-RU"/>
+        </w:rPr>
+      </w:pPr>
+      <w:r>
+        <w:rPr>
+          <w:rFonts w:ascii="Times New Roman" w:hAnsi="Times New Roman"/>
+          <w:b/>
+          <w:bCs/>
+          <w:sz w:val="28"/>
+          <w:szCs w:val="28"/>
+          <w:lang w:val="ru-RU"/>
+        </w:rPr>
+        <w:t>Граничные классы и их интерфейсы</w:t>
+      </w:r>
+    </w:p>
+    <w:p>
+      <w:pPr>
+        <w:spacing w:line="360" w:lineRule="auto"/>
+        <w:ind w:firstLine="425"/>
+        <w:jc w:val="both"/>
+        <w:rPr>
+          <w:rFonts w:ascii="Times New Roman" w:hAnsi="Times New Roman"/>
+          <w:sz w:val="28"/>
+          <w:szCs w:val="28"/>
+          <w:lang w:val="ru-RU"/>
+        </w:rPr>
+      </w:pPr>
+      <w:r>
+        <w:rPr>
+          <w:rFonts w:ascii="Times New Roman" w:hAnsi="Times New Roman"/>
+          <w:sz w:val="28"/>
+          <w:szCs w:val="28"/>
+          <w:lang w:val="ru-RU"/>
+        </w:rPr>
+        <w:t xml:space="preserve">Граничные классы предназначены для взаимодействия пользователя с системой. Они представляют экранные формы и элементы интерфейса, через которые выполняется ввод, просмотр и обработка данных. </w:t>
+      </w:r>
+    </w:p>
+    <w:p>
+      <w:pPr>
+        <w:spacing w:line="360" w:lineRule="auto"/>
+        <w:ind w:firstLine="425"/>
+        <w:jc w:val="both"/>
+        <w:rPr>
+          <w:rFonts w:ascii="Times New Roman" w:hAnsi="Times New Roman"/>
+          <w:sz w:val="28"/>
+          <w:szCs w:val="28"/>
+          <w:lang w:val="ru-RU"/>
+        </w:rPr>
+      </w:pPr>
+      <w:r>
+        <w:rPr>
+          <w:rFonts w:ascii="Times New Roman" w:hAnsi="Times New Roman"/>
+          <w:sz w:val="28"/>
+          <w:szCs w:val="28"/>
+          <w:lang w:val="ru-RU"/>
+        </w:rPr>
+        <w:lastRenderedPageBreak/>
+        <w:t xml:space="preserve">Практически граничные классы связывают пользователя с логикой системы. </w:t>
+      </w:r>
+    </w:p>
+    <w:p>
+      <w:pPr>
+        <w:spacing w:line="360" w:lineRule="auto"/>
+        <w:ind w:firstLine="425"/>
+        <w:jc w:val="both"/>
+        <w:rPr>
+          <w:rFonts w:ascii="Times New Roman" w:hAnsi="Times New Roman"/>
+          <w:sz w:val="28"/>
+          <w:szCs w:val="28"/>
+          <w:lang w:val="ru-RU"/>
+        </w:rPr>
+      </w:pPr>
+      <w:r>
+        <w:rPr>
+          <w:rFonts w:ascii="Times New Roman" w:hAnsi="Times New Roman"/>
+          <w:sz w:val="28"/>
+          <w:szCs w:val="28"/>
+          <w:lang w:val="ru-RU"/>
+        </w:rPr>
+        <w:t>Граничные классы</w:t>
+      </w:r>
+      <w:r>
+        <w:rPr>
+          <w:rFonts w:ascii="Times New Roman" w:hAnsi="Times New Roman"/>
+          <w:b/>
+          <w:bCs/>
+          <w:sz w:val="28"/>
+          <w:szCs w:val="28"/>
+          <w:lang w:val="ru-RU"/>
+        </w:rPr>
+        <w:t xml:space="preserve"> </w:t>
+      </w:r>
+      <w:r>
+        <w:rPr>
+          <w:rFonts w:ascii="Times New Roman" w:hAnsi="Times New Roman"/>
+          <w:sz w:val="28"/>
+          <w:szCs w:val="28"/>
+          <w:lang w:val="ru-RU"/>
+        </w:rPr>
+        <w:t>приведены на рисунке 2.</w:t>
+      </w:r>
+      <w:r>
+        <w:rPr>
+          <w:rFonts w:ascii="Times New Roman" w:hAnsi="Times New Roman"/>
+          <w:sz w:val="28"/>
+          <w:szCs w:val="28"/>
+          <w:lang w:val="ru-RU"/>
+        </w:rPr>
+        <w:t>11</w:t>
+      </w:r>
+      <w:r>
+        <w:rPr>
+          <w:rFonts w:ascii="Times New Roman" w:hAnsi="Times New Roman"/>
+          <w:sz w:val="28"/>
+          <w:szCs w:val="28"/>
+          <w:lang w:val="ru-RU"/>
+        </w:rPr>
+        <w:t>.</w:t>
+      </w:r>
+    </w:p>
+    <w:p>
+      <w:pPr>
+        <w:spacing w:line="360" w:lineRule="auto"/>
+        <w:ind w:firstLine="425"/>
+        <w:jc w:val="center"/>
+        <w:rPr>
+          <w:rFonts w:ascii="Times New Roman" w:hAnsi="Times New Roman"/>
+          <w:sz w:val="28"/>
+          <w:szCs w:val="28"/>
+          <w:lang w:val="ru-RU"/>
+        </w:rPr>
+      </w:pPr>
+      <w:r>
+        <w:rPr>
+          <w:rFonts w:ascii="Times New Roman" w:hAnsi="Times New Roman"/>
+          <w:sz w:val="28"/>
+          <w:szCs w:val="28"/>
+          <w:lang w:val="ru-RU"/>
+        </w:rPr>
+        <w:drawing>
+          <wp:inline distT="0" distB="0" distL="0" distR="0" wp14:anchorId="096C5E48" wp14:editId="1D69B59E">
+            <wp:extent cx="1394581" cy="6332769"/>
+            <wp:effectExtent l="0" t="0" r="0" b="0"/>
+            <wp:docPr id="11" name="Рисунок 11"/>
+            <wp:cNvGraphicFramePr>
+              <a:graphicFrameLocks xmlns:a="http://schemas.openxmlformats.org/drawingml/2006/main" noChangeAspect="1"/>
+            </wp:cNvGraphicFramePr>
+            <a:graphic xmlns:a="http://schemas.openxmlformats.org/drawingml/2006/main">
+              <a:graphicData uri="http://schemas.openxmlformats.org/drawingml/2006/picture">
+                <pic:pic xmlns:pic="http://schemas.openxmlformats.org/drawingml/2006/picture">
+                  <pic:nvPicPr>
+                    <pic:cNvPr id="1" name=""/>
+                    <pic:cNvPicPr/>
+                  </pic:nvPicPr>
+                  <pic:blipFill>
+                    <a:blip r:embed="rId18"/>
+                    <a:stretch>
+                      <a:fillRect/>
+                    </a:stretch>
+                  </pic:blipFill>
+                  <pic:spPr>
+                    <a:xfrm>
+                      <a:off x="0" y="0"/>
+                      <a:ext cx="1394581" cy="6332769"/>
+                    </a:xfrm>
+                    <a:prstGeom prst="rect">
+                      <a:avLst/>
+                    </a:prstGeom>
+                  </pic:spPr>
+                </pic:pic>
+              </a:graphicData>
+            </a:graphic>
+          </wp:inline>
+        </w:drawing>
+      </w:r>
+    </w:p>
+    <w:p>
+      <w:pPr>
+        <w:spacing w:line="360" w:lineRule="auto"/>
+        <w:ind w:firstLine="425"/>
+        <w:jc w:val="both"/>
+        <w:rPr>
+          <w:rFonts w:ascii="Times New Roman" w:hAnsi="Times New Roman"/>
+          <w:b/>
+          <w:bCs/>
+          <w:sz w:val="28"/>
+          <w:szCs w:val="28"/>
+          <w:lang w:val="ru-RU"/>
+        </w:rPr>
+      </w:pPr>
+      <w:r>
+        <w:rPr>
+          <w:rFonts w:ascii="Times New Roman" w:hAnsi="Times New Roman"/>
+          <w:b/>
+          <w:bCs/>
+          <w:sz w:val="28"/>
+          <w:szCs w:val="28"/>
+          <w:lang w:val="ru-RU"/>
+        </w:rPr>
+        <w:t>Итоги разработки диаграммы классов</w:t>
+      </w:r>
+    </w:p>
+    <w:p>
+      <w:pPr>
+        <w:spacing w:line="360" w:lineRule="auto"/>
+        <w:ind w:firstLine="425"/>
+        <w:jc w:val="both"/>
+        <w:rPr>
+          <w:rFonts w:ascii="Times New Roman" w:hAnsi="Times New Roman"/>
+          <w:sz w:val="28"/>
+          <w:szCs w:val="28"/>
+        </w:rPr>
+      </w:pPr>
+      <w:r>
+        <w:rPr>
+          <w:rFonts w:ascii="Times New Roman" w:hAnsi="Times New Roman"/>
+          <w:sz w:val="28"/>
+          <w:szCs w:val="28"/>
+          <w:lang w:val="ru-RU"/>
+        </w:rPr>
+        <w:t>В результате разработки диаграммы классов была сформирована логическая структура информационной системы учета услуг и запчастей автосервиса.</w:t>
+      </w:r>
+      <w:r>
+        <w:rPr>
+          <w:rFonts w:ascii="Times New Roman" w:hAnsi="Times New Roman"/>
+          <w:sz w:val="28"/>
+          <w:szCs w:val="28"/>
+          <w:lang w:val="ru-RU"/>
+        </w:rPr>
+        <w:t xml:space="preserve"> Диаграмма классов включает в себя классы-сущности, управляющие и граничные классы</w:t>
+      </w:r>
+      <w:r>
+        <w:rPr>
+          <w:rFonts w:ascii="Times New Roman" w:hAnsi="Times New Roman"/>
+          <w:sz w:val="28"/>
+          <w:szCs w:val="28"/>
+          <w:lang w:val="ru-RU"/>
+        </w:rPr>
+        <w:t>. Общее представление диаграммы приведено на рисунке 2.12.</w:t>
+      </w:r>
+    </w:p>
+    <w:p>
+      <w:pPr>
+        <w:spacing w:line="360" w:lineRule="auto"/>
+        <w:ind w:firstLine="425"/>
+        <w:jc w:val="both"/>
+        <w:rPr>
+          <w:rFonts w:ascii="Times New Roman" w:hAnsi="Times New Roman"/>
+          <w:sz w:val="28"/>
+          <w:szCs w:val="28"/>
+          <w:lang w:val="ru-RU"/>
+        </w:rPr>
+      </w:pPr>
+      <w:r>
+        <w:rPr>
+          <w:rFonts w:ascii="Times New Roman" w:hAnsi="Times New Roman"/>
+          <w:sz w:val="28"/>
+          <w:szCs w:val="28"/>
+          <w:lang w:val="ru-RU"/>
+        </w:rPr>
+        <w:lastRenderedPageBreak/>
+        <w:drawing>
+          <wp:inline distT="0" distB="0" distL="0" distR="0" wp14:anchorId="5A75BB70" wp14:editId="02755BCB">
+            <wp:extent cx="6120130" cy="4385310"/>
+            <wp:effectExtent l="0" t="0" r="0" b="0"/>
+            <wp:docPr id="13" name="Рисунок 13"/>
+            <wp:cNvGraphicFramePr>
+              <a:graphicFrameLocks xmlns:a="http://schemas.openxmlformats.org/drawingml/2006/main" noChangeAspect="1"/>
+            </wp:cNvGraphicFramePr>
+            <a:graphic xmlns:a="http://schemas.openxmlformats.org/drawingml/2006/main">
+              <a:graphicData uri="http://schemas.openxmlformats.org/drawingml/2006/picture">
+                <pic:pic xmlns:pic="http://schemas.openxmlformats.org/drawingml/2006/picture">
+                  <pic:nvPicPr>
+                    <pic:cNvPr id="1" name=""/>
+                    <pic:cNvPicPr/>
+                  </pic:nvPicPr>
+                  <pic:blipFill>
+                    <a:blip r:embed="rId19"/>
+                    <a:stretch>
+                      <a:fillRect/>
+                    </a:stretch>
+                  </pic:blipFill>
+                  <pic:spPr>
+                    <a:xfrm>
+                      <a:off x="0" y="0"/>
+                      <a:ext cx="6120130" cy="4385310"/>
+                    </a:xfrm>
+                    <a:prstGeom prst="rect">
+                      <a:avLst/>
+                    </a:prstGeom>
+                  </pic:spPr>
+                </pic:pic>
+              </a:graphicData>
+            </a:graphic>
+          </wp:inline>
+        </w:drawing>
+      </w:r>
+    </w:p>
+    <w:p>
+      <w:pPr>
+        <w:spacing w:line="360" w:lineRule="auto"/>
+        <w:ind w:firstLine="425"/>
+        <w:jc w:val="both"/>
+        <w:rPr>
+          <w:rFonts w:ascii="Times New Roman" w:hAnsi="Times New Roman"/>
+          <w:sz w:val="28"/>
+          <w:szCs w:val="28"/>
+          <w:lang w:val="ru-RU"/>
+        </w:rPr>
+      </w:pPr>
+    </w:p>
+    <w:p>
+      <w:pPr>
+        <w:spacing w:after="160" w:line="259" w:lineRule="auto"/>
+        <w:rPr>
+          <w:rFonts w:ascii="Times New Roman" w:hAnsi="Times New Roman"/>
+          <w:sz w:val="28"/>
+          <w:szCs w:val="28"/>
+          <w:lang w:val="ru-RU"/>
+        </w:rPr>
+      </w:pPr>
     </w:p>
     <w:sectPr>
-      <w:footerReference w:type="default" r:id="rId13"/>
+      <w:footerReference w:type="default" r:id="rId20"/>
       <w:pgSz w:w="11906" w:h="16838"/>
       <w:pgMar w:top="1134" w:right="567" w:bottom="1134" w:left="1701" w:header="709" w:footer="709" w:gutter="0"/>
       <w:pgNumType w:start="2"/>
@@ -10642,7 +11788,7 @@
 </file>
 
 <file path=word/endnotes.xml><?xml version="1.0" encoding="utf-8"?>
-<w:endnotes xmlns:wpc="http://schemas.microsoft.com/office/word/2010/wordprocessingCanvas" xmlns:cx="http://schemas.microsoft.com/office/drawing/2014/chartex" xmlns:cx1="http://schemas.microsoft.com/office/drawing/2015/9/8/chartex" xmlns:cx2="http://schemas.microsoft.com/office/drawing/2015/10/21/chartex" xmlns:cx3="http://schemas.microsoft.com/office/drawing/2016/5/9/chartex" xmlns:cx4="http://schemas.microsoft.com/office/drawing/2016/5/10/chartex" xmlns:cx5="http://schemas.microsoft.com/office/drawing/2016/5/11/chartex" xmlns:cx6="http://schemas.microsoft.com/office/drawing/2016/5/12/chartex" xmlns:cx7="http://schemas.microsoft.com/office/drawing/2016/5/13/chartex" xmlns:cx8="http://schemas.microsoft.com/office/drawing/2016/5/14/chartex" xmlns:mc="http://schemas.openxmlformats.org/markup-compatibility/2006" xmlns:aink="http://schemas.microsoft.com/office/drawing/2016/ink" xmlns:am3d="http://schemas.microsoft.com/office/drawing/2017/model3d" xmlns:o="urn:schemas-microsoft-com:office:office" xmlns:r="http://schemas.openxmlformats.org/officeDocument/2006/relationships" xmlns:m="http://schemas.openxmlformats.org/officeDocument/2006/math" xmlns:v="urn:schemas-microsoft-com:vml" xmlns:wp14="http://schemas.microsoft.com/office/word/2010/wordprocessingDrawing" xmlns:wp="http://schemas.openxmlformats.org/drawingml/2006/wordprocessingDrawing" xmlns:w10="urn:schemas-microsoft-com:office:word" xmlns:w="http://schemas.openxmlformats.org/wordprocessingml/2006/main" xmlns:w14="http://schemas.microsoft.com/office/word/2010/wordml" xmlns:w15="http://schemas.microsoft.com/office/word/2012/wordml" xmlns:w16cex="http://schemas.microsoft.com/office/word/2018/wordml/cex" xmlns:w16cid="http://schemas.microsoft.com/office/word/2016/wordml/cid" xmlns:w16="http://schemas.microsoft.com/office/word/2018/wordml" xmlns:w16se="http://schemas.microsoft.com/office/word/2015/wordml/symex" xmlns:wpg="http://schemas.microsoft.com/office/word/2010/wordprocessingGroup" xmlns:wpi="http://schemas.microsoft.com/office/word/2010/wordprocessingInk" xmlns:wne="http://schemas.microsoft.com/office/word/2006/wordml" xmlns:wps="http://schemas.microsoft.com/office/word/2010/wordprocessingShape" mc:Ignorable="w14 w15 w16se w16cid w16 w16cex wp14">
+<w:endnotes xmlns:wpc="http://schemas.microsoft.com/office/word/2010/wordprocessingCanvas" xmlns:cx="http://schemas.microsoft.com/office/drawing/2014/chartex" xmlns:cx1="http://schemas.microsoft.com/office/drawing/2015/9/8/chartex" xmlns:cx2="http://schemas.microsoft.com/office/drawing/2015/10/21/chartex" xmlns:cx3="http://schemas.microsoft.com/office/drawing/2016/5/9/chartex" xmlns:cx4="http://schemas.microsoft.com/office/drawing/2016/5/10/chartex" xmlns:cx5="http://schemas.microsoft.com/office/drawing/2016/5/11/chartex" xmlns:cx6="http://schemas.microsoft.com/office/drawing/2016/5/12/chartex" xmlns:cx7="http://schemas.microsoft.com/office/drawing/2016/5/13/chartex" xmlns:cx8="http://schemas.microsoft.com/office/drawing/2016/5/14/chartex" xmlns:mc="http://schemas.openxmlformats.org/markup-compatibility/2006" xmlns:aink="http://schemas.microsoft.com/office/drawing/2016/ink" xmlns:am3d="http://schemas.microsoft.com/office/drawing/2017/model3d" xmlns:o="urn:schemas-microsoft-com:office:office" xmlns:oel="http://schemas.microsoft.com/office/2019/extlst" xmlns:r="http://schemas.openxmlformats.org/officeDocument/2006/relationships" xmlns:m="http://schemas.openxmlformats.org/officeDocument/2006/math" xmlns:v="urn:schemas-microsoft-com:vml" xmlns:wp14="http://schemas.microsoft.com/office/word/2010/wordprocessingDrawing" xmlns:wp="http://schemas.openxmlformats.org/drawingml/2006/wordprocessingDrawing" xmlns:w10="urn:schemas-microsoft-com:office:word" xmlns:w="http://schemas.openxmlformats.org/wordprocessingml/2006/main" xmlns:w14="http://schemas.microsoft.com/office/word/2010/wordml" xmlns:w15="http://schemas.microsoft.com/office/word/2012/wordml" xmlns:w16cex="http://schemas.microsoft.com/office/word/2018/wordml/cex" xmlns:w16cid="http://schemas.microsoft.com/office/word/2016/wordml/cid" xmlns:w16="http://schemas.microsoft.com/office/word/2018/wordml" xmlns:w16sdtdh="http://schemas.microsoft.com/office/word/2020/wordml/sdtdatahash" xmlns:w16se="http://schemas.microsoft.com/office/word/2015/wordml/symex" xmlns:wpg="http://schemas.microsoft.com/office/word/2010/wordprocessingGroup" xmlns:wpi="http://schemas.microsoft.com/office/word/2010/wordprocessingInk" xmlns:wne="http://schemas.microsoft.com/office/word/2006/wordml" xmlns:wps="http://schemas.microsoft.com/office/word/2010/wordprocessingShape" mc:Ignorable="w14 w15 w16se w16cid w16 w16cex w16sdtdh wp14">
   <w:endnote w:type="separator" w:id="-1">
     <w:p>
       <w:r>
@@ -10661,7 +11807,7 @@
 </file>
 
 <file path=word/footer1.xml><?xml version="1.0" encoding="utf-8"?>
-<w:ftr xmlns:wpc="http://schemas.microsoft.com/office/word/2010/wordprocessingCanvas" xmlns:cx="http://schemas.microsoft.com/office/drawing/2014/chartex" xmlns:cx1="http://schemas.microsoft.com/office/drawing/2015/9/8/chartex" xmlns:cx2="http://schemas.microsoft.com/office/drawing/2015/10/21/chartex" xmlns:cx3="http://schemas.microsoft.com/office/drawing/2016/5/9/chartex" xmlns:cx4="http://schemas.microsoft.com/office/drawing/2016/5/10/chartex" xmlns:cx5="http://schemas.microsoft.com/office/drawing/2016/5/11/chartex" xmlns:cx6="http://schemas.microsoft.com/office/drawing/2016/5/12/chartex" xmlns:cx7="http://schemas.microsoft.com/office/drawing/2016/5/13/chartex" xmlns:cx8="http://schemas.microsoft.com/office/drawing/2016/5/14/chartex" xmlns:mc="http://schemas.openxmlformats.org/markup-compatibility/2006" xmlns:aink="http://schemas.microsoft.com/office/drawing/2016/ink" xmlns:am3d="http://schemas.microsoft.com/office/drawing/2017/model3d" xmlns:o="urn:schemas-microsoft-com:office:office" xmlns:r="http://schemas.openxmlformats.org/officeDocument/2006/relationships" xmlns:m="http://schemas.openxmlformats.org/officeDocument/2006/math" xmlns:v="urn:schemas-microsoft-com:vml" xmlns:wp14="http://schemas.microsoft.com/office/word/2010/wordprocessingDrawing" xmlns:wp="http://schemas.openxmlformats.org/drawingml/2006/wordprocessingDrawing" xmlns:w10="urn:schemas-microsoft-com:office:word" xmlns:w="http://schemas.openxmlformats.org/wordprocessingml/2006/main" xmlns:w14="http://schemas.microsoft.com/office/word/2010/wordml" xmlns:w15="http://schemas.microsoft.com/office/word/2012/wordml" xmlns:w16cex="http://schemas.microsoft.com/office/word/2018/wordml/cex" xmlns:w16cid="http://schemas.microsoft.com/office/word/2016/wordml/cid" xmlns:w16="http://schemas.microsoft.com/office/word/2018/wordml" xmlns:w16se="http://schemas.microsoft.com/office/word/2015/wordml/symex" xmlns:wpg="http://schemas.microsoft.com/office/word/2010/wordprocessingGroup" xmlns:wpi="http://schemas.microsoft.com/office/word/2010/wordprocessingInk" xmlns:wne="http://schemas.microsoft.com/office/word/2006/wordml" xmlns:wps="http://schemas.microsoft.com/office/word/2010/wordprocessingShape" mc:Ignorable="w14 w15 w16se w16cid w16 w16cex wp14">
+<w:ftr xmlns:wpc="http://schemas.microsoft.com/office/word/2010/wordprocessingCanvas" xmlns:cx="http://schemas.microsoft.com/office/drawing/2014/chartex" xmlns:cx1="http://schemas.microsoft.com/office/drawing/2015/9/8/chartex" xmlns:cx2="http://schemas.microsoft.com/office/drawing/2015/10/21/chartex" xmlns:cx3="http://schemas.microsoft.com/office/drawing/2016/5/9/chartex" xmlns:cx4="http://schemas.microsoft.com/office/drawing/2016/5/10/chartex" xmlns:cx5="http://schemas.microsoft.com/office/drawing/2016/5/11/chartex" xmlns:cx6="http://schemas.microsoft.com/office/drawing/2016/5/12/chartex" xmlns:cx7="http://schemas.microsoft.com/office/drawing/2016/5/13/chartex" xmlns:cx8="http://schemas.microsoft.com/office/drawing/2016/5/14/chartex" xmlns:mc="http://schemas.openxmlformats.org/markup-compatibility/2006" xmlns:aink="http://schemas.microsoft.com/office/drawing/2016/ink" xmlns:am3d="http://schemas.microsoft.com/office/drawing/2017/model3d" xmlns:o="urn:schemas-microsoft-com:office:office" xmlns:oel="http://schemas.microsoft.com/office/2019/extlst" xmlns:r="http://schemas.openxmlformats.org/officeDocument/2006/relationships" xmlns:m="http://schemas.openxmlformats.org/officeDocument/2006/math" xmlns:v="urn:schemas-microsoft-com:vml" xmlns:wp14="http://schemas.microsoft.com/office/word/2010/wordprocessingDrawing" xmlns:wp="http://schemas.openxmlformats.org/drawingml/2006/wordprocessingDrawing" xmlns:w10="urn:schemas-microsoft-com:office:word" xmlns:w="http://schemas.openxmlformats.org/wordprocessingml/2006/main" xmlns:w14="http://schemas.microsoft.com/office/word/2010/wordml" xmlns:w15="http://schemas.microsoft.com/office/word/2012/wordml" xmlns:w16cex="http://schemas.microsoft.com/office/word/2018/wordml/cex" xmlns:w16cid="http://schemas.microsoft.com/office/word/2016/wordml/cid" xmlns:w16="http://schemas.microsoft.com/office/word/2018/wordml" xmlns:w16sdtdh="http://schemas.microsoft.com/office/word/2020/wordml/sdtdatahash" xmlns:w16se="http://schemas.microsoft.com/office/word/2015/wordml/symex" xmlns:wpg="http://schemas.microsoft.com/office/word/2010/wordprocessingGroup" xmlns:wpi="http://schemas.microsoft.com/office/word/2010/wordprocessingInk" xmlns:wne="http://schemas.microsoft.com/office/word/2006/wordml" xmlns:wps="http://schemas.microsoft.com/office/word/2010/wordprocessingShape" mc:Ignorable="w14 w15 w16se w16cid w16 w16cex w16sdtdh wp14">
   <w:sdt>
     <w:sdtPr>
       <w:id w:val="170926113"/>
@@ -10670,7 +11816,6 @@
         <w:docPartUnique/>
       </w:docPartObj>
     </w:sdtPr>
-    <w:sdtEndPr/>
     <w:sdtContent>
       <w:p>
         <w:pPr>
@@ -10707,7 +11852,7 @@
 </file>
 
 <file path=word/footnotes.xml><?xml version="1.0" encoding="utf-8"?>
-<w:footnotes xmlns:wpc="http://schemas.microsoft.com/office/word/2010/wordprocessingCanvas" xmlns:cx="http://schemas.microsoft.com/office/drawing/2014/chartex" xmlns:cx1="http://schemas.microsoft.com/office/drawing/2015/9/8/chartex" xmlns:cx2="http://schemas.microsoft.com/office/drawing/2015/10/21/chartex" xmlns:cx3="http://schemas.microsoft.com/office/drawing/2016/5/9/chartex" xmlns:cx4="http://schemas.microsoft.com/office/drawing/2016/5/10/chartex" xmlns:cx5="http://schemas.microsoft.com/office/drawing/2016/5/11/chartex" xmlns:cx6="http://schemas.microsoft.com/office/drawing/2016/5/12/chartex" xmlns:cx7="http://schemas.microsoft.com/office/drawing/2016/5/13/chartex" xmlns:cx8="http://schemas.microsoft.com/office/drawing/2016/5/14/chartex" xmlns:mc="http://schemas.openxmlformats.org/markup-compatibility/2006" xmlns:aink="http://schemas.microsoft.com/office/drawing/2016/ink" xmlns:am3d="http://schemas.microsoft.com/office/drawing/2017/model3d" xmlns:o="urn:schemas-microsoft-com:office:office" xmlns:r="http://schemas.openxmlformats.org/officeDocument/2006/relationships" xmlns:m="http://schemas.openxmlformats.org/officeDocument/2006/math" xmlns:v="urn:schemas-microsoft-com:vml" xmlns:wp14="http://schemas.microsoft.com/office/word/2010/wordprocessingDrawing" xmlns:wp="http://schemas.openxmlformats.org/drawingml/2006/wordprocessingDrawing" xmlns:w10="urn:schemas-microsoft-com:office:word" xmlns:w="http://schemas.openxmlformats.org/wordprocessingml/2006/main" xmlns:w14="http://schemas.microsoft.com/office/word/2010/wordml" xmlns:w15="http://schemas.microsoft.com/office/word/2012/wordml" xmlns:w16cex="http://schemas.microsoft.com/office/word/2018/wordml/cex" xmlns:w16cid="http://schemas.microsoft.com/office/word/2016/wordml/cid" xmlns:w16="http://schemas.microsoft.com/office/word/2018/wordml" xmlns:w16se="http://schemas.microsoft.com/office/word/2015/wordml/symex" xmlns:wpg="http://schemas.microsoft.com/office/word/2010/wordprocessingGroup" xmlns:wpi="http://schemas.microsoft.com/office/word/2010/wordprocessingInk" xmlns:wne="http://schemas.microsoft.com/office/word/2006/wordml" xmlns:wps="http://schemas.microsoft.com/office/word/2010/wordprocessingShape" mc:Ignorable="w14 w15 w16se w16cid w16 w16cex wp14">
+<w:footnotes xmlns:wpc="http://schemas.microsoft.com/office/word/2010/wordprocessingCanvas" xmlns:cx="http://schemas.microsoft.com/office/drawing/2014/chartex" xmlns:cx1="http://schemas.microsoft.com/office/drawing/2015/9/8/chartex" xmlns:cx2="http://schemas.microsoft.com/office/drawing/2015/10/21/chartex" xmlns:cx3="http://schemas.microsoft.com/office/drawing/2016/5/9/chartex" xmlns:cx4="http://schemas.microsoft.com/office/drawing/2016/5/10/chartex" xmlns:cx5="http://schemas.microsoft.com/office/drawing/2016/5/11/chartex" xmlns:cx6="http://schemas.microsoft.com/office/drawing/2016/5/12/chartex" xmlns:cx7="http://schemas.microsoft.com/office/drawing/2016/5/13/chartex" xmlns:cx8="http://schemas.microsoft.com/office/drawing/2016/5/14/chartex" xmlns:mc="http://schemas.openxmlformats.org/markup-compatibility/2006" xmlns:aink="http://schemas.microsoft.com/office/drawing/2016/ink" xmlns:am3d="http://schemas.microsoft.com/office/drawing/2017/model3d" xmlns:o="urn:schemas-microsoft-com:office:office" xmlns:oel="http://schemas.microsoft.com/office/2019/extlst" xmlns:r="http://schemas.openxmlformats.org/officeDocument/2006/relationships" xmlns:m="http://schemas.openxmlformats.org/officeDocument/2006/math" xmlns:v="urn:schemas-microsoft-com:vml" xmlns:wp14="http://schemas.microsoft.com/office/word/2010/wordprocessingDrawing" xmlns:wp="http://schemas.openxmlformats.org/drawingml/2006/wordprocessingDrawing" xmlns:w10="urn:schemas-microsoft-com:office:word" xmlns:w="http://schemas.openxmlformats.org/wordprocessingml/2006/main" xmlns:w14="http://schemas.microsoft.com/office/word/2010/wordml" xmlns:w15="http://schemas.microsoft.com/office/word/2012/wordml" xmlns:w16cex="http://schemas.microsoft.com/office/word/2018/wordml/cex" xmlns:w16cid="http://schemas.microsoft.com/office/word/2016/wordml/cid" xmlns:w16="http://schemas.microsoft.com/office/word/2018/wordml" xmlns:w16sdtdh="http://schemas.microsoft.com/office/word/2020/wordml/sdtdatahash" xmlns:w16se="http://schemas.microsoft.com/office/word/2015/wordml/symex" xmlns:wpg="http://schemas.microsoft.com/office/word/2010/wordprocessingGroup" xmlns:wpi="http://schemas.microsoft.com/office/word/2010/wordprocessingInk" xmlns:wne="http://schemas.microsoft.com/office/word/2006/wordml" xmlns:wps="http://schemas.microsoft.com/office/word/2010/wordprocessingShape" mc:Ignorable="w14 w15 w16se w16cid w16 w16cex w16sdtdh wp14">
   <w:footnote w:type="separator" w:id="-1">
     <w:p>
       <w:r>
@@ -10726,7 +11871,7 @@
 </file>
 
 <file path=word/numbering.xml><?xml version="1.0" encoding="utf-8"?>
-<w:numbering xmlns:wpc="http://schemas.microsoft.com/office/word/2010/wordprocessingCanvas" xmlns:cx="http://schemas.microsoft.com/office/drawing/2014/chartex" xmlns:cx1="http://schemas.microsoft.com/office/drawing/2015/9/8/chartex" xmlns:cx2="http://schemas.microsoft.com/office/drawing/2015/10/21/chartex" xmlns:cx3="http://schemas.microsoft.com/office/drawing/2016/5/9/chartex" xmlns:cx4="http://schemas.microsoft.com/office/drawing/2016/5/10/chartex" xmlns:cx5="http://schemas.microsoft.com/office/drawing/2016/5/11/chartex" xmlns:cx6="http://schemas.microsoft.com/office/drawing/2016/5/12/chartex" xmlns:cx7="http://schemas.microsoft.com/office/drawing/2016/5/13/chartex" xmlns:cx8="http://schemas.microsoft.com/office/drawing/2016/5/14/chartex" xmlns:mc="http://schemas.openxmlformats.org/markup-compatibility/2006" xmlns:aink="http://schemas.microsoft.com/office/drawing/2016/ink" xmlns:am3d="http://schemas.microsoft.com/office/drawing/2017/model3d" xmlns:o="urn:schemas-microsoft-com:office:office" xmlns:r="http://schemas.openxmlformats.org/officeDocument/2006/relationships" xmlns:m="http://schemas.openxmlformats.org/officeDocument/2006/math" xmlns:v="urn:schemas-microsoft-com:vml" xmlns:wp14="http://schemas.microsoft.com/office/word/2010/wordprocessingDrawing" xmlns:wp="http://schemas.openxmlformats.org/drawingml/2006/wordprocessingDrawing" xmlns:w10="urn:schemas-microsoft-com:office:word" xmlns:w="http://schemas.openxmlformats.org/wordprocessingml/2006/main" xmlns:w14="http://schemas.microsoft.com/office/word/2010/wordml" xmlns:w15="http://schemas.microsoft.com/office/word/2012/wordml" xmlns:w16cex="http://schemas.microsoft.com/office/word/2018/wordml/cex" xmlns:w16cid="http://schemas.microsoft.com/office/word/2016/wordml/cid" xmlns:w16="http://schemas.microsoft.com/office/word/2018/wordml" xmlns:w16se="http://schemas.microsoft.com/office/word/2015/wordml/symex" xmlns:wpg="http://schemas.microsoft.com/office/word/2010/wordprocessingGroup" xmlns:wpi="http://schemas.microsoft.com/office/word/2010/wordprocessingInk" xmlns:wne="http://schemas.microsoft.com/office/word/2006/wordml" xmlns:wps="http://schemas.microsoft.com/office/word/2010/wordprocessingShape" mc:Ignorable="w14 w15 w16se w16cid w16 w16cex wp14">
+<w:numbering xmlns:wpc="http://schemas.microsoft.com/office/word/2010/wordprocessingCanvas" xmlns:cx="http://schemas.microsoft.com/office/drawing/2014/chartex" xmlns:cx1="http://schemas.microsoft.com/office/drawing/2015/9/8/chartex" xmlns:cx2="http://schemas.microsoft.com/office/drawing/2015/10/21/chartex" xmlns:cx3="http://schemas.microsoft.com/office/drawing/2016/5/9/chartex" xmlns:cx4="http://schemas.microsoft.com/office/drawing/2016/5/10/chartex" xmlns:cx5="http://schemas.microsoft.com/office/drawing/2016/5/11/chartex" xmlns:cx6="http://schemas.microsoft.com/office/drawing/2016/5/12/chartex" xmlns:cx7="http://schemas.microsoft.com/office/drawing/2016/5/13/chartex" xmlns:cx8="http://schemas.microsoft.com/office/drawing/2016/5/14/chartex" xmlns:mc="http://schemas.openxmlformats.org/markup-compatibility/2006" xmlns:aink="http://schemas.microsoft.com/office/drawing/2016/ink" xmlns:am3d="http://schemas.microsoft.com/office/drawing/2017/model3d" xmlns:o="urn:schemas-microsoft-com:office:office" xmlns:oel="http://schemas.microsoft.com/office/2019/extlst" xmlns:r="http://schemas.openxmlformats.org/officeDocument/2006/relationships" xmlns:m="http://schemas.openxmlformats.org/officeDocument/2006/math" xmlns:v="urn:schemas-microsoft-com:vml" xmlns:wp14="http://schemas.microsoft.com/office/word/2010/wordprocessingDrawing" xmlns:wp="http://schemas.openxmlformats.org/drawingml/2006/wordprocessingDrawing" xmlns:w10="urn:schemas-microsoft-com:office:word" xmlns:w="http://schemas.openxmlformats.org/wordprocessingml/2006/main" xmlns:w14="http://schemas.microsoft.com/office/word/2010/wordml" xmlns:w15="http://schemas.microsoft.com/office/word/2012/wordml" xmlns:w16cex="http://schemas.microsoft.com/office/word/2018/wordml/cex" xmlns:w16cid="http://schemas.microsoft.com/office/word/2016/wordml/cid" xmlns:w16="http://schemas.microsoft.com/office/word/2018/wordml" xmlns:w16sdtdh="http://schemas.microsoft.com/office/word/2020/wordml/sdtdatahash" xmlns:w16se="http://schemas.microsoft.com/office/word/2015/wordml/symex" xmlns:wpg="http://schemas.microsoft.com/office/word/2010/wordprocessingGroup" xmlns:wpi="http://schemas.microsoft.com/office/word/2010/wordprocessingInk" xmlns:wne="http://schemas.microsoft.com/office/word/2006/wordml" xmlns:wps="http://schemas.microsoft.com/office/word/2010/wordprocessingShape" mc:Ignorable="w14 w15 w16se w16cid w16 w16cex w16sdtdh wp14">
   <w:abstractNum w:abstractNumId="0" w15:restartNumberingAfterBreak="0">
     <w:nsid w:val="03754252"/>
     <w:multiLevelType w:val="hybridMultilevel"/>
@@ -10814,6 +11959,92 @@
     </w:lvl>
   </w:abstractNum>
   <w:abstractNum w:abstractNumId="1" w15:restartNumberingAfterBreak="0">
+    <w:nsid w:val="03CF5CB0"/>
+    <w:multiLevelType w:val="hybridMultilevel"/>
+    <w:tmpl w:val="1C425C26"/>
+    <w:lvl w:ilvl="0" w:tplc="0419000F">
+      <w:start w:val="1"/>
+      <w:numFmt w:val="decimal"/>
+      <w:lvlText w:val="%1."/>
+      <w:lvlJc w:val="left"/>
+      <w:pPr>
+        <w:ind w:left="1145" w:hanging="360"/>
+      </w:pPr>
+    </w:lvl>
+    <w:lvl w:ilvl="1" w:tplc="04190019" w:tentative="1">
+      <w:start w:val="1"/>
+      <w:numFmt w:val="lowerLetter"/>
+      <w:lvlText w:val="%2."/>
+      <w:lvlJc w:val="left"/>
+      <w:pPr>
+        <w:ind w:left="1865" w:hanging="360"/>
+      </w:pPr>
+    </w:lvl>
+    <w:lvl w:ilvl="2" w:tplc="0419001B" w:tentative="1">
+      <w:start w:val="1"/>
+      <w:numFmt w:val="lowerRoman"/>
+      <w:lvlText w:val="%3."/>
+      <w:lvlJc w:val="right"/>
+      <w:pPr>
+        <w:ind w:left="2585" w:hanging="180"/>
+      </w:pPr>
+    </w:lvl>
+    <w:lvl w:ilvl="3" w:tplc="0419000F" w:tentative="1">
+      <w:start w:val="1"/>
+      <w:numFmt w:val="decimal"/>
+      <w:lvlText w:val="%4."/>
+      <w:lvlJc w:val="left"/>
+      <w:pPr>
+        <w:ind w:left="3305" w:hanging="360"/>
+      </w:pPr>
+    </w:lvl>
+    <w:lvl w:ilvl="4" w:tplc="04190019" w:tentative="1">
+      <w:start w:val="1"/>
+      <w:numFmt w:val="lowerLetter"/>
+      <w:lvlText w:val="%5."/>
+      <w:lvlJc w:val="left"/>
+      <w:pPr>
+        <w:ind w:left="4025" w:hanging="360"/>
+      </w:pPr>
+    </w:lvl>
+    <w:lvl w:ilvl="5" w:tplc="0419001B" w:tentative="1">
+      <w:start w:val="1"/>
+      <w:numFmt w:val="lowerRoman"/>
+      <w:lvlText w:val="%6."/>
+      <w:lvlJc w:val="right"/>
+      <w:pPr>
+        <w:ind w:left="4745" w:hanging="180"/>
+      </w:pPr>
+    </w:lvl>
+    <w:lvl w:ilvl="6" w:tplc="0419000F" w:tentative="1">
+      <w:start w:val="1"/>
+      <w:numFmt w:val="decimal"/>
+      <w:lvlText w:val="%7."/>
+      <w:lvlJc w:val="left"/>
+      <w:pPr>
+        <w:ind w:left="5465" w:hanging="360"/>
+      </w:pPr>
+    </w:lvl>
+    <w:lvl w:ilvl="7" w:tplc="04190019" w:tentative="1">
+      <w:start w:val="1"/>
+      <w:numFmt w:val="lowerLetter"/>
+      <w:lvlText w:val="%8."/>
+      <w:lvlJc w:val="left"/>
+      <w:pPr>
+        <w:ind w:left="6185" w:hanging="360"/>
+      </w:pPr>
+    </w:lvl>
+    <w:lvl w:ilvl="8" w:tplc="0419001B" w:tentative="1">
+      <w:start w:val="1"/>
+      <w:numFmt w:val="lowerRoman"/>
+      <w:lvlText w:val="%9."/>
+      <w:lvlJc w:val="right"/>
+      <w:pPr>
+        <w:ind w:left="6905" w:hanging="180"/>
+      </w:pPr>
+    </w:lvl>
+  </w:abstractNum>
+  <w:abstractNum w:abstractNumId="2" w15:restartNumberingAfterBreak="0">
     <w:nsid w:val="056702F3"/>
     <w:multiLevelType w:val="hybridMultilevel"/>
     <w:tmpl w:val="B840ECE2"/>
@@ -10899,7 +12130,7 @@
       </w:pPr>
     </w:lvl>
   </w:abstractNum>
-  <w:abstractNum w:abstractNumId="2" w15:restartNumberingAfterBreak="0">
+  <w:abstractNum w:abstractNumId="3" w15:restartNumberingAfterBreak="0">
     <w:nsid w:val="0B740BD1"/>
     <w:multiLevelType w:val="hybridMultilevel"/>
     <w:tmpl w:val="0DC82E62"/>
@@ -10985,7 +12216,7 @@
       </w:pPr>
     </w:lvl>
   </w:abstractNum>
-  <w:abstractNum w:abstractNumId="3" w15:restartNumberingAfterBreak="0">
+  <w:abstractNum w:abstractNumId="4" w15:restartNumberingAfterBreak="0">
     <w:nsid w:val="0B770D87"/>
     <w:multiLevelType w:val="hybridMultilevel"/>
     <w:tmpl w:val="2C8ED282"/>
@@ -11071,7 +12302,7 @@
       </w:pPr>
     </w:lvl>
   </w:abstractNum>
-  <w:abstractNum w:abstractNumId="4" w15:restartNumberingAfterBreak="0">
+  <w:abstractNum w:abstractNumId="5" w15:restartNumberingAfterBreak="0">
     <w:nsid w:val="0FEF645A"/>
     <w:multiLevelType w:val="multilevel"/>
     <w:tmpl w:val="4DC4D006"/>
@@ -11184,7 +12415,7 @@
       </w:rPr>
     </w:lvl>
   </w:abstractNum>
-  <w:abstractNum w:abstractNumId="5" w15:restartNumberingAfterBreak="0">
+  <w:abstractNum w:abstractNumId="6" w15:restartNumberingAfterBreak="0">
     <w:nsid w:val="1092596D"/>
     <w:multiLevelType w:val="hybridMultilevel"/>
     <w:tmpl w:val="0194CCAE"/>
@@ -11270,7 +12501,7 @@
       </w:pPr>
     </w:lvl>
   </w:abstractNum>
-  <w:abstractNum w:abstractNumId="6" w15:restartNumberingAfterBreak="0">
+  <w:abstractNum w:abstractNumId="7" w15:restartNumberingAfterBreak="0">
     <w:nsid w:val="13734F4F"/>
     <w:multiLevelType w:val="hybridMultilevel"/>
     <w:tmpl w:val="83584872"/>
@@ -11356,7 +12587,7 @@
       </w:pPr>
     </w:lvl>
   </w:abstractNum>
-  <w:abstractNum w:abstractNumId="7" w15:restartNumberingAfterBreak="0">
+  <w:abstractNum w:abstractNumId="8" w15:restartNumberingAfterBreak="0">
     <w:nsid w:val="20714585"/>
     <w:multiLevelType w:val="multilevel"/>
     <w:tmpl w:val="B96ABF20"/>
@@ -11474,7 +12705,7 @@
       </w:rPr>
     </w:lvl>
   </w:abstractNum>
-  <w:abstractNum w:abstractNumId="8" w15:restartNumberingAfterBreak="0">
+  <w:abstractNum w:abstractNumId="9" w15:restartNumberingAfterBreak="0">
     <w:nsid w:val="22751754"/>
     <w:multiLevelType w:val="multilevel"/>
     <w:tmpl w:val="34E6B7B6"/>
@@ -11587,7 +12818,7 @@
       </w:rPr>
     </w:lvl>
   </w:abstractNum>
-  <w:abstractNum w:abstractNumId="9" w15:restartNumberingAfterBreak="0">
+  <w:abstractNum w:abstractNumId="10" w15:restartNumberingAfterBreak="0">
     <w:nsid w:val="22E43231"/>
     <w:multiLevelType w:val="hybridMultilevel"/>
     <w:tmpl w:val="761C95E4"/>
@@ -11673,7 +12904,7 @@
       </w:pPr>
     </w:lvl>
   </w:abstractNum>
-  <w:abstractNum w:abstractNumId="10" w15:restartNumberingAfterBreak="0">
+  <w:abstractNum w:abstractNumId="11" w15:restartNumberingAfterBreak="0">
     <w:nsid w:val="241B5977"/>
     <w:multiLevelType w:val="hybridMultilevel"/>
     <w:tmpl w:val="C10EC94A"/>
@@ -11759,7 +12990,7 @@
       </w:pPr>
     </w:lvl>
   </w:abstractNum>
-  <w:abstractNum w:abstractNumId="11" w15:restartNumberingAfterBreak="0">
+  <w:abstractNum w:abstractNumId="12" w15:restartNumberingAfterBreak="0">
     <w:nsid w:val="26C46DFB"/>
     <w:multiLevelType w:val="multilevel"/>
     <w:tmpl w:val="EA8EF8C6"/>
@@ -11872,7 +13103,7 @@
       </w:rPr>
     </w:lvl>
   </w:abstractNum>
-  <w:abstractNum w:abstractNumId="12" w15:restartNumberingAfterBreak="0">
+  <w:abstractNum w:abstractNumId="13" w15:restartNumberingAfterBreak="0">
     <w:nsid w:val="26F66FF5"/>
     <w:multiLevelType w:val="hybridMultilevel"/>
     <w:tmpl w:val="C42A290A"/>
@@ -11958,7 +13189,7 @@
       </w:pPr>
     </w:lvl>
   </w:abstractNum>
-  <w:abstractNum w:abstractNumId="13" w15:restartNumberingAfterBreak="0">
+  <w:abstractNum w:abstractNumId="14" w15:restartNumberingAfterBreak="0">
     <w:nsid w:val="2BF17F24"/>
     <w:multiLevelType w:val="hybridMultilevel"/>
     <w:tmpl w:val="AEE62F2A"/>
@@ -12044,7 +13275,7 @@
       </w:pPr>
     </w:lvl>
   </w:abstractNum>
-  <w:abstractNum w:abstractNumId="14" w15:restartNumberingAfterBreak="0">
+  <w:abstractNum w:abstractNumId="15" w15:restartNumberingAfterBreak="0">
     <w:nsid w:val="2DA8463A"/>
     <w:multiLevelType w:val="hybridMultilevel"/>
     <w:tmpl w:val="CF3A7FF0"/>
@@ -12130,7 +13361,7 @@
       </w:pPr>
     </w:lvl>
   </w:abstractNum>
-  <w:abstractNum w:abstractNumId="15" w15:restartNumberingAfterBreak="0">
+  <w:abstractNum w:abstractNumId="16" w15:restartNumberingAfterBreak="0">
     <w:nsid w:val="30E163A2"/>
     <w:multiLevelType w:val="hybridMultilevel"/>
     <w:tmpl w:val="008EB14A"/>
@@ -12216,7 +13447,7 @@
       </w:pPr>
     </w:lvl>
   </w:abstractNum>
-  <w:abstractNum w:abstractNumId="16" w15:restartNumberingAfterBreak="0">
+  <w:abstractNum w:abstractNumId="17" w15:restartNumberingAfterBreak="0">
     <w:nsid w:val="353B52B3"/>
     <w:multiLevelType w:val="hybridMultilevel"/>
     <w:tmpl w:val="E49EFF90"/>
@@ -12302,7 +13533,7 @@
       </w:pPr>
     </w:lvl>
   </w:abstractNum>
-  <w:abstractNum w:abstractNumId="17" w15:restartNumberingAfterBreak="0">
+  <w:abstractNum w:abstractNumId="18" w15:restartNumberingAfterBreak="0">
     <w:nsid w:val="3AB86ED6"/>
     <w:multiLevelType w:val="hybridMultilevel"/>
     <w:tmpl w:val="922ACCE8"/>
@@ -12388,7 +13619,7 @@
       </w:pPr>
     </w:lvl>
   </w:abstractNum>
-  <w:abstractNum w:abstractNumId="18" w15:restartNumberingAfterBreak="0">
+  <w:abstractNum w:abstractNumId="19" w15:restartNumberingAfterBreak="0">
     <w:nsid w:val="3C8C7423"/>
     <w:multiLevelType w:val="hybridMultilevel"/>
     <w:tmpl w:val="5044AD76"/>
@@ -12474,7 +13705,7 @@
       </w:pPr>
     </w:lvl>
   </w:abstractNum>
-  <w:abstractNum w:abstractNumId="19" w15:restartNumberingAfterBreak="0">
+  <w:abstractNum w:abstractNumId="20" w15:restartNumberingAfterBreak="0">
     <w:nsid w:val="486D4EFC"/>
     <w:multiLevelType w:val="hybridMultilevel"/>
     <w:tmpl w:val="DA3A9D86"/>
@@ -12560,7 +13791,7 @@
       </w:pPr>
     </w:lvl>
   </w:abstractNum>
-  <w:abstractNum w:abstractNumId="20" w15:restartNumberingAfterBreak="0">
+  <w:abstractNum w:abstractNumId="21" w15:restartNumberingAfterBreak="0">
     <w:nsid w:val="49160D3F"/>
     <w:multiLevelType w:val="hybridMultilevel"/>
     <w:tmpl w:val="B350B1DC"/>
@@ -12646,7 +13877,7 @@
       </w:pPr>
     </w:lvl>
   </w:abstractNum>
-  <w:abstractNum w:abstractNumId="21" w15:restartNumberingAfterBreak="0">
+  <w:abstractNum w:abstractNumId="22" w15:restartNumberingAfterBreak="0">
     <w:nsid w:val="4A9325E5"/>
     <w:multiLevelType w:val="hybridMultilevel"/>
     <w:tmpl w:val="15D040FE"/>
@@ -12732,7 +13963,7 @@
       </w:pPr>
     </w:lvl>
   </w:abstractNum>
-  <w:abstractNum w:abstractNumId="22" w15:restartNumberingAfterBreak="0">
+  <w:abstractNum w:abstractNumId="23" w15:restartNumberingAfterBreak="0">
     <w:nsid w:val="4E0A132C"/>
     <w:multiLevelType w:val="hybridMultilevel"/>
     <w:tmpl w:val="84986386"/>
@@ -12818,7 +14049,7 @@
       </w:pPr>
     </w:lvl>
   </w:abstractNum>
-  <w:abstractNum w:abstractNumId="23" w15:restartNumberingAfterBreak="0">
+  <w:abstractNum w:abstractNumId="24" w15:restartNumberingAfterBreak="0">
     <w:nsid w:val="52706A25"/>
     <w:multiLevelType w:val="hybridMultilevel"/>
     <w:tmpl w:val="A7EEC45A"/>
@@ -12904,7 +14135,7 @@
       </w:pPr>
     </w:lvl>
   </w:abstractNum>
-  <w:abstractNum w:abstractNumId="24" w15:restartNumberingAfterBreak="0">
+  <w:abstractNum w:abstractNumId="25" w15:restartNumberingAfterBreak="0">
     <w:nsid w:val="53505933"/>
     <w:multiLevelType w:val="hybridMultilevel"/>
     <w:tmpl w:val="E4DC5578"/>
@@ -12990,7 +14221,7 @@
       </w:pPr>
     </w:lvl>
   </w:abstractNum>
-  <w:abstractNum w:abstractNumId="25" w15:restartNumberingAfterBreak="0">
+  <w:abstractNum w:abstractNumId="26" w15:restartNumberingAfterBreak="0">
     <w:nsid w:val="55667F0A"/>
     <w:multiLevelType w:val="hybridMultilevel"/>
     <w:tmpl w:val="FDC2C6A2"/>
@@ -13076,7 +14307,7 @@
       </w:pPr>
     </w:lvl>
   </w:abstractNum>
-  <w:abstractNum w:abstractNumId="26" w15:restartNumberingAfterBreak="0">
+  <w:abstractNum w:abstractNumId="27" w15:restartNumberingAfterBreak="0">
     <w:nsid w:val="5599126C"/>
     <w:multiLevelType w:val="hybridMultilevel"/>
     <w:tmpl w:val="D0E4464A"/>
@@ -13162,7 +14393,7 @@
       </w:pPr>
     </w:lvl>
   </w:abstractNum>
-  <w:abstractNum w:abstractNumId="27" w15:restartNumberingAfterBreak="0">
+  <w:abstractNum w:abstractNumId="28" w15:restartNumberingAfterBreak="0">
     <w:nsid w:val="5BC67C09"/>
     <w:multiLevelType w:val="hybridMultilevel"/>
     <w:tmpl w:val="76E4A324"/>
@@ -13248,7 +14479,7 @@
       </w:pPr>
     </w:lvl>
   </w:abstractNum>
-  <w:abstractNum w:abstractNumId="28" w15:restartNumberingAfterBreak="0">
+  <w:abstractNum w:abstractNumId="29" w15:restartNumberingAfterBreak="0">
     <w:nsid w:val="64BD6D48"/>
     <w:multiLevelType w:val="hybridMultilevel"/>
     <w:tmpl w:val="5A60977C"/>
@@ -13334,7 +14565,7 @@
       </w:pPr>
     </w:lvl>
   </w:abstractNum>
-  <w:abstractNum w:abstractNumId="29" w15:restartNumberingAfterBreak="0">
+  <w:abstractNum w:abstractNumId="30" w15:restartNumberingAfterBreak="0">
     <w:nsid w:val="659B27FF"/>
     <w:multiLevelType w:val="hybridMultilevel"/>
     <w:tmpl w:val="2C88A9DC"/>
@@ -13420,7 +14651,7 @@
       </w:pPr>
     </w:lvl>
   </w:abstractNum>
-  <w:abstractNum w:abstractNumId="30" w15:restartNumberingAfterBreak="0">
+  <w:abstractNum w:abstractNumId="31" w15:restartNumberingAfterBreak="0">
     <w:nsid w:val="67614ABA"/>
     <w:multiLevelType w:val="hybridMultilevel"/>
     <w:tmpl w:val="0876F9EC"/>
@@ -13506,7 +14737,7 @@
       </w:pPr>
     </w:lvl>
   </w:abstractNum>
-  <w:abstractNum w:abstractNumId="31" w15:restartNumberingAfterBreak="0">
+  <w:abstractNum w:abstractNumId="32" w15:restartNumberingAfterBreak="0">
     <w:nsid w:val="721030A7"/>
     <w:multiLevelType w:val="hybridMultilevel"/>
     <w:tmpl w:val="587E5F72"/>
@@ -13592,7 +14823,93 @@
       </w:pPr>
     </w:lvl>
   </w:abstractNum>
-  <w:abstractNum w:abstractNumId="32" w15:restartNumberingAfterBreak="0">
+  <w:abstractNum w:abstractNumId="33" w15:restartNumberingAfterBreak="0">
+    <w:nsid w:val="782169DF"/>
+    <w:multiLevelType w:val="hybridMultilevel"/>
+    <w:tmpl w:val="A2A646F4"/>
+    <w:lvl w:ilvl="0" w:tplc="0419000F">
+      <w:start w:val="1"/>
+      <w:numFmt w:val="decimal"/>
+      <w:lvlText w:val="%1."/>
+      <w:lvlJc w:val="left"/>
+      <w:pPr>
+        <w:ind w:left="1145" w:hanging="360"/>
+      </w:pPr>
+    </w:lvl>
+    <w:lvl w:ilvl="1" w:tplc="04190019" w:tentative="1">
+      <w:start w:val="1"/>
+      <w:numFmt w:val="lowerLetter"/>
+      <w:lvlText w:val="%2."/>
+      <w:lvlJc w:val="left"/>
+      <w:pPr>
+        <w:ind w:left="1865" w:hanging="360"/>
+      </w:pPr>
+    </w:lvl>
+    <w:lvl w:ilvl="2" w:tplc="0419001B" w:tentative="1">
+      <w:start w:val="1"/>
+      <w:numFmt w:val="lowerRoman"/>
+      <w:lvlText w:val="%3."/>
+      <w:lvlJc w:val="right"/>
+      <w:pPr>
+        <w:ind w:left="2585" w:hanging="180"/>
+      </w:pPr>
+    </w:lvl>
+    <w:lvl w:ilvl="3" w:tplc="0419000F" w:tentative="1">
+      <w:start w:val="1"/>
+      <w:numFmt w:val="decimal"/>
+      <w:lvlText w:val="%4."/>
+      <w:lvlJc w:val="left"/>
+      <w:pPr>
+        <w:ind w:left="3305" w:hanging="360"/>
+      </w:pPr>
+    </w:lvl>
+    <w:lvl w:ilvl="4" w:tplc="04190019" w:tentative="1">
+      <w:start w:val="1"/>
+      <w:numFmt w:val="lowerLetter"/>
+      <w:lvlText w:val="%5."/>
+      <w:lvlJc w:val="left"/>
+      <w:pPr>
+        <w:ind w:left="4025" w:hanging="360"/>
+      </w:pPr>
+    </w:lvl>
+    <w:lvl w:ilvl="5" w:tplc="0419001B" w:tentative="1">
+      <w:start w:val="1"/>
+      <w:numFmt w:val="lowerRoman"/>
+      <w:lvlText w:val="%6."/>
+      <w:lvlJc w:val="right"/>
+      <w:pPr>
+        <w:ind w:left="4745" w:hanging="180"/>
+      </w:pPr>
+    </w:lvl>
+    <w:lvl w:ilvl="6" w:tplc="0419000F" w:tentative="1">
+      <w:start w:val="1"/>
+      <w:numFmt w:val="decimal"/>
+      <w:lvlText w:val="%7."/>
+      <w:lvlJc w:val="left"/>
+      <w:pPr>
+        <w:ind w:left="5465" w:hanging="360"/>
+      </w:pPr>
+    </w:lvl>
+    <w:lvl w:ilvl="7" w:tplc="04190019" w:tentative="1">
+      <w:start w:val="1"/>
+      <w:numFmt w:val="lowerLetter"/>
+      <w:lvlText w:val="%8."/>
+      <w:lvlJc w:val="left"/>
+      <w:pPr>
+        <w:ind w:left="6185" w:hanging="360"/>
+      </w:pPr>
+    </w:lvl>
+    <w:lvl w:ilvl="8" w:tplc="0419001B" w:tentative="1">
+      <w:start w:val="1"/>
+      <w:numFmt w:val="lowerRoman"/>
+      <w:lvlText w:val="%9."/>
+      <w:lvlJc w:val="right"/>
+      <w:pPr>
+        <w:ind w:left="6905" w:hanging="180"/>
+      </w:pPr>
+    </w:lvl>
+  </w:abstractNum>
+  <w:abstractNum w:abstractNumId="34" w15:restartNumberingAfterBreak="0">
     <w:nsid w:val="79946A66"/>
     <w:multiLevelType w:val="hybridMultilevel"/>
     <w:tmpl w:val="4F422D60"/>
@@ -13678,7 +14995,93 @@
       </w:pPr>
     </w:lvl>
   </w:abstractNum>
-  <w:abstractNum w:abstractNumId="33" w15:restartNumberingAfterBreak="0">
+  <w:abstractNum w:abstractNumId="35" w15:restartNumberingAfterBreak="0">
+    <w:nsid w:val="7D4A4470"/>
+    <w:multiLevelType w:val="hybridMultilevel"/>
+    <w:tmpl w:val="5D6A3842"/>
+    <w:lvl w:ilvl="0" w:tplc="0419000F">
+      <w:start w:val="1"/>
+      <w:numFmt w:val="decimal"/>
+      <w:lvlText w:val="%1."/>
+      <w:lvlJc w:val="left"/>
+      <w:pPr>
+        <w:ind w:left="1145" w:hanging="360"/>
+      </w:pPr>
+    </w:lvl>
+    <w:lvl w:ilvl="1" w:tplc="04190019" w:tentative="1">
+      <w:start w:val="1"/>
+      <w:numFmt w:val="lowerLetter"/>
+      <w:lvlText w:val="%2."/>
+      <w:lvlJc w:val="left"/>
+      <w:pPr>
+        <w:ind w:left="1865" w:hanging="360"/>
+      </w:pPr>
+    </w:lvl>
+    <w:lvl w:ilvl="2" w:tplc="0419001B" w:tentative="1">
+      <w:start w:val="1"/>
+      <w:numFmt w:val="lowerRoman"/>
+      <w:lvlText w:val="%3."/>
+      <w:lvlJc w:val="right"/>
+      <w:pPr>
+        <w:ind w:left="2585" w:hanging="180"/>
+      </w:pPr>
+    </w:lvl>
+    <w:lvl w:ilvl="3" w:tplc="0419000F" w:tentative="1">
+      <w:start w:val="1"/>
+      <w:numFmt w:val="decimal"/>
+      <w:lvlText w:val="%4."/>
+      <w:lvlJc w:val="left"/>
+      <w:pPr>
+        <w:ind w:left="3305" w:hanging="360"/>
+      </w:pPr>
+    </w:lvl>
+    <w:lvl w:ilvl="4" w:tplc="04190019" w:tentative="1">
+      <w:start w:val="1"/>
+      <w:numFmt w:val="lowerLetter"/>
+      <w:lvlText w:val="%5."/>
+      <w:lvlJc w:val="left"/>
+      <w:pPr>
+        <w:ind w:left="4025" w:hanging="360"/>
+      </w:pPr>
+    </w:lvl>
+    <w:lvl w:ilvl="5" w:tplc="0419001B" w:tentative="1">
+      <w:start w:val="1"/>
+      <w:numFmt w:val="lowerRoman"/>
+      <w:lvlText w:val="%6."/>
+      <w:lvlJc w:val="right"/>
+      <w:pPr>
+        <w:ind w:left="4745" w:hanging="180"/>
+      </w:pPr>
+    </w:lvl>
+    <w:lvl w:ilvl="6" w:tplc="0419000F" w:tentative="1">
+      <w:start w:val="1"/>
+      <w:numFmt w:val="decimal"/>
+      <w:lvlText w:val="%7."/>
+      <w:lvlJc w:val="left"/>
+      <w:pPr>
+        <w:ind w:left="5465" w:hanging="360"/>
+      </w:pPr>
+    </w:lvl>
+    <w:lvl w:ilvl="7" w:tplc="04190019" w:tentative="1">
+      <w:start w:val="1"/>
+      <w:numFmt w:val="lowerLetter"/>
+      <w:lvlText w:val="%8."/>
+      <w:lvlJc w:val="left"/>
+      <w:pPr>
+        <w:ind w:left="6185" w:hanging="360"/>
+      </w:pPr>
+    </w:lvl>
+    <w:lvl w:ilvl="8" w:tplc="0419001B" w:tentative="1">
+      <w:start w:val="1"/>
+      <w:numFmt w:val="lowerRoman"/>
+      <w:lvlText w:val="%9."/>
+      <w:lvlJc w:val="right"/>
+      <w:pPr>
+        <w:ind w:left="6905" w:hanging="180"/>
+      </w:pPr>
+    </w:lvl>
+  </w:abstractNum>
+  <w:abstractNum w:abstractNumId="36" w15:restartNumberingAfterBreak="0">
     <w:nsid w:val="7E4A2AA0"/>
     <w:multiLevelType w:val="hybridMultilevel"/>
     <w:tmpl w:val="D4847626"/>
@@ -13764,113 +15167,122 @@
       </w:pPr>
     </w:lvl>
   </w:abstractNum>
-  <w:num w:numId="1">
+  <w:num w:numId="1" w16cid:durableId="1378047653">
+    <w:abstractNumId w:val="12"/>
+  </w:num>
+  <w:num w:numId="2" w16cid:durableId="2017346029">
+    <w:abstractNumId w:val="5"/>
+  </w:num>
+  <w:num w:numId="3" w16cid:durableId="1769082469">
+    <w:abstractNumId w:val="9"/>
+  </w:num>
+  <w:num w:numId="4" w16cid:durableId="1509058966">
+    <w:abstractNumId w:val="26"/>
+  </w:num>
+  <w:num w:numId="5" w16cid:durableId="162815654">
+    <w:abstractNumId w:val="21"/>
+  </w:num>
+  <w:num w:numId="6" w16cid:durableId="1989430850">
+    <w:abstractNumId w:val="15"/>
+  </w:num>
+  <w:num w:numId="7" w16cid:durableId="1553080734">
+    <w:abstractNumId w:val="14"/>
+  </w:num>
+  <w:num w:numId="8" w16cid:durableId="1166827379">
+    <w:abstractNumId w:val="27"/>
+  </w:num>
+  <w:num w:numId="9" w16cid:durableId="1156188999">
+    <w:abstractNumId w:val="13"/>
+  </w:num>
+  <w:num w:numId="10" w16cid:durableId="1943797933">
+    <w:abstractNumId w:val="23"/>
+  </w:num>
+  <w:num w:numId="11" w16cid:durableId="202063003">
+    <w:abstractNumId w:val="18"/>
+  </w:num>
+  <w:num w:numId="12" w16cid:durableId="1261335715">
+    <w:abstractNumId w:val="4"/>
+  </w:num>
+  <w:num w:numId="13" w16cid:durableId="342703627">
+    <w:abstractNumId w:val="7"/>
+  </w:num>
+  <w:num w:numId="14" w16cid:durableId="1876961432">
+    <w:abstractNumId w:val="16"/>
+  </w:num>
+  <w:num w:numId="15" w16cid:durableId="54280974">
+    <w:abstractNumId w:val="19"/>
+  </w:num>
+  <w:num w:numId="16" w16cid:durableId="199367674">
+    <w:abstractNumId w:val="30"/>
+  </w:num>
+  <w:num w:numId="17" w16cid:durableId="189803988">
+    <w:abstractNumId w:val="34"/>
+  </w:num>
+  <w:num w:numId="18" w16cid:durableId="1856650700">
+    <w:abstractNumId w:val="22"/>
+  </w:num>
+  <w:num w:numId="19" w16cid:durableId="525292479">
+    <w:abstractNumId w:val="24"/>
+  </w:num>
+  <w:num w:numId="20" w16cid:durableId="506021524">
+    <w:abstractNumId w:val="2"/>
+  </w:num>
+  <w:num w:numId="21" w16cid:durableId="1539244776">
     <w:abstractNumId w:val="11"/>
   </w:num>
-  <w:num w:numId="2">
-    <w:abstractNumId w:val="4"/>
+  <w:num w:numId="22" w16cid:durableId="953055500">
+    <w:abstractNumId w:val="32"/>
   </w:num>
-  <w:num w:numId="3">
+  <w:num w:numId="23" w16cid:durableId="1647667288">
+    <w:abstractNumId w:val="25"/>
+  </w:num>
+  <w:num w:numId="24" w16cid:durableId="21251266">
+    <w:abstractNumId w:val="28"/>
+  </w:num>
+  <w:num w:numId="25" w16cid:durableId="1540118791">
     <w:abstractNumId w:val="8"/>
   </w:num>
-  <w:num w:numId="4">
-    <w:abstractNumId w:val="25"/>
+  <w:num w:numId="26" w16cid:durableId="1363744146">
+    <w:abstractNumId w:val="17"/>
   </w:num>
-  <w:num w:numId="5">
+  <w:num w:numId="27" w16cid:durableId="406348428">
     <w:abstractNumId w:val="20"/>
   </w:num>
-  <w:num w:numId="6">
-    <w:abstractNumId w:val="14"/>
+  <w:num w:numId="28" w16cid:durableId="158619280">
+    <w:abstractNumId w:val="10"/>
   </w:num>
-  <w:num w:numId="7">
-    <w:abstractNumId w:val="13"/>
-  </w:num>
-  <w:num w:numId="8">
-    <w:abstractNumId w:val="26"/>
-  </w:num>
-  <w:num w:numId="9">
-    <w:abstractNumId w:val="12"/>
-  </w:num>
-  <w:num w:numId="10">
-    <w:abstractNumId w:val="22"/>
-  </w:num>
-  <w:num w:numId="11">
-    <w:abstractNumId w:val="17"/>
-  </w:num>
-  <w:num w:numId="12">
+  <w:num w:numId="29" w16cid:durableId="1555198056">
     <w:abstractNumId w:val="3"/>
   </w:num>
-  <w:num w:numId="13">
+  <w:num w:numId="30" w16cid:durableId="1246956257">
+    <w:abstractNumId w:val="0"/>
+  </w:num>
+  <w:num w:numId="31" w16cid:durableId="987395635">
+    <w:abstractNumId w:val="29"/>
+  </w:num>
+  <w:num w:numId="32" w16cid:durableId="1090540323">
+    <w:abstractNumId w:val="36"/>
+  </w:num>
+  <w:num w:numId="33" w16cid:durableId="358287993">
     <w:abstractNumId w:val="6"/>
   </w:num>
-  <w:num w:numId="14">
-    <w:abstractNumId w:val="15"/>
+  <w:num w:numId="34" w16cid:durableId="588343607">
+    <w:abstractNumId w:val="31"/>
   </w:num>
-  <w:num w:numId="15">
-    <w:abstractNumId w:val="18"/>
-  </w:num>
-  <w:num w:numId="16">
-    <w:abstractNumId w:val="29"/>
-  </w:num>
-  <w:num w:numId="17">
-    <w:abstractNumId w:val="32"/>
-  </w:num>
-  <w:num w:numId="18">
-    <w:abstractNumId w:val="21"/>
-  </w:num>
-  <w:num w:numId="19">
-    <w:abstractNumId w:val="23"/>
-  </w:num>
-  <w:num w:numId="20">
+  <w:num w:numId="35" w16cid:durableId="1642611015">
     <w:abstractNumId w:val="1"/>
   </w:num>
-  <w:num w:numId="21">
-    <w:abstractNumId w:val="10"/>
+  <w:num w:numId="36" w16cid:durableId="562302562">
+    <w:abstractNumId w:val="35"/>
   </w:num>
-  <w:num w:numId="22">
-    <w:abstractNumId w:val="31"/>
-  </w:num>
-  <w:num w:numId="23">
-    <w:abstractNumId w:val="24"/>
-  </w:num>
-  <w:num w:numId="24">
-    <w:abstractNumId w:val="27"/>
-  </w:num>
-  <w:num w:numId="25">
-    <w:abstractNumId w:val="7"/>
-  </w:num>
-  <w:num w:numId="26">
-    <w:abstractNumId w:val="16"/>
-  </w:num>
-  <w:num w:numId="27">
-    <w:abstractNumId w:val="19"/>
-  </w:num>
-  <w:num w:numId="28">
-    <w:abstractNumId w:val="9"/>
-  </w:num>
-  <w:num w:numId="29">
-    <w:abstractNumId w:val="2"/>
-  </w:num>
-  <w:num w:numId="30">
-    <w:abstractNumId w:val="0"/>
-  </w:num>
-  <w:num w:numId="31">
-    <w:abstractNumId w:val="28"/>
-  </w:num>
-  <w:num w:numId="32">
+  <w:num w:numId="37" w16cid:durableId="404886782">
     <w:abstractNumId w:val="33"/>
-  </w:num>
-  <w:num w:numId="33">
-    <w:abstractNumId w:val="5"/>
-  </w:num>
-  <w:num w:numId="34">
-    <w:abstractNumId w:val="30"/>
   </w:num>
 </w:numbering>
 </file>
 
 <file path=word/styles.xml><?xml version="1.0" encoding="utf-8"?>
-<w:styles xmlns:mc="http://schemas.openxmlformats.org/markup-compatibility/2006" xmlns:r="http://schemas.openxmlformats.org/officeDocument/2006/relationships" xmlns:w="http://schemas.openxmlformats.org/wordprocessingml/2006/main" xmlns:w14="http://schemas.microsoft.com/office/word/2010/wordml" xmlns:w15="http://schemas.microsoft.com/office/word/2012/wordml" xmlns:w16cex="http://schemas.microsoft.com/office/word/2018/wordml/cex" xmlns:w16cid="http://schemas.microsoft.com/office/word/2016/wordml/cid" xmlns:w16="http://schemas.microsoft.com/office/word/2018/wordml" xmlns:w16se="http://schemas.microsoft.com/office/word/2015/wordml/symex" mc:Ignorable="w14 w15 w16se w16cid w16 w16cex">
+<w:styles xmlns:mc="http://schemas.openxmlformats.org/markup-compatibility/2006" xmlns:r="http://schemas.openxmlformats.org/officeDocument/2006/relationships" xmlns:w="http://schemas.openxmlformats.org/wordprocessingml/2006/main" xmlns:w14="http://schemas.microsoft.com/office/word/2010/wordml" xmlns:w15="http://schemas.microsoft.com/office/word/2012/wordml" xmlns:w16cex="http://schemas.microsoft.com/office/word/2018/wordml/cex" xmlns:w16cid="http://schemas.microsoft.com/office/word/2016/wordml/cid" xmlns:w16="http://schemas.microsoft.com/office/word/2018/wordml" xmlns:w16sdtdh="http://schemas.microsoft.com/office/word/2020/wordml/sdtdatahash" xmlns:w16se="http://schemas.microsoft.com/office/word/2015/wordml/symex" mc:Ignorable="w14 w15 w16se w16cid w16 w16cex w16sdtdh">
   <w:docDefaults>
     <w:rPrDefault>
       <w:rPr>
@@ -14267,7 +15679,7 @@
   <w:style w:type="paragraph" w:default="1" w:styleId="a">
     <w:name w:val="Normal"/>
     <w:qFormat/>
-    <w:rsid w:val="009A421A"/>
+    <w:rsid w:val="001904DE"/>
     <w:pPr>
       <w:spacing w:after="0" w:line="240" w:lineRule="auto"/>
     </w:pPr>

--- a/3 Проектирование информационных систем (Миронов Александр Юрьевич)/Курсовая/Курсовая Соколов Д.А. Ик-731 (ПИС).docx
+++ b/3 Проектирование информационных систем (Миронов Александр Юрьевич)/Курсовая/Курсовая Соколов Д.А. Ик-731 (ПИС).docx
@@ -3559,6 +3559,7 @@
                 <w:lang w:val="ru-RU"/>
               </w:rPr>
             </w:pPr>
+            <w:proofErr w:type="spellStart"/>
             <w:r>
               <w:rPr>
                 <w:rFonts w:ascii="Times New Roman" w:hAnsi="Times New Roman"/>
@@ -3569,6 +3570,7 @@
               </w:rPr>
               <w:t>Функция</w:t>
             </w:r>
+            <w:proofErr w:type="spellEnd"/>
           </w:p>
         </w:tc>
         <w:tc>
@@ -3588,6 +3590,7 @@
                 <w:lang w:val="ru-RU"/>
               </w:rPr>
             </w:pPr>
+            <w:proofErr w:type="spellStart"/>
             <w:r>
               <w:rPr>
                 <w:rFonts w:ascii="Times New Roman" w:hAnsi="Times New Roman"/>
@@ -3598,6 +3601,7 @@
               </w:rPr>
               <w:t>Клиент</w:t>
             </w:r>
+            <w:proofErr w:type="spellEnd"/>
           </w:p>
         </w:tc>
         <w:tc>
@@ -3617,6 +3621,7 @@
                 <w:lang w:val="ru-RU"/>
               </w:rPr>
             </w:pPr>
+            <w:proofErr w:type="spellStart"/>
             <w:r>
               <w:rPr>
                 <w:rFonts w:ascii="Times New Roman" w:hAnsi="Times New Roman"/>
@@ -3627,6 +3632,7 @@
               </w:rPr>
               <w:t>Приемщик</w:t>
             </w:r>
+            <w:proofErr w:type="spellEnd"/>
           </w:p>
         </w:tc>
         <w:tc>
@@ -3646,6 +3652,7 @@
                 <w:lang w:val="ru-RU"/>
               </w:rPr>
             </w:pPr>
+            <w:proofErr w:type="spellStart"/>
             <w:r>
               <w:rPr>
                 <w:rFonts w:ascii="Times New Roman" w:hAnsi="Times New Roman"/>
@@ -3656,6 +3663,7 @@
               </w:rPr>
               <w:t>Мастер</w:t>
             </w:r>
+            <w:proofErr w:type="spellEnd"/>
           </w:p>
         </w:tc>
         <w:tc>
@@ -3675,6 +3683,7 @@
                 <w:lang w:val="ru-RU"/>
               </w:rPr>
             </w:pPr>
+            <w:proofErr w:type="spellStart"/>
             <w:r>
               <w:rPr>
                 <w:rFonts w:ascii="Times New Roman" w:hAnsi="Times New Roman"/>
@@ -3685,6 +3694,7 @@
               </w:rPr>
               <w:t>Кладовщик</w:t>
             </w:r>
+            <w:proofErr w:type="spellEnd"/>
           </w:p>
         </w:tc>
         <w:tc>
@@ -3704,6 +3714,7 @@
                 <w:lang w:val="ru-RU"/>
               </w:rPr>
             </w:pPr>
+            <w:proofErr w:type="spellStart"/>
             <w:r>
               <w:rPr>
                 <w:rFonts w:ascii="Times New Roman" w:hAnsi="Times New Roman"/>
@@ -3714,6 +3725,7 @@
               </w:rPr>
               <w:t>Руководитель</w:t>
             </w:r>
+            <w:proofErr w:type="spellEnd"/>
           </w:p>
         </w:tc>
       </w:tr>
@@ -3887,14 +3899,34 @@
                 <w:lang w:val="ru-RU"/>
               </w:rPr>
             </w:pPr>
+            <w:proofErr w:type="spellStart"/>
             <w:r>
               <w:rPr>
                 <w:rFonts w:ascii="Times New Roman" w:hAnsi="Times New Roman"/>
                 <w:sz w:val="24"/>
                 <w:szCs w:val="24"/>
               </w:rPr>
-              <w:t>Оформление заказ-наряда</w:t>
+              <w:t>Оформление</w:t>
             </w:r>
+            <w:proofErr w:type="spellEnd"/>
+            <w:r>
+              <w:rPr>
+                <w:rFonts w:ascii="Times New Roman" w:hAnsi="Times New Roman"/>
+                <w:sz w:val="24"/>
+                <w:szCs w:val="24"/>
+              </w:rPr>
+              <w:t xml:space="preserve"> </w:t>
+            </w:r>
+            <w:proofErr w:type="spellStart"/>
+            <w:r>
+              <w:rPr>
+                <w:rFonts w:ascii="Times New Roman" w:hAnsi="Times New Roman"/>
+                <w:sz w:val="24"/>
+                <w:szCs w:val="24"/>
+              </w:rPr>
+              <w:t>заказ-наряда</w:t>
+            </w:r>
+            <w:proofErr w:type="spellEnd"/>
           </w:p>
         </w:tc>
         <w:tc>
@@ -4043,14 +4075,52 @@
                 <w:lang w:val="ru-RU"/>
               </w:rPr>
             </w:pPr>
+            <w:proofErr w:type="spellStart"/>
             <w:r>
               <w:rPr>
                 <w:rFonts w:ascii="Times New Roman" w:hAnsi="Times New Roman"/>
                 <w:sz w:val="24"/>
                 <w:szCs w:val="24"/>
               </w:rPr>
-              <w:t>Согласование перечня услуг</w:t>
+              <w:t>Согласование</w:t>
             </w:r>
+            <w:proofErr w:type="spellEnd"/>
+            <w:r>
+              <w:rPr>
+                <w:rFonts w:ascii="Times New Roman" w:hAnsi="Times New Roman"/>
+                <w:sz w:val="24"/>
+                <w:szCs w:val="24"/>
+              </w:rPr>
+              <w:t xml:space="preserve"> </w:t>
+            </w:r>
+            <w:proofErr w:type="spellStart"/>
+            <w:r>
+              <w:rPr>
+                <w:rFonts w:ascii="Times New Roman" w:hAnsi="Times New Roman"/>
+                <w:sz w:val="24"/>
+                <w:szCs w:val="24"/>
+              </w:rPr>
+              <w:t>перечня</w:t>
+            </w:r>
+            <w:proofErr w:type="spellEnd"/>
+            <w:r>
+              <w:rPr>
+                <w:rFonts w:ascii="Times New Roman" w:hAnsi="Times New Roman"/>
+                <w:sz w:val="24"/>
+                <w:szCs w:val="24"/>
+              </w:rPr>
+              <w:t xml:space="preserve"> </w:t>
+            </w:r>
+            <w:proofErr w:type="spellStart"/>
+            <w:r>
+              <w:rPr>
+                <w:rFonts w:ascii="Times New Roman" w:hAnsi="Times New Roman"/>
+                <w:sz w:val="24"/>
+                <w:szCs w:val="24"/>
+              </w:rPr>
+              <w:t>услуг</w:t>
+            </w:r>
+            <w:proofErr w:type="spellEnd"/>
           </w:p>
         </w:tc>
         <w:tc>
@@ -4199,14 +4269,34 @@
                 <w:lang w:val="ru-RU"/>
               </w:rPr>
             </w:pPr>
+            <w:proofErr w:type="spellStart"/>
             <w:r>
               <w:rPr>
                 <w:rFonts w:ascii="Times New Roman" w:hAnsi="Times New Roman"/>
                 <w:sz w:val="24"/>
                 <w:szCs w:val="24"/>
               </w:rPr>
-              <w:t>Диагностика неисправности</w:t>
+              <w:t>Диагностика</w:t>
             </w:r>
+            <w:proofErr w:type="spellEnd"/>
+            <w:r>
+              <w:rPr>
+                <w:rFonts w:ascii="Times New Roman" w:hAnsi="Times New Roman"/>
+                <w:sz w:val="24"/>
+                <w:szCs w:val="24"/>
+              </w:rPr>
+              <w:t xml:space="preserve"> </w:t>
+            </w:r>
+            <w:proofErr w:type="spellStart"/>
+            <w:r>
+              <w:rPr>
+                <w:rFonts w:ascii="Times New Roman" w:hAnsi="Times New Roman"/>
+                <w:sz w:val="24"/>
+                <w:szCs w:val="24"/>
+              </w:rPr>
+              <w:t>неисправности</w:t>
+            </w:r>
+            <w:proofErr w:type="spellEnd"/>
           </w:p>
         </w:tc>
         <w:tc>
@@ -4347,14 +4437,52 @@
                 <w:lang w:val="ru-RU"/>
               </w:rPr>
             </w:pPr>
+            <w:proofErr w:type="spellStart"/>
             <w:r>
               <w:rPr>
                 <w:rFonts w:ascii="Times New Roman" w:hAnsi="Times New Roman"/>
                 <w:sz w:val="24"/>
                 <w:szCs w:val="24"/>
               </w:rPr>
-              <w:t>Определение необходимых запчастей</w:t>
+              <w:t>Определение</w:t>
             </w:r>
+            <w:proofErr w:type="spellEnd"/>
+            <w:r>
+              <w:rPr>
+                <w:rFonts w:ascii="Times New Roman" w:hAnsi="Times New Roman"/>
+                <w:sz w:val="24"/>
+                <w:szCs w:val="24"/>
+              </w:rPr>
+              <w:t xml:space="preserve"> </w:t>
+            </w:r>
+            <w:proofErr w:type="spellStart"/>
+            <w:r>
+              <w:rPr>
+                <w:rFonts w:ascii="Times New Roman" w:hAnsi="Times New Roman"/>
+                <w:sz w:val="24"/>
+                <w:szCs w:val="24"/>
+              </w:rPr>
+              <w:t>необходимых</w:t>
+            </w:r>
+            <w:proofErr w:type="spellEnd"/>
+            <w:r>
+              <w:rPr>
+                <w:rFonts w:ascii="Times New Roman" w:hAnsi="Times New Roman"/>
+                <w:sz w:val="24"/>
+                <w:szCs w:val="24"/>
+              </w:rPr>
+              <w:t xml:space="preserve"> </w:t>
+            </w:r>
+            <w:proofErr w:type="spellStart"/>
+            <w:r>
+              <w:rPr>
+                <w:rFonts w:ascii="Times New Roman" w:hAnsi="Times New Roman"/>
+                <w:sz w:val="24"/>
+                <w:szCs w:val="24"/>
+              </w:rPr>
+              <w:t>запчастей</w:t>
+            </w:r>
+            <w:proofErr w:type="spellEnd"/>
           </w:p>
         </w:tc>
         <w:tc>
@@ -4660,14 +4788,52 @@
                 <w:lang w:val="ru-RU"/>
               </w:rPr>
             </w:pPr>
+            <w:proofErr w:type="spellStart"/>
             <w:r>
               <w:rPr>
                 <w:rFonts w:ascii="Times New Roman" w:hAnsi="Times New Roman"/>
                 <w:sz w:val="24"/>
                 <w:szCs w:val="24"/>
               </w:rPr>
-              <w:t>Выполнение ремонтных работ</w:t>
+              <w:t>Выполнение</w:t>
             </w:r>
+            <w:proofErr w:type="spellEnd"/>
+            <w:r>
+              <w:rPr>
+                <w:rFonts w:ascii="Times New Roman" w:hAnsi="Times New Roman"/>
+                <w:sz w:val="24"/>
+                <w:szCs w:val="24"/>
+              </w:rPr>
+              <w:t xml:space="preserve"> </w:t>
+            </w:r>
+            <w:proofErr w:type="spellStart"/>
+            <w:r>
+              <w:rPr>
+                <w:rFonts w:ascii="Times New Roman" w:hAnsi="Times New Roman"/>
+                <w:sz w:val="24"/>
+                <w:szCs w:val="24"/>
+              </w:rPr>
+              <w:t>ремонтных</w:t>
+            </w:r>
+            <w:proofErr w:type="spellEnd"/>
+            <w:r>
+              <w:rPr>
+                <w:rFonts w:ascii="Times New Roman" w:hAnsi="Times New Roman"/>
+                <w:sz w:val="24"/>
+                <w:szCs w:val="24"/>
+              </w:rPr>
+              <w:t xml:space="preserve"> </w:t>
+            </w:r>
+            <w:proofErr w:type="spellStart"/>
+            <w:r>
+              <w:rPr>
+                <w:rFonts w:ascii="Times New Roman" w:hAnsi="Times New Roman"/>
+                <w:sz w:val="24"/>
+                <w:szCs w:val="24"/>
+              </w:rPr>
+              <w:t>работ</w:t>
+            </w:r>
+            <w:proofErr w:type="spellEnd"/>
           </w:p>
         </w:tc>
         <w:tc>
@@ -4965,14 +5131,52 @@
                 <w:lang w:val="ru-RU"/>
               </w:rPr>
             </w:pPr>
+            <w:proofErr w:type="spellStart"/>
             <w:r>
               <w:rPr>
                 <w:rFonts w:ascii="Times New Roman" w:hAnsi="Times New Roman"/>
                 <w:sz w:val="24"/>
                 <w:szCs w:val="24"/>
               </w:rPr>
-              <w:t>Выдача автомобиля клиенту</w:t>
+              <w:t>Выдача</w:t>
             </w:r>
+            <w:proofErr w:type="spellEnd"/>
+            <w:r>
+              <w:rPr>
+                <w:rFonts w:ascii="Times New Roman" w:hAnsi="Times New Roman"/>
+                <w:sz w:val="24"/>
+                <w:szCs w:val="24"/>
+              </w:rPr>
+              <w:t xml:space="preserve"> </w:t>
+            </w:r>
+            <w:proofErr w:type="spellStart"/>
+            <w:r>
+              <w:rPr>
+                <w:rFonts w:ascii="Times New Roman" w:hAnsi="Times New Roman"/>
+                <w:sz w:val="24"/>
+                <w:szCs w:val="24"/>
+              </w:rPr>
+              <w:t>автомобиля</w:t>
+            </w:r>
+            <w:proofErr w:type="spellEnd"/>
+            <w:r>
+              <w:rPr>
+                <w:rFonts w:ascii="Times New Roman" w:hAnsi="Times New Roman"/>
+                <w:sz w:val="24"/>
+                <w:szCs w:val="24"/>
+              </w:rPr>
+              <w:t xml:space="preserve"> </w:t>
+            </w:r>
+            <w:proofErr w:type="spellStart"/>
+            <w:r>
+              <w:rPr>
+                <w:rFonts w:ascii="Times New Roman" w:hAnsi="Times New Roman"/>
+                <w:sz w:val="24"/>
+                <w:szCs w:val="24"/>
+              </w:rPr>
+              <w:t>клиенту</w:t>
+            </w:r>
+            <w:proofErr w:type="spellEnd"/>
           </w:p>
         </w:tc>
         <w:tc>
@@ -6106,8 +6310,19 @@
           <w:szCs w:val="28"/>
           <w:lang w:val="ru-RU"/>
         </w:rPr>
-        <w:t>(draw.i</w:t>
-      </w:r>
+        <w:t>(</w:t>
+      </w:r>
+      <w:proofErr w:type="spellStart"/>
+      <w:r>
+        <w:rPr>
+          <w:rFonts w:ascii="Times New Roman" w:hAnsi="Times New Roman"/>
+          <w:sz w:val="28"/>
+          <w:szCs w:val="28"/>
+          <w:lang w:val="ru-RU"/>
+        </w:rPr>
+        <w:t>draw.i</w:t>
+      </w:r>
+      <w:proofErr w:type="spellEnd"/>
       <w:r>
         <w:rPr>
           <w:rFonts w:ascii="Times New Roman" w:hAnsi="Times New Roman"/>
@@ -6206,7 +6421,67 @@
           <w:szCs w:val="28"/>
           <w:lang w:val="ru-RU"/>
         </w:rPr>
-        <w:t xml:space="preserve">Для проектирования базы данных выбран инструмент pgModeler, ориентированный на работу с PostgreSQL. Он позволяет создавать структуру базы данных в графическом виде, задавать таблицы, связи, ограничения, ключи и другие объекты, а также экспортировать разработанную модель в SQL-скрипт или непосредственно в сервер PostgreSQL. Такой подход удобен для поэтапного проектирования концептуальной, логической и физической модели данных. </w:t>
+        <w:t xml:space="preserve">Для проектирования базы данных выбран инструмент </w:t>
+      </w:r>
+      <w:proofErr w:type="spellStart"/>
+      <w:r>
+        <w:rPr>
+          <w:rFonts w:ascii="Times New Roman" w:hAnsi="Times New Roman"/>
+          <w:sz w:val="28"/>
+          <w:szCs w:val="28"/>
+          <w:lang w:val="ru-RU"/>
+        </w:rPr>
+        <w:t>pgModeler</w:t>
+      </w:r>
+      <w:proofErr w:type="spellEnd"/>
+      <w:r>
+        <w:rPr>
+          <w:rFonts w:ascii="Times New Roman" w:hAnsi="Times New Roman"/>
+          <w:sz w:val="28"/>
+          <w:szCs w:val="28"/>
+          <w:lang w:val="ru-RU"/>
+        </w:rPr>
+        <w:t xml:space="preserve">, ориентированный на работу с </w:t>
+      </w:r>
+      <w:proofErr w:type="spellStart"/>
+      <w:r>
+        <w:rPr>
+          <w:rFonts w:ascii="Times New Roman" w:hAnsi="Times New Roman"/>
+          <w:sz w:val="28"/>
+          <w:szCs w:val="28"/>
+          <w:lang w:val="ru-RU"/>
+        </w:rPr>
+        <w:t>PostgreSQL</w:t>
+      </w:r>
+      <w:proofErr w:type="spellEnd"/>
+      <w:r>
+        <w:rPr>
+          <w:rFonts w:ascii="Times New Roman" w:hAnsi="Times New Roman"/>
+          <w:sz w:val="28"/>
+          <w:szCs w:val="28"/>
+          <w:lang w:val="ru-RU"/>
+        </w:rPr>
+        <w:t xml:space="preserve">. Он позволяет создавать структуру базы данных в графическом виде, задавать таблицы, связи, ограничения, ключи и другие объекты, а также экспортировать разработанную модель в SQL-скрипт или непосредственно в сервер </w:t>
+      </w:r>
+      <w:proofErr w:type="spellStart"/>
+      <w:r>
+        <w:rPr>
+          <w:rFonts w:ascii="Times New Roman" w:hAnsi="Times New Roman"/>
+          <w:sz w:val="28"/>
+          <w:szCs w:val="28"/>
+          <w:lang w:val="ru-RU"/>
+        </w:rPr>
+        <w:t>PostgreSQL</w:t>
+      </w:r>
+      <w:proofErr w:type="spellEnd"/>
+      <w:r>
+        <w:rPr>
+          <w:rFonts w:ascii="Times New Roman" w:hAnsi="Times New Roman"/>
+          <w:sz w:val="28"/>
+          <w:szCs w:val="28"/>
+          <w:lang w:val="ru-RU"/>
+        </w:rPr>
+        <w:t xml:space="preserve">. Такой подход удобен для поэтапного проектирования концептуальной, логической и физической модели данных. </w:t>
       </w:r>
     </w:p>
     <w:p>
@@ -6267,29 +6542,89 @@
           <w:szCs w:val="28"/>
           <w:lang w:val="ru-RU"/>
         </w:rPr>
-        <w:t>В качестве основного средства программной реализации в работе используется PostgreSQL. Данная система управления базами данных является открытой объектно-реляционной СУБД и широко применяется для хранения и обработки структурированных данных. В рамках курсового проекта PostgreSQL будет использоваться для создания таблиц, связей, ограничений, заполнения тестовыми данными и выполнения SQL-запросов.</w:t>
-      </w:r>
-    </w:p>
-    <w:p>
-      <w:pPr>
-        <w:spacing w:line="360" w:lineRule="auto"/>
-        <w:ind w:firstLine="425"/>
-        <w:jc w:val="both"/>
-        <w:rPr>
-          <w:rFonts w:ascii="Times New Roman" w:hAnsi="Times New Roman"/>
-          <w:sz w:val="28"/>
-          <w:szCs w:val="28"/>
-          <w:lang w:val="ru-RU"/>
-        </w:rPr>
-      </w:pPr>
-      <w:r>
-        <w:rPr>
-          <w:rFonts w:ascii="Times New Roman" w:hAnsi="Times New Roman"/>
-          <w:sz w:val="28"/>
-          <w:szCs w:val="28"/>
-          <w:lang w:val="ru-RU"/>
-        </w:rPr>
-        <w:t>Для работы с базой данных выбран pgAdmin4, который является официальной платформой администрирования и разработки для PostgreSQL. С его помощью можно выполнять SQL-скрипты, просматривать структуру объектов базы данных и проверять корректность реализованной схемы.</w:t>
+        <w:t xml:space="preserve">В качестве основного средства программной реализации в работе используется </w:t>
+      </w:r>
+      <w:proofErr w:type="spellStart"/>
+      <w:r>
+        <w:rPr>
+          <w:rFonts w:ascii="Times New Roman" w:hAnsi="Times New Roman"/>
+          <w:sz w:val="28"/>
+          <w:szCs w:val="28"/>
+          <w:lang w:val="ru-RU"/>
+        </w:rPr>
+        <w:t>PostgreSQL</w:t>
+      </w:r>
+      <w:proofErr w:type="spellEnd"/>
+      <w:r>
+        <w:rPr>
+          <w:rFonts w:ascii="Times New Roman" w:hAnsi="Times New Roman"/>
+          <w:sz w:val="28"/>
+          <w:szCs w:val="28"/>
+          <w:lang w:val="ru-RU"/>
+        </w:rPr>
+        <w:t xml:space="preserve">. Данная система управления базами данных является открытой объектно-реляционной СУБД и широко применяется для хранения и обработки структурированных данных. В рамках курсового проекта </w:t>
+      </w:r>
+      <w:proofErr w:type="spellStart"/>
+      <w:r>
+        <w:rPr>
+          <w:rFonts w:ascii="Times New Roman" w:hAnsi="Times New Roman"/>
+          <w:sz w:val="28"/>
+          <w:szCs w:val="28"/>
+          <w:lang w:val="ru-RU"/>
+        </w:rPr>
+        <w:t>PostgreSQL</w:t>
+      </w:r>
+      <w:proofErr w:type="spellEnd"/>
+      <w:r>
+        <w:rPr>
+          <w:rFonts w:ascii="Times New Roman" w:hAnsi="Times New Roman"/>
+          <w:sz w:val="28"/>
+          <w:szCs w:val="28"/>
+          <w:lang w:val="ru-RU"/>
+        </w:rPr>
+        <w:t xml:space="preserve"> будет использоваться для создания таблиц, связей, ограничений, заполнения тестовыми данными и выполнения SQL-запросов.</w:t>
+      </w:r>
+    </w:p>
+    <w:p>
+      <w:pPr>
+        <w:spacing w:line="360" w:lineRule="auto"/>
+        <w:ind w:firstLine="425"/>
+        <w:jc w:val="both"/>
+        <w:rPr>
+          <w:rFonts w:ascii="Times New Roman" w:hAnsi="Times New Roman"/>
+          <w:sz w:val="28"/>
+          <w:szCs w:val="28"/>
+          <w:lang w:val="ru-RU"/>
+        </w:rPr>
+      </w:pPr>
+      <w:r>
+        <w:rPr>
+          <w:rFonts w:ascii="Times New Roman" w:hAnsi="Times New Roman"/>
+          <w:sz w:val="28"/>
+          <w:szCs w:val="28"/>
+          <w:lang w:val="ru-RU"/>
+        </w:rPr>
+        <w:t xml:space="preserve">Для работы с базой данных выбран pgAdmin4, который является официальной платформой администрирования и разработки для </w:t>
+      </w:r>
+      <w:proofErr w:type="spellStart"/>
+      <w:r>
+        <w:rPr>
+          <w:rFonts w:ascii="Times New Roman" w:hAnsi="Times New Roman"/>
+          <w:sz w:val="28"/>
+          <w:szCs w:val="28"/>
+          <w:lang w:val="ru-RU"/>
+        </w:rPr>
+        <w:t>PostgreSQL</w:t>
+      </w:r>
+      <w:proofErr w:type="spellEnd"/>
+      <w:r>
+        <w:rPr>
+          <w:rFonts w:ascii="Times New Roman" w:hAnsi="Times New Roman"/>
+          <w:sz w:val="28"/>
+          <w:szCs w:val="28"/>
+          <w:lang w:val="ru-RU"/>
+        </w:rPr>
+        <w:t>. С его помощью можно выполнять SQL-скрипты, просматривать структуру объектов базы данных и проверять корректность реализованной схемы.</w:t>
       </w:r>
     </w:p>
     <w:p>
@@ -6312,7 +6647,87 @@
           <w:lang w:val="ru-RU"/>
         </w:rPr>
         <w:lastRenderedPageBreak/>
-        <w:t>Поскольку в данной курсовой работе не предусматривается полноценная реализация клиентской и серверной части приложения, пользовательский интерфейс будет представлен в виде прототипов экранных форм, разработанных в Penpot. Этот инструмент предназначен для проектирования интерфейсов и прототипирования, является бесплатным и open-source, а также может использоваться как в облачном режиме, так и в self-host варианте. Такой подход позволяет показать структуру будущего интерфейса без разработки полного frontend-приложения.</w:t>
+        <w:t xml:space="preserve">Поскольку в данной курсовой работе не предусматривается полноценная реализация клиентской и серверной части приложения, пользовательский интерфейс будет представлен в виде прототипов экранных форм, разработанных в </w:t>
+      </w:r>
+      <w:proofErr w:type="spellStart"/>
+      <w:r>
+        <w:rPr>
+          <w:rFonts w:ascii="Times New Roman" w:hAnsi="Times New Roman"/>
+          <w:sz w:val="28"/>
+          <w:szCs w:val="28"/>
+          <w:lang w:val="ru-RU"/>
+        </w:rPr>
+        <w:t>Penpot</w:t>
+      </w:r>
+      <w:proofErr w:type="spellEnd"/>
+      <w:r>
+        <w:rPr>
+          <w:rFonts w:ascii="Times New Roman" w:hAnsi="Times New Roman"/>
+          <w:sz w:val="28"/>
+          <w:szCs w:val="28"/>
+          <w:lang w:val="ru-RU"/>
+        </w:rPr>
+        <w:t xml:space="preserve">. Этот инструмент предназначен для проектирования интерфейсов и прототипирования, является бесплатным и </w:t>
+      </w:r>
+      <w:proofErr w:type="spellStart"/>
+      <w:r>
+        <w:rPr>
+          <w:rFonts w:ascii="Times New Roman" w:hAnsi="Times New Roman"/>
+          <w:sz w:val="28"/>
+          <w:szCs w:val="28"/>
+          <w:lang w:val="ru-RU"/>
+        </w:rPr>
+        <w:t>open-source</w:t>
+      </w:r>
+      <w:proofErr w:type="spellEnd"/>
+      <w:r>
+        <w:rPr>
+          <w:rFonts w:ascii="Times New Roman" w:hAnsi="Times New Roman"/>
+          <w:sz w:val="28"/>
+          <w:szCs w:val="28"/>
+          <w:lang w:val="ru-RU"/>
+        </w:rPr>
+        <w:t xml:space="preserve">, а также может использоваться как в облачном режиме, так и в </w:t>
+      </w:r>
+      <w:proofErr w:type="spellStart"/>
+      <w:r>
+        <w:rPr>
+          <w:rFonts w:ascii="Times New Roman" w:hAnsi="Times New Roman"/>
+          <w:sz w:val="28"/>
+          <w:szCs w:val="28"/>
+          <w:lang w:val="ru-RU"/>
+        </w:rPr>
+        <w:t>self-host</w:t>
+      </w:r>
+      <w:proofErr w:type="spellEnd"/>
+      <w:r>
+        <w:rPr>
+          <w:rFonts w:ascii="Times New Roman" w:hAnsi="Times New Roman"/>
+          <w:sz w:val="28"/>
+          <w:szCs w:val="28"/>
+          <w:lang w:val="ru-RU"/>
+        </w:rPr>
+        <w:t xml:space="preserve"> варианте. Такой подход позволяет показать структуру будущего интерфейса без разработки полного </w:t>
+      </w:r>
+      <w:proofErr w:type="spellStart"/>
+      <w:r>
+        <w:rPr>
+          <w:rFonts w:ascii="Times New Roman" w:hAnsi="Times New Roman"/>
+          <w:sz w:val="28"/>
+          <w:szCs w:val="28"/>
+          <w:lang w:val="ru-RU"/>
+        </w:rPr>
+        <w:t>frontend</w:t>
+      </w:r>
+      <w:proofErr w:type="spellEnd"/>
+      <w:r>
+        <w:rPr>
+          <w:rFonts w:ascii="Times New Roman" w:hAnsi="Times New Roman"/>
+          <w:sz w:val="28"/>
+          <w:szCs w:val="28"/>
+          <w:lang w:val="ru-RU"/>
+        </w:rPr>
+        <w:t>-приложения.</w:t>
       </w:r>
     </w:p>
     <w:p>
@@ -6373,7 +6788,87 @@
           <w:szCs w:val="28"/>
           <w:lang w:val="ru-RU"/>
         </w:rPr>
-        <w:t>diagrams.net позволяет построить все необходимые диаграммы в рамках визуального проектирования, pgModeler обеспечивает удобное проектирование базы данных именно под PostgreSQL, PostgreSQL и pgAdmin4 позволяют реализовать и проверить структуру базы данных, а Penpot используется для разработки прототипов экранных форм. В совокупности эти средства покрывают основные этапы работы: моделирование, проектирование данных, реализацию SQL-части и представление интерфейса.</w:t>
+        <w:t xml:space="preserve">diagrams.net позволяет построить все необходимые диаграммы в рамках визуального проектирования, </w:t>
+      </w:r>
+      <w:proofErr w:type="spellStart"/>
+      <w:r>
+        <w:rPr>
+          <w:rFonts w:ascii="Times New Roman" w:hAnsi="Times New Roman"/>
+          <w:sz w:val="28"/>
+          <w:szCs w:val="28"/>
+          <w:lang w:val="ru-RU"/>
+        </w:rPr>
+        <w:t>pgModeler</w:t>
+      </w:r>
+      <w:proofErr w:type="spellEnd"/>
+      <w:r>
+        <w:rPr>
+          <w:rFonts w:ascii="Times New Roman" w:hAnsi="Times New Roman"/>
+          <w:sz w:val="28"/>
+          <w:szCs w:val="28"/>
+          <w:lang w:val="ru-RU"/>
+        </w:rPr>
+        <w:t xml:space="preserve"> обеспечивает удобное проектирование базы данных именно под </w:t>
+      </w:r>
+      <w:proofErr w:type="spellStart"/>
+      <w:r>
+        <w:rPr>
+          <w:rFonts w:ascii="Times New Roman" w:hAnsi="Times New Roman"/>
+          <w:sz w:val="28"/>
+          <w:szCs w:val="28"/>
+          <w:lang w:val="ru-RU"/>
+        </w:rPr>
+        <w:t>PostgreSQL</w:t>
+      </w:r>
+      <w:proofErr w:type="spellEnd"/>
+      <w:r>
+        <w:rPr>
+          <w:rFonts w:ascii="Times New Roman" w:hAnsi="Times New Roman"/>
+          <w:sz w:val="28"/>
+          <w:szCs w:val="28"/>
+          <w:lang w:val="ru-RU"/>
+        </w:rPr>
+        <w:t xml:space="preserve">, </w:t>
+      </w:r>
+      <w:proofErr w:type="spellStart"/>
+      <w:r>
+        <w:rPr>
+          <w:rFonts w:ascii="Times New Roman" w:hAnsi="Times New Roman"/>
+          <w:sz w:val="28"/>
+          <w:szCs w:val="28"/>
+          <w:lang w:val="ru-RU"/>
+        </w:rPr>
+        <w:t>PostgreSQL</w:t>
+      </w:r>
+      <w:proofErr w:type="spellEnd"/>
+      <w:r>
+        <w:rPr>
+          <w:rFonts w:ascii="Times New Roman" w:hAnsi="Times New Roman"/>
+          <w:sz w:val="28"/>
+          <w:szCs w:val="28"/>
+          <w:lang w:val="ru-RU"/>
+        </w:rPr>
+        <w:t xml:space="preserve"> и pgAdmin4 позволяют реализовать и проверить структуру базы данных, а </w:t>
+      </w:r>
+      <w:proofErr w:type="spellStart"/>
+      <w:r>
+        <w:rPr>
+          <w:rFonts w:ascii="Times New Roman" w:hAnsi="Times New Roman"/>
+          <w:sz w:val="28"/>
+          <w:szCs w:val="28"/>
+          <w:lang w:val="ru-RU"/>
+        </w:rPr>
+        <w:t>Penpot</w:t>
+      </w:r>
+      <w:proofErr w:type="spellEnd"/>
+      <w:r>
+        <w:rPr>
+          <w:rFonts w:ascii="Times New Roman" w:hAnsi="Times New Roman"/>
+          <w:sz w:val="28"/>
+          <w:szCs w:val="28"/>
+          <w:lang w:val="ru-RU"/>
+        </w:rPr>
+        <w:t xml:space="preserve"> используется для разработки прототипов экранных форм. В совокупности эти средства покрывают основные этапы работы: моделирование, проектирование данных, реализацию SQL-части и представление интерфейса.</w:t>
       </w:r>
     </w:p>
     <w:p>
@@ -6459,7 +6954,118 @@
           <w:szCs w:val="28"/>
           <w:lang w:val="ru-RU"/>
         </w:rPr>
-        <w:t>В качестве существующих разработок в области автоматизации автосервисов можно выделить 1С:Автосервис, АвтоДилер Онлайн и Альфа-Авто: Автосервис+Автозапчасти. Эти программные продукты предназначены для учета заказ-нарядов, услуг, запасных частей, клиентов и других процессов, характерных для работы автосервиса. Например, 1С:Автосервис поддерживает заказ-наряды, прием автомобиля, дефектовку, подбор запчастей и выдачу автомобиля клиенту. АвтоДилер Онлайн ориентирован на ведение заказ-нарядов, учет товаров и материалов, а Альфа-Авто предназначен для автоматизации учета на предприятиях автобизнеса, включая автосервисы и магазины автозапчастей.</w:t>
+        <w:t>В качестве существующих разработок в области автоматизации автосервисов можно выделить 1</w:t>
+      </w:r>
+      <w:proofErr w:type="gramStart"/>
+      <w:r>
+        <w:rPr>
+          <w:rFonts w:ascii="Times New Roman" w:hAnsi="Times New Roman"/>
+          <w:sz w:val="28"/>
+          <w:szCs w:val="28"/>
+          <w:lang w:val="ru-RU"/>
+        </w:rPr>
+        <w:t>С:Автосервис</w:t>
+      </w:r>
+      <w:proofErr w:type="gramEnd"/>
+      <w:r>
+        <w:rPr>
+          <w:rFonts w:ascii="Times New Roman" w:hAnsi="Times New Roman"/>
+          <w:sz w:val="28"/>
+          <w:szCs w:val="28"/>
+          <w:lang w:val="ru-RU"/>
+        </w:rPr>
+        <w:t xml:space="preserve">, </w:t>
+      </w:r>
+      <w:proofErr w:type="spellStart"/>
+      <w:r>
+        <w:rPr>
+          <w:rFonts w:ascii="Times New Roman" w:hAnsi="Times New Roman"/>
+          <w:sz w:val="28"/>
+          <w:szCs w:val="28"/>
+          <w:lang w:val="ru-RU"/>
+        </w:rPr>
+        <w:t>АвтоДилер</w:t>
+      </w:r>
+      <w:proofErr w:type="spellEnd"/>
+      <w:r>
+        <w:rPr>
+          <w:rFonts w:ascii="Times New Roman" w:hAnsi="Times New Roman"/>
+          <w:sz w:val="28"/>
+          <w:szCs w:val="28"/>
+          <w:lang w:val="ru-RU"/>
+        </w:rPr>
+        <w:t xml:space="preserve"> Онлайн и Альфа-Авто: </w:t>
+      </w:r>
+      <w:proofErr w:type="spellStart"/>
+      <w:r>
+        <w:rPr>
+          <w:rFonts w:ascii="Times New Roman" w:hAnsi="Times New Roman"/>
+          <w:sz w:val="28"/>
+          <w:szCs w:val="28"/>
+          <w:lang w:val="ru-RU"/>
+        </w:rPr>
+        <w:t>Автосервис+Автозапчасти</w:t>
+      </w:r>
+      <w:proofErr w:type="spellEnd"/>
+      <w:r>
+        <w:rPr>
+          <w:rFonts w:ascii="Times New Roman" w:hAnsi="Times New Roman"/>
+          <w:sz w:val="28"/>
+          <w:szCs w:val="28"/>
+          <w:lang w:val="ru-RU"/>
+        </w:rPr>
+        <w:t>. Эти программные продукты предназначены для учета заказ-нарядов, услуг, запасных частей, клиентов и других процессов, характерных для работы автосервиса. Например, 1</w:t>
+      </w:r>
+      <w:proofErr w:type="gramStart"/>
+      <w:r>
+        <w:rPr>
+          <w:rFonts w:ascii="Times New Roman" w:hAnsi="Times New Roman"/>
+          <w:sz w:val="28"/>
+          <w:szCs w:val="28"/>
+          <w:lang w:val="ru-RU"/>
+        </w:rPr>
+        <w:t>С:Автосервис</w:t>
+      </w:r>
+      <w:proofErr w:type="gramEnd"/>
+      <w:r>
+        <w:rPr>
+          <w:rFonts w:ascii="Times New Roman" w:hAnsi="Times New Roman"/>
+          <w:sz w:val="28"/>
+          <w:szCs w:val="28"/>
+          <w:lang w:val="ru-RU"/>
+        </w:rPr>
+        <w:t xml:space="preserve"> поддерживает заказ-наряды, прием автомобиля, дефектовку, подбор запчастей и выдачу автомобиля клиенту. </w:t>
+      </w:r>
+      <w:proofErr w:type="spellStart"/>
+      <w:proofErr w:type="gramStart"/>
+      <w:r>
+        <w:rPr>
+          <w:rFonts w:ascii="Times New Roman" w:hAnsi="Times New Roman"/>
+          <w:sz w:val="28"/>
+          <w:szCs w:val="28"/>
+          <w:lang w:val="ru-RU"/>
+        </w:rPr>
+        <w:t>АвтоДилер</w:t>
+      </w:r>
+      <w:proofErr w:type="spellEnd"/>
+      <w:r>
+        <w:rPr>
+          <w:rFonts w:ascii="Times New Roman" w:hAnsi="Times New Roman"/>
+          <w:sz w:val="28"/>
+          <w:szCs w:val="28"/>
+          <w:lang w:val="ru-RU"/>
+        </w:rPr>
+        <w:t xml:space="preserve"> Онлайн</w:t>
+      </w:r>
+      <w:proofErr w:type="gramEnd"/>
+      <w:r>
+        <w:rPr>
+          <w:rFonts w:ascii="Times New Roman" w:hAnsi="Times New Roman"/>
+          <w:sz w:val="28"/>
+          <w:szCs w:val="28"/>
+          <w:lang w:val="ru-RU"/>
+        </w:rPr>
+        <w:t xml:space="preserve"> ориентирован на ведение заказ-нарядов, учет товаров и материалов, а Альфа-Авто предназначен для автоматизации учета на предприятиях автобизнеса, включая автосервисы и магазины автозапчастей.</w:t>
       </w:r>
     </w:p>
     <w:p>
@@ -6877,7 +7483,17 @@
           <w:szCs w:val="28"/>
           <w:lang w:val="ru-RU"/>
         </w:rPr>
-        <w:t xml:space="preserve">В рамках данной курсовой работы рассматривается предметная область автосервиса, а в качестве направления автоматизации выбрана задача учета услуг и запчастей, используемых при техническом обслуживании и ремонте автомобилей. Необходимость решения данной задачи обусловлена тем, что в </w:t>
+        <w:t xml:space="preserve">В рамках данной курсовой работы рассматривается предметная область автосервиса, а в качестве направления автоматизации выбрана задача учета услуг и запчастей, используемых при техническом обслуживании и ремонте автомобилей. Необходимость решения данной задачи обусловлена тем, что </w:t>
+      </w:r>
+      <w:proofErr w:type="gramStart"/>
+      <w:r>
+        <w:rPr>
+          <w:rFonts w:ascii="Times New Roman" w:hAnsi="Times New Roman"/>
+          <w:sz w:val="28"/>
+          <w:szCs w:val="28"/>
+          <w:lang w:val="ru-RU"/>
+        </w:rPr>
+        <w:t xml:space="preserve">в </w:t>
       </w:r>
       <w:r>
         <w:rPr>
@@ -6895,7 +7511,17 @@
           <w:szCs w:val="28"/>
           <w:lang w:val="ru-RU"/>
         </w:rPr>
-        <w:t>ри ручном ведении учета или хранения данных возникают ошибки, дублирование информации, затруднения при расчете стоимости и сложности при формировании отчетности.</w:t>
+        <w:t>ри</w:t>
+      </w:r>
+      <w:proofErr w:type="gramEnd"/>
+      <w:r>
+        <w:rPr>
+          <w:rFonts w:ascii="Times New Roman" w:hAnsi="Times New Roman"/>
+          <w:sz w:val="28"/>
+          <w:szCs w:val="28"/>
+          <w:lang w:val="ru-RU"/>
+        </w:rPr>
+        <w:t xml:space="preserve"> ручном ведении учета или хранения данных возникают ошибки, дублирование информации, затруднения при расчете стоимости и сложности при формировании отчетности.</w:t>
       </w:r>
     </w:p>
     <w:p>
@@ -7093,7 +7719,27 @@
           <w:szCs w:val="28"/>
           <w:lang w:val="ru-RU"/>
         </w:rPr>
-        <w:t>– реализовать физическую структуру базы данных в PostgreSQL;</w:t>
+        <w:t xml:space="preserve">– реализовать физическую структуру базы данных в </w:t>
+      </w:r>
+      <w:proofErr w:type="spellStart"/>
+      <w:r>
+        <w:rPr>
+          <w:rFonts w:ascii="Times New Roman" w:hAnsi="Times New Roman"/>
+          <w:sz w:val="28"/>
+          <w:szCs w:val="28"/>
+          <w:lang w:val="ru-RU"/>
+        </w:rPr>
+        <w:t>PostgreSQL</w:t>
+      </w:r>
+      <w:proofErr w:type="spellEnd"/>
+      <w:r>
+        <w:rPr>
+          <w:rFonts w:ascii="Times New Roman" w:hAnsi="Times New Roman"/>
+          <w:sz w:val="28"/>
+          <w:szCs w:val="28"/>
+          <w:lang w:val="ru-RU"/>
+        </w:rPr>
+        <w:t>;</w:t>
       </w:r>
     </w:p>
     <w:p>
@@ -9239,6 +9885,7 @@
       <w:r>
         <w:rPr>
           <w:rFonts w:ascii="Times New Roman" w:hAnsi="Times New Roman"/>
+          <w:noProof/>
           <w:sz w:val="28"/>
           <w:szCs w:val="28"/>
         </w:rPr>
@@ -9616,32 +10263,58 @@
           <w:rFonts w:ascii="Times New Roman" w:hAnsi="Times New Roman"/>
           <w:sz w:val="28"/>
           <w:szCs w:val="28"/>
-        </w:rPr>
-      </w:pPr>
-    </w:p>
-    <w:p>
-      <w:pPr>
-        <w:spacing w:line="360" w:lineRule="auto"/>
-        <w:ind w:firstLine="425"/>
-        <w:jc w:val="both"/>
-        <w:rPr>
-          <w:rFonts w:ascii="Times New Roman" w:hAnsi="Times New Roman"/>
-          <w:b/>
-          <w:bCs/>
-          <w:sz w:val="28"/>
-          <w:szCs w:val="28"/>
-          <w:lang w:val="ru-RU"/>
-        </w:rPr>
-      </w:pPr>
-      <w:r>
-        <w:rPr>
-          <w:rFonts w:ascii="Times New Roman" w:hAnsi="Times New Roman"/>
-          <w:b/>
-          <w:bCs/>
-          <w:sz w:val="28"/>
-          <w:szCs w:val="28"/>
-          <w:lang w:val="ru-RU"/>
-        </w:rPr>
+          <w:lang w:val="ru-RU"/>
+        </w:rPr>
+      </w:pPr>
+    </w:p>
+    <w:p>
+      <w:pPr>
+        <w:spacing w:after="160" w:line="259" w:lineRule="auto"/>
+        <w:rPr>
+          <w:rFonts w:ascii="Times New Roman" w:hAnsi="Times New Roman"/>
+          <w:b/>
+          <w:bCs/>
+          <w:sz w:val="28"/>
+          <w:szCs w:val="28"/>
+          <w:lang w:val="ru-RU"/>
+        </w:rPr>
+      </w:pPr>
+      <w:r>
+        <w:rPr>
+          <w:rFonts w:ascii="Times New Roman" w:hAnsi="Times New Roman"/>
+          <w:b/>
+          <w:bCs/>
+          <w:sz w:val="28"/>
+          <w:szCs w:val="28"/>
+          <w:lang w:val="ru-RU"/>
+        </w:rPr>
+        <w:br w:type="page"/>
+      </w:r>
+    </w:p>
+    <w:p>
+      <w:pPr>
+        <w:spacing w:line="360" w:lineRule="auto"/>
+        <w:ind w:firstLine="425"/>
+        <w:jc w:val="both"/>
+        <w:rPr>
+          <w:rFonts w:ascii="Times New Roman" w:hAnsi="Times New Roman"/>
+          <w:b/>
+          <w:bCs/>
+          <w:sz w:val="28"/>
+          <w:szCs w:val="28"/>
+          <w:lang w:val="ru-RU"/>
+        </w:rPr>
+      </w:pPr>
+      <w:r>
+        <w:rPr>
+          <w:rFonts w:ascii="Times New Roman" w:hAnsi="Times New Roman"/>
+          <w:b/>
+          <w:bCs/>
+          <w:sz w:val="28"/>
+          <w:szCs w:val="28"/>
+          <w:lang w:val="ru-RU"/>
+        </w:rPr>
+        <w:lastRenderedPageBreak/>
         <w:t>2.3. Проектирование логической структуры информационной системы</w:t>
       </w:r>
     </w:p>
@@ -9861,95 +10534,87 @@
           <w:szCs w:val="28"/>
           <w:lang w:val="ru-RU"/>
         </w:rPr>
-        <w:t xml:space="preserve">Для описания поведения системы были построены диаграммы взаимодействия в виде диаграмм последовательности. Они нужны для того, </w:t>
-      </w:r>
-      <w:r>
-        <w:rPr>
-          <w:rFonts w:ascii="Times New Roman" w:hAnsi="Times New Roman"/>
-          <w:sz w:val="28"/>
-          <w:szCs w:val="28"/>
-          <w:lang w:val="ru-RU"/>
+        <w:t xml:space="preserve">Для описания поведения системы были построены диаграммы взаимодействия в виде диаграмм последовательности. Они нужны для того, чтобы показать порядок обмена сообщениями между пользователем, интерфейсом, системой и базой данных. </w:t>
+      </w:r>
+    </w:p>
+    <w:p>
+      <w:pPr>
+        <w:spacing w:line="360" w:lineRule="auto"/>
+        <w:ind w:firstLine="425"/>
+        <w:jc w:val="both"/>
+        <w:rPr>
+          <w:rFonts w:ascii="Times New Roman" w:hAnsi="Times New Roman"/>
+          <w:b/>
+          <w:bCs/>
+          <w:sz w:val="28"/>
+          <w:szCs w:val="28"/>
+          <w:lang w:val="ru-RU"/>
+        </w:rPr>
+      </w:pPr>
+      <w:r>
+        <w:rPr>
+          <w:rFonts w:ascii="Times New Roman" w:hAnsi="Times New Roman"/>
+          <w:b/>
+          <w:bCs/>
+          <w:sz w:val="28"/>
+          <w:szCs w:val="28"/>
+          <w:lang w:val="ru-RU"/>
+        </w:rPr>
+        <w:t>Диаграмма «Оформление заказ-наряда»</w:t>
+      </w:r>
+    </w:p>
+    <w:p>
+      <w:pPr>
+        <w:spacing w:line="360" w:lineRule="auto"/>
+        <w:ind w:firstLine="425"/>
+        <w:jc w:val="both"/>
+        <w:rPr>
+          <w:rFonts w:ascii="Times New Roman" w:hAnsi="Times New Roman"/>
+          <w:sz w:val="28"/>
+          <w:szCs w:val="28"/>
+          <w:lang w:val="ru-RU"/>
+        </w:rPr>
+      </w:pPr>
+      <w:r>
+        <w:rPr>
+          <w:rFonts w:ascii="Times New Roman" w:hAnsi="Times New Roman"/>
+          <w:sz w:val="28"/>
+          <w:szCs w:val="28"/>
+          <w:lang w:val="ru-RU"/>
+        </w:rPr>
+        <w:t>Диаграмма «Оформление заказ-наряда»</w:t>
+      </w:r>
+      <w:r>
+        <w:rPr>
+          <w:rFonts w:ascii="Times New Roman" w:hAnsi="Times New Roman"/>
+          <w:sz w:val="28"/>
+          <w:szCs w:val="28"/>
+          <w:lang w:val="ru-RU"/>
+        </w:rPr>
+        <w:t xml:space="preserve"> представлена на рисунке 2.6.</w:t>
+      </w:r>
+    </w:p>
+    <w:p>
+      <w:pPr>
+        <w:spacing w:line="360" w:lineRule="auto"/>
+        <w:jc w:val="center"/>
+        <w:rPr>
+          <w:rFonts w:ascii="Times New Roman" w:hAnsi="Times New Roman"/>
+          <w:sz w:val="28"/>
+          <w:szCs w:val="28"/>
+          <w:lang w:val="ru-RU"/>
+        </w:rPr>
+      </w:pPr>
+      <w:r>
+        <w:rPr>
+          <w:rFonts w:ascii="Times New Roman" w:hAnsi="Times New Roman"/>
+          <w:b/>
+          <w:bCs/>
+          <w:noProof/>
+          <w:sz w:val="28"/>
+          <w:szCs w:val="28"/>
         </w:rPr>
         <w:lastRenderedPageBreak/>
-        <w:t xml:space="preserve">чтобы показать порядок обмена сообщениями между пользователем, интерфейсом, системой и базой данных. </w:t>
-      </w:r>
-    </w:p>
-    <w:p>
-      <w:pPr>
-        <w:spacing w:line="360" w:lineRule="auto"/>
-        <w:ind w:firstLine="425"/>
-        <w:jc w:val="both"/>
-        <w:rPr>
-          <w:rFonts w:ascii="Times New Roman" w:hAnsi="Times New Roman"/>
-          <w:b/>
-          <w:bCs/>
-          <w:sz w:val="28"/>
-          <w:szCs w:val="28"/>
-          <w:lang w:val="ru-RU"/>
-        </w:rPr>
-      </w:pPr>
-      <w:r>
-        <w:rPr>
-          <w:rFonts w:ascii="Times New Roman" w:hAnsi="Times New Roman"/>
-          <w:b/>
-          <w:bCs/>
-          <w:sz w:val="28"/>
-          <w:szCs w:val="28"/>
-          <w:lang w:val="ru-RU"/>
-        </w:rPr>
-        <w:t>Диаграмма «Оформление заказ-наряда»</w:t>
-      </w:r>
-    </w:p>
-    <w:p>
-      <w:pPr>
-        <w:spacing w:line="360" w:lineRule="auto"/>
-        <w:ind w:firstLine="425"/>
-        <w:jc w:val="both"/>
-        <w:rPr>
-          <w:rFonts w:ascii="Times New Roman" w:hAnsi="Times New Roman"/>
-          <w:sz w:val="28"/>
-          <w:szCs w:val="28"/>
-          <w:lang w:val="ru-RU"/>
-        </w:rPr>
-      </w:pPr>
-      <w:r>
-        <w:rPr>
-          <w:rFonts w:ascii="Times New Roman" w:hAnsi="Times New Roman"/>
-          <w:sz w:val="28"/>
-          <w:szCs w:val="28"/>
-          <w:lang w:val="ru-RU"/>
-        </w:rPr>
-        <w:t>Диаграмма «Оформление заказ-наряда»</w:t>
-      </w:r>
-      <w:r>
-        <w:rPr>
-          <w:rFonts w:ascii="Times New Roman" w:hAnsi="Times New Roman"/>
-          <w:sz w:val="28"/>
-          <w:szCs w:val="28"/>
-          <w:lang w:val="ru-RU"/>
-        </w:rPr>
-        <w:t xml:space="preserve"> представлена на рисунке 2.6.</w:t>
-      </w:r>
-    </w:p>
-    <w:p>
-      <w:pPr>
-        <w:spacing w:line="360" w:lineRule="auto"/>
-        <w:jc w:val="center"/>
-        <w:rPr>
-          <w:rFonts w:ascii="Times New Roman" w:hAnsi="Times New Roman"/>
-          <w:sz w:val="28"/>
-          <w:szCs w:val="28"/>
-          <w:lang w:val="ru-RU"/>
-        </w:rPr>
-      </w:pPr>
-      <w:r>
-        <w:rPr>
-          <w:rFonts w:ascii="Times New Roman" w:hAnsi="Times New Roman"/>
-          <w:b/>
-          <w:bCs/>
-          <w:sz w:val="28"/>
-          <w:szCs w:val="28"/>
-        </w:rPr>
         <w:drawing>
           <wp:inline distT="0" distB="0" distL="0" distR="0" wp14:anchorId="15FE817D" wp14:editId="3E1A2416">
             <wp:extent cx="6120130" cy="5081905"/>
@@ -10171,52 +10836,26 @@
           <w:szCs w:val="28"/>
           <w:lang w:val="ru-RU"/>
         </w:rPr>
-        <w:t xml:space="preserve"> </w:t>
-      </w:r>
-      <w:r>
-        <w:rPr>
-          <w:rFonts w:ascii="Times New Roman" w:hAnsi="Times New Roman"/>
-          <w:sz w:val="28"/>
-          <w:szCs w:val="28"/>
-          <w:lang w:val="ru-RU"/>
-        </w:rPr>
-        <w:t>представлена на рисунке 2.</w:t>
-      </w:r>
-      <w:r>
-        <w:rPr>
-          <w:rFonts w:ascii="Times New Roman" w:hAnsi="Times New Roman"/>
-          <w:sz w:val="28"/>
-          <w:szCs w:val="28"/>
-          <w:lang w:val="ru-RU"/>
-        </w:rPr>
-        <w:t>7</w:t>
-      </w:r>
-      <w:r>
-        <w:rPr>
-          <w:rFonts w:ascii="Times New Roman" w:hAnsi="Times New Roman"/>
-          <w:sz w:val="28"/>
-          <w:szCs w:val="28"/>
-          <w:lang w:val="ru-RU"/>
-        </w:rPr>
-        <w:t>.</w:t>
-      </w:r>
-    </w:p>
-    <w:p>
-      <w:pPr>
-        <w:spacing w:line="360" w:lineRule="auto"/>
-        <w:jc w:val="both"/>
-        <w:rPr>
-          <w:rFonts w:ascii="Times New Roman" w:hAnsi="Times New Roman"/>
-          <w:sz w:val="28"/>
-          <w:szCs w:val="28"/>
-          <w:lang w:val="ru-RU"/>
-        </w:rPr>
-      </w:pPr>
-      <w:r>
-        <w:rPr>
-          <w:rFonts w:ascii="Times New Roman" w:hAnsi="Times New Roman"/>
-          <w:b/>
-          <w:bCs/>
+        <w:t xml:space="preserve"> представлена на рисунке 2.7.</w:t>
+      </w:r>
+    </w:p>
+    <w:p>
+      <w:pPr>
+        <w:spacing w:line="360" w:lineRule="auto"/>
+        <w:jc w:val="both"/>
+        <w:rPr>
+          <w:rFonts w:ascii="Times New Roman" w:hAnsi="Times New Roman"/>
+          <w:sz w:val="28"/>
+          <w:szCs w:val="28"/>
+          <w:lang w:val="ru-RU"/>
+        </w:rPr>
+      </w:pPr>
+      <w:r>
+        <w:rPr>
+          <w:rFonts w:ascii="Times New Roman" w:hAnsi="Times New Roman"/>
+          <w:b/>
+          <w:bCs/>
+          <w:noProof/>
           <w:sz w:val="28"/>
           <w:szCs w:val="28"/>
           <w:lang w:val="ru-RU"/>
@@ -10277,25 +10916,7 @@
           <w:szCs w:val="28"/>
           <w:lang w:val="ru-RU"/>
         </w:rPr>
-        <w:t>Рисунок 2.</w:t>
-      </w:r>
-      <w:r>
-        <w:rPr>
-          <w:rFonts w:ascii="Times New Roman" w:hAnsi="Times New Roman"/>
-          <w:sz w:val="28"/>
-          <w:szCs w:val="28"/>
-          <w:lang w:val="ru-RU"/>
-        </w:rPr>
-        <w:t>7</w:t>
-      </w:r>
-      <w:r>
-        <w:rPr>
-          <w:rFonts w:ascii="Times New Roman" w:hAnsi="Times New Roman"/>
-          <w:sz w:val="28"/>
-          <w:szCs w:val="28"/>
-          <w:lang w:val="ru-RU"/>
-        </w:rPr>
-        <w:t xml:space="preserve"> – Диаграмма взаимодействия «</w:t>
+        <w:t>Рисунок 2.7 – Диаграмма взаимодействия «</w:t>
       </w:r>
       <w:r>
         <w:rPr>
@@ -10533,6 +11154,7 @@
           <w:bCs/>
           <w:sz w:val="28"/>
           <w:szCs w:val="28"/>
+          <w:lang w:val="ru-RU"/>
         </w:rPr>
       </w:pPr>
     </w:p>
@@ -10946,6 +11568,7 @@
           <w:rFonts w:ascii="Times New Roman" w:hAnsi="Times New Roman"/>
           <w:b/>
           <w:bCs/>
+          <w:noProof/>
           <w:sz w:val="28"/>
           <w:szCs w:val="28"/>
         </w:rPr>
@@ -11162,18 +11785,79 @@
           <w:lang w:val="ru-RU"/>
         </w:rPr>
         <w:lastRenderedPageBreak/>
-        <w:t xml:space="preserve">относятся: Клиент, Автомобиль, Сотрудник, ЗаказНаряд, Услуга, Запчасть, ПозицияУслуги и ПозицияЗапчасти. </w:t>
-      </w:r>
-    </w:p>
-    <w:p>
-      <w:pPr>
-        <w:spacing w:line="360" w:lineRule="auto"/>
-        <w:ind w:firstLine="425"/>
-        <w:jc w:val="both"/>
-        <w:rPr>
-          <w:rFonts w:ascii="Times New Roman" w:hAnsi="Times New Roman"/>
-          <w:sz w:val="28"/>
-          <w:szCs w:val="28"/>
+        <w:t xml:space="preserve">относятся: Клиент, Автомобиль, Сотрудник, </w:t>
+      </w:r>
+      <w:proofErr w:type="spellStart"/>
+      <w:r>
+        <w:rPr>
+          <w:rFonts w:ascii="Times New Roman" w:hAnsi="Times New Roman"/>
+          <w:sz w:val="28"/>
+          <w:szCs w:val="28"/>
+          <w:lang w:val="ru-RU"/>
+        </w:rPr>
+        <w:t>ЗаказНаряд</w:t>
+      </w:r>
+      <w:proofErr w:type="spellEnd"/>
+      <w:r>
+        <w:rPr>
+          <w:rFonts w:ascii="Times New Roman" w:hAnsi="Times New Roman"/>
+          <w:sz w:val="28"/>
+          <w:szCs w:val="28"/>
+          <w:lang w:val="ru-RU"/>
+        </w:rPr>
+        <w:t xml:space="preserve">, Услуга, Запчасть, </w:t>
+      </w:r>
+      <w:proofErr w:type="spellStart"/>
+      <w:r>
+        <w:rPr>
+          <w:rFonts w:ascii="Times New Roman" w:hAnsi="Times New Roman"/>
+          <w:sz w:val="28"/>
+          <w:szCs w:val="28"/>
+          <w:lang w:val="ru-RU"/>
+        </w:rPr>
+        <w:t>ПозицияУслуги</w:t>
+      </w:r>
+      <w:proofErr w:type="spellEnd"/>
+      <w:r>
+        <w:rPr>
+          <w:rFonts w:ascii="Times New Roman" w:hAnsi="Times New Roman"/>
+          <w:sz w:val="28"/>
+          <w:szCs w:val="28"/>
+          <w:lang w:val="ru-RU"/>
+        </w:rPr>
+        <w:t xml:space="preserve"> и </w:t>
+      </w:r>
+      <w:proofErr w:type="spellStart"/>
+      <w:r>
+        <w:rPr>
+          <w:rFonts w:ascii="Times New Roman" w:hAnsi="Times New Roman"/>
+          <w:sz w:val="28"/>
+          <w:szCs w:val="28"/>
+          <w:lang w:val="ru-RU"/>
+        </w:rPr>
+        <w:t>ПозицияЗапчасти</w:t>
+      </w:r>
+      <w:proofErr w:type="spellEnd"/>
+      <w:r>
+        <w:rPr>
+          <w:rFonts w:ascii="Times New Roman" w:hAnsi="Times New Roman"/>
+          <w:sz w:val="28"/>
+          <w:szCs w:val="28"/>
+          <w:lang w:val="ru-RU"/>
+        </w:rPr>
+        <w:t xml:space="preserve">. </w:t>
+      </w:r>
+    </w:p>
+    <w:p>
+      <w:pPr>
+        <w:spacing w:line="360" w:lineRule="auto"/>
+        <w:ind w:firstLine="425"/>
+        <w:jc w:val="both"/>
+        <w:rPr>
+          <w:rFonts w:ascii="Times New Roman" w:hAnsi="Times New Roman"/>
+          <w:sz w:val="28"/>
+          <w:szCs w:val="28"/>
+          <w:lang w:val="ru-RU"/>
         </w:rPr>
       </w:pPr>
       <w:r>
@@ -11200,6 +11884,7 @@
       <w:r>
         <w:rPr>
           <w:rFonts w:ascii="Times New Roman" w:hAnsi="Times New Roman"/>
+          <w:noProof/>
           <w:sz w:val="28"/>
           <w:szCs w:val="28"/>
         </w:rPr>
@@ -11244,6 +11929,28 @@
       <w:pPr>
         <w:spacing w:line="360" w:lineRule="auto"/>
         <w:ind w:firstLine="425"/>
+        <w:jc w:val="center"/>
+        <w:rPr>
+          <w:rFonts w:ascii="Times New Roman" w:hAnsi="Times New Roman"/>
+          <w:sz w:val="28"/>
+          <w:szCs w:val="28"/>
+          <w:lang w:val="ru-RU"/>
+        </w:rPr>
+      </w:pPr>
+      <w:r>
+        <w:rPr>
+          <w:rFonts w:ascii="Times New Roman" w:hAnsi="Times New Roman"/>
+          <w:sz w:val="28"/>
+          <w:szCs w:val="28"/>
+          <w:lang w:val="ru-RU"/>
+        </w:rPr>
+        <w:t>Рисунок 2.9 – Классы-сущности</w:t>
+      </w:r>
+    </w:p>
+    <w:p>
+      <w:pPr>
+        <w:spacing w:line="360" w:lineRule="auto"/>
+        <w:ind w:firstLine="425"/>
         <w:jc w:val="both"/>
         <w:rPr>
           <w:rFonts w:ascii="Times New Roman" w:hAnsi="Times New Roman"/>
@@ -11298,21 +12005,8 @@
           <w:szCs w:val="28"/>
           <w:lang w:val="ru-RU"/>
         </w:rPr>
-        <w:t xml:space="preserve">Управляющие классы отвечают за выполнение логики системы и обработку действий пользователя. Они не хранят основные данные предметной области, а управляют созданием, изменением и обработкой заказов, услуг, запчастей и отчетной информации. </w:t>
-      </w:r>
-    </w:p>
-    <w:p>
-      <w:pPr>
-        <w:spacing w:line="360" w:lineRule="auto"/>
-        <w:ind w:firstLine="425"/>
-        <w:jc w:val="both"/>
-        <w:rPr>
-          <w:rFonts w:ascii="Times New Roman" w:hAnsi="Times New Roman"/>
-          <w:sz w:val="28"/>
-          <w:szCs w:val="28"/>
-          <w:lang w:val="ru-RU"/>
-        </w:rPr>
-      </w:pPr>
+        <w:t xml:space="preserve">Управляющие классы отвечают за выполнение логики системы и обработку действий пользователя. Они не хранят основные данные предметной области, а </w:t>
+      </w:r>
       <w:r>
         <w:rPr>
           <w:rFonts w:ascii="Times New Roman" w:hAnsi="Times New Roman"/>
@@ -11321,6 +12015,28 @@
           <w:lang w:val="ru-RU"/>
         </w:rPr>
         <w:lastRenderedPageBreak/>
+        <w:t xml:space="preserve">управляют созданием, изменением и обработкой заказов, услуг, запчастей и отчетной информации. </w:t>
+      </w:r>
+    </w:p>
+    <w:p>
+      <w:pPr>
+        <w:spacing w:line="360" w:lineRule="auto"/>
+        <w:ind w:firstLine="425"/>
+        <w:jc w:val="both"/>
+        <w:rPr>
+          <w:rFonts w:ascii="Times New Roman" w:hAnsi="Times New Roman"/>
+          <w:sz w:val="28"/>
+          <w:szCs w:val="28"/>
+          <w:lang w:val="ru-RU"/>
+        </w:rPr>
+      </w:pPr>
+      <w:r>
+        <w:rPr>
+          <w:rFonts w:ascii="Times New Roman" w:hAnsi="Times New Roman"/>
+          <w:sz w:val="28"/>
+          <w:szCs w:val="28"/>
+          <w:lang w:val="ru-RU"/>
+        </w:rPr>
         <w:t xml:space="preserve">Практически управляющие классы связывают интерфейсную часть системы с классами-сущностями и обеспечивают выполнение основных сценариев работы. </w:t>
       </w:r>
     </w:p>
@@ -11343,34 +12059,7 @@
           <w:szCs w:val="28"/>
           <w:lang w:val="ru-RU"/>
         </w:rPr>
-        <w:t>Управляющие классы</w:t>
-      </w:r>
-      <w:r>
-        <w:rPr>
-          <w:rFonts w:ascii="Times New Roman" w:hAnsi="Times New Roman"/>
-          <w:sz w:val="28"/>
-          <w:szCs w:val="28"/>
-          <w:lang w:val="ru-RU"/>
-        </w:rPr>
-        <w:t xml:space="preserve"> приведены на рисунке 2.</w:t>
-      </w:r>
-      <w:r>
-        <w:rPr>
-          <w:rFonts w:ascii="Times New Roman" w:hAnsi="Times New Roman"/>
-          <w:sz w:val="28"/>
-          <w:szCs w:val="28"/>
-          <w:lang w:val="ru-RU"/>
-        </w:rPr>
-        <w:t>10</w:t>
-      </w:r>
-      <w:r>
-        <w:rPr>
-          <w:rFonts w:ascii="Times New Roman" w:hAnsi="Times New Roman"/>
-          <w:sz w:val="28"/>
-          <w:szCs w:val="28"/>
-          <w:lang w:val="ru-RU"/>
-        </w:rPr>
-        <w:t>.</w:t>
+        <w:t>Управляющие классы приведены на рисунке 2.10.</w:t>
       </w:r>
     </w:p>
     <w:p>
@@ -11388,6 +12077,7 @@
       <w:r>
         <w:rPr>
           <w:rFonts w:ascii="Times New Roman" w:hAnsi="Times New Roman"/>
+          <w:noProof/>
           <w:sz w:val="28"/>
           <w:szCs w:val="28"/>
           <w:lang w:val="ru-RU"/>
@@ -11433,6 +12123,28 @@
       <w:pPr>
         <w:spacing w:line="360" w:lineRule="auto"/>
         <w:ind w:firstLine="425"/>
+        <w:jc w:val="center"/>
+        <w:rPr>
+          <w:rFonts w:ascii="Times New Roman" w:hAnsi="Times New Roman"/>
+          <w:sz w:val="28"/>
+          <w:szCs w:val="28"/>
+          <w:lang w:val="ru-RU"/>
+        </w:rPr>
+      </w:pPr>
+      <w:r>
+        <w:rPr>
+          <w:rFonts w:ascii="Times New Roman" w:hAnsi="Times New Roman"/>
+          <w:sz w:val="28"/>
+          <w:szCs w:val="28"/>
+          <w:lang w:val="ru-RU"/>
+        </w:rPr>
+        <w:t>Рисунок 2.10 – Управляющие классы</w:t>
+      </w:r>
+    </w:p>
+    <w:p>
+      <w:pPr>
+        <w:spacing w:line="360" w:lineRule="auto"/>
+        <w:ind w:firstLine="425"/>
         <w:jc w:val="both"/>
         <w:rPr>
           <w:rFonts w:ascii="Times New Roman" w:hAnsi="Times New Roman"/>
@@ -11487,6 +12199,7 @@
           <w:szCs w:val="28"/>
           <w:lang w:val="ru-RU"/>
         </w:rPr>
+        <w:lastRenderedPageBreak/>
         <w:t xml:space="preserve">Граничные классы предназначены для взаимодействия пользователя с системой. Они представляют экранные формы и элементы интерфейса, через которые выполняется ввод, просмотр и обработка данных. </w:t>
       </w:r>
     </w:p>
@@ -11509,7 +12222,6 @@
           <w:szCs w:val="28"/>
           <w:lang w:val="ru-RU"/>
         </w:rPr>
-        <w:lastRenderedPageBreak/>
         <w:t xml:space="preserve">Практически граничные классы связывают пользователя с логикой системы. </w:t>
       </w:r>
     </w:p>
@@ -11552,25 +12264,7 @@
           <w:szCs w:val="28"/>
           <w:lang w:val="ru-RU"/>
         </w:rPr>
-        <w:t>приведены на рисунке 2.</w:t>
-      </w:r>
-      <w:r>
-        <w:rPr>
-          <w:rFonts w:ascii="Times New Roman" w:hAnsi="Times New Roman"/>
-          <w:sz w:val="28"/>
-          <w:szCs w:val="28"/>
-          <w:lang w:val="ru-RU"/>
-        </w:rPr>
-        <w:t>11</w:t>
-      </w:r>
-      <w:r>
-        <w:rPr>
-          <w:rFonts w:ascii="Times New Roman" w:hAnsi="Times New Roman"/>
-          <w:sz w:val="28"/>
-          <w:szCs w:val="28"/>
-          <w:lang w:val="ru-RU"/>
-        </w:rPr>
-        <w:t>.</w:t>
+        <w:t>приведены на рисунке 2.11.</w:t>
       </w:r>
     </w:p>
     <w:p>
@@ -11588,6 +12282,7 @@
       <w:r>
         <w:rPr>
           <w:rFonts w:ascii="Times New Roman" w:hAnsi="Times New Roman"/>
+          <w:noProof/>
           <w:sz w:val="28"/>
           <w:szCs w:val="28"/>
           <w:lang w:val="ru-RU"/>
@@ -11633,25 +12328,121 @@
       <w:pPr>
         <w:spacing w:line="360" w:lineRule="auto"/>
         <w:ind w:firstLine="425"/>
-        <w:jc w:val="both"/>
-        <w:rPr>
-          <w:rFonts w:ascii="Times New Roman" w:hAnsi="Times New Roman"/>
-          <w:b/>
-          <w:bCs/>
-          <w:sz w:val="28"/>
-          <w:szCs w:val="28"/>
-          <w:lang w:val="ru-RU"/>
-        </w:rPr>
-      </w:pPr>
-      <w:r>
-        <w:rPr>
-          <w:rFonts w:ascii="Times New Roman" w:hAnsi="Times New Roman"/>
-          <w:b/>
-          <w:bCs/>
-          <w:sz w:val="28"/>
-          <w:szCs w:val="28"/>
-          <w:lang w:val="ru-RU"/>
-        </w:rPr>
+        <w:jc w:val="center"/>
+        <w:rPr>
+          <w:rFonts w:ascii="Times New Roman" w:hAnsi="Times New Roman"/>
+          <w:sz w:val="28"/>
+          <w:szCs w:val="28"/>
+          <w:lang w:val="ru-RU"/>
+        </w:rPr>
+      </w:pPr>
+      <w:r>
+        <w:rPr>
+          <w:rFonts w:ascii="Times New Roman" w:hAnsi="Times New Roman"/>
+          <w:sz w:val="28"/>
+          <w:szCs w:val="28"/>
+          <w:lang w:val="ru-RU"/>
+        </w:rPr>
+        <w:t>Рисунок 2.1</w:t>
+      </w:r>
+      <w:r>
+        <w:rPr>
+          <w:rFonts w:ascii="Times New Roman" w:hAnsi="Times New Roman"/>
+          <w:sz w:val="28"/>
+          <w:szCs w:val="28"/>
+          <w:lang w:val="ru-RU"/>
+        </w:rPr>
+        <w:t>1</w:t>
+      </w:r>
+      <w:r>
+        <w:rPr>
+          <w:rFonts w:ascii="Times New Roman" w:hAnsi="Times New Roman"/>
+          <w:sz w:val="28"/>
+          <w:szCs w:val="28"/>
+          <w:lang w:val="ru-RU"/>
+        </w:rPr>
+        <w:t xml:space="preserve"> – </w:t>
+      </w:r>
+      <w:r>
+        <w:rPr>
+          <w:rFonts w:ascii="Times New Roman" w:hAnsi="Times New Roman"/>
+          <w:sz w:val="28"/>
+          <w:szCs w:val="28"/>
+          <w:lang w:val="ru-RU"/>
+        </w:rPr>
+        <w:t>Граничные</w:t>
+      </w:r>
+      <w:r>
+        <w:rPr>
+          <w:rFonts w:ascii="Times New Roman" w:hAnsi="Times New Roman"/>
+          <w:sz w:val="28"/>
+          <w:szCs w:val="28"/>
+          <w:lang w:val="ru-RU"/>
+        </w:rPr>
+        <w:t xml:space="preserve"> классы</w:t>
+      </w:r>
+    </w:p>
+    <w:p>
+      <w:pPr>
+        <w:spacing w:line="360" w:lineRule="auto"/>
+        <w:ind w:firstLine="425"/>
+        <w:jc w:val="center"/>
+        <w:rPr>
+          <w:rFonts w:ascii="Times New Roman" w:hAnsi="Times New Roman"/>
+          <w:sz w:val="28"/>
+          <w:szCs w:val="28"/>
+          <w:lang w:val="ru-RU"/>
+        </w:rPr>
+      </w:pPr>
+    </w:p>
+    <w:p>
+      <w:pPr>
+        <w:spacing w:after="160" w:line="259" w:lineRule="auto"/>
+        <w:rPr>
+          <w:rFonts w:ascii="Times New Roman" w:hAnsi="Times New Roman"/>
+          <w:b/>
+          <w:bCs/>
+          <w:sz w:val="28"/>
+          <w:szCs w:val="28"/>
+          <w:lang w:val="ru-RU"/>
+        </w:rPr>
+      </w:pPr>
+      <w:r>
+        <w:rPr>
+          <w:rFonts w:ascii="Times New Roman" w:hAnsi="Times New Roman"/>
+          <w:b/>
+          <w:bCs/>
+          <w:sz w:val="28"/>
+          <w:szCs w:val="28"/>
+          <w:lang w:val="ru-RU"/>
+        </w:rPr>
+        <w:br w:type="page"/>
+      </w:r>
+    </w:p>
+    <w:p>
+      <w:pPr>
+        <w:spacing w:line="360" w:lineRule="auto"/>
+        <w:ind w:firstLine="425"/>
+        <w:jc w:val="both"/>
+        <w:rPr>
+          <w:rFonts w:ascii="Times New Roman" w:hAnsi="Times New Roman"/>
+          <w:b/>
+          <w:bCs/>
+          <w:sz w:val="28"/>
+          <w:szCs w:val="28"/>
+          <w:lang w:val="ru-RU"/>
+        </w:rPr>
+      </w:pPr>
+      <w:r>
+        <w:rPr>
+          <w:rFonts w:ascii="Times New Roman" w:hAnsi="Times New Roman"/>
+          <w:b/>
+          <w:bCs/>
+          <w:sz w:val="28"/>
+          <w:szCs w:val="28"/>
+          <w:lang w:val="ru-RU"/>
+        </w:rPr>
+        <w:lastRenderedPageBreak/>
         <w:t>Итоги разработки диаграммы классов</w:t>
       </w:r>
     </w:p>
@@ -11697,23 +12488,22 @@
     <w:p>
       <w:pPr>
         <w:spacing w:line="360" w:lineRule="auto"/>
-        <w:ind w:firstLine="425"/>
-        <w:jc w:val="both"/>
-        <w:rPr>
-          <w:rFonts w:ascii="Times New Roman" w:hAnsi="Times New Roman"/>
-          <w:sz w:val="28"/>
-          <w:szCs w:val="28"/>
-          <w:lang w:val="ru-RU"/>
-        </w:rPr>
-      </w:pPr>
-      <w:r>
-        <w:rPr>
-          <w:rFonts w:ascii="Times New Roman" w:hAnsi="Times New Roman"/>
-          <w:sz w:val="28"/>
-          <w:szCs w:val="28"/>
-          <w:lang w:val="ru-RU"/>
-        </w:rPr>
-        <w:lastRenderedPageBreak/>
+        <w:jc w:val="center"/>
+        <w:rPr>
+          <w:rFonts w:ascii="Times New Roman" w:hAnsi="Times New Roman"/>
+          <w:sz w:val="28"/>
+          <w:szCs w:val="28"/>
+          <w:lang w:val="ru-RU"/>
+        </w:rPr>
+      </w:pPr>
+      <w:r>
+        <w:rPr>
+          <w:rFonts w:ascii="Times New Roman" w:hAnsi="Times New Roman"/>
+          <w:noProof/>
+          <w:sz w:val="28"/>
+          <w:szCs w:val="28"/>
+          <w:lang w:val="ru-RU"/>
+        </w:rPr>
         <w:drawing>
           <wp:inline distT="0" distB="0" distL="0" distR="0" wp14:anchorId="5A75BB70" wp14:editId="02755BCB">
             <wp:extent cx="6120130" cy="4385310"/>
@@ -11755,14 +12545,23 @@
       <w:pPr>
         <w:spacing w:line="360" w:lineRule="auto"/>
         <w:ind w:firstLine="425"/>
-        <w:jc w:val="both"/>
-        <w:rPr>
-          <w:rFonts w:ascii="Times New Roman" w:hAnsi="Times New Roman"/>
-          <w:sz w:val="28"/>
-          <w:szCs w:val="28"/>
-          <w:lang w:val="ru-RU"/>
-        </w:rPr>
-      </w:pPr>
+        <w:jc w:val="center"/>
+        <w:rPr>
+          <w:rFonts w:ascii="Times New Roman" w:hAnsi="Times New Roman"/>
+          <w:sz w:val="28"/>
+          <w:szCs w:val="28"/>
+          <w:lang w:val="ru-RU"/>
+        </w:rPr>
+      </w:pPr>
+      <w:r>
+        <w:rPr>
+          <w:rFonts w:ascii="Times New Roman" w:hAnsi="Times New Roman"/>
+          <w:sz w:val="28"/>
+          <w:szCs w:val="28"/>
+          <w:lang w:val="ru-RU"/>
+        </w:rPr>
+        <w:t>Рисунок 2.12 – Диаграмма классов</w:t>
+      </w:r>
     </w:p>
     <w:p>
       <w:pPr>
@@ -11774,9 +12573,2633 @@
           <w:lang w:val="ru-RU"/>
         </w:rPr>
       </w:pPr>
+      <w:r>
+        <w:rPr>
+          <w:rFonts w:ascii="Times New Roman" w:hAnsi="Times New Roman"/>
+          <w:sz w:val="28"/>
+          <w:szCs w:val="28"/>
+          <w:lang w:val="ru-RU"/>
+        </w:rPr>
+        <w:br w:type="page"/>
+      </w:r>
+    </w:p>
+    <w:p>
+      <w:pPr>
+        <w:spacing w:line="360" w:lineRule="auto"/>
+        <w:ind w:firstLine="425"/>
+        <w:jc w:val="both"/>
+        <w:rPr>
+          <w:rFonts w:ascii="Times New Roman" w:hAnsi="Times New Roman"/>
+          <w:b/>
+          <w:bCs/>
+          <w:sz w:val="28"/>
+          <w:szCs w:val="28"/>
+          <w:lang w:val="ru-RU"/>
+        </w:rPr>
+      </w:pPr>
+      <w:r>
+        <w:rPr>
+          <w:rFonts w:ascii="Times New Roman" w:hAnsi="Times New Roman"/>
+          <w:b/>
+          <w:bCs/>
+          <w:sz w:val="28"/>
+          <w:szCs w:val="28"/>
+          <w:lang w:val="ru-RU"/>
+        </w:rPr>
+        <w:lastRenderedPageBreak/>
+        <w:t>2.4. Проектирование базы данных</w:t>
+      </w:r>
+    </w:p>
+    <w:p>
+      <w:pPr>
+        <w:spacing w:line="360" w:lineRule="auto"/>
+        <w:ind w:firstLine="425"/>
+        <w:jc w:val="both"/>
+        <w:rPr>
+          <w:rFonts w:ascii="Times New Roman" w:hAnsi="Times New Roman"/>
+          <w:b/>
+          <w:bCs/>
+          <w:sz w:val="28"/>
+          <w:szCs w:val="28"/>
+          <w:lang w:val="ru-RU"/>
+        </w:rPr>
+      </w:pPr>
+      <w:r>
+        <w:rPr>
+          <w:rFonts w:ascii="Times New Roman" w:hAnsi="Times New Roman"/>
+          <w:b/>
+          <w:bCs/>
+          <w:sz w:val="28"/>
+          <w:szCs w:val="28"/>
+          <w:lang w:val="ru-RU"/>
+        </w:rPr>
+        <w:t>2.4.1. Концептуальная модель данных</w:t>
+      </w:r>
+    </w:p>
+    <w:p>
+      <w:pPr>
+        <w:spacing w:line="360" w:lineRule="auto"/>
+        <w:ind w:firstLine="425"/>
+        <w:jc w:val="both"/>
+        <w:rPr>
+          <w:rFonts w:ascii="Times New Roman" w:hAnsi="Times New Roman"/>
+          <w:sz w:val="28"/>
+          <w:szCs w:val="28"/>
+          <w:lang w:val="ru-RU"/>
+        </w:rPr>
+      </w:pPr>
+      <w:r>
+        <w:rPr>
+          <w:rFonts w:ascii="Times New Roman" w:hAnsi="Times New Roman"/>
+          <w:sz w:val="28"/>
+          <w:szCs w:val="28"/>
+          <w:lang w:val="ru-RU"/>
+        </w:rPr>
+        <w:t xml:space="preserve">Концептуальная модель данных предназначена для выделения основных объектов предметной области и связей между ними. На этом уровне не рассматриваются конкретные типы данных, индексы и технические детали реализации. Основная задача концептуальной модели — показать, какие данные должна хранить проектируемая система учета услуг и запчастей автосервиса и как эти данные связаны между собой. </w:t>
+      </w:r>
+    </w:p>
+    <w:p>
+      <w:pPr>
+        <w:spacing w:line="360" w:lineRule="auto"/>
+        <w:ind w:firstLine="425"/>
+        <w:jc w:val="both"/>
+        <w:rPr>
+          <w:rFonts w:ascii="Times New Roman" w:hAnsi="Times New Roman"/>
+          <w:b/>
+          <w:bCs/>
+          <w:sz w:val="28"/>
+          <w:szCs w:val="28"/>
+        </w:rPr>
+      </w:pPr>
+      <w:proofErr w:type="spellStart"/>
+      <w:r>
+        <w:rPr>
+          <w:rFonts w:ascii="Times New Roman" w:hAnsi="Times New Roman"/>
+          <w:b/>
+          <w:bCs/>
+          <w:sz w:val="28"/>
+          <w:szCs w:val="28"/>
+        </w:rPr>
+        <w:t>Основные</w:t>
+      </w:r>
+      <w:proofErr w:type="spellEnd"/>
+      <w:r>
+        <w:rPr>
+          <w:rFonts w:ascii="Times New Roman" w:hAnsi="Times New Roman"/>
+          <w:b/>
+          <w:bCs/>
+          <w:sz w:val="28"/>
+          <w:szCs w:val="28"/>
+        </w:rPr>
+        <w:t xml:space="preserve"> </w:t>
+      </w:r>
+      <w:proofErr w:type="spellStart"/>
+      <w:r>
+        <w:rPr>
+          <w:rFonts w:ascii="Times New Roman" w:hAnsi="Times New Roman"/>
+          <w:b/>
+          <w:bCs/>
+          <w:sz w:val="28"/>
+          <w:szCs w:val="28"/>
+        </w:rPr>
+        <w:t>сущности</w:t>
+      </w:r>
+      <w:proofErr w:type="spellEnd"/>
+      <w:r>
+        <w:rPr>
+          <w:rFonts w:ascii="Times New Roman" w:hAnsi="Times New Roman"/>
+          <w:b/>
+          <w:bCs/>
+          <w:sz w:val="28"/>
+          <w:szCs w:val="28"/>
+        </w:rPr>
+        <w:t xml:space="preserve"> </w:t>
+      </w:r>
+      <w:proofErr w:type="spellStart"/>
+      <w:r>
+        <w:rPr>
+          <w:rFonts w:ascii="Times New Roman" w:hAnsi="Times New Roman"/>
+          <w:b/>
+          <w:bCs/>
+          <w:sz w:val="28"/>
+          <w:szCs w:val="28"/>
+        </w:rPr>
+        <w:t>концептуальной</w:t>
+      </w:r>
+      <w:proofErr w:type="spellEnd"/>
+      <w:r>
+        <w:rPr>
+          <w:rFonts w:ascii="Times New Roman" w:hAnsi="Times New Roman"/>
+          <w:b/>
+          <w:bCs/>
+          <w:sz w:val="28"/>
+          <w:szCs w:val="28"/>
+        </w:rPr>
+        <w:t xml:space="preserve"> </w:t>
+      </w:r>
+      <w:proofErr w:type="spellStart"/>
+      <w:r>
+        <w:rPr>
+          <w:rFonts w:ascii="Times New Roman" w:hAnsi="Times New Roman"/>
+          <w:b/>
+          <w:bCs/>
+          <w:sz w:val="28"/>
+          <w:szCs w:val="28"/>
+        </w:rPr>
+        <w:t>модели</w:t>
+      </w:r>
+      <w:proofErr w:type="spellEnd"/>
+    </w:p>
+    <w:p>
+      <w:pPr>
+        <w:spacing w:line="360" w:lineRule="auto"/>
+        <w:jc w:val="both"/>
+        <w:rPr>
+          <w:rFonts w:ascii="Times New Roman" w:hAnsi="Times New Roman"/>
+          <w:b/>
+          <w:bCs/>
+          <w:sz w:val="28"/>
+          <w:szCs w:val="28"/>
+          <w:lang w:val="ru-RU"/>
+        </w:rPr>
+      </w:pPr>
+      <w:r>
+        <w:rPr>
+          <w:rFonts w:ascii="Times New Roman" w:hAnsi="Times New Roman"/>
+          <w:b/>
+          <w:bCs/>
+          <w:sz w:val="28"/>
+          <w:szCs w:val="28"/>
+          <w:lang w:val="ru-RU"/>
+        </w:rPr>
+        <w:t xml:space="preserve">Таблица 2.4.1 - </w:t>
+      </w:r>
+      <w:r>
+        <w:rPr>
+          <w:rFonts w:ascii="Times New Roman" w:hAnsi="Times New Roman"/>
+          <w:b/>
+          <w:bCs/>
+          <w:sz w:val="28"/>
+          <w:szCs w:val="28"/>
+          <w:lang w:val="ru-RU"/>
+        </w:rPr>
+        <w:t>Основные сущности концептуальной модел</w:t>
+      </w:r>
+      <w:r>
+        <w:rPr>
+          <w:rFonts w:ascii="Times New Roman" w:hAnsi="Times New Roman"/>
+          <w:b/>
+          <w:bCs/>
+          <w:sz w:val="28"/>
+          <w:szCs w:val="28"/>
+          <w:lang w:val="ru-RU"/>
+        </w:rPr>
+        <w:t>и</w:t>
+      </w:r>
+    </w:p>
+    <w:tbl>
+      <w:tblPr>
+        <w:tblStyle w:val="a8"/>
+        <w:tblW w:w="0" w:type="auto"/>
+        <w:tblLook w:val="04A0" w:firstRow="1" w:lastRow="0" w:firstColumn="1" w:lastColumn="0" w:noHBand="0" w:noVBand="1"/>
+      </w:tblPr>
+      <w:tblGrid>
+        <w:gridCol w:w="2263"/>
+        <w:gridCol w:w="7365"/>
+      </w:tblGrid>
+      <w:tr>
+        <w:tc>
+          <w:tcPr>
+            <w:tcW w:w="2263" w:type="dxa"/>
+          </w:tcPr>
+          <w:p>
+            <w:pPr>
+              <w:spacing w:line="360" w:lineRule="auto"/>
+              <w:jc w:val="both"/>
+              <w:rPr>
+                <w:rFonts w:ascii="Times New Roman" w:hAnsi="Times New Roman"/>
+                <w:b/>
+                <w:bCs/>
+                <w:sz w:val="24"/>
+                <w:szCs w:val="24"/>
+                <w:lang w:val="ru-RU"/>
+              </w:rPr>
+            </w:pPr>
+            <w:proofErr w:type="spellStart"/>
+            <w:r>
+              <w:rPr>
+                <w:rFonts w:ascii="Times New Roman" w:hAnsi="Times New Roman"/>
+                <w:b/>
+                <w:bCs/>
+                <w:sz w:val="24"/>
+                <w:szCs w:val="24"/>
+              </w:rPr>
+              <w:t>Сущность</w:t>
+            </w:r>
+            <w:proofErr w:type="spellEnd"/>
+          </w:p>
+        </w:tc>
+        <w:tc>
+          <w:tcPr>
+            <w:tcW w:w="7365" w:type="dxa"/>
+          </w:tcPr>
+          <w:p>
+            <w:pPr>
+              <w:spacing w:line="360" w:lineRule="auto"/>
+              <w:jc w:val="both"/>
+              <w:rPr>
+                <w:rFonts w:ascii="Times New Roman" w:hAnsi="Times New Roman"/>
+                <w:b/>
+                <w:bCs/>
+                <w:sz w:val="24"/>
+                <w:szCs w:val="24"/>
+                <w:lang w:val="ru-RU"/>
+              </w:rPr>
+            </w:pPr>
+            <w:proofErr w:type="spellStart"/>
+            <w:r>
+              <w:rPr>
+                <w:rFonts w:ascii="Times New Roman" w:hAnsi="Times New Roman"/>
+                <w:b/>
+                <w:bCs/>
+                <w:sz w:val="24"/>
+                <w:szCs w:val="24"/>
+              </w:rPr>
+              <w:t>Назначение</w:t>
+            </w:r>
+            <w:proofErr w:type="spellEnd"/>
+          </w:p>
+        </w:tc>
+      </w:tr>
+      <w:tr>
+        <w:tc>
+          <w:tcPr>
+            <w:tcW w:w="2263" w:type="dxa"/>
+          </w:tcPr>
+          <w:p>
+            <w:pPr>
+              <w:spacing w:line="360" w:lineRule="auto"/>
+              <w:jc w:val="both"/>
+              <w:rPr>
+                <w:rFonts w:ascii="Times New Roman" w:hAnsi="Times New Roman"/>
+                <w:b/>
+                <w:bCs/>
+                <w:sz w:val="24"/>
+                <w:szCs w:val="24"/>
+                <w:lang w:val="ru-RU"/>
+              </w:rPr>
+            </w:pPr>
+            <w:proofErr w:type="spellStart"/>
+            <w:r>
+              <w:rPr>
+                <w:rFonts w:ascii="Times New Roman" w:hAnsi="Times New Roman"/>
+                <w:sz w:val="24"/>
+                <w:szCs w:val="24"/>
+              </w:rPr>
+              <w:t>Клиент</w:t>
+            </w:r>
+            <w:proofErr w:type="spellEnd"/>
+          </w:p>
+        </w:tc>
+        <w:tc>
+          <w:tcPr>
+            <w:tcW w:w="7365" w:type="dxa"/>
+          </w:tcPr>
+          <w:p>
+            <w:pPr>
+              <w:spacing w:line="360" w:lineRule="auto"/>
+              <w:jc w:val="both"/>
+              <w:rPr>
+                <w:rFonts w:ascii="Times New Roman" w:hAnsi="Times New Roman"/>
+                <w:b/>
+                <w:bCs/>
+                <w:sz w:val="24"/>
+                <w:szCs w:val="24"/>
+                <w:lang w:val="ru-RU"/>
+              </w:rPr>
+            </w:pPr>
+            <w:r>
+              <w:rPr>
+                <w:rFonts w:ascii="Times New Roman" w:hAnsi="Times New Roman"/>
+                <w:sz w:val="24"/>
+                <w:szCs w:val="24"/>
+                <w:lang w:val="ru-RU"/>
+              </w:rPr>
+              <w:t>Хранение данных о заказчике услуг автосервиса</w:t>
+            </w:r>
+          </w:p>
+        </w:tc>
+      </w:tr>
+      <w:tr>
+        <w:tc>
+          <w:tcPr>
+            <w:tcW w:w="2263" w:type="dxa"/>
+          </w:tcPr>
+          <w:p>
+            <w:pPr>
+              <w:spacing w:line="360" w:lineRule="auto"/>
+              <w:jc w:val="both"/>
+              <w:rPr>
+                <w:rFonts w:ascii="Times New Roman" w:hAnsi="Times New Roman"/>
+                <w:b/>
+                <w:bCs/>
+                <w:sz w:val="24"/>
+                <w:szCs w:val="24"/>
+                <w:lang w:val="ru-RU"/>
+              </w:rPr>
+            </w:pPr>
+            <w:proofErr w:type="spellStart"/>
+            <w:r>
+              <w:rPr>
+                <w:rFonts w:ascii="Times New Roman" w:hAnsi="Times New Roman"/>
+                <w:sz w:val="24"/>
+                <w:szCs w:val="24"/>
+              </w:rPr>
+              <w:t>Автомобиль</w:t>
+            </w:r>
+            <w:proofErr w:type="spellEnd"/>
+          </w:p>
+        </w:tc>
+        <w:tc>
+          <w:tcPr>
+            <w:tcW w:w="7365" w:type="dxa"/>
+          </w:tcPr>
+          <w:p>
+            <w:pPr>
+              <w:spacing w:line="360" w:lineRule="auto"/>
+              <w:jc w:val="both"/>
+              <w:rPr>
+                <w:rFonts w:ascii="Times New Roman" w:hAnsi="Times New Roman"/>
+                <w:b/>
+                <w:bCs/>
+                <w:sz w:val="24"/>
+                <w:szCs w:val="24"/>
+                <w:lang w:val="ru-RU"/>
+              </w:rPr>
+            </w:pPr>
+            <w:r>
+              <w:rPr>
+                <w:rFonts w:ascii="Times New Roman" w:hAnsi="Times New Roman"/>
+                <w:sz w:val="24"/>
+                <w:szCs w:val="24"/>
+                <w:lang w:val="ru-RU"/>
+              </w:rPr>
+              <w:t>Хранение данных об автомобиле клиента</w:t>
+            </w:r>
+          </w:p>
+        </w:tc>
+      </w:tr>
+      <w:tr>
+        <w:tc>
+          <w:tcPr>
+            <w:tcW w:w="2263" w:type="dxa"/>
+          </w:tcPr>
+          <w:p>
+            <w:pPr>
+              <w:spacing w:line="360" w:lineRule="auto"/>
+              <w:jc w:val="both"/>
+              <w:rPr>
+                <w:rFonts w:ascii="Times New Roman" w:hAnsi="Times New Roman"/>
+                <w:b/>
+                <w:bCs/>
+                <w:sz w:val="24"/>
+                <w:szCs w:val="24"/>
+                <w:lang w:val="ru-RU"/>
+              </w:rPr>
+            </w:pPr>
+            <w:proofErr w:type="spellStart"/>
+            <w:r>
+              <w:rPr>
+                <w:rFonts w:ascii="Times New Roman" w:hAnsi="Times New Roman"/>
+                <w:sz w:val="24"/>
+                <w:szCs w:val="24"/>
+              </w:rPr>
+              <w:t>Сотрудник</w:t>
+            </w:r>
+            <w:proofErr w:type="spellEnd"/>
+          </w:p>
+        </w:tc>
+        <w:tc>
+          <w:tcPr>
+            <w:tcW w:w="7365" w:type="dxa"/>
+          </w:tcPr>
+          <w:p>
+            <w:pPr>
+              <w:spacing w:line="360" w:lineRule="auto"/>
+              <w:jc w:val="both"/>
+              <w:rPr>
+                <w:rFonts w:ascii="Times New Roman" w:hAnsi="Times New Roman"/>
+                <w:b/>
+                <w:bCs/>
+                <w:sz w:val="24"/>
+                <w:szCs w:val="24"/>
+                <w:lang w:val="ru-RU"/>
+              </w:rPr>
+            </w:pPr>
+            <w:r>
+              <w:rPr>
+                <w:rFonts w:ascii="Times New Roman" w:hAnsi="Times New Roman"/>
+                <w:sz w:val="24"/>
+                <w:szCs w:val="24"/>
+                <w:lang w:val="ru-RU"/>
+              </w:rPr>
+              <w:t>Хранение данных о работниках автосервиса</w:t>
+            </w:r>
+          </w:p>
+        </w:tc>
+      </w:tr>
+      <w:tr>
+        <w:tc>
+          <w:tcPr>
+            <w:tcW w:w="2263" w:type="dxa"/>
+          </w:tcPr>
+          <w:p>
+            <w:pPr>
+              <w:spacing w:line="360" w:lineRule="auto"/>
+              <w:jc w:val="both"/>
+              <w:rPr>
+                <w:rFonts w:ascii="Times New Roman" w:hAnsi="Times New Roman"/>
+                <w:b/>
+                <w:bCs/>
+                <w:sz w:val="24"/>
+                <w:szCs w:val="24"/>
+                <w:lang w:val="ru-RU"/>
+              </w:rPr>
+            </w:pPr>
+            <w:proofErr w:type="spellStart"/>
+            <w:r>
+              <w:rPr>
+                <w:rFonts w:ascii="Times New Roman" w:hAnsi="Times New Roman"/>
+                <w:sz w:val="24"/>
+                <w:szCs w:val="24"/>
+              </w:rPr>
+              <w:t>Пользователь</w:t>
+            </w:r>
+            <w:proofErr w:type="spellEnd"/>
+          </w:p>
+        </w:tc>
+        <w:tc>
+          <w:tcPr>
+            <w:tcW w:w="7365" w:type="dxa"/>
+          </w:tcPr>
+          <w:p>
+            <w:pPr>
+              <w:spacing w:line="360" w:lineRule="auto"/>
+              <w:jc w:val="both"/>
+              <w:rPr>
+                <w:rFonts w:ascii="Times New Roman" w:hAnsi="Times New Roman"/>
+                <w:b/>
+                <w:bCs/>
+                <w:sz w:val="24"/>
+                <w:szCs w:val="24"/>
+                <w:lang w:val="ru-RU"/>
+              </w:rPr>
+            </w:pPr>
+            <w:r>
+              <w:rPr>
+                <w:rFonts w:ascii="Times New Roman" w:hAnsi="Times New Roman"/>
+                <w:sz w:val="24"/>
+                <w:szCs w:val="24"/>
+                <w:lang w:val="ru-RU"/>
+              </w:rPr>
+              <w:t>Хранение учетной записи для входа в систему</w:t>
+            </w:r>
+          </w:p>
+        </w:tc>
+      </w:tr>
+      <w:tr>
+        <w:tc>
+          <w:tcPr>
+            <w:tcW w:w="2263" w:type="dxa"/>
+          </w:tcPr>
+          <w:p>
+            <w:pPr>
+              <w:spacing w:line="360" w:lineRule="auto"/>
+              <w:jc w:val="both"/>
+              <w:rPr>
+                <w:rFonts w:ascii="Times New Roman" w:hAnsi="Times New Roman"/>
+                <w:b/>
+                <w:bCs/>
+                <w:sz w:val="24"/>
+                <w:szCs w:val="24"/>
+                <w:lang w:val="ru-RU"/>
+              </w:rPr>
+            </w:pPr>
+            <w:proofErr w:type="spellStart"/>
+            <w:r>
+              <w:rPr>
+                <w:rFonts w:ascii="Times New Roman" w:hAnsi="Times New Roman"/>
+                <w:sz w:val="24"/>
+                <w:szCs w:val="24"/>
+              </w:rPr>
+              <w:t>Роль</w:t>
+            </w:r>
+            <w:proofErr w:type="spellEnd"/>
+          </w:p>
+        </w:tc>
+        <w:tc>
+          <w:tcPr>
+            <w:tcW w:w="7365" w:type="dxa"/>
+          </w:tcPr>
+          <w:p>
+            <w:pPr>
+              <w:spacing w:line="360" w:lineRule="auto"/>
+              <w:jc w:val="both"/>
+              <w:rPr>
+                <w:rFonts w:ascii="Times New Roman" w:hAnsi="Times New Roman"/>
+                <w:b/>
+                <w:bCs/>
+                <w:sz w:val="24"/>
+                <w:szCs w:val="24"/>
+                <w:lang w:val="ru-RU"/>
+              </w:rPr>
+            </w:pPr>
+            <w:r>
+              <w:rPr>
+                <w:rFonts w:ascii="Times New Roman" w:hAnsi="Times New Roman"/>
+                <w:sz w:val="24"/>
+                <w:szCs w:val="24"/>
+                <w:lang w:val="ru-RU"/>
+              </w:rPr>
+              <w:t>Хранение информации о роли пользователя и уровне доступа</w:t>
+            </w:r>
+          </w:p>
+        </w:tc>
+      </w:tr>
+      <w:tr>
+        <w:tc>
+          <w:tcPr>
+            <w:tcW w:w="2263" w:type="dxa"/>
+          </w:tcPr>
+          <w:p>
+            <w:pPr>
+              <w:spacing w:line="360" w:lineRule="auto"/>
+              <w:jc w:val="both"/>
+              <w:rPr>
+                <w:rFonts w:ascii="Times New Roman" w:hAnsi="Times New Roman"/>
+                <w:b/>
+                <w:bCs/>
+                <w:sz w:val="24"/>
+                <w:szCs w:val="24"/>
+                <w:lang w:val="ru-RU"/>
+              </w:rPr>
+            </w:pPr>
+            <w:proofErr w:type="spellStart"/>
+            <w:r>
+              <w:rPr>
+                <w:rFonts w:ascii="Times New Roman" w:hAnsi="Times New Roman"/>
+                <w:sz w:val="24"/>
+                <w:szCs w:val="24"/>
+              </w:rPr>
+              <w:t>ЗаказНаряд</w:t>
+            </w:r>
+            <w:proofErr w:type="spellEnd"/>
+          </w:p>
+        </w:tc>
+        <w:tc>
+          <w:tcPr>
+            <w:tcW w:w="7365" w:type="dxa"/>
+          </w:tcPr>
+          <w:p>
+            <w:pPr>
+              <w:spacing w:line="360" w:lineRule="auto"/>
+              <w:jc w:val="both"/>
+              <w:rPr>
+                <w:rFonts w:ascii="Times New Roman" w:hAnsi="Times New Roman"/>
+                <w:b/>
+                <w:bCs/>
+                <w:sz w:val="24"/>
+                <w:szCs w:val="24"/>
+                <w:lang w:val="ru-RU"/>
+              </w:rPr>
+            </w:pPr>
+            <w:r>
+              <w:rPr>
+                <w:rFonts w:ascii="Times New Roman" w:hAnsi="Times New Roman"/>
+                <w:sz w:val="24"/>
+                <w:szCs w:val="24"/>
+                <w:lang w:val="ru-RU"/>
+              </w:rPr>
+              <w:t>Фиксация заказа на обслуживание автомобиля</w:t>
+            </w:r>
+          </w:p>
+        </w:tc>
+      </w:tr>
+      <w:tr>
+        <w:tc>
+          <w:tcPr>
+            <w:tcW w:w="2263" w:type="dxa"/>
+          </w:tcPr>
+          <w:p>
+            <w:pPr>
+              <w:spacing w:line="360" w:lineRule="auto"/>
+              <w:jc w:val="both"/>
+              <w:rPr>
+                <w:rFonts w:ascii="Times New Roman" w:hAnsi="Times New Roman"/>
+                <w:b/>
+                <w:bCs/>
+                <w:sz w:val="24"/>
+                <w:szCs w:val="24"/>
+                <w:lang w:val="ru-RU"/>
+              </w:rPr>
+            </w:pPr>
+            <w:proofErr w:type="spellStart"/>
+            <w:r>
+              <w:rPr>
+                <w:rFonts w:ascii="Times New Roman" w:hAnsi="Times New Roman"/>
+                <w:sz w:val="24"/>
+                <w:szCs w:val="24"/>
+              </w:rPr>
+              <w:t>Услуга</w:t>
+            </w:r>
+            <w:proofErr w:type="spellEnd"/>
+          </w:p>
+        </w:tc>
+        <w:tc>
+          <w:tcPr>
+            <w:tcW w:w="7365" w:type="dxa"/>
+          </w:tcPr>
+          <w:p>
+            <w:pPr>
+              <w:spacing w:line="360" w:lineRule="auto"/>
+              <w:jc w:val="both"/>
+              <w:rPr>
+                <w:rFonts w:ascii="Times New Roman" w:hAnsi="Times New Roman"/>
+                <w:b/>
+                <w:bCs/>
+                <w:sz w:val="24"/>
+                <w:szCs w:val="24"/>
+                <w:lang w:val="ru-RU"/>
+              </w:rPr>
+            </w:pPr>
+            <w:proofErr w:type="spellStart"/>
+            <w:r>
+              <w:rPr>
+                <w:rFonts w:ascii="Times New Roman" w:hAnsi="Times New Roman"/>
+                <w:sz w:val="24"/>
+                <w:szCs w:val="24"/>
+              </w:rPr>
+              <w:t>Справочник</w:t>
+            </w:r>
+            <w:proofErr w:type="spellEnd"/>
+            <w:r>
+              <w:rPr>
+                <w:rFonts w:ascii="Times New Roman" w:hAnsi="Times New Roman"/>
+                <w:sz w:val="24"/>
+                <w:szCs w:val="24"/>
+              </w:rPr>
+              <w:t xml:space="preserve"> </w:t>
+            </w:r>
+            <w:proofErr w:type="spellStart"/>
+            <w:r>
+              <w:rPr>
+                <w:rFonts w:ascii="Times New Roman" w:hAnsi="Times New Roman"/>
+                <w:sz w:val="24"/>
+                <w:szCs w:val="24"/>
+              </w:rPr>
+              <w:t>выполняемых</w:t>
+            </w:r>
+            <w:proofErr w:type="spellEnd"/>
+            <w:r>
+              <w:rPr>
+                <w:rFonts w:ascii="Times New Roman" w:hAnsi="Times New Roman"/>
+                <w:sz w:val="24"/>
+                <w:szCs w:val="24"/>
+              </w:rPr>
+              <w:t xml:space="preserve"> </w:t>
+            </w:r>
+            <w:proofErr w:type="spellStart"/>
+            <w:r>
+              <w:rPr>
+                <w:rFonts w:ascii="Times New Roman" w:hAnsi="Times New Roman"/>
+                <w:sz w:val="24"/>
+                <w:szCs w:val="24"/>
+              </w:rPr>
+              <w:t>работ</w:t>
+            </w:r>
+            <w:proofErr w:type="spellEnd"/>
+          </w:p>
+        </w:tc>
+      </w:tr>
+      <w:tr>
+        <w:tc>
+          <w:tcPr>
+            <w:tcW w:w="2263" w:type="dxa"/>
+          </w:tcPr>
+          <w:p>
+            <w:pPr>
+              <w:spacing w:line="360" w:lineRule="auto"/>
+              <w:jc w:val="both"/>
+              <w:rPr>
+                <w:rFonts w:ascii="Times New Roman" w:hAnsi="Times New Roman"/>
+                <w:b/>
+                <w:bCs/>
+                <w:sz w:val="24"/>
+                <w:szCs w:val="24"/>
+                <w:lang w:val="ru-RU"/>
+              </w:rPr>
+            </w:pPr>
+            <w:proofErr w:type="spellStart"/>
+            <w:r>
+              <w:rPr>
+                <w:rFonts w:ascii="Times New Roman" w:hAnsi="Times New Roman"/>
+                <w:sz w:val="24"/>
+                <w:szCs w:val="24"/>
+              </w:rPr>
+              <w:t>Запчасть</w:t>
+            </w:r>
+            <w:proofErr w:type="spellEnd"/>
+          </w:p>
+        </w:tc>
+        <w:tc>
+          <w:tcPr>
+            <w:tcW w:w="7365" w:type="dxa"/>
+          </w:tcPr>
+          <w:p>
+            <w:pPr>
+              <w:spacing w:line="360" w:lineRule="auto"/>
+              <w:jc w:val="both"/>
+              <w:rPr>
+                <w:rFonts w:ascii="Times New Roman" w:hAnsi="Times New Roman"/>
+                <w:b/>
+                <w:bCs/>
+                <w:sz w:val="24"/>
+                <w:szCs w:val="24"/>
+                <w:lang w:val="ru-RU"/>
+              </w:rPr>
+            </w:pPr>
+            <w:r>
+              <w:rPr>
+                <w:rFonts w:ascii="Times New Roman" w:hAnsi="Times New Roman"/>
+                <w:sz w:val="24"/>
+                <w:szCs w:val="24"/>
+                <w:lang w:val="ru-RU"/>
+              </w:rPr>
+              <w:t>Справочник деталей и расходных материалов</w:t>
+            </w:r>
+          </w:p>
+        </w:tc>
+      </w:tr>
+      <w:tr>
+        <w:tc>
+          <w:tcPr>
+            <w:tcW w:w="2263" w:type="dxa"/>
+          </w:tcPr>
+          <w:p>
+            <w:pPr>
+              <w:spacing w:line="360" w:lineRule="auto"/>
+              <w:jc w:val="both"/>
+              <w:rPr>
+                <w:rFonts w:ascii="Times New Roman" w:hAnsi="Times New Roman"/>
+                <w:b/>
+                <w:bCs/>
+                <w:sz w:val="24"/>
+                <w:szCs w:val="24"/>
+                <w:lang w:val="ru-RU"/>
+              </w:rPr>
+            </w:pPr>
+            <w:proofErr w:type="spellStart"/>
+            <w:r>
+              <w:rPr>
+                <w:rFonts w:ascii="Times New Roman" w:hAnsi="Times New Roman"/>
+                <w:sz w:val="24"/>
+                <w:szCs w:val="24"/>
+              </w:rPr>
+              <w:t>ПозицияУслуги</w:t>
+            </w:r>
+            <w:proofErr w:type="spellEnd"/>
+          </w:p>
+        </w:tc>
+        <w:tc>
+          <w:tcPr>
+            <w:tcW w:w="7365" w:type="dxa"/>
+          </w:tcPr>
+          <w:p>
+            <w:pPr>
+              <w:spacing w:line="360" w:lineRule="auto"/>
+              <w:jc w:val="both"/>
+              <w:rPr>
+                <w:rFonts w:ascii="Times New Roman" w:hAnsi="Times New Roman"/>
+                <w:b/>
+                <w:bCs/>
+                <w:sz w:val="24"/>
+                <w:szCs w:val="24"/>
+                <w:lang w:val="ru-RU"/>
+              </w:rPr>
+            </w:pPr>
+            <w:r>
+              <w:rPr>
+                <w:rFonts w:ascii="Times New Roman" w:hAnsi="Times New Roman"/>
+                <w:sz w:val="24"/>
+                <w:szCs w:val="24"/>
+                <w:lang w:val="ru-RU"/>
+              </w:rPr>
+              <w:t>Связь заказ-наряда с выбранными услугами</w:t>
+            </w:r>
+          </w:p>
+        </w:tc>
+      </w:tr>
+      <w:tr>
+        <w:tc>
+          <w:tcPr>
+            <w:tcW w:w="2263" w:type="dxa"/>
+          </w:tcPr>
+          <w:p>
+            <w:pPr>
+              <w:spacing w:line="360" w:lineRule="auto"/>
+              <w:jc w:val="both"/>
+              <w:rPr>
+                <w:rFonts w:ascii="Times New Roman" w:hAnsi="Times New Roman"/>
+                <w:b/>
+                <w:bCs/>
+                <w:sz w:val="24"/>
+                <w:szCs w:val="24"/>
+                <w:lang w:val="ru-RU"/>
+              </w:rPr>
+            </w:pPr>
+            <w:proofErr w:type="spellStart"/>
+            <w:r>
+              <w:rPr>
+                <w:rFonts w:ascii="Times New Roman" w:hAnsi="Times New Roman"/>
+                <w:sz w:val="24"/>
+                <w:szCs w:val="24"/>
+              </w:rPr>
+              <w:t>ПозицияЗапчасти</w:t>
+            </w:r>
+            <w:proofErr w:type="spellEnd"/>
+          </w:p>
+        </w:tc>
+        <w:tc>
+          <w:tcPr>
+            <w:tcW w:w="7365" w:type="dxa"/>
+          </w:tcPr>
+          <w:p>
+            <w:pPr>
+              <w:spacing w:line="360" w:lineRule="auto"/>
+              <w:jc w:val="both"/>
+              <w:rPr>
+                <w:rFonts w:ascii="Times New Roman" w:hAnsi="Times New Roman"/>
+                <w:b/>
+                <w:bCs/>
+                <w:sz w:val="24"/>
+                <w:szCs w:val="24"/>
+                <w:lang w:val="ru-RU"/>
+              </w:rPr>
+            </w:pPr>
+            <w:r>
+              <w:rPr>
+                <w:rFonts w:ascii="Times New Roman" w:hAnsi="Times New Roman"/>
+                <w:sz w:val="24"/>
+                <w:szCs w:val="24"/>
+                <w:lang w:val="ru-RU"/>
+              </w:rPr>
+              <w:t>Связь заказ-наряда с использованными запчастями</w:t>
+            </w:r>
+          </w:p>
+        </w:tc>
+      </w:tr>
+    </w:tbl>
+    <w:p>
+      <w:pPr>
+        <w:spacing w:line="360" w:lineRule="auto"/>
+        <w:jc w:val="both"/>
+        <w:rPr>
+          <w:rFonts w:ascii="Times New Roman" w:hAnsi="Times New Roman"/>
+          <w:b/>
+          <w:bCs/>
+          <w:sz w:val="28"/>
+          <w:szCs w:val="28"/>
+          <w:lang w:val="ru-RU"/>
+        </w:rPr>
+      </w:pPr>
+    </w:p>
+    <w:p>
+      <w:pPr>
+        <w:spacing w:after="160" w:line="259" w:lineRule="auto"/>
+        <w:rPr>
+          <w:rFonts w:ascii="Times New Roman" w:hAnsi="Times New Roman"/>
+          <w:b/>
+          <w:bCs/>
+          <w:sz w:val="28"/>
+          <w:szCs w:val="28"/>
+        </w:rPr>
+      </w:pPr>
+      <w:r>
+        <w:rPr>
+          <w:rFonts w:ascii="Times New Roman" w:hAnsi="Times New Roman"/>
+          <w:b/>
+          <w:bCs/>
+          <w:sz w:val="28"/>
+          <w:szCs w:val="28"/>
+        </w:rPr>
+        <w:br w:type="page"/>
+      </w:r>
+    </w:p>
+    <w:p>
+      <w:pPr>
+        <w:spacing w:line="360" w:lineRule="auto"/>
+        <w:ind w:firstLine="425"/>
+        <w:jc w:val="both"/>
+        <w:rPr>
+          <w:rFonts w:ascii="Times New Roman" w:hAnsi="Times New Roman"/>
+          <w:b/>
+          <w:bCs/>
+          <w:sz w:val="28"/>
+          <w:szCs w:val="28"/>
+          <w:lang w:val="ru-RU"/>
+        </w:rPr>
+      </w:pPr>
+      <w:proofErr w:type="spellStart"/>
+      <w:r>
+        <w:rPr>
+          <w:rFonts w:ascii="Times New Roman" w:hAnsi="Times New Roman"/>
+          <w:b/>
+          <w:bCs/>
+          <w:sz w:val="28"/>
+          <w:szCs w:val="28"/>
+        </w:rPr>
+        <w:lastRenderedPageBreak/>
+        <w:t>Основные</w:t>
+      </w:r>
+      <w:proofErr w:type="spellEnd"/>
+      <w:r>
+        <w:rPr>
+          <w:rFonts w:ascii="Times New Roman" w:hAnsi="Times New Roman"/>
+          <w:b/>
+          <w:bCs/>
+          <w:sz w:val="28"/>
+          <w:szCs w:val="28"/>
+        </w:rPr>
+        <w:t xml:space="preserve"> </w:t>
+      </w:r>
+      <w:proofErr w:type="spellStart"/>
+      <w:r>
+        <w:rPr>
+          <w:rFonts w:ascii="Times New Roman" w:hAnsi="Times New Roman"/>
+          <w:b/>
+          <w:bCs/>
+          <w:sz w:val="28"/>
+          <w:szCs w:val="28"/>
+        </w:rPr>
+        <w:t>связи</w:t>
+      </w:r>
+      <w:proofErr w:type="spellEnd"/>
+      <w:r>
+        <w:rPr>
+          <w:rFonts w:ascii="Times New Roman" w:hAnsi="Times New Roman"/>
+          <w:b/>
+          <w:bCs/>
+          <w:sz w:val="28"/>
+          <w:szCs w:val="28"/>
+        </w:rPr>
+        <w:t xml:space="preserve"> </w:t>
+      </w:r>
+      <w:proofErr w:type="spellStart"/>
+      <w:r>
+        <w:rPr>
+          <w:rFonts w:ascii="Times New Roman" w:hAnsi="Times New Roman"/>
+          <w:b/>
+          <w:bCs/>
+          <w:sz w:val="28"/>
+          <w:szCs w:val="28"/>
+        </w:rPr>
+        <w:t>между</w:t>
+      </w:r>
+      <w:proofErr w:type="spellEnd"/>
+      <w:r>
+        <w:rPr>
+          <w:rFonts w:ascii="Times New Roman" w:hAnsi="Times New Roman"/>
+          <w:b/>
+          <w:bCs/>
+          <w:sz w:val="28"/>
+          <w:szCs w:val="28"/>
+        </w:rPr>
+        <w:t xml:space="preserve"> </w:t>
+      </w:r>
+      <w:proofErr w:type="spellStart"/>
+      <w:r>
+        <w:rPr>
+          <w:rFonts w:ascii="Times New Roman" w:hAnsi="Times New Roman"/>
+          <w:b/>
+          <w:bCs/>
+          <w:sz w:val="28"/>
+          <w:szCs w:val="28"/>
+        </w:rPr>
+        <w:t>сущностями</w:t>
+      </w:r>
+      <w:proofErr w:type="spellEnd"/>
+    </w:p>
+    <w:p>
+      <w:pPr>
+        <w:spacing w:line="360" w:lineRule="auto"/>
+        <w:jc w:val="both"/>
+        <w:rPr>
+          <w:rFonts w:ascii="Times New Roman" w:hAnsi="Times New Roman"/>
+          <w:b/>
+          <w:bCs/>
+          <w:sz w:val="28"/>
+          <w:szCs w:val="28"/>
+          <w:lang w:val="ru-RU"/>
+        </w:rPr>
+      </w:pPr>
+      <w:r>
+        <w:rPr>
+          <w:rFonts w:ascii="Times New Roman" w:hAnsi="Times New Roman"/>
+          <w:b/>
+          <w:bCs/>
+          <w:sz w:val="28"/>
+          <w:szCs w:val="28"/>
+          <w:lang w:val="ru-RU"/>
+        </w:rPr>
+        <w:t>Таблица 2.4.</w:t>
+      </w:r>
+      <w:r>
+        <w:rPr>
+          <w:rFonts w:ascii="Times New Roman" w:hAnsi="Times New Roman"/>
+          <w:b/>
+          <w:bCs/>
+          <w:sz w:val="28"/>
+          <w:szCs w:val="28"/>
+          <w:lang w:val="ru-RU"/>
+        </w:rPr>
+        <w:t>2</w:t>
+      </w:r>
+      <w:r>
+        <w:rPr>
+          <w:rFonts w:ascii="Times New Roman" w:hAnsi="Times New Roman"/>
+          <w:b/>
+          <w:bCs/>
+          <w:sz w:val="28"/>
+          <w:szCs w:val="28"/>
+          <w:lang w:val="ru-RU"/>
+        </w:rPr>
+        <w:t xml:space="preserve"> - </w:t>
+      </w:r>
+      <w:proofErr w:type="spellStart"/>
+      <w:r>
+        <w:rPr>
+          <w:rFonts w:ascii="Times New Roman" w:hAnsi="Times New Roman"/>
+          <w:b/>
+          <w:bCs/>
+          <w:sz w:val="28"/>
+          <w:szCs w:val="28"/>
+        </w:rPr>
+        <w:t>Основные</w:t>
+      </w:r>
+      <w:proofErr w:type="spellEnd"/>
+      <w:r>
+        <w:rPr>
+          <w:rFonts w:ascii="Times New Roman" w:hAnsi="Times New Roman"/>
+          <w:b/>
+          <w:bCs/>
+          <w:sz w:val="28"/>
+          <w:szCs w:val="28"/>
+        </w:rPr>
+        <w:t xml:space="preserve"> </w:t>
+      </w:r>
+      <w:proofErr w:type="spellStart"/>
+      <w:r>
+        <w:rPr>
+          <w:rFonts w:ascii="Times New Roman" w:hAnsi="Times New Roman"/>
+          <w:b/>
+          <w:bCs/>
+          <w:sz w:val="28"/>
+          <w:szCs w:val="28"/>
+        </w:rPr>
+        <w:t>связи</w:t>
+      </w:r>
+      <w:proofErr w:type="spellEnd"/>
+      <w:r>
+        <w:rPr>
+          <w:rFonts w:ascii="Times New Roman" w:hAnsi="Times New Roman"/>
+          <w:b/>
+          <w:bCs/>
+          <w:sz w:val="28"/>
+          <w:szCs w:val="28"/>
+        </w:rPr>
+        <w:t xml:space="preserve"> </w:t>
+      </w:r>
+      <w:proofErr w:type="spellStart"/>
+      <w:r>
+        <w:rPr>
+          <w:rFonts w:ascii="Times New Roman" w:hAnsi="Times New Roman"/>
+          <w:b/>
+          <w:bCs/>
+          <w:sz w:val="28"/>
+          <w:szCs w:val="28"/>
+        </w:rPr>
+        <w:t>между</w:t>
+      </w:r>
+      <w:proofErr w:type="spellEnd"/>
+      <w:r>
+        <w:rPr>
+          <w:rFonts w:ascii="Times New Roman" w:hAnsi="Times New Roman"/>
+          <w:b/>
+          <w:bCs/>
+          <w:sz w:val="28"/>
+          <w:szCs w:val="28"/>
+        </w:rPr>
+        <w:t xml:space="preserve"> </w:t>
+      </w:r>
+      <w:proofErr w:type="spellStart"/>
+      <w:r>
+        <w:rPr>
+          <w:rFonts w:ascii="Times New Roman" w:hAnsi="Times New Roman"/>
+          <w:b/>
+          <w:bCs/>
+          <w:sz w:val="28"/>
+          <w:szCs w:val="28"/>
+        </w:rPr>
+        <w:t>сущностями</w:t>
+      </w:r>
+      <w:proofErr w:type="spellEnd"/>
+    </w:p>
+    <w:tbl>
+      <w:tblPr>
+        <w:tblStyle w:val="a8"/>
+        <w:tblW w:w="0" w:type="auto"/>
+        <w:tblLook w:val="04A0" w:firstRow="1" w:lastRow="0" w:firstColumn="1" w:lastColumn="0" w:noHBand="0" w:noVBand="1"/>
+      </w:tblPr>
+      <w:tblGrid>
+        <w:gridCol w:w="3209"/>
+        <w:gridCol w:w="1322"/>
+        <w:gridCol w:w="5097"/>
+      </w:tblGrid>
+      <w:tr>
+        <w:tc>
+          <w:tcPr>
+            <w:tcW w:w="3209" w:type="dxa"/>
+          </w:tcPr>
+          <w:p>
+            <w:pPr>
+              <w:spacing w:line="360" w:lineRule="auto"/>
+              <w:jc w:val="both"/>
+              <w:rPr>
+                <w:rFonts w:ascii="Times New Roman" w:hAnsi="Times New Roman"/>
+                <w:b/>
+                <w:bCs/>
+                <w:sz w:val="24"/>
+                <w:szCs w:val="24"/>
+              </w:rPr>
+            </w:pPr>
+            <w:proofErr w:type="spellStart"/>
+            <w:r>
+              <w:rPr>
+                <w:rFonts w:ascii="Times New Roman" w:hAnsi="Times New Roman"/>
+                <w:b/>
+                <w:bCs/>
+                <w:sz w:val="24"/>
+                <w:szCs w:val="24"/>
+              </w:rPr>
+              <w:t>Связь</w:t>
+            </w:r>
+            <w:proofErr w:type="spellEnd"/>
+          </w:p>
+        </w:tc>
+        <w:tc>
+          <w:tcPr>
+            <w:tcW w:w="1322" w:type="dxa"/>
+          </w:tcPr>
+          <w:p>
+            <w:pPr>
+              <w:spacing w:line="360" w:lineRule="auto"/>
+              <w:jc w:val="center"/>
+              <w:rPr>
+                <w:rFonts w:ascii="Times New Roman" w:hAnsi="Times New Roman"/>
+                <w:b/>
+                <w:bCs/>
+                <w:sz w:val="24"/>
+                <w:szCs w:val="24"/>
+              </w:rPr>
+            </w:pPr>
+            <w:proofErr w:type="spellStart"/>
+            <w:r>
+              <w:rPr>
+                <w:rFonts w:ascii="Times New Roman" w:hAnsi="Times New Roman"/>
+                <w:b/>
+                <w:bCs/>
+                <w:sz w:val="24"/>
+                <w:szCs w:val="24"/>
+              </w:rPr>
+              <w:t>Характер</w:t>
+            </w:r>
+            <w:proofErr w:type="spellEnd"/>
+            <w:r>
+              <w:rPr>
+                <w:rFonts w:ascii="Times New Roman" w:hAnsi="Times New Roman"/>
+                <w:b/>
+                <w:bCs/>
+                <w:sz w:val="24"/>
+                <w:szCs w:val="24"/>
+              </w:rPr>
+              <w:t xml:space="preserve"> </w:t>
+            </w:r>
+            <w:proofErr w:type="spellStart"/>
+            <w:r>
+              <w:rPr>
+                <w:rFonts w:ascii="Times New Roman" w:hAnsi="Times New Roman"/>
+                <w:b/>
+                <w:bCs/>
+                <w:sz w:val="24"/>
+                <w:szCs w:val="24"/>
+              </w:rPr>
+              <w:t>связи</w:t>
+            </w:r>
+            <w:proofErr w:type="spellEnd"/>
+          </w:p>
+        </w:tc>
+        <w:tc>
+          <w:tcPr>
+            <w:tcW w:w="5097" w:type="dxa"/>
+          </w:tcPr>
+          <w:p>
+            <w:pPr>
+              <w:spacing w:line="360" w:lineRule="auto"/>
+              <w:jc w:val="both"/>
+              <w:rPr>
+                <w:rFonts w:ascii="Times New Roman" w:hAnsi="Times New Roman"/>
+                <w:b/>
+                <w:bCs/>
+                <w:sz w:val="24"/>
+                <w:szCs w:val="24"/>
+              </w:rPr>
+            </w:pPr>
+            <w:proofErr w:type="spellStart"/>
+            <w:r>
+              <w:rPr>
+                <w:rFonts w:ascii="Times New Roman" w:hAnsi="Times New Roman"/>
+                <w:b/>
+                <w:bCs/>
+                <w:sz w:val="24"/>
+                <w:szCs w:val="24"/>
+              </w:rPr>
+              <w:t>Смысл</w:t>
+            </w:r>
+            <w:proofErr w:type="spellEnd"/>
+          </w:p>
+        </w:tc>
+      </w:tr>
+      <w:tr>
+        <w:tc>
+          <w:tcPr>
+            <w:tcW w:w="3209" w:type="dxa"/>
+          </w:tcPr>
+          <w:p>
+            <w:pPr>
+              <w:spacing w:line="360" w:lineRule="auto"/>
+              <w:jc w:val="both"/>
+              <w:rPr>
+                <w:rFonts w:ascii="Times New Roman" w:hAnsi="Times New Roman"/>
+                <w:sz w:val="24"/>
+                <w:szCs w:val="24"/>
+              </w:rPr>
+            </w:pPr>
+            <w:proofErr w:type="spellStart"/>
+            <w:r>
+              <w:rPr>
+                <w:rFonts w:ascii="Times New Roman" w:hAnsi="Times New Roman"/>
+                <w:sz w:val="24"/>
+                <w:szCs w:val="24"/>
+              </w:rPr>
+              <w:t>Клиент</w:t>
+            </w:r>
+            <w:proofErr w:type="spellEnd"/>
+            <w:r>
+              <w:rPr>
+                <w:rFonts w:ascii="Times New Roman" w:hAnsi="Times New Roman"/>
+                <w:sz w:val="24"/>
+                <w:szCs w:val="24"/>
+              </w:rPr>
+              <w:t xml:space="preserve"> — </w:t>
+            </w:r>
+            <w:proofErr w:type="spellStart"/>
+            <w:r>
+              <w:rPr>
+                <w:rFonts w:ascii="Times New Roman" w:hAnsi="Times New Roman"/>
+                <w:sz w:val="24"/>
+                <w:szCs w:val="24"/>
+              </w:rPr>
+              <w:t>Автомобиль</w:t>
+            </w:r>
+            <w:proofErr w:type="spellEnd"/>
+          </w:p>
+        </w:tc>
+        <w:tc>
+          <w:tcPr>
+            <w:tcW w:w="1322" w:type="dxa"/>
+          </w:tcPr>
+          <w:p>
+            <w:pPr>
+              <w:spacing w:line="360" w:lineRule="auto"/>
+              <w:jc w:val="center"/>
+              <w:rPr>
+                <w:rFonts w:ascii="Times New Roman" w:hAnsi="Times New Roman"/>
+                <w:sz w:val="24"/>
+                <w:szCs w:val="24"/>
+              </w:rPr>
+            </w:pPr>
+            <w:r>
+              <w:rPr>
+                <w:rFonts w:ascii="Times New Roman" w:hAnsi="Times New Roman"/>
+                <w:sz w:val="24"/>
+                <w:szCs w:val="24"/>
+              </w:rPr>
+              <w:t>1:M</w:t>
+            </w:r>
+          </w:p>
+        </w:tc>
+        <w:tc>
+          <w:tcPr>
+            <w:tcW w:w="5097" w:type="dxa"/>
+          </w:tcPr>
+          <w:p>
+            <w:pPr>
+              <w:spacing w:line="360" w:lineRule="auto"/>
+              <w:jc w:val="both"/>
+              <w:rPr>
+                <w:rFonts w:ascii="Times New Roman" w:hAnsi="Times New Roman"/>
+                <w:sz w:val="24"/>
+                <w:szCs w:val="24"/>
+              </w:rPr>
+            </w:pPr>
+            <w:r>
+              <w:rPr>
+                <w:rFonts w:ascii="Times New Roman" w:hAnsi="Times New Roman"/>
+                <w:sz w:val="24"/>
+                <w:szCs w:val="24"/>
+              </w:rPr>
+              <w:t>Один клиент может иметь несколько автомобилей</w:t>
+            </w:r>
+          </w:p>
+        </w:tc>
+      </w:tr>
+      <w:tr>
+        <w:tc>
+          <w:tcPr>
+            <w:tcW w:w="3209" w:type="dxa"/>
+          </w:tcPr>
+          <w:p>
+            <w:pPr>
+              <w:spacing w:line="360" w:lineRule="auto"/>
+              <w:jc w:val="both"/>
+              <w:rPr>
+                <w:rFonts w:ascii="Times New Roman" w:hAnsi="Times New Roman"/>
+                <w:sz w:val="24"/>
+                <w:szCs w:val="24"/>
+              </w:rPr>
+            </w:pPr>
+            <w:proofErr w:type="spellStart"/>
+            <w:r>
+              <w:rPr>
+                <w:rFonts w:ascii="Times New Roman" w:hAnsi="Times New Roman"/>
+                <w:sz w:val="24"/>
+                <w:szCs w:val="24"/>
+              </w:rPr>
+              <w:t>Клиент</w:t>
+            </w:r>
+            <w:proofErr w:type="spellEnd"/>
+            <w:r>
+              <w:rPr>
+                <w:rFonts w:ascii="Times New Roman" w:hAnsi="Times New Roman"/>
+                <w:sz w:val="24"/>
+                <w:szCs w:val="24"/>
+              </w:rPr>
+              <w:t xml:space="preserve"> — </w:t>
+            </w:r>
+            <w:proofErr w:type="spellStart"/>
+            <w:r>
+              <w:rPr>
+                <w:rFonts w:ascii="Times New Roman" w:hAnsi="Times New Roman"/>
+                <w:sz w:val="24"/>
+                <w:szCs w:val="24"/>
+              </w:rPr>
+              <w:t>ЗаказНаряд</w:t>
+            </w:r>
+            <w:proofErr w:type="spellEnd"/>
+          </w:p>
+        </w:tc>
+        <w:tc>
+          <w:tcPr>
+            <w:tcW w:w="1322" w:type="dxa"/>
+          </w:tcPr>
+          <w:p>
+            <w:pPr>
+              <w:spacing w:line="360" w:lineRule="auto"/>
+              <w:jc w:val="center"/>
+              <w:rPr>
+                <w:rFonts w:ascii="Times New Roman" w:hAnsi="Times New Roman"/>
+                <w:sz w:val="24"/>
+                <w:szCs w:val="24"/>
+              </w:rPr>
+            </w:pPr>
+            <w:r>
+              <w:rPr>
+                <w:rFonts w:ascii="Times New Roman" w:hAnsi="Times New Roman"/>
+                <w:sz w:val="24"/>
+                <w:szCs w:val="24"/>
+              </w:rPr>
+              <w:t>1:M</w:t>
+            </w:r>
+          </w:p>
+        </w:tc>
+        <w:tc>
+          <w:tcPr>
+            <w:tcW w:w="5097" w:type="dxa"/>
+          </w:tcPr>
+          <w:p>
+            <w:pPr>
+              <w:spacing w:line="360" w:lineRule="auto"/>
+              <w:jc w:val="both"/>
+              <w:rPr>
+                <w:rFonts w:ascii="Times New Roman" w:hAnsi="Times New Roman"/>
+                <w:sz w:val="24"/>
+                <w:szCs w:val="24"/>
+              </w:rPr>
+            </w:pPr>
+            <w:r>
+              <w:rPr>
+                <w:rFonts w:ascii="Times New Roman" w:hAnsi="Times New Roman"/>
+                <w:sz w:val="24"/>
+                <w:szCs w:val="24"/>
+              </w:rPr>
+              <w:t>Один клиент может оформить несколько заказ-нарядов</w:t>
+            </w:r>
+          </w:p>
+        </w:tc>
+      </w:tr>
+      <w:tr>
+        <w:tc>
+          <w:tcPr>
+            <w:tcW w:w="3209" w:type="dxa"/>
+          </w:tcPr>
+          <w:p>
+            <w:pPr>
+              <w:spacing w:line="360" w:lineRule="auto"/>
+              <w:jc w:val="both"/>
+              <w:rPr>
+                <w:rFonts w:ascii="Times New Roman" w:hAnsi="Times New Roman"/>
+                <w:sz w:val="24"/>
+                <w:szCs w:val="24"/>
+              </w:rPr>
+            </w:pPr>
+            <w:proofErr w:type="spellStart"/>
+            <w:r>
+              <w:rPr>
+                <w:rFonts w:ascii="Times New Roman" w:hAnsi="Times New Roman"/>
+                <w:sz w:val="24"/>
+                <w:szCs w:val="24"/>
+              </w:rPr>
+              <w:t>Автомобиль</w:t>
+            </w:r>
+            <w:proofErr w:type="spellEnd"/>
+            <w:r>
+              <w:rPr>
+                <w:rFonts w:ascii="Times New Roman" w:hAnsi="Times New Roman"/>
+                <w:sz w:val="24"/>
+                <w:szCs w:val="24"/>
+              </w:rPr>
+              <w:t xml:space="preserve"> — </w:t>
+            </w:r>
+            <w:proofErr w:type="spellStart"/>
+            <w:r>
+              <w:rPr>
+                <w:rFonts w:ascii="Times New Roman" w:hAnsi="Times New Roman"/>
+                <w:sz w:val="24"/>
+                <w:szCs w:val="24"/>
+              </w:rPr>
+              <w:t>ЗаказНаряд</w:t>
+            </w:r>
+            <w:proofErr w:type="spellEnd"/>
+          </w:p>
+        </w:tc>
+        <w:tc>
+          <w:tcPr>
+            <w:tcW w:w="1322" w:type="dxa"/>
+          </w:tcPr>
+          <w:p>
+            <w:pPr>
+              <w:spacing w:line="360" w:lineRule="auto"/>
+              <w:jc w:val="center"/>
+              <w:rPr>
+                <w:rFonts w:ascii="Times New Roman" w:hAnsi="Times New Roman"/>
+                <w:sz w:val="24"/>
+                <w:szCs w:val="24"/>
+              </w:rPr>
+            </w:pPr>
+            <w:r>
+              <w:rPr>
+                <w:rFonts w:ascii="Times New Roman" w:hAnsi="Times New Roman"/>
+                <w:sz w:val="24"/>
+                <w:szCs w:val="24"/>
+              </w:rPr>
+              <w:t>1:M</w:t>
+            </w:r>
+          </w:p>
+        </w:tc>
+        <w:tc>
+          <w:tcPr>
+            <w:tcW w:w="5097" w:type="dxa"/>
+          </w:tcPr>
+          <w:p>
+            <w:pPr>
+              <w:spacing w:line="360" w:lineRule="auto"/>
+              <w:jc w:val="both"/>
+              <w:rPr>
+                <w:rFonts w:ascii="Times New Roman" w:hAnsi="Times New Roman"/>
+                <w:sz w:val="24"/>
+                <w:szCs w:val="24"/>
+              </w:rPr>
+            </w:pPr>
+            <w:r>
+              <w:rPr>
+                <w:rFonts w:ascii="Times New Roman" w:hAnsi="Times New Roman"/>
+                <w:sz w:val="24"/>
+                <w:szCs w:val="24"/>
+              </w:rPr>
+              <w:t>Для одного автомобиля может быть оформлено несколько заказов</w:t>
+            </w:r>
+          </w:p>
+        </w:tc>
+      </w:tr>
+      <w:tr>
+        <w:tc>
+          <w:tcPr>
+            <w:tcW w:w="3209" w:type="dxa"/>
+          </w:tcPr>
+          <w:p>
+            <w:pPr>
+              <w:spacing w:line="360" w:lineRule="auto"/>
+              <w:jc w:val="both"/>
+              <w:rPr>
+                <w:rFonts w:ascii="Times New Roman" w:hAnsi="Times New Roman"/>
+                <w:sz w:val="24"/>
+                <w:szCs w:val="24"/>
+              </w:rPr>
+            </w:pPr>
+            <w:proofErr w:type="spellStart"/>
+            <w:r>
+              <w:rPr>
+                <w:rFonts w:ascii="Times New Roman" w:hAnsi="Times New Roman"/>
+                <w:sz w:val="24"/>
+                <w:szCs w:val="24"/>
+              </w:rPr>
+              <w:t>Сотрудник</w:t>
+            </w:r>
+            <w:proofErr w:type="spellEnd"/>
+            <w:r>
+              <w:rPr>
+                <w:rFonts w:ascii="Times New Roman" w:hAnsi="Times New Roman"/>
+                <w:sz w:val="24"/>
+                <w:szCs w:val="24"/>
+              </w:rPr>
+              <w:t xml:space="preserve"> — </w:t>
+            </w:r>
+            <w:proofErr w:type="spellStart"/>
+            <w:r>
+              <w:rPr>
+                <w:rFonts w:ascii="Times New Roman" w:hAnsi="Times New Roman"/>
+                <w:sz w:val="24"/>
+                <w:szCs w:val="24"/>
+              </w:rPr>
+              <w:t>ЗаказНаряд</w:t>
+            </w:r>
+            <w:proofErr w:type="spellEnd"/>
+          </w:p>
+        </w:tc>
+        <w:tc>
+          <w:tcPr>
+            <w:tcW w:w="1322" w:type="dxa"/>
+          </w:tcPr>
+          <w:p>
+            <w:pPr>
+              <w:spacing w:line="360" w:lineRule="auto"/>
+              <w:jc w:val="center"/>
+              <w:rPr>
+                <w:rFonts w:ascii="Times New Roman" w:hAnsi="Times New Roman"/>
+                <w:sz w:val="24"/>
+                <w:szCs w:val="24"/>
+              </w:rPr>
+            </w:pPr>
+            <w:r>
+              <w:rPr>
+                <w:rFonts w:ascii="Times New Roman" w:hAnsi="Times New Roman"/>
+                <w:sz w:val="24"/>
+                <w:szCs w:val="24"/>
+              </w:rPr>
+              <w:t>1:M</w:t>
+            </w:r>
+          </w:p>
+        </w:tc>
+        <w:tc>
+          <w:tcPr>
+            <w:tcW w:w="5097" w:type="dxa"/>
+          </w:tcPr>
+          <w:p>
+            <w:pPr>
+              <w:spacing w:line="360" w:lineRule="auto"/>
+              <w:jc w:val="both"/>
+              <w:rPr>
+                <w:rFonts w:ascii="Times New Roman" w:hAnsi="Times New Roman"/>
+                <w:sz w:val="24"/>
+                <w:szCs w:val="24"/>
+              </w:rPr>
+            </w:pPr>
+            <w:r>
+              <w:rPr>
+                <w:rFonts w:ascii="Times New Roman" w:hAnsi="Times New Roman"/>
+                <w:sz w:val="24"/>
+                <w:szCs w:val="24"/>
+              </w:rPr>
+              <w:t>Один сотрудник может вести несколько заказ-нарядов</w:t>
+            </w:r>
+          </w:p>
+        </w:tc>
+      </w:tr>
+      <w:tr>
+        <w:tc>
+          <w:tcPr>
+            <w:tcW w:w="3209" w:type="dxa"/>
+          </w:tcPr>
+          <w:p>
+            <w:pPr>
+              <w:spacing w:line="360" w:lineRule="auto"/>
+              <w:jc w:val="both"/>
+              <w:rPr>
+                <w:rFonts w:ascii="Times New Roman" w:hAnsi="Times New Roman"/>
+                <w:sz w:val="24"/>
+                <w:szCs w:val="24"/>
+              </w:rPr>
+            </w:pPr>
+            <w:proofErr w:type="spellStart"/>
+            <w:r>
+              <w:rPr>
+                <w:rFonts w:ascii="Times New Roman" w:hAnsi="Times New Roman"/>
+                <w:sz w:val="24"/>
+                <w:szCs w:val="24"/>
+              </w:rPr>
+              <w:t>ЗаказНаряд</w:t>
+            </w:r>
+            <w:proofErr w:type="spellEnd"/>
+            <w:r>
+              <w:rPr>
+                <w:rFonts w:ascii="Times New Roman" w:hAnsi="Times New Roman"/>
+                <w:sz w:val="24"/>
+                <w:szCs w:val="24"/>
+              </w:rPr>
+              <w:t xml:space="preserve"> — </w:t>
+            </w:r>
+            <w:proofErr w:type="spellStart"/>
+            <w:r>
+              <w:rPr>
+                <w:rFonts w:ascii="Times New Roman" w:hAnsi="Times New Roman"/>
+                <w:sz w:val="24"/>
+                <w:szCs w:val="24"/>
+              </w:rPr>
+              <w:t>ПозицияУслуги</w:t>
+            </w:r>
+            <w:proofErr w:type="spellEnd"/>
+          </w:p>
+        </w:tc>
+        <w:tc>
+          <w:tcPr>
+            <w:tcW w:w="1322" w:type="dxa"/>
+          </w:tcPr>
+          <w:p>
+            <w:pPr>
+              <w:spacing w:line="360" w:lineRule="auto"/>
+              <w:jc w:val="center"/>
+              <w:rPr>
+                <w:rFonts w:ascii="Times New Roman" w:hAnsi="Times New Roman"/>
+                <w:sz w:val="24"/>
+                <w:szCs w:val="24"/>
+              </w:rPr>
+            </w:pPr>
+            <w:r>
+              <w:rPr>
+                <w:rFonts w:ascii="Times New Roman" w:hAnsi="Times New Roman"/>
+                <w:sz w:val="24"/>
+                <w:szCs w:val="24"/>
+              </w:rPr>
+              <w:t>1:M</w:t>
+            </w:r>
+          </w:p>
+        </w:tc>
+        <w:tc>
+          <w:tcPr>
+            <w:tcW w:w="5097" w:type="dxa"/>
+          </w:tcPr>
+          <w:p>
+            <w:pPr>
+              <w:spacing w:line="360" w:lineRule="auto"/>
+              <w:jc w:val="both"/>
+              <w:rPr>
+                <w:rFonts w:ascii="Times New Roman" w:hAnsi="Times New Roman"/>
+                <w:sz w:val="24"/>
+                <w:szCs w:val="24"/>
+              </w:rPr>
+            </w:pPr>
+            <w:r>
+              <w:rPr>
+                <w:rFonts w:ascii="Times New Roman" w:hAnsi="Times New Roman"/>
+                <w:sz w:val="24"/>
+                <w:szCs w:val="24"/>
+              </w:rPr>
+              <w:t>Один заказ включает несколько услуг</w:t>
+            </w:r>
+          </w:p>
+        </w:tc>
+      </w:tr>
+      <w:tr>
+        <w:tc>
+          <w:tcPr>
+            <w:tcW w:w="3209" w:type="dxa"/>
+          </w:tcPr>
+          <w:p>
+            <w:pPr>
+              <w:spacing w:line="360" w:lineRule="auto"/>
+              <w:jc w:val="both"/>
+              <w:rPr>
+                <w:rFonts w:ascii="Times New Roman" w:hAnsi="Times New Roman"/>
+                <w:sz w:val="24"/>
+                <w:szCs w:val="24"/>
+              </w:rPr>
+            </w:pPr>
+            <w:proofErr w:type="spellStart"/>
+            <w:r>
+              <w:rPr>
+                <w:rFonts w:ascii="Times New Roman" w:hAnsi="Times New Roman"/>
+                <w:sz w:val="24"/>
+                <w:szCs w:val="24"/>
+              </w:rPr>
+              <w:t>Услуга</w:t>
+            </w:r>
+            <w:proofErr w:type="spellEnd"/>
+            <w:r>
+              <w:rPr>
+                <w:rFonts w:ascii="Times New Roman" w:hAnsi="Times New Roman"/>
+                <w:sz w:val="24"/>
+                <w:szCs w:val="24"/>
+              </w:rPr>
+              <w:t xml:space="preserve"> — </w:t>
+            </w:r>
+            <w:proofErr w:type="spellStart"/>
+            <w:r>
+              <w:rPr>
+                <w:rFonts w:ascii="Times New Roman" w:hAnsi="Times New Roman"/>
+                <w:sz w:val="24"/>
+                <w:szCs w:val="24"/>
+              </w:rPr>
+              <w:t>ПозицияУслуги</w:t>
+            </w:r>
+            <w:proofErr w:type="spellEnd"/>
+          </w:p>
+        </w:tc>
+        <w:tc>
+          <w:tcPr>
+            <w:tcW w:w="1322" w:type="dxa"/>
+          </w:tcPr>
+          <w:p>
+            <w:pPr>
+              <w:spacing w:line="360" w:lineRule="auto"/>
+              <w:jc w:val="center"/>
+              <w:rPr>
+                <w:rFonts w:ascii="Times New Roman" w:hAnsi="Times New Roman"/>
+                <w:sz w:val="24"/>
+                <w:szCs w:val="24"/>
+              </w:rPr>
+            </w:pPr>
+            <w:r>
+              <w:rPr>
+                <w:rFonts w:ascii="Times New Roman" w:hAnsi="Times New Roman"/>
+                <w:sz w:val="24"/>
+                <w:szCs w:val="24"/>
+              </w:rPr>
+              <w:t>1:M</w:t>
+            </w:r>
+          </w:p>
+        </w:tc>
+        <w:tc>
+          <w:tcPr>
+            <w:tcW w:w="5097" w:type="dxa"/>
+          </w:tcPr>
+          <w:p>
+            <w:pPr>
+              <w:spacing w:line="360" w:lineRule="auto"/>
+              <w:jc w:val="both"/>
+              <w:rPr>
+                <w:rFonts w:ascii="Times New Roman" w:hAnsi="Times New Roman"/>
+                <w:sz w:val="24"/>
+                <w:szCs w:val="24"/>
+              </w:rPr>
+            </w:pPr>
+            <w:r>
+              <w:rPr>
+                <w:rFonts w:ascii="Times New Roman" w:hAnsi="Times New Roman"/>
+                <w:sz w:val="24"/>
+                <w:szCs w:val="24"/>
+              </w:rPr>
+              <w:t>Одна услуга может входить в разные заказы</w:t>
+            </w:r>
+          </w:p>
+        </w:tc>
+      </w:tr>
+      <w:tr>
+        <w:tc>
+          <w:tcPr>
+            <w:tcW w:w="3209" w:type="dxa"/>
+          </w:tcPr>
+          <w:p>
+            <w:pPr>
+              <w:spacing w:line="360" w:lineRule="auto"/>
+              <w:jc w:val="both"/>
+              <w:rPr>
+                <w:rFonts w:ascii="Times New Roman" w:hAnsi="Times New Roman"/>
+                <w:sz w:val="24"/>
+                <w:szCs w:val="24"/>
+              </w:rPr>
+            </w:pPr>
+            <w:proofErr w:type="spellStart"/>
+            <w:r>
+              <w:rPr>
+                <w:rFonts w:ascii="Times New Roman" w:hAnsi="Times New Roman"/>
+                <w:sz w:val="24"/>
+                <w:szCs w:val="24"/>
+              </w:rPr>
+              <w:t>ЗаказНаряд</w:t>
+            </w:r>
+            <w:proofErr w:type="spellEnd"/>
+            <w:r>
+              <w:rPr>
+                <w:rFonts w:ascii="Times New Roman" w:hAnsi="Times New Roman"/>
+                <w:sz w:val="24"/>
+                <w:szCs w:val="24"/>
+              </w:rPr>
+              <w:t xml:space="preserve"> — </w:t>
+            </w:r>
+            <w:proofErr w:type="spellStart"/>
+            <w:r>
+              <w:rPr>
+                <w:rFonts w:ascii="Times New Roman" w:hAnsi="Times New Roman"/>
+                <w:sz w:val="24"/>
+                <w:szCs w:val="24"/>
+              </w:rPr>
+              <w:t>ПозицияЗапчасти</w:t>
+            </w:r>
+            <w:proofErr w:type="spellEnd"/>
+          </w:p>
+        </w:tc>
+        <w:tc>
+          <w:tcPr>
+            <w:tcW w:w="1322" w:type="dxa"/>
+          </w:tcPr>
+          <w:p>
+            <w:pPr>
+              <w:spacing w:line="360" w:lineRule="auto"/>
+              <w:jc w:val="center"/>
+              <w:rPr>
+                <w:rFonts w:ascii="Times New Roman" w:hAnsi="Times New Roman"/>
+                <w:sz w:val="24"/>
+                <w:szCs w:val="24"/>
+              </w:rPr>
+            </w:pPr>
+            <w:r>
+              <w:rPr>
+                <w:rFonts w:ascii="Times New Roman" w:hAnsi="Times New Roman"/>
+                <w:sz w:val="24"/>
+                <w:szCs w:val="24"/>
+              </w:rPr>
+              <w:t>1:M</w:t>
+            </w:r>
+          </w:p>
+        </w:tc>
+        <w:tc>
+          <w:tcPr>
+            <w:tcW w:w="5097" w:type="dxa"/>
+          </w:tcPr>
+          <w:p>
+            <w:pPr>
+              <w:spacing w:line="360" w:lineRule="auto"/>
+              <w:jc w:val="both"/>
+              <w:rPr>
+                <w:rFonts w:ascii="Times New Roman" w:hAnsi="Times New Roman"/>
+                <w:sz w:val="24"/>
+                <w:szCs w:val="24"/>
+              </w:rPr>
+            </w:pPr>
+            <w:r>
+              <w:rPr>
+                <w:rFonts w:ascii="Times New Roman" w:hAnsi="Times New Roman"/>
+                <w:sz w:val="24"/>
+                <w:szCs w:val="24"/>
+              </w:rPr>
+              <w:t>Один заказ может содержать несколько запчастей</w:t>
+            </w:r>
+          </w:p>
+        </w:tc>
+      </w:tr>
+      <w:tr>
+        <w:tc>
+          <w:tcPr>
+            <w:tcW w:w="3209" w:type="dxa"/>
+          </w:tcPr>
+          <w:p>
+            <w:pPr>
+              <w:spacing w:line="360" w:lineRule="auto"/>
+              <w:jc w:val="both"/>
+              <w:rPr>
+                <w:rFonts w:ascii="Times New Roman" w:hAnsi="Times New Roman"/>
+                <w:sz w:val="24"/>
+                <w:szCs w:val="24"/>
+              </w:rPr>
+            </w:pPr>
+            <w:proofErr w:type="spellStart"/>
+            <w:r>
+              <w:rPr>
+                <w:rFonts w:ascii="Times New Roman" w:hAnsi="Times New Roman"/>
+                <w:sz w:val="24"/>
+                <w:szCs w:val="24"/>
+              </w:rPr>
+              <w:t>Запчасть</w:t>
+            </w:r>
+            <w:proofErr w:type="spellEnd"/>
+            <w:r>
+              <w:rPr>
+                <w:rFonts w:ascii="Times New Roman" w:hAnsi="Times New Roman"/>
+                <w:sz w:val="24"/>
+                <w:szCs w:val="24"/>
+              </w:rPr>
+              <w:t xml:space="preserve"> — </w:t>
+            </w:r>
+            <w:proofErr w:type="spellStart"/>
+            <w:r>
+              <w:rPr>
+                <w:rFonts w:ascii="Times New Roman" w:hAnsi="Times New Roman"/>
+                <w:sz w:val="24"/>
+                <w:szCs w:val="24"/>
+              </w:rPr>
+              <w:t>ПозицияЗапчасти</w:t>
+            </w:r>
+            <w:proofErr w:type="spellEnd"/>
+          </w:p>
+        </w:tc>
+        <w:tc>
+          <w:tcPr>
+            <w:tcW w:w="1322" w:type="dxa"/>
+          </w:tcPr>
+          <w:p>
+            <w:pPr>
+              <w:spacing w:line="360" w:lineRule="auto"/>
+              <w:jc w:val="center"/>
+              <w:rPr>
+                <w:rFonts w:ascii="Times New Roman" w:hAnsi="Times New Roman"/>
+                <w:sz w:val="24"/>
+                <w:szCs w:val="24"/>
+              </w:rPr>
+            </w:pPr>
+            <w:r>
+              <w:rPr>
+                <w:rFonts w:ascii="Times New Roman" w:hAnsi="Times New Roman"/>
+                <w:sz w:val="24"/>
+                <w:szCs w:val="24"/>
+              </w:rPr>
+              <w:t>1:M</w:t>
+            </w:r>
+          </w:p>
+        </w:tc>
+        <w:tc>
+          <w:tcPr>
+            <w:tcW w:w="5097" w:type="dxa"/>
+          </w:tcPr>
+          <w:p>
+            <w:pPr>
+              <w:spacing w:line="360" w:lineRule="auto"/>
+              <w:jc w:val="both"/>
+              <w:rPr>
+                <w:rFonts w:ascii="Times New Roman" w:hAnsi="Times New Roman"/>
+                <w:sz w:val="24"/>
+                <w:szCs w:val="24"/>
+              </w:rPr>
+            </w:pPr>
+            <w:r>
+              <w:rPr>
+                <w:rFonts w:ascii="Times New Roman" w:hAnsi="Times New Roman"/>
+                <w:sz w:val="24"/>
+                <w:szCs w:val="24"/>
+              </w:rPr>
+              <w:t>Одна запчасть может использоваться в разных заказах</w:t>
+            </w:r>
+          </w:p>
+        </w:tc>
+      </w:tr>
+      <w:tr>
+        <w:tc>
+          <w:tcPr>
+            <w:tcW w:w="3209" w:type="dxa"/>
+          </w:tcPr>
+          <w:p>
+            <w:pPr>
+              <w:spacing w:line="360" w:lineRule="auto"/>
+              <w:jc w:val="both"/>
+              <w:rPr>
+                <w:rFonts w:ascii="Times New Roman" w:hAnsi="Times New Roman"/>
+                <w:sz w:val="24"/>
+                <w:szCs w:val="24"/>
+              </w:rPr>
+            </w:pPr>
+            <w:proofErr w:type="spellStart"/>
+            <w:r>
+              <w:rPr>
+                <w:rFonts w:ascii="Times New Roman" w:hAnsi="Times New Roman"/>
+                <w:sz w:val="24"/>
+                <w:szCs w:val="24"/>
+              </w:rPr>
+              <w:t>Сотрудник</w:t>
+            </w:r>
+            <w:proofErr w:type="spellEnd"/>
+            <w:r>
+              <w:rPr>
+                <w:rFonts w:ascii="Times New Roman" w:hAnsi="Times New Roman"/>
+                <w:sz w:val="24"/>
+                <w:szCs w:val="24"/>
+              </w:rPr>
+              <w:t xml:space="preserve"> — </w:t>
+            </w:r>
+            <w:proofErr w:type="spellStart"/>
+            <w:r>
+              <w:rPr>
+                <w:rFonts w:ascii="Times New Roman" w:hAnsi="Times New Roman"/>
+                <w:sz w:val="24"/>
+                <w:szCs w:val="24"/>
+              </w:rPr>
+              <w:t>Пользователь</w:t>
+            </w:r>
+            <w:proofErr w:type="spellEnd"/>
+          </w:p>
+        </w:tc>
+        <w:tc>
+          <w:tcPr>
+            <w:tcW w:w="1322" w:type="dxa"/>
+          </w:tcPr>
+          <w:p>
+            <w:pPr>
+              <w:spacing w:line="360" w:lineRule="auto"/>
+              <w:jc w:val="center"/>
+              <w:rPr>
+                <w:rFonts w:ascii="Times New Roman" w:hAnsi="Times New Roman"/>
+                <w:sz w:val="24"/>
+                <w:szCs w:val="24"/>
+              </w:rPr>
+            </w:pPr>
+            <w:r>
+              <w:rPr>
+                <w:rFonts w:ascii="Times New Roman" w:hAnsi="Times New Roman"/>
+                <w:sz w:val="24"/>
+                <w:szCs w:val="24"/>
+              </w:rPr>
+              <w:t xml:space="preserve">1:1 / </w:t>
+            </w:r>
+            <w:proofErr w:type="gramStart"/>
+            <w:r>
+              <w:rPr>
+                <w:rFonts w:ascii="Times New Roman" w:hAnsi="Times New Roman"/>
+                <w:sz w:val="24"/>
+                <w:szCs w:val="24"/>
+              </w:rPr>
+              <w:t>1:0..</w:t>
+            </w:r>
+            <w:proofErr w:type="gramEnd"/>
+            <w:r>
+              <w:rPr>
+                <w:rFonts w:ascii="Times New Roman" w:hAnsi="Times New Roman"/>
+                <w:sz w:val="24"/>
+                <w:szCs w:val="24"/>
+              </w:rPr>
+              <w:t>1</w:t>
+            </w:r>
+          </w:p>
+        </w:tc>
+        <w:tc>
+          <w:tcPr>
+            <w:tcW w:w="5097" w:type="dxa"/>
+          </w:tcPr>
+          <w:p>
+            <w:pPr>
+              <w:spacing w:line="360" w:lineRule="auto"/>
+              <w:jc w:val="both"/>
+              <w:rPr>
+                <w:rFonts w:ascii="Times New Roman" w:hAnsi="Times New Roman"/>
+                <w:sz w:val="24"/>
+                <w:szCs w:val="24"/>
+              </w:rPr>
+            </w:pPr>
+            <w:r>
+              <w:rPr>
+                <w:rFonts w:ascii="Times New Roman" w:hAnsi="Times New Roman"/>
+                <w:sz w:val="24"/>
+                <w:szCs w:val="24"/>
+              </w:rPr>
+              <w:t>Сотруднику может соответствовать одна учетная запись</w:t>
+            </w:r>
+          </w:p>
+        </w:tc>
+      </w:tr>
+      <w:tr>
+        <w:tc>
+          <w:tcPr>
+            <w:tcW w:w="3209" w:type="dxa"/>
+          </w:tcPr>
+          <w:p>
+            <w:pPr>
+              <w:spacing w:line="360" w:lineRule="auto"/>
+              <w:jc w:val="both"/>
+              <w:rPr>
+                <w:rFonts w:ascii="Times New Roman" w:hAnsi="Times New Roman"/>
+                <w:sz w:val="24"/>
+                <w:szCs w:val="24"/>
+              </w:rPr>
+            </w:pPr>
+            <w:proofErr w:type="spellStart"/>
+            <w:r>
+              <w:rPr>
+                <w:rFonts w:ascii="Times New Roman" w:hAnsi="Times New Roman"/>
+                <w:sz w:val="24"/>
+                <w:szCs w:val="24"/>
+              </w:rPr>
+              <w:t>Роль</w:t>
+            </w:r>
+            <w:proofErr w:type="spellEnd"/>
+            <w:r>
+              <w:rPr>
+                <w:rFonts w:ascii="Times New Roman" w:hAnsi="Times New Roman"/>
+                <w:sz w:val="24"/>
+                <w:szCs w:val="24"/>
+              </w:rPr>
+              <w:t xml:space="preserve"> — </w:t>
+            </w:r>
+            <w:proofErr w:type="spellStart"/>
+            <w:r>
+              <w:rPr>
+                <w:rFonts w:ascii="Times New Roman" w:hAnsi="Times New Roman"/>
+                <w:sz w:val="24"/>
+                <w:szCs w:val="24"/>
+              </w:rPr>
+              <w:t>Пользователь</w:t>
+            </w:r>
+            <w:proofErr w:type="spellEnd"/>
+          </w:p>
+        </w:tc>
+        <w:tc>
+          <w:tcPr>
+            <w:tcW w:w="1322" w:type="dxa"/>
+          </w:tcPr>
+          <w:p>
+            <w:pPr>
+              <w:spacing w:line="360" w:lineRule="auto"/>
+              <w:jc w:val="center"/>
+              <w:rPr>
+                <w:rFonts w:ascii="Times New Roman" w:hAnsi="Times New Roman"/>
+                <w:sz w:val="24"/>
+                <w:szCs w:val="24"/>
+              </w:rPr>
+            </w:pPr>
+            <w:r>
+              <w:rPr>
+                <w:rFonts w:ascii="Times New Roman" w:hAnsi="Times New Roman"/>
+                <w:sz w:val="24"/>
+                <w:szCs w:val="24"/>
+              </w:rPr>
+              <w:t>1:M</w:t>
+            </w:r>
+          </w:p>
+        </w:tc>
+        <w:tc>
+          <w:tcPr>
+            <w:tcW w:w="5097" w:type="dxa"/>
+          </w:tcPr>
+          <w:p>
+            <w:pPr>
+              <w:spacing w:line="360" w:lineRule="auto"/>
+              <w:jc w:val="both"/>
+              <w:rPr>
+                <w:rFonts w:ascii="Times New Roman" w:hAnsi="Times New Roman"/>
+                <w:sz w:val="24"/>
+                <w:szCs w:val="24"/>
+              </w:rPr>
+            </w:pPr>
+            <w:r>
+              <w:rPr>
+                <w:rFonts w:ascii="Times New Roman" w:hAnsi="Times New Roman"/>
+                <w:sz w:val="24"/>
+                <w:szCs w:val="24"/>
+              </w:rPr>
+              <w:t>Одна роль может быть назначена нескольким пользователям</w:t>
+            </w:r>
+          </w:p>
+        </w:tc>
+      </w:tr>
+    </w:tbl>
+    <w:p>
+      <w:pPr>
+        <w:spacing w:line="360" w:lineRule="auto"/>
+        <w:jc w:val="both"/>
+        <w:rPr>
+          <w:rFonts w:ascii="Times New Roman" w:hAnsi="Times New Roman"/>
+          <w:b/>
+          <w:bCs/>
+          <w:sz w:val="28"/>
+          <w:szCs w:val="28"/>
+          <w:lang w:val="ru-RU"/>
+        </w:rPr>
+      </w:pPr>
+    </w:p>
+    <w:p>
+      <w:pPr>
+        <w:spacing w:line="360" w:lineRule="auto"/>
+        <w:ind w:firstLine="425"/>
+        <w:jc w:val="both"/>
+        <w:rPr>
+          <w:rFonts w:ascii="Times New Roman" w:hAnsi="Times New Roman"/>
+          <w:b/>
+          <w:bCs/>
+          <w:sz w:val="28"/>
+          <w:szCs w:val="28"/>
+          <w:lang w:val="ru-RU"/>
+        </w:rPr>
+      </w:pPr>
+      <w:r>
+        <w:rPr>
+          <w:rFonts w:ascii="Times New Roman" w:hAnsi="Times New Roman"/>
+          <w:b/>
+          <w:bCs/>
+          <w:sz w:val="28"/>
+          <w:szCs w:val="28"/>
+          <w:lang w:val="ru-RU"/>
+        </w:rPr>
+        <w:t>Краткая характеристика модели</w:t>
+      </w:r>
+    </w:p>
+    <w:p>
+      <w:pPr>
+        <w:spacing w:line="360" w:lineRule="auto"/>
+        <w:ind w:firstLine="425"/>
+        <w:jc w:val="both"/>
+        <w:rPr>
+          <w:rFonts w:ascii="Times New Roman" w:hAnsi="Times New Roman"/>
+          <w:sz w:val="28"/>
+          <w:szCs w:val="28"/>
+        </w:rPr>
+      </w:pPr>
+      <w:r>
+        <w:rPr>
+          <w:rFonts w:ascii="Times New Roman" w:hAnsi="Times New Roman"/>
+          <w:sz w:val="28"/>
+          <w:szCs w:val="28"/>
+          <w:lang w:val="ru-RU"/>
+        </w:rPr>
+        <w:t xml:space="preserve">Центральной сущностью концептуальной модели является </w:t>
+      </w:r>
+      <w:proofErr w:type="spellStart"/>
+      <w:r>
+        <w:rPr>
+          <w:rFonts w:ascii="Times New Roman" w:hAnsi="Times New Roman"/>
+          <w:sz w:val="28"/>
+          <w:szCs w:val="28"/>
+          <w:lang w:val="ru-RU"/>
+        </w:rPr>
+        <w:t>ЗаказНаряд</w:t>
+      </w:r>
+      <w:proofErr w:type="spellEnd"/>
+      <w:r>
+        <w:rPr>
+          <w:rFonts w:ascii="Times New Roman" w:hAnsi="Times New Roman"/>
+          <w:sz w:val="28"/>
+          <w:szCs w:val="28"/>
+          <w:lang w:val="ru-RU"/>
+        </w:rPr>
+        <w:t xml:space="preserve">, так как именно она связывает клиента, автомобиль, сотрудника, услуги и запчасти. Для корректного учета состава заказа выделены отдельные сущности </w:t>
+      </w:r>
+      <w:proofErr w:type="spellStart"/>
+      <w:r>
+        <w:rPr>
+          <w:rFonts w:ascii="Times New Roman" w:hAnsi="Times New Roman"/>
+          <w:sz w:val="28"/>
+          <w:szCs w:val="28"/>
+          <w:lang w:val="ru-RU"/>
+        </w:rPr>
+        <w:t>ПозицияУслуги</w:t>
+      </w:r>
+      <w:proofErr w:type="spellEnd"/>
+      <w:r>
+        <w:rPr>
+          <w:rFonts w:ascii="Times New Roman" w:hAnsi="Times New Roman"/>
+          <w:sz w:val="28"/>
+          <w:szCs w:val="28"/>
+          <w:lang w:val="ru-RU"/>
+        </w:rPr>
+        <w:t xml:space="preserve"> и </w:t>
+      </w:r>
+      <w:proofErr w:type="spellStart"/>
+      <w:r>
+        <w:rPr>
+          <w:rFonts w:ascii="Times New Roman" w:hAnsi="Times New Roman"/>
+          <w:sz w:val="28"/>
+          <w:szCs w:val="28"/>
+          <w:lang w:val="ru-RU"/>
+        </w:rPr>
+        <w:t>ПозицияЗапчасти</w:t>
+      </w:r>
+      <w:proofErr w:type="spellEnd"/>
+      <w:r>
+        <w:rPr>
+          <w:rFonts w:ascii="Times New Roman" w:hAnsi="Times New Roman"/>
+          <w:sz w:val="28"/>
+          <w:szCs w:val="28"/>
+          <w:lang w:val="ru-RU"/>
+        </w:rPr>
+        <w:t>. Такое решение позволяет отразить тот факт, что один заказ может включать одновременно несколько услуг и несколько запчастей. Сущности Пользователь и Роль введены как вспомогательные, поскольку в системе предусмотрен доступ пользователей с учетом их полномочий.</w:t>
+      </w:r>
+    </w:p>
+    <w:p>
+      <w:pPr>
+        <w:spacing w:line="360" w:lineRule="auto"/>
+        <w:ind w:firstLine="425"/>
+        <w:jc w:val="both"/>
+        <w:rPr>
+          <w:rFonts w:ascii="Times New Roman" w:hAnsi="Times New Roman"/>
+          <w:b/>
+          <w:bCs/>
+          <w:sz w:val="28"/>
+          <w:szCs w:val="28"/>
+          <w:lang w:val="ru-RU"/>
+        </w:rPr>
+      </w:pPr>
+      <w:r>
+        <w:rPr>
+          <w:rFonts w:ascii="Times New Roman" w:hAnsi="Times New Roman"/>
+          <w:b/>
+          <w:bCs/>
+          <w:sz w:val="28"/>
+          <w:szCs w:val="28"/>
+          <w:lang w:val="ru-RU"/>
+        </w:rPr>
+        <w:lastRenderedPageBreak/>
+        <w:t>2.4.2. ER-диаграмма</w:t>
+      </w:r>
+    </w:p>
+    <w:p>
+      <w:pPr>
+        <w:spacing w:line="360" w:lineRule="auto"/>
+        <w:ind w:firstLine="425"/>
+        <w:jc w:val="both"/>
+        <w:rPr>
+          <w:rFonts w:ascii="Times New Roman" w:hAnsi="Times New Roman"/>
+          <w:sz w:val="28"/>
+          <w:szCs w:val="28"/>
+          <w:lang w:val="ru-RU"/>
+        </w:rPr>
+      </w:pPr>
+      <w:r>
+        <w:rPr>
+          <w:rFonts w:ascii="Times New Roman" w:hAnsi="Times New Roman"/>
+          <w:sz w:val="28"/>
+          <w:szCs w:val="28"/>
+          <w:lang w:val="ru-RU"/>
+        </w:rPr>
+        <w:t xml:space="preserve">На следующем этапе проектирования базы данных была построена ER-диаграмма, отражающая сущности предметной области и связи между ними. ER-диаграмма позволяет перейти от общего представления о данных к более формализованной модели, которая в дальнейшем используется при разработке логической и физической структуры базы данных. </w:t>
+      </w:r>
+    </w:p>
+    <w:p>
+      <w:pPr>
+        <w:spacing w:line="360" w:lineRule="auto"/>
+        <w:ind w:firstLine="425"/>
+        <w:jc w:val="both"/>
+        <w:rPr>
+          <w:rFonts w:ascii="Times New Roman" w:hAnsi="Times New Roman"/>
+          <w:sz w:val="28"/>
+          <w:szCs w:val="28"/>
+          <w:lang w:val="ru-RU"/>
+        </w:rPr>
+      </w:pPr>
+      <w:r>
+        <w:rPr>
+          <w:rFonts w:ascii="Times New Roman" w:hAnsi="Times New Roman"/>
+          <w:sz w:val="28"/>
+          <w:szCs w:val="28"/>
+          <w:lang w:val="ru-RU"/>
+        </w:rPr>
+        <w:t>Созданная диаграмма приведена на рисунке 2.4.1.</w:t>
+      </w:r>
+    </w:p>
+    <w:p>
+      <w:pPr>
+        <w:spacing w:line="360" w:lineRule="auto"/>
+        <w:rPr>
+          <w:rFonts w:ascii="Times New Roman" w:hAnsi="Times New Roman"/>
+          <w:sz w:val="28"/>
+          <w:szCs w:val="28"/>
+          <w:lang w:val="ru-RU"/>
+        </w:rPr>
+      </w:pPr>
+      <w:r>
+        <w:rPr>
+          <w:rFonts w:ascii="Times New Roman" w:hAnsi="Times New Roman"/>
+          <w:sz w:val="28"/>
+          <w:szCs w:val="28"/>
+          <w:lang w:val="ru-RU"/>
+        </w:rPr>
+        <w:drawing>
+          <wp:inline distT="0" distB="0" distL="0" distR="0" wp14:anchorId="07AF53CF" wp14:editId="38E05460">
+            <wp:extent cx="6120130" cy="4568825"/>
+            <wp:effectExtent l="0" t="0" r="0" b="3175"/>
+            <wp:docPr id="7" name="Рисунок 7"/>
+            <wp:cNvGraphicFramePr>
+              <a:graphicFrameLocks xmlns:a="http://schemas.openxmlformats.org/drawingml/2006/main" noChangeAspect="1"/>
+            </wp:cNvGraphicFramePr>
+            <a:graphic xmlns:a="http://schemas.openxmlformats.org/drawingml/2006/main">
+              <a:graphicData uri="http://schemas.openxmlformats.org/drawingml/2006/picture">
+                <pic:pic xmlns:pic="http://schemas.openxmlformats.org/drawingml/2006/picture">
+                  <pic:nvPicPr>
+                    <pic:cNvPr id="1" name=""/>
+                    <pic:cNvPicPr/>
+                  </pic:nvPicPr>
+                  <pic:blipFill>
+                    <a:blip r:embed="rId20"/>
+                    <a:stretch>
+                      <a:fillRect/>
+                    </a:stretch>
+                  </pic:blipFill>
+                  <pic:spPr>
+                    <a:xfrm>
+                      <a:off x="0" y="0"/>
+                      <a:ext cx="6120130" cy="4568825"/>
+                    </a:xfrm>
+                    <a:prstGeom prst="rect">
+                      <a:avLst/>
+                    </a:prstGeom>
+                  </pic:spPr>
+                </pic:pic>
+              </a:graphicData>
+            </a:graphic>
+          </wp:inline>
+        </w:drawing>
+      </w:r>
+    </w:p>
+    <w:p>
+      <w:pPr>
+        <w:spacing w:line="360" w:lineRule="auto"/>
+        <w:ind w:firstLine="425"/>
+        <w:jc w:val="center"/>
+        <w:rPr>
+          <w:rFonts w:ascii="Times New Roman" w:hAnsi="Times New Roman"/>
+          <w:sz w:val="28"/>
+          <w:szCs w:val="28"/>
+          <w:lang w:val="ru-RU"/>
+        </w:rPr>
+      </w:pPr>
+      <w:r>
+        <w:rPr>
+          <w:rFonts w:ascii="Times New Roman" w:hAnsi="Times New Roman"/>
+          <w:sz w:val="28"/>
+          <w:szCs w:val="28"/>
+          <w:lang w:val="ru-RU"/>
+        </w:rPr>
+        <w:t>Рисунок 2.4.1 – Концептуальная модель базы данных</w:t>
+      </w:r>
+    </w:p>
+    <w:p>
+      <w:pPr>
+        <w:spacing w:line="360" w:lineRule="auto"/>
+        <w:ind w:firstLine="425"/>
+        <w:jc w:val="both"/>
+        <w:rPr>
+          <w:rFonts w:ascii="Times New Roman" w:hAnsi="Times New Roman"/>
+          <w:sz w:val="28"/>
+          <w:szCs w:val="28"/>
+          <w:lang w:val="ru-RU"/>
+        </w:rPr>
+      </w:pPr>
+    </w:p>
+    <w:p>
+      <w:pPr>
+        <w:spacing w:line="360" w:lineRule="auto"/>
+        <w:jc w:val="both"/>
+        <w:rPr>
+          <w:rFonts w:ascii="Times New Roman" w:hAnsi="Times New Roman"/>
+          <w:b/>
+          <w:bCs/>
+          <w:sz w:val="28"/>
+          <w:szCs w:val="28"/>
+          <w:lang w:val="ru-RU"/>
+        </w:rPr>
+      </w:pPr>
+    </w:p>
+    <w:p>
+      <w:pPr>
+        <w:spacing w:line="360" w:lineRule="auto"/>
+        <w:ind w:firstLine="425"/>
+        <w:jc w:val="both"/>
+        <w:rPr>
+          <w:rFonts w:ascii="Times New Roman" w:hAnsi="Times New Roman"/>
+          <w:b/>
+          <w:bCs/>
+          <w:sz w:val="28"/>
+          <w:szCs w:val="28"/>
+          <w:lang w:val="ru-RU"/>
+        </w:rPr>
+      </w:pPr>
+    </w:p>
+    <w:p>
+      <w:pPr>
+        <w:spacing w:line="360" w:lineRule="auto"/>
+        <w:ind w:firstLine="425"/>
+        <w:jc w:val="center"/>
+        <w:rPr>
+          <w:rFonts w:ascii="Times New Roman" w:hAnsi="Times New Roman"/>
+          <w:sz w:val="28"/>
+          <w:szCs w:val="28"/>
+          <w:lang w:val="ru-RU"/>
+        </w:rPr>
+      </w:pPr>
+    </w:p>
+    <w:p>
+      <w:pPr>
+        <w:spacing w:line="360" w:lineRule="auto"/>
+        <w:ind w:firstLine="425"/>
+        <w:jc w:val="center"/>
+        <w:rPr>
+          <w:rFonts w:ascii="Times New Roman" w:hAnsi="Times New Roman"/>
+          <w:sz w:val="28"/>
+          <w:szCs w:val="28"/>
+          <w:lang w:val="ru-RU"/>
+        </w:rPr>
+      </w:pPr>
+    </w:p>
+    <w:p>
+      <w:pPr>
+        <w:spacing w:line="360" w:lineRule="auto"/>
+        <w:ind w:firstLine="425"/>
+        <w:jc w:val="both"/>
+        <w:rPr>
+          <w:rFonts w:ascii="Times New Roman" w:hAnsi="Times New Roman"/>
+          <w:sz w:val="28"/>
+          <w:szCs w:val="28"/>
+          <w:lang w:val="ru-RU"/>
+        </w:rPr>
+      </w:pPr>
+    </w:p>
+    <w:p>
+      <w:pPr>
+        <w:spacing w:after="160" w:line="259" w:lineRule="auto"/>
+        <w:rPr>
+          <w:rFonts w:ascii="Times New Roman" w:hAnsi="Times New Roman"/>
+          <w:sz w:val="28"/>
+          <w:szCs w:val="28"/>
+          <w:lang w:val="ru-RU"/>
+        </w:rPr>
+      </w:pPr>
     </w:p>
     <w:sectPr>
-      <w:footerReference w:type="default" r:id="rId20"/>
+      <w:footerReference w:type="default" r:id="rId21"/>
       <w:pgSz w:w="11906" w:h="16838"/>
       <w:pgMar w:top="1134" w:right="567" w:bottom="1134" w:left="1701" w:header="709" w:footer="709" w:gutter="0"/>
       <w:pgNumType w:start="2"/>
@@ -15760,7 +19183,6 @@
   <w:style w:type="character" w:default="1" w:styleId="a0">
     <w:name w:val="Default Paragraph Font"/>
     <w:uiPriority w:val="1"/>
-    <w:semiHidden/>
     <w:unhideWhenUsed/>
   </w:style>
   <w:style w:type="table" w:default="1" w:styleId="a1">

--- a/3 Проектирование информационных систем (Миронов Александр Юрьевич)/Курсовая/Курсовая Соколов Д.А. Ик-731 (ПИС).docx
+++ b/3 Проектирование информационных систем (Миронов Александр Юрьевич)/Курсовая/Курсовая Соколов Д.А. Ик-731 (ПИС).docx
@@ -1,6 +1,6 @@
 
 <file path=word/document.xml><?xml version="1.0" encoding="utf-8"?>
-<w:document xmlns:wpc="http://schemas.microsoft.com/office/word/2010/wordprocessingCanvas" xmlns:cx="http://schemas.microsoft.com/office/drawing/2014/chartex" xmlns:cx1="http://schemas.microsoft.com/office/drawing/2015/9/8/chartex" xmlns:cx2="http://schemas.microsoft.com/office/drawing/2015/10/21/chartex" xmlns:cx3="http://schemas.microsoft.com/office/drawing/2016/5/9/chartex" xmlns:cx4="http://schemas.microsoft.com/office/drawing/2016/5/10/chartex" xmlns:cx5="http://schemas.microsoft.com/office/drawing/2016/5/11/chartex" xmlns:cx6="http://schemas.microsoft.com/office/drawing/2016/5/12/chartex" xmlns:cx7="http://schemas.microsoft.com/office/drawing/2016/5/13/chartex" xmlns:cx8="http://schemas.microsoft.com/office/drawing/2016/5/14/chartex" xmlns:mc="http://schemas.openxmlformats.org/markup-compatibility/2006" xmlns:aink="http://schemas.microsoft.com/office/drawing/2016/ink" xmlns:am3d="http://schemas.microsoft.com/office/drawing/2017/model3d" xmlns:o="urn:schemas-microsoft-com:office:office" xmlns:oel="http://schemas.microsoft.com/office/2019/extlst" xmlns:r="http://schemas.openxmlformats.org/officeDocument/2006/relationships" xmlns:m="http://schemas.openxmlformats.org/officeDocument/2006/math" xmlns:v="urn:schemas-microsoft-com:vml" xmlns:wp14="http://schemas.microsoft.com/office/word/2010/wordprocessingDrawing" xmlns:wp="http://schemas.openxmlformats.org/drawingml/2006/wordprocessingDrawing" xmlns:w10="urn:schemas-microsoft-com:office:word" xmlns:w="http://schemas.openxmlformats.org/wordprocessingml/2006/main" xmlns:w14="http://schemas.microsoft.com/office/word/2010/wordml" xmlns:w15="http://schemas.microsoft.com/office/word/2012/wordml" xmlns:w16cex="http://schemas.microsoft.com/office/word/2018/wordml/cex" xmlns:w16cid="http://schemas.microsoft.com/office/word/2016/wordml/cid" xmlns:w16="http://schemas.microsoft.com/office/word/2018/wordml" xmlns:w16sdtdh="http://schemas.microsoft.com/office/word/2020/wordml/sdtdatahash" xmlns:w16se="http://schemas.microsoft.com/office/word/2015/wordml/symex" xmlns:wpg="http://schemas.microsoft.com/office/word/2010/wordprocessingGroup" xmlns:wpi="http://schemas.microsoft.com/office/word/2010/wordprocessingInk" xmlns:wne="http://schemas.microsoft.com/office/word/2006/wordml" xmlns:wps="http://schemas.microsoft.com/office/word/2010/wordprocessingShape" mc:Ignorable="w14 w15 w16se w16cid w16 w16cex w16sdtdh wp14">
+<w:document xmlns:wpc="http://schemas.microsoft.com/office/word/2010/wordprocessingCanvas" xmlns:cx="http://schemas.microsoft.com/office/drawing/2014/chartex" xmlns:cx1="http://schemas.microsoft.com/office/drawing/2015/9/8/chartex" xmlns:cx2="http://schemas.microsoft.com/office/drawing/2015/10/21/chartex" xmlns:cx3="http://schemas.microsoft.com/office/drawing/2016/5/9/chartex" xmlns:cx4="http://schemas.microsoft.com/office/drawing/2016/5/10/chartex" xmlns:cx5="http://schemas.microsoft.com/office/drawing/2016/5/11/chartex" xmlns:cx6="http://schemas.microsoft.com/office/drawing/2016/5/12/chartex" xmlns:cx7="http://schemas.microsoft.com/office/drawing/2016/5/13/chartex" xmlns:cx8="http://schemas.microsoft.com/office/drawing/2016/5/14/chartex" xmlns:mc="http://schemas.openxmlformats.org/markup-compatibility/2006" xmlns:aink="http://schemas.microsoft.com/office/drawing/2016/ink" xmlns:am3d="http://schemas.microsoft.com/office/drawing/2017/model3d" xmlns:o="urn:schemas-microsoft-com:office:office" xmlns:r="http://schemas.openxmlformats.org/officeDocument/2006/relationships" xmlns:m="http://schemas.openxmlformats.org/officeDocument/2006/math" xmlns:v="urn:schemas-microsoft-com:vml" xmlns:wp14="http://schemas.microsoft.com/office/word/2010/wordprocessingDrawing" xmlns:wp="http://schemas.openxmlformats.org/drawingml/2006/wordprocessingDrawing" xmlns:w10="urn:schemas-microsoft-com:office:word" xmlns:w="http://schemas.openxmlformats.org/wordprocessingml/2006/main" xmlns:w14="http://schemas.microsoft.com/office/word/2010/wordml" xmlns:w15="http://schemas.microsoft.com/office/word/2012/wordml" xmlns:w16cex="http://schemas.microsoft.com/office/word/2018/wordml/cex" xmlns:w16cid="http://schemas.microsoft.com/office/word/2016/wordml/cid" xmlns:w16="http://schemas.microsoft.com/office/word/2018/wordml" xmlns:w16sdtdh="http://schemas.microsoft.com/office/word/2020/wordml/sdtdatahash" xmlns:w16se="http://schemas.microsoft.com/office/word/2015/wordml/symex" xmlns:wpg="http://schemas.microsoft.com/office/word/2010/wordprocessingGroup" xmlns:wpi="http://schemas.microsoft.com/office/word/2010/wordprocessingInk" xmlns:wne="http://schemas.microsoft.com/office/word/2006/wordml" xmlns:wps="http://schemas.microsoft.com/office/word/2010/wordprocessingShape" mc:Ignorable="w14 w15 w16se w16cid w16 w16cex w16sdtdh wp14">
   <w:body>
     <w:p>
       <w:pPr>
@@ -4075,23 +4075,13 @@
                 <w:lang w:val="ru-RU"/>
               </w:rPr>
             </w:pPr>
-            <w:proofErr w:type="spellStart"/>
             <w:r>
               <w:rPr>
                 <w:rFonts w:ascii="Times New Roman" w:hAnsi="Times New Roman"/>
                 <w:sz w:val="24"/>
                 <w:szCs w:val="24"/>
               </w:rPr>
-              <w:t>Согласование</w:t>
-            </w:r>
-            <w:proofErr w:type="spellEnd"/>
-            <w:r>
-              <w:rPr>
-                <w:rFonts w:ascii="Times New Roman" w:hAnsi="Times New Roman"/>
-                <w:sz w:val="24"/>
-                <w:szCs w:val="24"/>
-              </w:rPr>
-              <w:t xml:space="preserve"> </w:t>
+              <w:t xml:space="preserve">Согласование </w:t>
             </w:r>
             <w:proofErr w:type="spellStart"/>
             <w:r>
@@ -12343,43 +12333,7 @@
           <w:szCs w:val="28"/>
           <w:lang w:val="ru-RU"/>
         </w:rPr>
-        <w:t>Рисунок 2.1</w:t>
-      </w:r>
-      <w:r>
-        <w:rPr>
-          <w:rFonts w:ascii="Times New Roman" w:hAnsi="Times New Roman"/>
-          <w:sz w:val="28"/>
-          <w:szCs w:val="28"/>
-          <w:lang w:val="ru-RU"/>
-        </w:rPr>
-        <w:t>1</w:t>
-      </w:r>
-      <w:r>
-        <w:rPr>
-          <w:rFonts w:ascii="Times New Roman" w:hAnsi="Times New Roman"/>
-          <w:sz w:val="28"/>
-          <w:szCs w:val="28"/>
-          <w:lang w:val="ru-RU"/>
-        </w:rPr>
-        <w:t xml:space="preserve"> – </w:t>
-      </w:r>
-      <w:r>
-        <w:rPr>
-          <w:rFonts w:ascii="Times New Roman" w:hAnsi="Times New Roman"/>
-          <w:sz w:val="28"/>
-          <w:szCs w:val="28"/>
-          <w:lang w:val="ru-RU"/>
-        </w:rPr>
-        <w:t>Граничные</w:t>
-      </w:r>
-      <w:r>
-        <w:rPr>
-          <w:rFonts w:ascii="Times New Roman" w:hAnsi="Times New Roman"/>
-          <w:sz w:val="28"/>
-          <w:szCs w:val="28"/>
-          <w:lang w:val="ru-RU"/>
-        </w:rPr>
-        <w:t xml:space="preserve"> классы</w:t>
+        <w:t>Рисунок 2.11 – Граничные классы</w:t>
       </w:r>
     </w:p>
     <w:p>
@@ -12669,86 +12623,20 @@
           <w:bCs/>
           <w:sz w:val="28"/>
           <w:szCs w:val="28"/>
-        </w:rPr>
-      </w:pPr>
-      <w:proofErr w:type="spellStart"/>
-      <w:r>
-        <w:rPr>
-          <w:rFonts w:ascii="Times New Roman" w:hAnsi="Times New Roman"/>
-          <w:b/>
-          <w:bCs/>
-          <w:sz w:val="28"/>
-          <w:szCs w:val="28"/>
-        </w:rPr>
-        <w:t>Основные</w:t>
-      </w:r>
-      <w:proofErr w:type="spellEnd"/>
-      <w:r>
-        <w:rPr>
-          <w:rFonts w:ascii="Times New Roman" w:hAnsi="Times New Roman"/>
-          <w:b/>
-          <w:bCs/>
-          <w:sz w:val="28"/>
-          <w:szCs w:val="28"/>
-        </w:rPr>
-        <w:t xml:space="preserve"> </w:t>
-      </w:r>
-      <w:proofErr w:type="spellStart"/>
-      <w:r>
-        <w:rPr>
-          <w:rFonts w:ascii="Times New Roman" w:hAnsi="Times New Roman"/>
-          <w:b/>
-          <w:bCs/>
-          <w:sz w:val="28"/>
-          <w:szCs w:val="28"/>
-        </w:rPr>
-        <w:t>сущности</w:t>
-      </w:r>
-      <w:proofErr w:type="spellEnd"/>
-      <w:r>
-        <w:rPr>
-          <w:rFonts w:ascii="Times New Roman" w:hAnsi="Times New Roman"/>
-          <w:b/>
-          <w:bCs/>
-          <w:sz w:val="28"/>
-          <w:szCs w:val="28"/>
-        </w:rPr>
-        <w:t xml:space="preserve"> </w:t>
-      </w:r>
-      <w:proofErr w:type="spellStart"/>
-      <w:r>
-        <w:rPr>
-          <w:rFonts w:ascii="Times New Roman" w:hAnsi="Times New Roman"/>
-          <w:b/>
-          <w:bCs/>
-          <w:sz w:val="28"/>
-          <w:szCs w:val="28"/>
-        </w:rPr>
-        <w:t>концептуальной</w:t>
-      </w:r>
-      <w:proofErr w:type="spellEnd"/>
-      <w:r>
-        <w:rPr>
-          <w:rFonts w:ascii="Times New Roman" w:hAnsi="Times New Roman"/>
-          <w:b/>
-          <w:bCs/>
-          <w:sz w:val="28"/>
-          <w:szCs w:val="28"/>
-        </w:rPr>
-        <w:t xml:space="preserve"> </w:t>
-      </w:r>
-      <w:proofErr w:type="spellStart"/>
-      <w:r>
-        <w:rPr>
-          <w:rFonts w:ascii="Times New Roman" w:hAnsi="Times New Roman"/>
-          <w:b/>
-          <w:bCs/>
-          <w:sz w:val="28"/>
-          <w:szCs w:val="28"/>
-        </w:rPr>
-        <w:t>модели</w:t>
-      </w:r>
-      <w:proofErr w:type="spellEnd"/>
+          <w:lang w:val="ru-RU"/>
+        </w:rPr>
+      </w:pPr>
+      <w:r>
+        <w:rPr>
+          <w:rFonts w:ascii="Times New Roman" w:hAnsi="Times New Roman"/>
+          <w:b/>
+          <w:bCs/>
+          <w:sz w:val="28"/>
+          <w:szCs w:val="28"/>
+          <w:lang w:val="ru-RU"/>
+        </w:rPr>
+        <w:t>Основные сущности концептуальной модели</w:t>
+      </w:r>
     </w:p>
     <w:p>
       <w:pPr>
@@ -13522,15 +13410,17 @@
           <w:bCs/>
           <w:sz w:val="28"/>
           <w:szCs w:val="28"/>
-        </w:rPr>
-      </w:pPr>
-      <w:r>
-        <w:rPr>
-          <w:rFonts w:ascii="Times New Roman" w:hAnsi="Times New Roman"/>
-          <w:b/>
-          <w:bCs/>
-          <w:sz w:val="28"/>
-          <w:szCs w:val="28"/>
+          <w:lang w:val="ru-RU"/>
+        </w:rPr>
+      </w:pPr>
+      <w:r>
+        <w:rPr>
+          <w:rFonts w:ascii="Times New Roman" w:hAnsi="Times New Roman"/>
+          <w:b/>
+          <w:bCs/>
+          <w:sz w:val="28"/>
+          <w:szCs w:val="28"/>
+          <w:lang w:val="ru-RU"/>
         </w:rPr>
         <w:br w:type="page"/>
       </w:r>
@@ -13549,210 +13439,54 @@
           <w:lang w:val="ru-RU"/>
         </w:rPr>
       </w:pPr>
-      <w:proofErr w:type="spellStart"/>
-      <w:r>
-        <w:rPr>
-          <w:rFonts w:ascii="Times New Roman" w:hAnsi="Times New Roman"/>
-          <w:b/>
-          <w:bCs/>
-          <w:sz w:val="28"/>
-          <w:szCs w:val="28"/>
+      <w:r>
+        <w:rPr>
+          <w:rFonts w:ascii="Times New Roman" w:hAnsi="Times New Roman"/>
+          <w:b/>
+          <w:bCs/>
+          <w:sz w:val="28"/>
+          <w:szCs w:val="28"/>
+          <w:lang w:val="ru-RU"/>
         </w:rPr>
         <w:lastRenderedPageBreak/>
-        <w:t>Основные</w:t>
-      </w:r>
-      <w:proofErr w:type="spellEnd"/>
-      <w:r>
-        <w:rPr>
-          <w:rFonts w:ascii="Times New Roman" w:hAnsi="Times New Roman"/>
-          <w:b/>
-          <w:bCs/>
-          <w:sz w:val="28"/>
-          <w:szCs w:val="28"/>
-        </w:rPr>
-        <w:t xml:space="preserve"> </w:t>
-      </w:r>
-      <w:proofErr w:type="spellStart"/>
-      <w:r>
-        <w:rPr>
-          <w:rFonts w:ascii="Times New Roman" w:hAnsi="Times New Roman"/>
-          <w:b/>
-          <w:bCs/>
-          <w:sz w:val="28"/>
-          <w:szCs w:val="28"/>
-        </w:rPr>
-        <w:t>связи</w:t>
-      </w:r>
-      <w:proofErr w:type="spellEnd"/>
-      <w:r>
-        <w:rPr>
-          <w:rFonts w:ascii="Times New Roman" w:hAnsi="Times New Roman"/>
-          <w:b/>
-          <w:bCs/>
-          <w:sz w:val="28"/>
-          <w:szCs w:val="28"/>
-        </w:rPr>
-        <w:t xml:space="preserve"> </w:t>
-      </w:r>
-      <w:proofErr w:type="spellStart"/>
-      <w:r>
-        <w:rPr>
-          <w:rFonts w:ascii="Times New Roman" w:hAnsi="Times New Roman"/>
-          <w:b/>
-          <w:bCs/>
-          <w:sz w:val="28"/>
-          <w:szCs w:val="28"/>
-        </w:rPr>
-        <w:t>между</w:t>
-      </w:r>
-      <w:proofErr w:type="spellEnd"/>
-      <w:r>
-        <w:rPr>
-          <w:rFonts w:ascii="Times New Roman" w:hAnsi="Times New Roman"/>
-          <w:b/>
-          <w:bCs/>
-          <w:sz w:val="28"/>
-          <w:szCs w:val="28"/>
-        </w:rPr>
-        <w:t xml:space="preserve"> </w:t>
-      </w:r>
-      <w:proofErr w:type="spellStart"/>
-      <w:r>
-        <w:rPr>
-          <w:rFonts w:ascii="Times New Roman" w:hAnsi="Times New Roman"/>
-          <w:b/>
-          <w:bCs/>
-          <w:sz w:val="28"/>
-          <w:szCs w:val="28"/>
-        </w:rPr>
-        <w:t>сущностями</w:t>
-      </w:r>
-      <w:proofErr w:type="spellEnd"/>
-    </w:p>
-    <w:p>
-      <w:pPr>
-        <w:spacing w:line="360" w:lineRule="auto"/>
-        <w:jc w:val="both"/>
-        <w:rPr>
-          <w:rFonts w:ascii="Times New Roman" w:hAnsi="Times New Roman"/>
-          <w:b/>
-          <w:bCs/>
-          <w:sz w:val="28"/>
-          <w:szCs w:val="28"/>
-          <w:lang w:val="ru-RU"/>
-        </w:rPr>
-      </w:pPr>
-      <w:r>
-        <w:rPr>
-          <w:rFonts w:ascii="Times New Roman" w:hAnsi="Times New Roman"/>
-          <w:b/>
-          <w:bCs/>
-          <w:sz w:val="28"/>
-          <w:szCs w:val="28"/>
-          <w:lang w:val="ru-RU"/>
-        </w:rPr>
-        <w:t>Таблица 2.4.</w:t>
-      </w:r>
-      <w:r>
-        <w:rPr>
-          <w:rFonts w:ascii="Times New Roman" w:hAnsi="Times New Roman"/>
-          <w:b/>
-          <w:bCs/>
-          <w:sz w:val="28"/>
-          <w:szCs w:val="28"/>
-          <w:lang w:val="ru-RU"/>
-        </w:rPr>
-        <w:t>2</w:t>
-      </w:r>
-      <w:r>
-        <w:rPr>
-          <w:rFonts w:ascii="Times New Roman" w:hAnsi="Times New Roman"/>
-          <w:b/>
-          <w:bCs/>
-          <w:sz w:val="28"/>
-          <w:szCs w:val="28"/>
-          <w:lang w:val="ru-RU"/>
-        </w:rPr>
-        <w:t xml:space="preserve"> - </w:t>
-      </w:r>
-      <w:proofErr w:type="spellStart"/>
-      <w:r>
-        <w:rPr>
-          <w:rFonts w:ascii="Times New Roman" w:hAnsi="Times New Roman"/>
-          <w:b/>
-          <w:bCs/>
-          <w:sz w:val="28"/>
-          <w:szCs w:val="28"/>
-        </w:rPr>
-        <w:t>Основные</w:t>
-      </w:r>
-      <w:proofErr w:type="spellEnd"/>
-      <w:r>
-        <w:rPr>
-          <w:rFonts w:ascii="Times New Roman" w:hAnsi="Times New Roman"/>
-          <w:b/>
-          <w:bCs/>
-          <w:sz w:val="28"/>
-          <w:szCs w:val="28"/>
-        </w:rPr>
-        <w:t xml:space="preserve"> </w:t>
-      </w:r>
-      <w:proofErr w:type="spellStart"/>
-      <w:r>
-        <w:rPr>
-          <w:rFonts w:ascii="Times New Roman" w:hAnsi="Times New Roman"/>
-          <w:b/>
-          <w:bCs/>
-          <w:sz w:val="28"/>
-          <w:szCs w:val="28"/>
-        </w:rPr>
-        <w:t>связи</w:t>
-      </w:r>
-      <w:proofErr w:type="spellEnd"/>
-      <w:r>
-        <w:rPr>
-          <w:rFonts w:ascii="Times New Roman" w:hAnsi="Times New Roman"/>
-          <w:b/>
-          <w:bCs/>
-          <w:sz w:val="28"/>
-          <w:szCs w:val="28"/>
-        </w:rPr>
-        <w:t xml:space="preserve"> </w:t>
-      </w:r>
-      <w:proofErr w:type="spellStart"/>
-      <w:r>
-        <w:rPr>
-          <w:rFonts w:ascii="Times New Roman" w:hAnsi="Times New Roman"/>
-          <w:b/>
-          <w:bCs/>
-          <w:sz w:val="28"/>
-          <w:szCs w:val="28"/>
-        </w:rPr>
-        <w:t>между</w:t>
-      </w:r>
-      <w:proofErr w:type="spellEnd"/>
-      <w:r>
-        <w:rPr>
-          <w:rFonts w:ascii="Times New Roman" w:hAnsi="Times New Roman"/>
-          <w:b/>
-          <w:bCs/>
-          <w:sz w:val="28"/>
-          <w:szCs w:val="28"/>
-        </w:rPr>
-        <w:t xml:space="preserve"> </w:t>
-      </w:r>
-      <w:proofErr w:type="spellStart"/>
-      <w:r>
-        <w:rPr>
-          <w:rFonts w:ascii="Times New Roman" w:hAnsi="Times New Roman"/>
-          <w:b/>
-          <w:bCs/>
-          <w:sz w:val="28"/>
-          <w:szCs w:val="28"/>
-        </w:rPr>
-        <w:t>сущностями</w:t>
-      </w:r>
-      <w:proofErr w:type="spellEnd"/>
+        <w:t>Основные связи между сущностями</w:t>
+      </w:r>
+    </w:p>
+    <w:p>
+      <w:pPr>
+        <w:spacing w:line="360" w:lineRule="auto"/>
+        <w:jc w:val="both"/>
+        <w:rPr>
+          <w:rFonts w:ascii="Times New Roman" w:hAnsi="Times New Roman"/>
+          <w:b/>
+          <w:bCs/>
+          <w:sz w:val="28"/>
+          <w:szCs w:val="28"/>
+          <w:lang w:val="ru-RU"/>
+        </w:rPr>
+      </w:pPr>
+      <w:r>
+        <w:rPr>
+          <w:rFonts w:ascii="Times New Roman" w:hAnsi="Times New Roman"/>
+          <w:b/>
+          <w:bCs/>
+          <w:sz w:val="28"/>
+          <w:szCs w:val="28"/>
+          <w:lang w:val="ru-RU"/>
+        </w:rPr>
+        <w:t xml:space="preserve">Таблица 2.4.2 - </w:t>
+      </w:r>
+      <w:r>
+        <w:rPr>
+          <w:rFonts w:ascii="Times New Roman" w:hAnsi="Times New Roman"/>
+          <w:b/>
+          <w:bCs/>
+          <w:sz w:val="28"/>
+          <w:szCs w:val="28"/>
+          <w:lang w:val="ru-RU"/>
+        </w:rPr>
+        <w:t>Основные связи между сущностями</w:t>
+      </w:r>
     </w:p>
     <w:tbl>
       <w:tblPr>
@@ -13960,6 +13694,7 @@
                 <w:rFonts w:ascii="Times New Roman" w:hAnsi="Times New Roman"/>
                 <w:sz w:val="24"/>
                 <w:szCs w:val="24"/>
+                <w:lang w:val="ru-RU"/>
               </w:rPr>
             </w:pPr>
             <w:r>
@@ -13967,6 +13702,7 @@
                 <w:rFonts w:ascii="Times New Roman" w:hAnsi="Times New Roman"/>
                 <w:sz w:val="24"/>
                 <w:szCs w:val="24"/>
+                <w:lang w:val="ru-RU"/>
               </w:rPr>
               <w:t>Один клиент может иметь несколько автомобилей</w:t>
             </w:r>
@@ -14054,6 +13790,7 @@
                 <w:rFonts w:ascii="Times New Roman" w:hAnsi="Times New Roman"/>
                 <w:sz w:val="24"/>
                 <w:szCs w:val="24"/>
+                <w:lang w:val="ru-RU"/>
               </w:rPr>
             </w:pPr>
             <w:r>
@@ -14061,6 +13798,7 @@
                 <w:rFonts w:ascii="Times New Roman" w:hAnsi="Times New Roman"/>
                 <w:sz w:val="24"/>
                 <w:szCs w:val="24"/>
+                <w:lang w:val="ru-RU"/>
               </w:rPr>
               <w:t>Один клиент может оформить несколько заказ-нарядов</w:t>
             </w:r>
@@ -14148,6 +13886,7 @@
                 <w:rFonts w:ascii="Times New Roman" w:hAnsi="Times New Roman"/>
                 <w:sz w:val="24"/>
                 <w:szCs w:val="24"/>
+                <w:lang w:val="ru-RU"/>
               </w:rPr>
             </w:pPr>
             <w:r>
@@ -14155,6 +13894,7 @@
                 <w:rFonts w:ascii="Times New Roman" w:hAnsi="Times New Roman"/>
                 <w:sz w:val="24"/>
                 <w:szCs w:val="24"/>
+                <w:lang w:val="ru-RU"/>
               </w:rPr>
               <w:t>Для одного автомобиля может быть оформлено несколько заказов</w:t>
             </w:r>
@@ -14242,6 +13982,7 @@
                 <w:rFonts w:ascii="Times New Roman" w:hAnsi="Times New Roman"/>
                 <w:sz w:val="24"/>
                 <w:szCs w:val="24"/>
+                <w:lang w:val="ru-RU"/>
               </w:rPr>
             </w:pPr>
             <w:r>
@@ -14249,6 +13990,7 @@
                 <w:rFonts w:ascii="Times New Roman" w:hAnsi="Times New Roman"/>
                 <w:sz w:val="24"/>
                 <w:szCs w:val="24"/>
+                <w:lang w:val="ru-RU"/>
               </w:rPr>
               <w:t>Один сотрудник может вести несколько заказ-нарядов</w:t>
             </w:r>
@@ -14336,6 +14078,7 @@
                 <w:rFonts w:ascii="Times New Roman" w:hAnsi="Times New Roman"/>
                 <w:sz w:val="24"/>
                 <w:szCs w:val="24"/>
+                <w:lang w:val="ru-RU"/>
               </w:rPr>
             </w:pPr>
             <w:r>
@@ -14343,6 +14086,7 @@
                 <w:rFonts w:ascii="Times New Roman" w:hAnsi="Times New Roman"/>
                 <w:sz w:val="24"/>
                 <w:szCs w:val="24"/>
+                <w:lang w:val="ru-RU"/>
               </w:rPr>
               <w:t>Один заказ включает несколько услуг</w:t>
             </w:r>
@@ -14430,6 +14174,7 @@
                 <w:rFonts w:ascii="Times New Roman" w:hAnsi="Times New Roman"/>
                 <w:sz w:val="24"/>
                 <w:szCs w:val="24"/>
+                <w:lang w:val="ru-RU"/>
               </w:rPr>
             </w:pPr>
             <w:r>
@@ -14437,6 +14182,7 @@
                 <w:rFonts w:ascii="Times New Roman" w:hAnsi="Times New Roman"/>
                 <w:sz w:val="24"/>
                 <w:szCs w:val="24"/>
+                <w:lang w:val="ru-RU"/>
               </w:rPr>
               <w:t>Одна услуга может входить в разные заказы</w:t>
             </w:r>
@@ -14524,6 +14270,7 @@
                 <w:rFonts w:ascii="Times New Roman" w:hAnsi="Times New Roman"/>
                 <w:sz w:val="24"/>
                 <w:szCs w:val="24"/>
+                <w:lang w:val="ru-RU"/>
               </w:rPr>
             </w:pPr>
             <w:r>
@@ -14531,6 +14278,7 @@
                 <w:rFonts w:ascii="Times New Roman" w:hAnsi="Times New Roman"/>
                 <w:sz w:val="24"/>
                 <w:szCs w:val="24"/>
+                <w:lang w:val="ru-RU"/>
               </w:rPr>
               <w:t>Один заказ может содержать несколько запчастей</w:t>
             </w:r>
@@ -14618,6 +14366,7 @@
                 <w:rFonts w:ascii="Times New Roman" w:hAnsi="Times New Roman"/>
                 <w:sz w:val="24"/>
                 <w:szCs w:val="24"/>
+                <w:lang w:val="ru-RU"/>
               </w:rPr>
             </w:pPr>
             <w:r>
@@ -14625,6 +14374,7 @@
                 <w:rFonts w:ascii="Times New Roman" w:hAnsi="Times New Roman"/>
                 <w:sz w:val="24"/>
                 <w:szCs w:val="24"/>
+                <w:lang w:val="ru-RU"/>
               </w:rPr>
               <w:t>Одна запчасть может использоваться в разных заказах</w:t>
             </w:r>
@@ -14730,6 +14480,7 @@
                 <w:rFonts w:ascii="Times New Roman" w:hAnsi="Times New Roman"/>
                 <w:sz w:val="24"/>
                 <w:szCs w:val="24"/>
+                <w:lang w:val="ru-RU"/>
               </w:rPr>
             </w:pPr>
             <w:r>
@@ -14737,6 +14488,7 @@
                 <w:rFonts w:ascii="Times New Roman" w:hAnsi="Times New Roman"/>
                 <w:sz w:val="24"/>
                 <w:szCs w:val="24"/>
+                <w:lang w:val="ru-RU"/>
               </w:rPr>
               <w:t>Сотруднику может соответствовать одна учетная запись</w:t>
             </w:r>
@@ -14824,6 +14576,7 @@
                 <w:rFonts w:ascii="Times New Roman" w:hAnsi="Times New Roman"/>
                 <w:sz w:val="24"/>
                 <w:szCs w:val="24"/>
+                <w:lang w:val="ru-RU"/>
               </w:rPr>
             </w:pPr>
             <w:r>
@@ -14831,6 +14584,7 @@
                 <w:rFonts w:ascii="Times New Roman" w:hAnsi="Times New Roman"/>
                 <w:sz w:val="24"/>
                 <w:szCs w:val="24"/>
+                <w:lang w:val="ru-RU"/>
               </w:rPr>
               <w:t>Одна роль может быть назначена нескольким пользователям</w:t>
             </w:r>
@@ -14887,6 +14641,7 @@
           <w:rFonts w:ascii="Times New Roman" w:hAnsi="Times New Roman"/>
           <w:sz w:val="28"/>
           <w:szCs w:val="28"/>
+          <w:lang w:val="ru-RU"/>
         </w:rPr>
       </w:pPr>
       <w:r>
@@ -15043,6 +14798,7 @@
       <w:r>
         <w:rPr>
           <w:rFonts w:ascii="Times New Roman" w:hAnsi="Times New Roman"/>
+          <w:noProof/>
           <w:sz w:val="28"/>
           <w:szCs w:val="28"/>
           <w:lang w:val="ru-RU"/>
@@ -15113,40 +14869,271 @@
         <w:jc w:val="both"/>
         <w:rPr>
           <w:rFonts w:ascii="Times New Roman" w:hAnsi="Times New Roman"/>
-          <w:sz w:val="28"/>
-          <w:szCs w:val="28"/>
-          <w:lang w:val="ru-RU"/>
-        </w:rPr>
-      </w:pPr>
-    </w:p>
-    <w:p>
-      <w:pPr>
-        <w:spacing w:line="360" w:lineRule="auto"/>
-        <w:jc w:val="both"/>
-        <w:rPr>
-          <w:rFonts w:ascii="Times New Roman" w:hAnsi="Times New Roman"/>
-          <w:b/>
-          <w:bCs/>
-          <w:sz w:val="28"/>
-          <w:szCs w:val="28"/>
-          <w:lang w:val="ru-RU"/>
-        </w:rPr>
-      </w:pPr>
-    </w:p>
-    <w:p>
-      <w:pPr>
-        <w:spacing w:line="360" w:lineRule="auto"/>
-        <w:ind w:firstLine="425"/>
-        <w:jc w:val="both"/>
-        <w:rPr>
-          <w:rFonts w:ascii="Times New Roman" w:hAnsi="Times New Roman"/>
-          <w:b/>
-          <w:bCs/>
-          <w:sz w:val="28"/>
-          <w:szCs w:val="28"/>
-          <w:lang w:val="ru-RU"/>
-        </w:rPr>
-      </w:pPr>
+          <w:b/>
+          <w:bCs/>
+          <w:sz w:val="28"/>
+          <w:szCs w:val="28"/>
+          <w:lang w:val="ru-RU"/>
+        </w:rPr>
+      </w:pPr>
+    </w:p>
+    <w:p>
+      <w:pPr>
+        <w:spacing w:line="360" w:lineRule="auto"/>
+        <w:ind w:firstLine="425"/>
+        <w:jc w:val="both"/>
+        <w:rPr>
+          <w:rFonts w:ascii="Times New Roman" w:hAnsi="Times New Roman"/>
+          <w:b/>
+          <w:bCs/>
+          <w:sz w:val="28"/>
+          <w:szCs w:val="28"/>
+          <w:lang w:val="ru-RU"/>
+        </w:rPr>
+      </w:pPr>
+      <w:r>
+        <w:rPr>
+          <w:rFonts w:ascii="Times New Roman" w:hAnsi="Times New Roman"/>
+          <w:b/>
+          <w:bCs/>
+          <w:sz w:val="28"/>
+          <w:szCs w:val="28"/>
+          <w:lang w:val="ru-RU"/>
+        </w:rPr>
+        <w:t>2.4.3 Логическая схема базы данных</w:t>
+      </w:r>
+    </w:p>
+    <w:p>
+      <w:pPr>
+        <w:spacing w:line="360" w:lineRule="auto"/>
+        <w:ind w:firstLine="425"/>
+        <w:jc w:val="both"/>
+        <w:rPr>
+          <w:rFonts w:ascii="Times New Roman" w:hAnsi="Times New Roman"/>
+          <w:sz w:val="28"/>
+          <w:szCs w:val="28"/>
+          <w:lang w:val="ru-RU"/>
+        </w:rPr>
+      </w:pPr>
+      <w:r>
+        <w:rPr>
+          <w:rFonts w:ascii="Times New Roman" w:hAnsi="Times New Roman"/>
+          <w:sz w:val="28"/>
+          <w:szCs w:val="28"/>
+          <w:lang w:val="ru-RU"/>
+        </w:rPr>
+        <w:t>Следующий этап проектирования подразумеваем создание логической модели будущей базы данных.</w:t>
+      </w:r>
+    </w:p>
+    <w:p>
+      <w:pPr>
+        <w:spacing w:line="360" w:lineRule="auto"/>
+        <w:ind w:firstLine="425"/>
+        <w:jc w:val="both"/>
+        <w:rPr>
+          <w:rFonts w:ascii="Times New Roman" w:hAnsi="Times New Roman"/>
+          <w:sz w:val="28"/>
+          <w:szCs w:val="28"/>
+          <w:lang w:val="ru-RU"/>
+        </w:rPr>
+      </w:pPr>
+      <w:r>
+        <w:rPr>
+          <w:rFonts w:ascii="Times New Roman" w:hAnsi="Times New Roman"/>
+          <w:sz w:val="28"/>
+          <w:szCs w:val="28"/>
+          <w:lang w:val="ru-RU"/>
+        </w:rPr>
+        <w:t>Она отражает связи и типы основных сущностей (таблиц) в базе данных и служит основой для физической схемы базы данных.</w:t>
+      </w:r>
+    </w:p>
+    <w:p>
+      <w:pPr>
+        <w:spacing w:line="360" w:lineRule="auto"/>
+        <w:ind w:firstLine="425"/>
+        <w:jc w:val="both"/>
+        <w:rPr>
+          <w:rFonts w:ascii="Times New Roman" w:hAnsi="Times New Roman"/>
+          <w:sz w:val="28"/>
+          <w:szCs w:val="28"/>
+          <w:lang w:val="ru-RU"/>
+        </w:rPr>
+      </w:pPr>
+      <w:r>
+        <w:rPr>
+          <w:rFonts w:ascii="Times New Roman" w:hAnsi="Times New Roman"/>
+          <w:sz w:val="28"/>
+          <w:szCs w:val="28"/>
+          <w:lang w:val="ru-RU"/>
+        </w:rPr>
+        <w:lastRenderedPageBreak/>
+        <w:t xml:space="preserve">Логическая схема базы данных была разработана с помощью современного </w:t>
+      </w:r>
+      <w:r>
+        <w:rPr>
+          <w:rFonts w:ascii="Times New Roman" w:hAnsi="Times New Roman"/>
+          <w:sz w:val="28"/>
+          <w:szCs w:val="28"/>
+        </w:rPr>
+        <w:t>CASE</w:t>
+      </w:r>
+      <w:r>
+        <w:rPr>
+          <w:rFonts w:ascii="Times New Roman" w:hAnsi="Times New Roman"/>
+          <w:sz w:val="28"/>
+          <w:szCs w:val="28"/>
+          <w:lang w:val="ru-RU"/>
+        </w:rPr>
+        <w:t>-</w:t>
+      </w:r>
+      <w:r>
+        <w:rPr>
+          <w:rFonts w:ascii="Times New Roman" w:hAnsi="Times New Roman"/>
+          <w:sz w:val="28"/>
+          <w:szCs w:val="28"/>
+          <w:lang w:val="ru-RU"/>
+        </w:rPr>
+        <w:t xml:space="preserve">средства </w:t>
+      </w:r>
+      <w:proofErr w:type="spellStart"/>
+      <w:r>
+        <w:rPr>
+          <w:rFonts w:ascii="Times New Roman" w:hAnsi="Times New Roman"/>
+          <w:sz w:val="28"/>
+          <w:szCs w:val="28"/>
+        </w:rPr>
+        <w:t>drawsql</w:t>
+      </w:r>
+      <w:proofErr w:type="spellEnd"/>
+      <w:r>
+        <w:rPr>
+          <w:rFonts w:ascii="Times New Roman" w:hAnsi="Times New Roman"/>
+          <w:sz w:val="28"/>
+          <w:szCs w:val="28"/>
+          <w:lang w:val="ru-RU"/>
+        </w:rPr>
+        <w:t>.</w:t>
+      </w:r>
+      <w:r>
+        <w:rPr>
+          <w:rFonts w:ascii="Times New Roman" w:hAnsi="Times New Roman"/>
+          <w:sz w:val="28"/>
+          <w:szCs w:val="28"/>
+        </w:rPr>
+        <w:t>app</w:t>
+      </w:r>
+      <w:r>
+        <w:rPr>
+          <w:rFonts w:ascii="Times New Roman" w:hAnsi="Times New Roman"/>
+          <w:sz w:val="28"/>
+          <w:szCs w:val="28"/>
+          <w:lang w:val="ru-RU"/>
+        </w:rPr>
+        <w:t xml:space="preserve">. </w:t>
+      </w:r>
+      <w:r>
+        <w:rPr>
+          <w:rFonts w:ascii="Times New Roman" w:hAnsi="Times New Roman"/>
+          <w:sz w:val="28"/>
+          <w:szCs w:val="28"/>
+          <w:lang w:val="ru-RU"/>
+        </w:rPr>
+        <w:t xml:space="preserve">Данное средство позволяет наглядно отобразить схему базы и при правильном построении экспортировать ее в </w:t>
+      </w:r>
+      <w:r>
+        <w:rPr>
+          <w:rFonts w:ascii="Times New Roman" w:hAnsi="Times New Roman"/>
+          <w:sz w:val="28"/>
+          <w:szCs w:val="28"/>
+        </w:rPr>
+        <w:t>PostgreSQL</w:t>
+      </w:r>
+      <w:r>
+        <w:rPr>
+          <w:rFonts w:ascii="Times New Roman" w:hAnsi="Times New Roman"/>
+          <w:sz w:val="28"/>
+          <w:szCs w:val="28"/>
+          <w:lang w:val="ru-RU"/>
+        </w:rPr>
+        <w:t xml:space="preserve">. </w:t>
+      </w:r>
+    </w:p>
+    <w:p>
+      <w:pPr>
+        <w:spacing w:line="360" w:lineRule="auto"/>
+        <w:ind w:firstLine="425"/>
+        <w:jc w:val="both"/>
+        <w:rPr>
+          <w:rFonts w:ascii="Times New Roman" w:hAnsi="Times New Roman"/>
+          <w:sz w:val="28"/>
+          <w:szCs w:val="28"/>
+          <w:lang w:val="ru-RU"/>
+        </w:rPr>
+      </w:pPr>
+      <w:r>
+        <w:rPr>
+          <w:rFonts w:ascii="Times New Roman" w:hAnsi="Times New Roman"/>
+          <w:sz w:val="28"/>
+          <w:szCs w:val="28"/>
+          <w:lang w:val="ru-RU"/>
+        </w:rPr>
+        <w:t>Разработанная схема приведена на рисунке 2.4.2.</w:t>
+      </w:r>
+    </w:p>
+    <w:p>
+      <w:pPr>
+        <w:spacing w:line="360" w:lineRule="auto"/>
+        <w:jc w:val="both"/>
+        <w:rPr>
+          <w:rFonts w:ascii="Times New Roman" w:hAnsi="Times New Roman"/>
+          <w:sz w:val="28"/>
+          <w:szCs w:val="28"/>
+          <w:lang w:val="ru-RU"/>
+        </w:rPr>
+      </w:pPr>
+      <w:r>
+        <w:rPr>
+          <w:rFonts w:ascii="Times New Roman" w:hAnsi="Times New Roman"/>
+          <w:sz w:val="28"/>
+          <w:szCs w:val="28"/>
+          <w:lang w:val="ru-RU"/>
+        </w:rPr>
+        <w:drawing>
+          <wp:inline distT="0" distB="0" distL="0" distR="0" wp14:anchorId="44F54F54" wp14:editId="0C00958B">
+            <wp:extent cx="6120130" cy="3235960"/>
+            <wp:effectExtent l="0" t="0" r="0" b="2540"/>
+            <wp:docPr id="10" name="Рисунок 10"/>
+            <wp:cNvGraphicFramePr>
+              <a:graphicFrameLocks xmlns:a="http://schemas.openxmlformats.org/drawingml/2006/main" noChangeAspect="1"/>
+            </wp:cNvGraphicFramePr>
+            <a:graphic xmlns:a="http://schemas.openxmlformats.org/drawingml/2006/main">
+              <a:graphicData uri="http://schemas.openxmlformats.org/drawingml/2006/picture">
+                <pic:pic xmlns:pic="http://schemas.openxmlformats.org/drawingml/2006/picture">
+                  <pic:nvPicPr>
+                    <pic:cNvPr id="1" name=""/>
+                    <pic:cNvPicPr/>
+                  </pic:nvPicPr>
+                  <pic:blipFill>
+                    <a:blip r:embed="rId21"/>
+                    <a:stretch>
+                      <a:fillRect/>
+                    </a:stretch>
+                  </pic:blipFill>
+                  <pic:spPr>
+                    <a:xfrm>
+                      <a:off x="0" y="0"/>
+                      <a:ext cx="6120130" cy="3235960"/>
+                    </a:xfrm>
+                    <a:prstGeom prst="rect">
+                      <a:avLst/>
+                    </a:prstGeom>
+                  </pic:spPr>
+                </pic:pic>
+              </a:graphicData>
+            </a:graphic>
+          </wp:inline>
+        </w:drawing>
+      </w:r>
     </w:p>
     <w:p>
       <w:pPr>
@@ -15160,6 +15147,57 @@
           <w:lang w:val="ru-RU"/>
         </w:rPr>
       </w:pPr>
+      <w:r>
+        <w:rPr>
+          <w:rFonts w:ascii="Times New Roman" w:hAnsi="Times New Roman"/>
+          <w:sz w:val="28"/>
+          <w:szCs w:val="28"/>
+          <w:lang w:val="ru-RU"/>
+        </w:rPr>
+        <w:t>Рисунок 2.4.2 – Логическая схема базы данных автосервиса</w:t>
+      </w:r>
+    </w:p>
+    <w:p>
+      <w:pPr>
+        <w:spacing w:line="360" w:lineRule="auto"/>
+        <w:ind w:firstLine="425"/>
+        <w:jc w:val="both"/>
+        <w:rPr>
+          <w:rFonts w:ascii="Times New Roman" w:hAnsi="Times New Roman"/>
+          <w:sz w:val="28"/>
+          <w:szCs w:val="28"/>
+          <w:lang w:val="ru-RU"/>
+        </w:rPr>
+      </w:pPr>
+    </w:p>
+    <w:p>
+      <w:pPr>
+        <w:spacing w:line="360" w:lineRule="auto"/>
+        <w:jc w:val="both"/>
+        <w:rPr>
+          <w:rFonts w:ascii="Times New Roman" w:hAnsi="Times New Roman"/>
+          <w:b/>
+          <w:bCs/>
+          <w:sz w:val="28"/>
+          <w:szCs w:val="28"/>
+          <w:lang w:val="ru-RU"/>
+        </w:rPr>
+      </w:pPr>
+    </w:p>
+    <w:p>
+      <w:pPr>
+        <w:spacing w:line="360" w:lineRule="auto"/>
+        <w:ind w:firstLine="425"/>
+        <w:jc w:val="both"/>
+        <w:rPr>
+          <w:rFonts w:ascii="Times New Roman" w:hAnsi="Times New Roman"/>
+          <w:b/>
+          <w:bCs/>
+          <w:sz w:val="28"/>
+          <w:szCs w:val="28"/>
+          <w:lang w:val="ru-RU"/>
+        </w:rPr>
+      </w:pPr>
     </w:p>
     <w:p>
       <w:pPr>
@@ -15178,6 +15216,19 @@
       <w:pPr>
         <w:spacing w:line="360" w:lineRule="auto"/>
         <w:ind w:firstLine="425"/>
+        <w:jc w:val="center"/>
+        <w:rPr>
+          <w:rFonts w:ascii="Times New Roman" w:hAnsi="Times New Roman"/>
+          <w:sz w:val="28"/>
+          <w:szCs w:val="28"/>
+          <w:lang w:val="ru-RU"/>
+        </w:rPr>
+      </w:pPr>
+    </w:p>
+    <w:p>
+      <w:pPr>
+        <w:spacing w:line="360" w:lineRule="auto"/>
+        <w:ind w:firstLine="425"/>
         <w:jc w:val="both"/>
         <w:rPr>
           <w:rFonts w:ascii="Times New Roman" w:hAnsi="Times New Roman"/>
@@ -15199,7 +15250,7 @@
       </w:pPr>
     </w:p>
     <w:sectPr>
-      <w:footerReference w:type="default" r:id="rId21"/>
+      <w:footerReference w:type="default" r:id="rId22"/>
       <w:pgSz w:w="11906" w:h="16838"/>
       <w:pgMar w:top="1134" w:right="567" w:bottom="1134" w:left="1701" w:header="709" w:footer="709" w:gutter="0"/>
       <w:pgNumType w:start="2"/>
@@ -15211,7 +15262,7 @@
 </file>
 
 <file path=word/endnotes.xml><?xml version="1.0" encoding="utf-8"?>
-<w:endnotes xmlns:wpc="http://schemas.microsoft.com/office/word/2010/wordprocessingCanvas" xmlns:cx="http://schemas.microsoft.com/office/drawing/2014/chartex" xmlns:cx1="http://schemas.microsoft.com/office/drawing/2015/9/8/chartex" xmlns:cx2="http://schemas.microsoft.com/office/drawing/2015/10/21/chartex" xmlns:cx3="http://schemas.microsoft.com/office/drawing/2016/5/9/chartex" xmlns:cx4="http://schemas.microsoft.com/office/drawing/2016/5/10/chartex" xmlns:cx5="http://schemas.microsoft.com/office/drawing/2016/5/11/chartex" xmlns:cx6="http://schemas.microsoft.com/office/drawing/2016/5/12/chartex" xmlns:cx7="http://schemas.microsoft.com/office/drawing/2016/5/13/chartex" xmlns:cx8="http://schemas.microsoft.com/office/drawing/2016/5/14/chartex" xmlns:mc="http://schemas.openxmlformats.org/markup-compatibility/2006" xmlns:aink="http://schemas.microsoft.com/office/drawing/2016/ink" xmlns:am3d="http://schemas.microsoft.com/office/drawing/2017/model3d" xmlns:o="urn:schemas-microsoft-com:office:office" xmlns:oel="http://schemas.microsoft.com/office/2019/extlst" xmlns:r="http://schemas.openxmlformats.org/officeDocument/2006/relationships" xmlns:m="http://schemas.openxmlformats.org/officeDocument/2006/math" xmlns:v="urn:schemas-microsoft-com:vml" xmlns:wp14="http://schemas.microsoft.com/office/word/2010/wordprocessingDrawing" xmlns:wp="http://schemas.openxmlformats.org/drawingml/2006/wordprocessingDrawing" xmlns:w10="urn:schemas-microsoft-com:office:word" xmlns:w="http://schemas.openxmlformats.org/wordprocessingml/2006/main" xmlns:w14="http://schemas.microsoft.com/office/word/2010/wordml" xmlns:w15="http://schemas.microsoft.com/office/word/2012/wordml" xmlns:w16cex="http://schemas.microsoft.com/office/word/2018/wordml/cex" xmlns:w16cid="http://schemas.microsoft.com/office/word/2016/wordml/cid" xmlns:w16="http://schemas.microsoft.com/office/word/2018/wordml" xmlns:w16sdtdh="http://schemas.microsoft.com/office/word/2020/wordml/sdtdatahash" xmlns:w16se="http://schemas.microsoft.com/office/word/2015/wordml/symex" xmlns:wpg="http://schemas.microsoft.com/office/word/2010/wordprocessingGroup" xmlns:wpi="http://schemas.microsoft.com/office/word/2010/wordprocessingInk" xmlns:wne="http://schemas.microsoft.com/office/word/2006/wordml" xmlns:wps="http://schemas.microsoft.com/office/word/2010/wordprocessingShape" mc:Ignorable="w14 w15 w16se w16cid w16 w16cex w16sdtdh wp14">
+<w:endnotes xmlns:wpc="http://schemas.microsoft.com/office/word/2010/wordprocessingCanvas" xmlns:cx="http://schemas.microsoft.com/office/drawing/2014/chartex" xmlns:cx1="http://schemas.microsoft.com/office/drawing/2015/9/8/chartex" xmlns:cx2="http://schemas.microsoft.com/office/drawing/2015/10/21/chartex" xmlns:cx3="http://schemas.microsoft.com/office/drawing/2016/5/9/chartex" xmlns:cx4="http://schemas.microsoft.com/office/drawing/2016/5/10/chartex" xmlns:cx5="http://schemas.microsoft.com/office/drawing/2016/5/11/chartex" xmlns:cx6="http://schemas.microsoft.com/office/drawing/2016/5/12/chartex" xmlns:cx7="http://schemas.microsoft.com/office/drawing/2016/5/13/chartex" xmlns:cx8="http://schemas.microsoft.com/office/drawing/2016/5/14/chartex" xmlns:mc="http://schemas.openxmlformats.org/markup-compatibility/2006" xmlns:aink="http://schemas.microsoft.com/office/drawing/2016/ink" xmlns:am3d="http://schemas.microsoft.com/office/drawing/2017/model3d" xmlns:o="urn:schemas-microsoft-com:office:office" xmlns:r="http://schemas.openxmlformats.org/officeDocument/2006/relationships" xmlns:m="http://schemas.openxmlformats.org/officeDocument/2006/math" xmlns:v="urn:schemas-microsoft-com:vml" xmlns:wp14="http://schemas.microsoft.com/office/word/2010/wordprocessingDrawing" xmlns:wp="http://schemas.openxmlformats.org/drawingml/2006/wordprocessingDrawing" xmlns:w10="urn:schemas-microsoft-com:office:word" xmlns:w="http://schemas.openxmlformats.org/wordprocessingml/2006/main" xmlns:w14="http://schemas.microsoft.com/office/word/2010/wordml" xmlns:w15="http://schemas.microsoft.com/office/word/2012/wordml" xmlns:w16cex="http://schemas.microsoft.com/office/word/2018/wordml/cex" xmlns:w16cid="http://schemas.microsoft.com/office/word/2016/wordml/cid" xmlns:w16="http://schemas.microsoft.com/office/word/2018/wordml" xmlns:w16sdtdh="http://schemas.microsoft.com/office/word/2020/wordml/sdtdatahash" xmlns:w16se="http://schemas.microsoft.com/office/word/2015/wordml/symex" xmlns:wpg="http://schemas.microsoft.com/office/word/2010/wordprocessingGroup" xmlns:wpi="http://schemas.microsoft.com/office/word/2010/wordprocessingInk" xmlns:wne="http://schemas.microsoft.com/office/word/2006/wordml" xmlns:wps="http://schemas.microsoft.com/office/word/2010/wordprocessingShape" mc:Ignorable="w14 w15 w16se w16cid w16 w16cex w16sdtdh wp14">
   <w:endnote w:type="separator" w:id="-1">
     <w:p>
       <w:r>
@@ -15230,7 +15281,7 @@
 </file>
 
 <file path=word/footer1.xml><?xml version="1.0" encoding="utf-8"?>
-<w:ftr xmlns:wpc="http://schemas.microsoft.com/office/word/2010/wordprocessingCanvas" xmlns:cx="http://schemas.microsoft.com/office/drawing/2014/chartex" xmlns:cx1="http://schemas.microsoft.com/office/drawing/2015/9/8/chartex" xmlns:cx2="http://schemas.microsoft.com/office/drawing/2015/10/21/chartex" xmlns:cx3="http://schemas.microsoft.com/office/drawing/2016/5/9/chartex" xmlns:cx4="http://schemas.microsoft.com/office/drawing/2016/5/10/chartex" xmlns:cx5="http://schemas.microsoft.com/office/drawing/2016/5/11/chartex" xmlns:cx6="http://schemas.microsoft.com/office/drawing/2016/5/12/chartex" xmlns:cx7="http://schemas.microsoft.com/office/drawing/2016/5/13/chartex" xmlns:cx8="http://schemas.microsoft.com/office/drawing/2016/5/14/chartex" xmlns:mc="http://schemas.openxmlformats.org/markup-compatibility/2006" xmlns:aink="http://schemas.microsoft.com/office/drawing/2016/ink" xmlns:am3d="http://schemas.microsoft.com/office/drawing/2017/model3d" xmlns:o="urn:schemas-microsoft-com:office:office" xmlns:oel="http://schemas.microsoft.com/office/2019/extlst" xmlns:r="http://schemas.openxmlformats.org/officeDocument/2006/relationships" xmlns:m="http://schemas.openxmlformats.org/officeDocument/2006/math" xmlns:v="urn:schemas-microsoft-com:vml" xmlns:wp14="http://schemas.microsoft.com/office/word/2010/wordprocessingDrawing" xmlns:wp="http://schemas.openxmlformats.org/drawingml/2006/wordprocessingDrawing" xmlns:w10="urn:schemas-microsoft-com:office:word" xmlns:w="http://schemas.openxmlformats.org/wordprocessingml/2006/main" xmlns:w14="http://schemas.microsoft.com/office/word/2010/wordml" xmlns:w15="http://schemas.microsoft.com/office/word/2012/wordml" xmlns:w16cex="http://schemas.microsoft.com/office/word/2018/wordml/cex" xmlns:w16cid="http://schemas.microsoft.com/office/word/2016/wordml/cid" xmlns:w16="http://schemas.microsoft.com/office/word/2018/wordml" xmlns:w16sdtdh="http://schemas.microsoft.com/office/word/2020/wordml/sdtdatahash" xmlns:w16se="http://schemas.microsoft.com/office/word/2015/wordml/symex" xmlns:wpg="http://schemas.microsoft.com/office/word/2010/wordprocessingGroup" xmlns:wpi="http://schemas.microsoft.com/office/word/2010/wordprocessingInk" xmlns:wne="http://schemas.microsoft.com/office/word/2006/wordml" xmlns:wps="http://schemas.microsoft.com/office/word/2010/wordprocessingShape" mc:Ignorable="w14 w15 w16se w16cid w16 w16cex w16sdtdh wp14">
+<w:ftr xmlns:wpc="http://schemas.microsoft.com/office/word/2010/wordprocessingCanvas" xmlns:cx="http://schemas.microsoft.com/office/drawing/2014/chartex" xmlns:cx1="http://schemas.microsoft.com/office/drawing/2015/9/8/chartex" xmlns:cx2="http://schemas.microsoft.com/office/drawing/2015/10/21/chartex" xmlns:cx3="http://schemas.microsoft.com/office/drawing/2016/5/9/chartex" xmlns:cx4="http://schemas.microsoft.com/office/drawing/2016/5/10/chartex" xmlns:cx5="http://schemas.microsoft.com/office/drawing/2016/5/11/chartex" xmlns:cx6="http://schemas.microsoft.com/office/drawing/2016/5/12/chartex" xmlns:cx7="http://schemas.microsoft.com/office/drawing/2016/5/13/chartex" xmlns:cx8="http://schemas.microsoft.com/office/drawing/2016/5/14/chartex" xmlns:mc="http://schemas.openxmlformats.org/markup-compatibility/2006" xmlns:aink="http://schemas.microsoft.com/office/drawing/2016/ink" xmlns:am3d="http://schemas.microsoft.com/office/drawing/2017/model3d" xmlns:o="urn:schemas-microsoft-com:office:office" xmlns:r="http://schemas.openxmlformats.org/officeDocument/2006/relationships" xmlns:m="http://schemas.openxmlformats.org/officeDocument/2006/math" xmlns:v="urn:schemas-microsoft-com:vml" xmlns:wp14="http://schemas.microsoft.com/office/word/2010/wordprocessingDrawing" xmlns:wp="http://schemas.openxmlformats.org/drawingml/2006/wordprocessingDrawing" xmlns:w10="urn:schemas-microsoft-com:office:word" xmlns:w="http://schemas.openxmlformats.org/wordprocessingml/2006/main" xmlns:w14="http://schemas.microsoft.com/office/word/2010/wordml" xmlns:w15="http://schemas.microsoft.com/office/word/2012/wordml" xmlns:w16cex="http://schemas.microsoft.com/office/word/2018/wordml/cex" xmlns:w16cid="http://schemas.microsoft.com/office/word/2016/wordml/cid" xmlns:w16="http://schemas.microsoft.com/office/word/2018/wordml" xmlns:w16sdtdh="http://schemas.microsoft.com/office/word/2020/wordml/sdtdatahash" xmlns:w16se="http://schemas.microsoft.com/office/word/2015/wordml/symex" xmlns:wpg="http://schemas.microsoft.com/office/word/2010/wordprocessingGroup" xmlns:wpi="http://schemas.microsoft.com/office/word/2010/wordprocessingInk" xmlns:wne="http://schemas.microsoft.com/office/word/2006/wordml" xmlns:wps="http://schemas.microsoft.com/office/word/2010/wordprocessingShape" mc:Ignorable="w14 w15 w16se w16cid w16 w16cex w16sdtdh wp14">
   <w:sdt>
     <w:sdtPr>
       <w:id w:val="170926113"/>
@@ -15239,6 +15290,7 @@
         <w:docPartUnique/>
       </w:docPartObj>
     </w:sdtPr>
+    <w:sdtEndPr/>
     <w:sdtContent>
       <w:p>
         <w:pPr>
@@ -15275,7 +15327,7 @@
 </file>
 
 <file path=word/footnotes.xml><?xml version="1.0" encoding="utf-8"?>
-<w:footnotes xmlns:wpc="http://schemas.microsoft.com/office/word/2010/wordprocessingCanvas" xmlns:cx="http://schemas.microsoft.com/office/drawing/2014/chartex" xmlns:cx1="http://schemas.microsoft.com/office/drawing/2015/9/8/chartex" xmlns:cx2="http://schemas.microsoft.com/office/drawing/2015/10/21/chartex" xmlns:cx3="http://schemas.microsoft.com/office/drawing/2016/5/9/chartex" xmlns:cx4="http://schemas.microsoft.com/office/drawing/2016/5/10/chartex" xmlns:cx5="http://schemas.microsoft.com/office/drawing/2016/5/11/chartex" xmlns:cx6="http://schemas.microsoft.com/office/drawing/2016/5/12/chartex" xmlns:cx7="http://schemas.microsoft.com/office/drawing/2016/5/13/chartex" xmlns:cx8="http://schemas.microsoft.com/office/drawing/2016/5/14/chartex" xmlns:mc="http://schemas.openxmlformats.org/markup-compatibility/2006" xmlns:aink="http://schemas.microsoft.com/office/drawing/2016/ink" xmlns:am3d="http://schemas.microsoft.com/office/drawing/2017/model3d" xmlns:o="urn:schemas-microsoft-com:office:office" xmlns:oel="http://schemas.microsoft.com/office/2019/extlst" xmlns:r="http://schemas.openxmlformats.org/officeDocument/2006/relationships" xmlns:m="http://schemas.openxmlformats.org/officeDocument/2006/math" xmlns:v="urn:schemas-microsoft-com:vml" xmlns:wp14="http://schemas.microsoft.com/office/word/2010/wordprocessingDrawing" xmlns:wp="http://schemas.openxmlformats.org/drawingml/2006/wordprocessingDrawing" xmlns:w10="urn:schemas-microsoft-com:office:word" xmlns:w="http://schemas.openxmlformats.org/wordprocessingml/2006/main" xmlns:w14="http://schemas.microsoft.com/office/word/2010/wordml" xmlns:w15="http://schemas.microsoft.com/office/word/2012/wordml" xmlns:w16cex="http://schemas.microsoft.com/office/word/2018/wordml/cex" xmlns:w16cid="http://schemas.microsoft.com/office/word/2016/wordml/cid" xmlns:w16="http://schemas.microsoft.com/office/word/2018/wordml" xmlns:w16sdtdh="http://schemas.microsoft.com/office/word/2020/wordml/sdtdatahash" xmlns:w16se="http://schemas.microsoft.com/office/word/2015/wordml/symex" xmlns:wpg="http://schemas.microsoft.com/office/word/2010/wordprocessingGroup" xmlns:wpi="http://schemas.microsoft.com/office/word/2010/wordprocessingInk" xmlns:wne="http://schemas.microsoft.com/office/word/2006/wordml" xmlns:wps="http://schemas.microsoft.com/office/word/2010/wordprocessingShape" mc:Ignorable="w14 w15 w16se w16cid w16 w16cex w16sdtdh wp14">
+<w:footnotes xmlns:wpc="http://schemas.microsoft.com/office/word/2010/wordprocessingCanvas" xmlns:cx="http://schemas.microsoft.com/office/drawing/2014/chartex" xmlns:cx1="http://schemas.microsoft.com/office/drawing/2015/9/8/chartex" xmlns:cx2="http://schemas.microsoft.com/office/drawing/2015/10/21/chartex" xmlns:cx3="http://schemas.microsoft.com/office/drawing/2016/5/9/chartex" xmlns:cx4="http://schemas.microsoft.com/office/drawing/2016/5/10/chartex" xmlns:cx5="http://schemas.microsoft.com/office/drawing/2016/5/11/chartex" xmlns:cx6="http://schemas.microsoft.com/office/drawing/2016/5/12/chartex" xmlns:cx7="http://schemas.microsoft.com/office/drawing/2016/5/13/chartex" xmlns:cx8="http://schemas.microsoft.com/office/drawing/2016/5/14/chartex" xmlns:mc="http://schemas.openxmlformats.org/markup-compatibility/2006" xmlns:aink="http://schemas.microsoft.com/office/drawing/2016/ink" xmlns:am3d="http://schemas.microsoft.com/office/drawing/2017/model3d" xmlns:o="urn:schemas-microsoft-com:office:office" xmlns:r="http://schemas.openxmlformats.org/officeDocument/2006/relationships" xmlns:m="http://schemas.openxmlformats.org/officeDocument/2006/math" xmlns:v="urn:schemas-microsoft-com:vml" xmlns:wp14="http://schemas.microsoft.com/office/word/2010/wordprocessingDrawing" xmlns:wp="http://schemas.openxmlformats.org/drawingml/2006/wordprocessingDrawing" xmlns:w10="urn:schemas-microsoft-com:office:word" xmlns:w="http://schemas.openxmlformats.org/wordprocessingml/2006/main" xmlns:w14="http://schemas.microsoft.com/office/word/2010/wordml" xmlns:w15="http://schemas.microsoft.com/office/word/2012/wordml" xmlns:w16cex="http://schemas.microsoft.com/office/word/2018/wordml/cex" xmlns:w16cid="http://schemas.microsoft.com/office/word/2016/wordml/cid" xmlns:w16="http://schemas.microsoft.com/office/word/2018/wordml" xmlns:w16sdtdh="http://schemas.microsoft.com/office/word/2020/wordml/sdtdatahash" xmlns:w16se="http://schemas.microsoft.com/office/word/2015/wordml/symex" xmlns:wpg="http://schemas.microsoft.com/office/word/2010/wordprocessingGroup" xmlns:wpi="http://schemas.microsoft.com/office/word/2010/wordprocessingInk" xmlns:wne="http://schemas.microsoft.com/office/word/2006/wordml" xmlns:wps="http://schemas.microsoft.com/office/word/2010/wordprocessingShape" mc:Ignorable="w14 w15 w16se w16cid w16 w16cex w16sdtdh wp14">
   <w:footnote w:type="separator" w:id="-1">
     <w:p>
       <w:r>
@@ -15294,7 +15346,7 @@
 </file>
 
 <file path=word/numbering.xml><?xml version="1.0" encoding="utf-8"?>
-<w:numbering xmlns:wpc="http://schemas.microsoft.com/office/word/2010/wordprocessingCanvas" xmlns:cx="http://schemas.microsoft.com/office/drawing/2014/chartex" xmlns:cx1="http://schemas.microsoft.com/office/drawing/2015/9/8/chartex" xmlns:cx2="http://schemas.microsoft.com/office/drawing/2015/10/21/chartex" xmlns:cx3="http://schemas.microsoft.com/office/drawing/2016/5/9/chartex" xmlns:cx4="http://schemas.microsoft.com/office/drawing/2016/5/10/chartex" xmlns:cx5="http://schemas.microsoft.com/office/drawing/2016/5/11/chartex" xmlns:cx6="http://schemas.microsoft.com/office/drawing/2016/5/12/chartex" xmlns:cx7="http://schemas.microsoft.com/office/drawing/2016/5/13/chartex" xmlns:cx8="http://schemas.microsoft.com/office/drawing/2016/5/14/chartex" xmlns:mc="http://schemas.openxmlformats.org/markup-compatibility/2006" xmlns:aink="http://schemas.microsoft.com/office/drawing/2016/ink" xmlns:am3d="http://schemas.microsoft.com/office/drawing/2017/model3d" xmlns:o="urn:schemas-microsoft-com:office:office" xmlns:oel="http://schemas.microsoft.com/office/2019/extlst" xmlns:r="http://schemas.openxmlformats.org/officeDocument/2006/relationships" xmlns:m="http://schemas.openxmlformats.org/officeDocument/2006/math" xmlns:v="urn:schemas-microsoft-com:vml" xmlns:wp14="http://schemas.microsoft.com/office/word/2010/wordprocessingDrawing" xmlns:wp="http://schemas.openxmlformats.org/drawingml/2006/wordprocessingDrawing" xmlns:w10="urn:schemas-microsoft-com:office:word" xmlns:w="http://schemas.openxmlformats.org/wordprocessingml/2006/main" xmlns:w14="http://schemas.microsoft.com/office/word/2010/wordml" xmlns:w15="http://schemas.microsoft.com/office/word/2012/wordml" xmlns:w16cex="http://schemas.microsoft.com/office/word/2018/wordml/cex" xmlns:w16cid="http://schemas.microsoft.com/office/word/2016/wordml/cid" xmlns:w16="http://schemas.microsoft.com/office/word/2018/wordml" xmlns:w16sdtdh="http://schemas.microsoft.com/office/word/2020/wordml/sdtdatahash" xmlns:w16se="http://schemas.microsoft.com/office/word/2015/wordml/symex" xmlns:wpg="http://schemas.microsoft.com/office/word/2010/wordprocessingGroup" xmlns:wpi="http://schemas.microsoft.com/office/word/2010/wordprocessingInk" xmlns:wne="http://schemas.microsoft.com/office/word/2006/wordml" xmlns:wps="http://schemas.microsoft.com/office/word/2010/wordprocessingShape" mc:Ignorable="w14 w15 w16se w16cid w16 w16cex w16sdtdh wp14">
+<w:numbering xmlns:wpc="http://schemas.microsoft.com/office/word/2010/wordprocessingCanvas" xmlns:cx="http://schemas.microsoft.com/office/drawing/2014/chartex" xmlns:cx1="http://schemas.microsoft.com/office/drawing/2015/9/8/chartex" xmlns:cx2="http://schemas.microsoft.com/office/drawing/2015/10/21/chartex" xmlns:cx3="http://schemas.microsoft.com/office/drawing/2016/5/9/chartex" xmlns:cx4="http://schemas.microsoft.com/office/drawing/2016/5/10/chartex" xmlns:cx5="http://schemas.microsoft.com/office/drawing/2016/5/11/chartex" xmlns:cx6="http://schemas.microsoft.com/office/drawing/2016/5/12/chartex" xmlns:cx7="http://schemas.microsoft.com/office/drawing/2016/5/13/chartex" xmlns:cx8="http://schemas.microsoft.com/office/drawing/2016/5/14/chartex" xmlns:mc="http://schemas.openxmlformats.org/markup-compatibility/2006" xmlns:aink="http://schemas.microsoft.com/office/drawing/2016/ink" xmlns:am3d="http://schemas.microsoft.com/office/drawing/2017/model3d" xmlns:o="urn:schemas-microsoft-com:office:office" xmlns:r="http://schemas.openxmlformats.org/officeDocument/2006/relationships" xmlns:m="http://schemas.openxmlformats.org/officeDocument/2006/math" xmlns:v="urn:schemas-microsoft-com:vml" xmlns:wp14="http://schemas.microsoft.com/office/word/2010/wordprocessingDrawing" xmlns:wp="http://schemas.openxmlformats.org/drawingml/2006/wordprocessingDrawing" xmlns:w10="urn:schemas-microsoft-com:office:word" xmlns:w="http://schemas.openxmlformats.org/wordprocessingml/2006/main" xmlns:w14="http://schemas.microsoft.com/office/word/2010/wordml" xmlns:w15="http://schemas.microsoft.com/office/word/2012/wordml" xmlns:w16cex="http://schemas.microsoft.com/office/word/2018/wordml/cex" xmlns:w16cid="http://schemas.microsoft.com/office/word/2016/wordml/cid" xmlns:w16="http://schemas.microsoft.com/office/word/2018/wordml" xmlns:w16sdtdh="http://schemas.microsoft.com/office/word/2020/wordml/sdtdatahash" xmlns:w16se="http://schemas.microsoft.com/office/word/2015/wordml/symex" xmlns:wpg="http://schemas.microsoft.com/office/word/2010/wordprocessingGroup" xmlns:wpi="http://schemas.microsoft.com/office/word/2010/wordprocessingInk" xmlns:wne="http://schemas.microsoft.com/office/word/2006/wordml" xmlns:wps="http://schemas.microsoft.com/office/word/2010/wordprocessingShape" mc:Ignorable="w14 w15 w16se w16cid w16 w16cex w16sdtdh wp14">
   <w:abstractNum w:abstractNumId="0" w15:restartNumberingAfterBreak="0">
     <w:nsid w:val="03754252"/>
     <w:multiLevelType w:val="hybridMultilevel"/>
@@ -18590,115 +18642,115 @@
       </w:pPr>
     </w:lvl>
   </w:abstractNum>
-  <w:num w:numId="1" w16cid:durableId="1378047653">
+  <w:num w:numId="1">
     <w:abstractNumId w:val="12"/>
   </w:num>
-  <w:num w:numId="2" w16cid:durableId="2017346029">
+  <w:num w:numId="2">
     <w:abstractNumId w:val="5"/>
   </w:num>
-  <w:num w:numId="3" w16cid:durableId="1769082469">
+  <w:num w:numId="3">
     <w:abstractNumId w:val="9"/>
   </w:num>
-  <w:num w:numId="4" w16cid:durableId="1509058966">
+  <w:num w:numId="4">
     <w:abstractNumId w:val="26"/>
   </w:num>
-  <w:num w:numId="5" w16cid:durableId="162815654">
+  <w:num w:numId="5">
     <w:abstractNumId w:val="21"/>
   </w:num>
-  <w:num w:numId="6" w16cid:durableId="1989430850">
+  <w:num w:numId="6">
     <w:abstractNumId w:val="15"/>
   </w:num>
-  <w:num w:numId="7" w16cid:durableId="1553080734">
+  <w:num w:numId="7">
     <w:abstractNumId w:val="14"/>
   </w:num>
-  <w:num w:numId="8" w16cid:durableId="1166827379">
+  <w:num w:numId="8">
     <w:abstractNumId w:val="27"/>
   </w:num>
-  <w:num w:numId="9" w16cid:durableId="1156188999">
+  <w:num w:numId="9">
     <w:abstractNumId w:val="13"/>
   </w:num>
-  <w:num w:numId="10" w16cid:durableId="1943797933">
+  <w:num w:numId="10">
     <w:abstractNumId w:val="23"/>
   </w:num>
-  <w:num w:numId="11" w16cid:durableId="202063003">
+  <w:num w:numId="11">
     <w:abstractNumId w:val="18"/>
   </w:num>
-  <w:num w:numId="12" w16cid:durableId="1261335715">
+  <w:num w:numId="12">
     <w:abstractNumId w:val="4"/>
   </w:num>
-  <w:num w:numId="13" w16cid:durableId="342703627">
+  <w:num w:numId="13">
     <w:abstractNumId w:val="7"/>
   </w:num>
-  <w:num w:numId="14" w16cid:durableId="1876961432">
+  <w:num w:numId="14">
     <w:abstractNumId w:val="16"/>
   </w:num>
-  <w:num w:numId="15" w16cid:durableId="54280974">
+  <w:num w:numId="15">
     <w:abstractNumId w:val="19"/>
   </w:num>
-  <w:num w:numId="16" w16cid:durableId="199367674">
+  <w:num w:numId="16">
     <w:abstractNumId w:val="30"/>
   </w:num>
-  <w:num w:numId="17" w16cid:durableId="189803988">
+  <w:num w:numId="17">
     <w:abstractNumId w:val="34"/>
   </w:num>
-  <w:num w:numId="18" w16cid:durableId="1856650700">
+  <w:num w:numId="18">
     <w:abstractNumId w:val="22"/>
   </w:num>
-  <w:num w:numId="19" w16cid:durableId="525292479">
+  <w:num w:numId="19">
     <w:abstractNumId w:val="24"/>
   </w:num>
-  <w:num w:numId="20" w16cid:durableId="506021524">
+  <w:num w:numId="20">
     <w:abstractNumId w:val="2"/>
   </w:num>
-  <w:num w:numId="21" w16cid:durableId="1539244776">
+  <w:num w:numId="21">
     <w:abstractNumId w:val="11"/>
   </w:num>
-  <w:num w:numId="22" w16cid:durableId="953055500">
+  <w:num w:numId="22">
     <w:abstractNumId w:val="32"/>
   </w:num>
-  <w:num w:numId="23" w16cid:durableId="1647667288">
+  <w:num w:numId="23">
     <w:abstractNumId w:val="25"/>
   </w:num>
-  <w:num w:numId="24" w16cid:durableId="21251266">
+  <w:num w:numId="24">
     <w:abstractNumId w:val="28"/>
   </w:num>
-  <w:num w:numId="25" w16cid:durableId="1540118791">
+  <w:num w:numId="25">
     <w:abstractNumId w:val="8"/>
   </w:num>
-  <w:num w:numId="26" w16cid:durableId="1363744146">
+  <w:num w:numId="26">
     <w:abstractNumId w:val="17"/>
   </w:num>
-  <w:num w:numId="27" w16cid:durableId="406348428">
+  <w:num w:numId="27">
     <w:abstractNumId w:val="20"/>
   </w:num>
-  <w:num w:numId="28" w16cid:durableId="158619280">
+  <w:num w:numId="28">
     <w:abstractNumId w:val="10"/>
   </w:num>
-  <w:num w:numId="29" w16cid:durableId="1555198056">
+  <w:num w:numId="29">
     <w:abstractNumId w:val="3"/>
   </w:num>
-  <w:num w:numId="30" w16cid:durableId="1246956257">
+  <w:num w:numId="30">
     <w:abstractNumId w:val="0"/>
   </w:num>
-  <w:num w:numId="31" w16cid:durableId="987395635">
+  <w:num w:numId="31">
     <w:abstractNumId w:val="29"/>
   </w:num>
-  <w:num w:numId="32" w16cid:durableId="1090540323">
+  <w:num w:numId="32">
     <w:abstractNumId w:val="36"/>
   </w:num>
-  <w:num w:numId="33" w16cid:durableId="358287993">
+  <w:num w:numId="33">
     <w:abstractNumId w:val="6"/>
   </w:num>
-  <w:num w:numId="34" w16cid:durableId="588343607">
+  <w:num w:numId="34">
     <w:abstractNumId w:val="31"/>
   </w:num>
-  <w:num w:numId="35" w16cid:durableId="1642611015">
+  <w:num w:numId="35">
     <w:abstractNumId w:val="1"/>
   </w:num>
-  <w:num w:numId="36" w16cid:durableId="562302562">
+  <w:num w:numId="36">
     <w:abstractNumId w:val="35"/>
   </w:num>
-  <w:num w:numId="37" w16cid:durableId="404886782">
+  <w:num w:numId="37">
     <w:abstractNumId w:val="33"/>
   </w:num>
 </w:numbering>
@@ -19183,6 +19235,7 @@
   <w:style w:type="character" w:default="1" w:styleId="a0">
     <w:name w:val="Default Paragraph Font"/>
     <w:uiPriority w:val="1"/>
+    <w:semiHidden/>
     <w:unhideWhenUsed/>
   </w:style>
   <w:style w:type="table" w:default="1" w:styleId="a1">
